--- a/Зыков/Для курсовой/Курсовая_работа_Харченко.К.А_ИС_23-9-1.docx
+++ b/Зыков/Для курсовой/Курсовая_работа_Харченко.К.А_ИС_23-9-1.docx
@@ -3,16 +3,39 @@
 <w:document xmlns:wpc="http://schemas.microsoft.com/office/word/2010/wordprocessingCanvas" xmlns:cx="http://schemas.microsoft.com/office/drawing/2014/chartex" xmlns:cx1="http://schemas.microsoft.com/office/drawing/2015/9/8/chartex" xmlns:cx2="http://schemas.microsoft.com/office/drawing/2015/10/21/chartex" xmlns:cx3="http://schemas.microsoft.com/office/drawing/2016/5/9/chartex" xmlns:cx4="http://schemas.microsoft.com/office/drawing/2016/5/10/chartex" xmlns:cx5="http://schemas.microsoft.com/office/drawing/2016/5/11/chartex" xmlns:cx6="http://schemas.microsoft.com/office/drawing/2016/5/12/chartex" xmlns:cx7="http://schemas.microsoft.com/office/drawing/2016/5/13/chartex" xmlns:cx8="http://schemas.microsoft.com/office/drawing/2016/5/14/chartex" xmlns:mc="http://schemas.openxmlformats.org/markup-compatibility/2006" xmlns:aink="http://schemas.microsoft.com/office/drawing/2016/ink" xmlns:am3d="http://schemas.microsoft.com/office/drawing/2017/model3d" xmlns:o="urn:schemas-microsoft-com:office:office" xmlns:r="http://schemas.openxmlformats.org/officeDocument/2006/relationships" xmlns:m="http://schemas.openxmlformats.org/officeDocument/2006/math" xmlns:v="urn:schemas-microsoft-com:vml" xmlns:wp14="http://schemas.microsoft.com/office/word/2010/wordprocessingDrawing" xmlns:wp="http://schemas.openxmlformats.org/drawingml/2006/wordprocessingDrawing" xmlns:w10="urn:schemas-microsoft-com:office:word" xmlns:w="http://schemas.openxmlformats.org/wordprocessingml/2006/main" xmlns:w14="http://schemas.microsoft.com/office/word/2010/wordml" xmlns:w15="http://schemas.microsoft.com/office/word/2012/wordml" xmlns:w16cex="http://schemas.microsoft.com/office/word/2018/wordml/cex" xmlns:w16cid="http://schemas.microsoft.com/office/word/2016/wordml/cid" xmlns:w16="http://schemas.microsoft.com/office/word/2018/wordml" xmlns:w16sdtdh="http://schemas.microsoft.com/office/word/2020/wordml/sdtdatahash" xmlns:w16se="http://schemas.microsoft.com/office/word/2015/wordml/symex" xmlns:wpg="http://schemas.microsoft.com/office/word/2010/wordprocessingGroup" xmlns:wpi="http://schemas.microsoft.com/office/word/2010/wordprocessingInk" xmlns:wne="http://schemas.microsoft.com/office/word/2006/wordml" xmlns:wps="http://schemas.microsoft.com/office/word/2010/wordprocessingShape" mc:Ignorable="w14 w15 w16se w16cid w16 w16cex w16sdtdh wp14">
   <w:body>
     <w:p>
-      <w:fldSimple w:instr=" TOC \o &quot;1-2&quot; \h \z \u ">
-        <w:r>
-          <w:rPr>
-            <w:b/>
-            <w:bCs/>
-            <w:noProof/>
-          </w:rPr>
-          <w:t>Элементы оглавления не найдены.</w:t>
-        </w:r>
-      </w:fldSimple>
+      <w:pPr>
+        <w:pStyle w:val="1"/>
+      </w:pPr>
+      <w:r>
+        <w:t>СОДЕРЖАНИЕ</w:t>
+      </w:r>
+    </w:p>
+    <w:p>
+      <w:r>
+        <w:fldChar w:fldCharType="begin"/>
+      </w:r>
+      <w:r>
+        <w:instrText xml:space="preserve"> TOC \o "1-2" \h \z \u </w:instrText>
+      </w:r>
+      <w:r>
+        <w:fldChar w:fldCharType="separate"/>
+      </w:r>
+      <w:r>
+        <w:rPr>
+          <w:b/>
+          <w:bCs/>
+          <w:noProof/>
+        </w:rPr>
+        <w:t>Элементы оглавления не найдены.</w:t>
+      </w:r>
+      <w:r>
+        <w:rPr>
+          <w:b/>
+          <w:bCs/>
+          <w:noProof/>
+        </w:rPr>
+        <w:fldChar w:fldCharType="end"/>
+      </w:r>
     </w:p>
     <w:p>
       <w:pPr>
@@ -30,7 +53,7 @@
       </w:pPr>
       <w:r>
         <w:lastRenderedPageBreak/>
-        <w:t>Введение</w:t>
+        <w:t>ВВЕДЕНИЕ</w:t>
       </w:r>
     </w:p>
     <w:p/>
@@ -76,6 +99,102 @@
         <w:t>Современные тенденции автоматизации бизнеса боулинга</w:t>
       </w:r>
     </w:p>
+    <w:p/>
+    <w:p>
+      <w:r>
+        <w:t>Боулинг-индустрия переживает глубокую трансформацию: из классического спортивного развлечения она превращается в высокотехнологичную сферу, где автоматизация становится ключевым фактором конкурентоспособности. В основе этой трансформации лежит стремление к созданию бесшовного и персонализированного клиентского опыта, оптимизации операционных затрат и открытию новых каналов для получения дохода. Чтобы соответствовать этим вызовам, владельцы и управляющие боулинг-центрами все чаще обращаются к комплексным программным решениям, таким как платформа «1</w:t>
+      </w:r>
+      <w:proofErr w:type="gramStart"/>
+      <w:r>
+        <w:t>С:Предприятие</w:t>
+      </w:r>
+      <w:proofErr w:type="gramEnd"/>
+      <w:r>
+        <w:t>», которая способна объединить все бизнес-процессы в единую экосистему.</w:t>
+      </w:r>
+    </w:p>
+    <w:p>
+      <w:r>
+        <w:t>Главной движущей силой современного этапа автоматизации является переход к цифровизации и «умным» системам. Традиционные разрозненные инструменты уступают место комплексным облачным платформам, которые централизуют управление бронированием дорожек, точками продаж (POS), складским учетом, взаимоотношениями с клиентами (CRM) и персоналом. Это позволяет руководству получать целостную картину бизнеса в реальном времени и принимать управленческие решения на основе точных данных, а не интуиции. Интеграция с «1</w:t>
+      </w:r>
+      <w:proofErr w:type="gramStart"/>
+      <w:r>
+        <w:t>С:Предприятие</w:t>
+      </w:r>
+      <w:proofErr w:type="gramEnd"/>
+      <w:r>
+        <w:t>» в этом контексте позволяет создать единое информационное пространство, где данные о клиентах, финансах и ресурсах не дублируются и доступны всем ответственным сотрудникам.</w:t>
+      </w:r>
+    </w:p>
+    <w:p>
+      <w:r>
+        <w:t xml:space="preserve">Другой важной тенденцией является **повсеместное внедрение бесконтактных технологий и персонализации**. Современный клиент ожидает быстрого и удобного сервиса: онлайн-бронирования дорожек, безналичной оплаты, возможности заказать еду и напитки прямо во время игры, а также получения персонализированных предложений. Эта тенденция </w:t>
+      </w:r>
+      <w:r>
+        <w:lastRenderedPageBreak/>
+        <w:t xml:space="preserve">трансформирует управленческий учет: акцент смещается на анализ жизненного цикла клиента и его предпочтений. Интеграция модулей CRM и программ лояльности с учетной системой на базе «1С» позволяет не только фиксировать транзакции, но и накапливать историю взаимодействия с каждым гостем. Анализ этих данных открывает возможности для таргетированного маркетинга, динамического ценообразования в часы пиковой нагрузки и формирования выгодных пакетных предложений, что напрямую увеличивает средний чек и </w:t>
+      </w:r>
+      <w:proofErr w:type="spellStart"/>
+      <w:r>
+        <w:t>возвращаемость</w:t>
+      </w:r>
+      <w:proofErr w:type="spellEnd"/>
+      <w:r>
+        <w:t xml:space="preserve"> клиентов.</w:t>
+      </w:r>
+    </w:p>
+    <w:p>
+      <w:r>
+        <w:t>На операционном уровне все большее значение приобретает предиктивное обслуживание на основе Интернета вещей (</w:t>
+      </w:r>
+      <w:proofErr w:type="spellStart"/>
+      <w:r>
+        <w:t>IoT</w:t>
+      </w:r>
+      <w:proofErr w:type="spellEnd"/>
+      <w:r>
+        <w:t xml:space="preserve">). Современное оборудование для боулинга, такое как </w:t>
+      </w:r>
+      <w:proofErr w:type="spellStart"/>
+      <w:r>
+        <w:t>пинсеттеры</w:t>
+      </w:r>
+      <w:proofErr w:type="spellEnd"/>
+      <w:r>
+        <w:t xml:space="preserve"> и системы возврата шаров, оснащается датчиками, которые в режиме реального времени отслеживают состояние механизмов (вибрацию, температуру, энергопотребление). Такой подход позволяет прогнозировать возможные поломки и планировать техническое обслуживание до того, как произойдет аварийный простой дорожки. Для бизнеса это означает значительное сокращение убытков из-за внезапных остановок оборудования и продление срока его службы. В связке с учетной системой это открывает возможности для автоматического планирования регламентных работ, учета расхода запчастей и анализа эффективности работы технического персонала.</w:t>
+      </w:r>
+    </w:p>
+    <w:p>
+      <w:r>
+        <w:t xml:space="preserve">Наконец, важным драйвером роста становится интеграция в боулинг элементов </w:t>
+      </w:r>
+      <w:proofErr w:type="spellStart"/>
+      <w:r>
+        <w:t>иммерсивных</w:t>
+      </w:r>
+      <w:proofErr w:type="spellEnd"/>
+      <w:r>
+        <w:t xml:space="preserve"> развлечений. Классический боулинг сам по себе уже не всегда способен удержать внимание молодой и технически подкованной аудитории. Поэтому современные системы подсчета очков трансформируются в мультимедийные центры, которые проецируют на дорожки анимированную графику, интерактивные игры с элементами дополненной реальности (AR) и тематические виртуальные миры. Такие системы не только повышают вовлеченность гостей, но и создают дополнительные возможности для монетизации, например, предлагая платные тематические пакеты игр. С точки зрения автоматизации бизнеса, это новый тип услуги, который должен быть </w:t>
+      </w:r>
+      <w:r>
+        <w:lastRenderedPageBreak/>
+        <w:t>корректно учтен в номенклатуре, тарифах и отчетах, что также требует гибкости и масштабируемости от платформы автоматизации.</w:t>
+      </w:r>
+    </w:p>
+    <w:p>
+      <w:r>
+        <w:t>Таким образом, современная автоматизация бизнеса боулинга — это комплексный процесс, который выходит далеко за рамки простого учета. Это создание единой цифровой экосистемы, которая объединяет оборудование, персонал, финансы и клиентов. Выбор в пользу гибкой и мощной платформы, такой как «1</w:t>
+      </w:r>
+      <w:proofErr w:type="gramStart"/>
+      <w:r>
+        <w:t>С:Предприятие</w:t>
+      </w:r>
+      <w:proofErr w:type="gramEnd"/>
+      <w:r>
+        <w:t>», способной интегрироваться с разнообразным оборудованием и поддерживать все описанные тенденции, становится стратегическим решением для любого боулинг-центра, стремящегося к устойчивому росту и лидерству на рынке развлечений.</w:t>
+      </w:r>
+    </w:p>
+    <w:p/>
     <w:p>
       <w:pPr>
         <w:pStyle w:val="2"/>
@@ -89,6 +208,60 @@
         <w:t>Бизнес-процессы боулинга</w:t>
       </w:r>
     </w:p>
+    <w:p/>
+    <w:p>
+      <w:r>
+        <w:t>Бизнес-процессы боулинг-центра представляют собой сложную многоуровневую структуру, эффективность которой напрямую определяет рентабельность заведения. В отличие от классических предприятий общественного питания или розничной торговли, боулинг обладает уникальной спецификой, обусловленной наличием дорогостоящего специализированного оборудования и особой моделью потребления услуги, где время является основным товаром. Понимание детальной архитектуры этих процессов необходимо для корректного внедрения автоматизированной системы управления.</w:t>
+      </w:r>
+    </w:p>
+    <w:p>
+      <w:r>
+        <w:t xml:space="preserve">Ключевым и наиболее ресурсоемким является процесс управления игровым временем и бронированием дорожек. Этот процесс начинается задолго до прихода гостя и включает в себя прием заявок по телефону, через веб-сайт или мобильное приложение. Основная сложность здесь заключается в необходимости точного планирования сетки занятости с учетом переменной длительности игры (один час, несколько часов), пиковых нагрузок в вечернее время и выходные дни, а также проведения турниров и корпоративных мероприятий. Отсутствие автоматизированного контроля на этом этапе </w:t>
+      </w:r>
+      <w:r>
+        <w:lastRenderedPageBreak/>
+        <w:t>чревато двойным бронированием, простоем дорожек или, наоборот, образованием очередей и потерей клиентов. Далее следует процесс регистрации гостя на ресепшене, выдача обуви (прокат), активация дорожки в системе подсчета очков и непосредственно игра. Бизнес-логика данного процесса требует синхронизации в реальном времени между действиями администратора и включением</w:t>
+      </w:r>
+      <w:r>
+        <w:t xml:space="preserve"> или </w:t>
+      </w:r>
+      <w:r>
+        <w:t>выключением оборудования. С точки зрения учета, здесь формируется основа для начисления выручки: почасовая оплата, посуточные тарифы и специальные акционные предложения.</w:t>
+      </w:r>
+    </w:p>
+    <w:p>
+      <w:r>
+        <w:t xml:space="preserve">Неразрывно с игровым процессом связан процесс организации питания и обслуживания в зоне кафе-бара. Современный боулинг — это центр развлечений, где значительную долю дохода, зачастую превышающую прибыль от аренды дорожек, приносит реализация блюд и напитков. Бизнес-процесс здесь выстроен по классической схеме </w:t>
+      </w:r>
+      <w:proofErr w:type="spellStart"/>
+      <w:r>
+        <w:t>HoReCa</w:t>
+      </w:r>
+      <w:proofErr w:type="spellEnd"/>
+      <w:r>
+        <w:t>, но с важными нюансами: заказ должен быть жестко привязан к конкретной дорожке или столу, а оплата может производиться как отдельно, так и в рамках единого счета за игру. Это порождает потребность в ведении депозитной системы и гостевых счетов. Автоматизация данного процесса подразумевает интеграцию POS-терминалов с системой управления дорожками, что позволяет официанту или бармену видеть статус гостя (активная игра, ожидание), а администратору — оперативно закрывать счета с учетом комплексных услуг.</w:t>
+      </w:r>
+    </w:p>
+    <w:p>
+      <w:r>
+        <w:t>Важнейшим обеспечивающим процессом, уникальным именно для этой отрасли, является техническое обслуживание и ремонт оборудования (</w:t>
+      </w:r>
+      <w:proofErr w:type="spellStart"/>
+      <w:r>
+        <w:t>пинсеттеров</w:t>
+      </w:r>
+      <w:proofErr w:type="spellEnd"/>
+      <w:r>
+        <w:t xml:space="preserve">, машин для нанесения масла и возврата шаров). Этот процесс можно разделить на планово-предупредительные работы и экстренный ремонт. Экономическая эффективность бизнеса напрямую зависит от коэффициента готовности дорожек. Если дорожка простаивает по техническим причинам, предприятие теряет деньги ежеминутно. Следовательно, бизнес-процесс включает в себя график нанесения масла на покрытие (что влияет на спортивные характеристики игры), регулярный осмотр механики и оперативное устранение неисправностей. </w:t>
+      </w:r>
+    </w:p>
+    <w:p>
+      <w:r>
+        <w:lastRenderedPageBreak/>
+        <w:t>Завершающий контур составляют процессы управления персоналом и финансово-аналитической отчетности. В боулинге присутствует несколько категорий сотрудников с разными режимами работы и мотивацией: администраторы, операторы дорожек, техники, повара, бармены, официанты. Процесс начисления заработной платы усложняется необходимостью учета чаевых, а также премиальной части, зависящей от выполнения плана продаж (например, продажа дополнительных услуг или блюд высокой маржинальности). Кроме того, для принятия управленческих решений критически важен процесс формирования отчетности, отражающей не только валовую выручку, но и удельные показатели: загрузку каждой дорожки в разрезе дня недели, средний чек на гостя, долю себестоимости кухни и бара в общем товарообороте. Только при условии четкой формализации всех вышеперечисленных бизнес-процессов и их последующей интеграции в единую учетную систему.</w:t>
+      </w:r>
+    </w:p>
+    <w:p/>
     <w:p>
       <w:pPr>
         <w:pStyle w:val="2"/>
@@ -102,6 +275,98 @@
         <w:t>Обзор платформы 1С: Предприятие и ее возможностей для автоматизации</w:t>
       </w:r>
     </w:p>
+    <w:p/>
+    <w:p>
+      <w:r>
+        <w:t>Платформа «1</w:t>
+      </w:r>
+      <w:proofErr w:type="gramStart"/>
+      <w:r>
+        <w:t>С:Предприятие</w:t>
+      </w:r>
+      <w:proofErr w:type="gramEnd"/>
+      <w:r>
+        <w:t xml:space="preserve">» представляет собой универсальную среду для разработки и эксплуатации прикладных бизнес-решений, которая на протяжении десятилетий является стандартом автоматизации управления для подавляющего большинства предприятий в различных отраслях экономики. С точки зрения архитектуры, это не просто отдельная программа, а целостная технологическая платформа, которая включает в себя серверную часть, клиентские приложения для различных операционных систем, средства разработки и администрирования, а также встроенные механизмы интеграции и обмена данными. В ее основе лежит </w:t>
+      </w:r>
+      <w:proofErr w:type="spellStart"/>
+      <w:r>
+        <w:t>low-code</w:t>
+      </w:r>
+      <w:proofErr w:type="spellEnd"/>
+      <w:r>
+        <w:t xml:space="preserve"> парадигма, позволяющая разработчикам оперировать не строками кода низкого уровня, а высокоуровневыми, предметно-ориентированными объектами, такими как «Справочники», «Документы», «Регистры накопления» или «Бизнес-</w:t>
+      </w:r>
+      <w:r>
+        <w:lastRenderedPageBreak/>
+        <w:t>процессы</w:t>
+      </w:r>
+      <w:r>
+        <w:t>».</w:t>
+      </w:r>
+      <w:r>
+        <w:t xml:space="preserve"> Такой подход радикально ускоряет создание и доработку конфигураций, делая систему доступной для адаптации силами собственных IT-специалистов или сторонних партнеров без необходимости содержать большой штат системных </w:t>
+      </w:r>
+      <w:r>
+        <w:t>программистов.</w:t>
+      </w:r>
+    </w:p>
+    <w:p>
+      <w:r>
+        <w:t>Ключевая особенность платформы «1</w:t>
+      </w:r>
+      <w:proofErr w:type="gramStart"/>
+      <w:r>
+        <w:t>С:Предприятие</w:t>
+      </w:r>
+      <w:proofErr w:type="gramEnd"/>
+      <w:r>
+        <w:t xml:space="preserve">», имеющая критическое значение для автоматизации такого специфического бизнеса, как боулинг, заключается в ее открытости и исключительной гибкости. В отличие от многих западных ERP-систем, которые часто представляют собой «черный ящик» с закрытой бизнес-логикой, 1С позволяет вносить изменения в любой типовой функционал и дорабатывать конфигурацию под уникальные нужды конкретной </w:t>
+      </w:r>
+      <w:r>
+        <w:t>организации.</w:t>
+      </w:r>
+      <w:r>
+        <w:t xml:space="preserve"> Это означает, что в рамках единой системы можно объединить совершенно разноплановые контуры управления: от классического бухгалтерского и налогового учета до оперативного управления сложным оборудованием, каким являются </w:t>
+      </w:r>
+      <w:proofErr w:type="spellStart"/>
+      <w:r>
+        <w:t>пинсеттеры</w:t>
+      </w:r>
+      <w:proofErr w:type="spellEnd"/>
+      <w:r>
+        <w:t xml:space="preserve"> и системы подсчета очков. Платформа предоставляет для этого обширный инструментарий: механизмы поддержки складского учета, управления взаиморасчетами, расчета сложной периодической заработной платы, а также встроенную подсистему моделирования и контроля бизнес-</w:t>
+      </w:r>
+      <w:r>
+        <w:t>процессов.</w:t>
+      </w:r>
+      <w:r>
+        <w:t xml:space="preserve"> Все эти инструменты работают в единой информационной среде, обеспечивая целостность и непротиворечивость данных.</w:t>
+      </w:r>
+    </w:p>
+    <w:p>
+      <w:r>
+        <w:t>Возможности платформы для автоматизации боулинг-центра выходят далеко за рамки базового учета. На фундаменте «1</w:t>
+      </w:r>
+      <w:proofErr w:type="gramStart"/>
+      <w:r>
+        <w:t>С:Предприятия</w:t>
+      </w:r>
+      <w:proofErr w:type="gramEnd"/>
+      <w:r>
+        <w:t xml:space="preserve">» можно реализовать полноценную систему управления, которая свяжет воедино процесс бронирования дорожек, работу кафе-бара, управление взаимоотношениями с клиентами (CRM) и техническое обслуживание оборудования. Например, платформа позволяет в режиме реального времени синхронизировать состояние игровых дорожек с POS-терминалами официантов и рабочими местами администраторов, исключая двойное бронирование и ошибки при формировании счетов. Глубокие аналитические возможности платформы, включая механизмы хранения многомерных данных </w:t>
+      </w:r>
+      <w:r>
+        <w:lastRenderedPageBreak/>
+        <w:t xml:space="preserve">и формирования отчетов, дают управляющему инструмент для детального анализа: можно оценить загрузку каждой дорожки в разрезе часов и дней недели, рассчитать средний чек в привязке к игровой сессии, выявить наиболее маржинальные позиции меню и эффективность маркетинговых </w:t>
+      </w:r>
+      <w:r>
+        <w:t>акций.</w:t>
+      </w:r>
+      <w:r>
+        <w:t xml:space="preserve"> Кроме того, открытая архитектура и наличие программных интерфейсов (API) делают возможной глубокую интеграцию 1С с внешними системами и оборудованием — от систем онлайн-бронирования на сайте до контроллеров управления освещением и мультимедийными панелями на дорожках, создавая тем самым по-настоящему единое цифровое пространство для управления развлекательным комплексом.</w:t>
+      </w:r>
+    </w:p>
+    <w:p/>
     <w:p>
       <w:pPr>
         <w:pStyle w:val="2"/>
@@ -118,6 +383,106 @@
         <w:t>боулинга</w:t>
       </w:r>
     </w:p>
+    <w:p/>
+    <w:p>
+      <w:r>
+        <w:t>Эффективная автоматизация боулинг-центра на платформе «1</w:t>
+      </w:r>
+      <w:proofErr w:type="gramStart"/>
+      <w:r>
+        <w:t>С:Предприятие</w:t>
+      </w:r>
+      <w:proofErr w:type="gramEnd"/>
+      <w:r>
+        <w:t>» предполагает не просто установку единой программы, а внедрение комплекса взаимосвязанных функциональных модулей, каждый из которых отвечает за автоматизацию конкретного бизнес-процесса и в совокупности образует целостную информационную экосистему. Архитектура такой системы строится по модульному принципу, что позволяет масштабировать решение по мере развития бизнеса и подключать только те блоки, которые действительно необходимы на текущем этапе, при этом все они работают в едином информационном пространстве, исключая двойной ввод данных и обеспечивая их актуальность в режиме реального времени.</w:t>
+      </w:r>
+    </w:p>
+    <w:p>
+      <w:r>
+        <w:t xml:space="preserve">Центральным и наиболее специфичным для данной отрасли является модуль управления игровыми дорожками и бронированием. Этот компонент информационной системы выполняет функции визуального планирования занятости дорожек, представленного в форме удобной временной сетки, где администратор видит статус каждой дорожки — свободна, забронирована, в игре, на техническом обслуживании или выключена. Модуль позволяет создавать бронирования различной длительности с привязкой к конкретному </w:t>
+      </w:r>
+      <w:r>
+        <w:lastRenderedPageBreak/>
+        <w:t>клиенту или компании, автоматически рассчитывать стоимость игры по гибким тарифным сеткам, учитывающим время суток, день недели и категорию гостя. Ключевой особенностью этого модуля является его способность к интеграции с системами управления оборудованием — он получает сигналы о начале и завершении игры непосредственно от системы подсчета очков, что позволяет автоматически фиксировать фактическое время использования дорожки и исключает возможность приписок или ошибок со стороны персонала. Кроме того, данный модуль отвечает за управление прокатом инвентаря, в первую очередь обуви, ведя учет выданных пар и контролируя своевременность их возврата.</w:t>
+      </w:r>
+    </w:p>
+    <w:p>
+      <w:r>
+        <w:t xml:space="preserve">Следующим по значимости выступает модуль ресторанного обслуживания и кассовых операций, реализующий функционал фронт-офиса в соответствии с принципами схемы </w:t>
+      </w:r>
+      <w:proofErr w:type="spellStart"/>
+      <w:r>
+        <w:t>HoReCa</w:t>
+      </w:r>
+      <w:proofErr w:type="spellEnd"/>
+      <w:r>
+        <w:t>. Он объединяет рабочие места кассира-администратора на ресепшене, бармена за барной стойкой и официантов в зоне обслуживания дорожек. Данный модуль позволяет открывать гостевые счета, привязанные к конкретной дорожке или столу, принимать заказы блюд и напитков с автоматической передачей на кух</w:t>
+      </w:r>
+      <w:r>
+        <w:t>ню</w:t>
+      </w:r>
+      <w:r>
+        <w:t>, а также производить окончательный расчет с гостем с возможностью разделения счета, применения скидок и начисления бонусов в рамках программы лояльности. Принципиально важной является жесткая логическая связь этого модуля с модулем управления дорожками — счет гостя может быть закрыт только после фактического завершения игры, а система не позволит официанту принять заказ на дорожку, которая в данный момент не активна или находится в техническом</w:t>
+      </w:r>
+      <w:r>
+        <w:t xml:space="preserve"> обслуживании</w:t>
+      </w:r>
+      <w:r>
+        <w:t>.</w:t>
+      </w:r>
+    </w:p>
+    <w:p>
+      <w:r>
+        <w:t xml:space="preserve">Обеспечивающим фундаментом для коммерческой деятельности служит </w:t>
+      </w:r>
+      <w:r>
+        <w:t>м</w:t>
+      </w:r>
+      <w:r>
+        <w:t xml:space="preserve">одуль складского учета и управления производством. В его задачи входит ведение количественного и суммового учета товарно-материальных ценностей на всех складах предприятия — от продуктового склада кухни и бара до склада хозяйственных принадлежностей и запасных частей для оборудования. Модуль автоматизирует полный цикл движения товаров: </w:t>
+      </w:r>
+      <w:r>
+        <w:lastRenderedPageBreak/>
+        <w:t>оформление поступлений от поставщиков, внутренние перемещения между подразделениями, инвентаризацию и, что особенно важно, автоматическое списание ингредиентов на основании технологических карт блюд в момент их продажи через модуль ресторанного обслуживания. Такой подход обеспечивает актуальный учет остатков в реальном времени, позволяет планировать закупки, предотвращать образование излишков или дефицита, а также контролировать соблюдение рецептуры и выявлять возможные злоупотребления со стороны персонала.</w:t>
+      </w:r>
+    </w:p>
+    <w:p>
+      <w:r>
+        <w:t>Для построения долгосрочных и прибыльных отношений с гостями предназначен **модуль управления взаимоотношениями с клиентами (CRM)**. Этот компонент аккумулирует всю историю взаимодействия с каждым клиентом: даты и длительность посещений, сумму потраченных средств, предпочтения по дорожкам и блюдам из меню, участие в акциях и реакцию на маркетинговые предложения. На основе накопленных данных модуль позволяет сегментировать клиентскую базу по различным критериям, реализовывать гибкие программы лояльности с накопительными скидками и бонусными баллами, а также запускать автоматизированные маркетинговые кампании — например, отправлять поздравления с днем рождения или персональные предложения клиентам, давно не посещавшим клуб. Интеграция CRM-модуля с финансовым учетом дает возможность оценивать эффективность рекламных вложений и возврат на инвестиции в маркетинг по каждому клиентскому сегменту в отдельности.</w:t>
+      </w:r>
+    </w:p>
+    <w:p>
+      <w:r>
+        <w:t>Неотъемлемой частью информационной системы боулинг-центра является **модуль технического обслуживания и ремонта оборудования (</w:t>
+      </w:r>
+      <w:proofErr w:type="spellStart"/>
+      <w:r>
+        <w:t>ТОиР</w:t>
+      </w:r>
+      <w:proofErr w:type="spellEnd"/>
+      <w:r>
+        <w:t xml:space="preserve">)**. Специфика бизнеса такова, что исправность </w:t>
+      </w:r>
+      <w:proofErr w:type="spellStart"/>
+      <w:r>
+        <w:t>пинсеттеров</w:t>
+      </w:r>
+      <w:proofErr w:type="spellEnd"/>
+      <w:r>
+        <w:t xml:space="preserve"> и механизмов возврата шаров напрямую конвертируется в выручку, поэтому автоматизация процессов, связанных с поддержанием оборудования в рабочем состоянии, является экономически обоснованной необходимостью. Данный модуль ведет учет всех единиц оборудования как объектов основных средств с указанием их технических характеристик, гарантийных сроков и наработки </w:t>
+      </w:r>
+      <w:r>
+        <w:lastRenderedPageBreak/>
+        <w:t>в часах. Он позволяет формировать и контролировать исполнение графиков планово-предупредительных ремонтов, регистрировать все случаи поломок и внеплановых ремонтов с указанием причин и выполненных работ, а также вести складской учет запасных частей и расходных материалов, специфичных для боулинг-оборудования. Аналитические отчеты модуля дают техническому директору инструмент для оценки надежности оборудования, планирования бюджета на ремонты и своевременной ротации изношенных узлов.</w:t>
+      </w:r>
+    </w:p>
+    <w:p/>
+    <w:p>
+      <w:r>
+        <w:t>Наконец, сквозную функцию для всех подразделений выполняет **модуль управления персоналом и расчета заработной платы**. Учитывая многочисленность и разнообразие должностей в боулинг-центре — от инструкторов и операторов до официантов и техников — данный модуль должен обладать гибкими настройками для расчета различных схем мотивации. Он автоматизирует кадровый учет, ведение табеля рабочего времени с учетом сменного графика, а также расчет всех видов начислений и удержаний. Особенностью применения в развлекательной сфере является возможность настройки расчета премиальной части заработной платы в зависимости от выполнения индивидуальных или коллективных планов продаж, а также учета чаевых, распределяемых по заданным алгоритмам. Интеграция с финансовым модулем обеспечивает корректное формирование проводок по оплате труда и отражение этих затрат в управленческой отчетности в разрезе центров финансовой ответственности, что позволяет объективно оценивать вклад каждого подразделения в общий финансовый результат деятельности боулинг-центра.</w:t>
+      </w:r>
+    </w:p>
+    <w:p/>
     <w:p>
       <w:pPr>
         <w:pStyle w:val="2"/>
@@ -150,7 +515,74 @@
       </w:r>
     </w:p>
     <w:p/>
-    <w:p/>
+    <w:p>
+      <w:pPr>
+        <w:pStyle w:val="2"/>
+        <w:jc w:val="center"/>
+      </w:pPr>
+      <w:r>
+        <w:rPr>
+          <w:lang w:val="en-CY"/>
+        </w:rPr>
+        <w:lastRenderedPageBreak/>
+        <w:t xml:space="preserve">2.1 </w:t>
+      </w:r>
+      <w:r>
+        <w:t>Проектирование структуры информационной системы</w:t>
+      </w:r>
+    </w:p>
+    <w:p>
+      <w:pPr>
+        <w:pStyle w:val="2"/>
+        <w:jc w:val="center"/>
+      </w:pPr>
+      <w:r>
+        <w:t>2.2 Настройка справочников и классификаторов</w:t>
+      </w:r>
+    </w:p>
+    <w:p>
+      <w:pPr>
+        <w:pStyle w:val="2"/>
+        <w:jc w:val="center"/>
+      </w:pPr>
+      <w:r>
+        <w:t>2.3 Разработка документооборота и бизнес-логики</w:t>
+      </w:r>
+    </w:p>
+    <w:p>
+      <w:pPr>
+        <w:pStyle w:val="2"/>
+        <w:jc w:val="center"/>
+      </w:pPr>
+      <w:r>
+        <w:t>2.4 Создание отчетов и аналитических инструментов</w:t>
+      </w:r>
+    </w:p>
+    <w:p>
+      <w:pPr>
+        <w:pStyle w:val="2"/>
+        <w:jc w:val="center"/>
+      </w:pPr>
+      <w:r>
+        <w:t>2.5 Тестирование и внедрение системы</w:t>
+      </w:r>
+    </w:p>
+    <w:p>
+      <w:pPr>
+        <w:pStyle w:val="1"/>
+      </w:pPr>
+      <w:r>
+        <w:t>ЗАКЛЮЧЕНИЕ</w:t>
+      </w:r>
+    </w:p>
+    <w:p>
+      <w:pPr>
+        <w:pStyle w:val="1"/>
+      </w:pPr>
+      <w:r>
+        <w:t>СПИСОК ЛИТЕРАТУРЫ</w:t>
+      </w:r>
+    </w:p>
     <w:p/>
     <w:p/>
     <w:sectPr>

--- a/Зыков/Для курсовой/Курсовая_работа_Харченко.К.А_ИС_23-9-1.docx
+++ b/Зыков/Для курсовой/Курсовая_работа_Харченко.К.А_ИС_23-9-1.docx
@@ -76,7 +76,10 @@
         <w:rPr>
           <w:lang w:val="en-US"/>
         </w:rPr>
-        <w:t>I.</w:t>
+        <w:t>I</w:t>
+      </w:r>
+      <w:r>
+        <w:t>.</w:t>
       </w:r>
       <w:r>
         <w:t xml:space="preserve"> </w:t>
@@ -102,7 +105,7 @@
     <w:p/>
     <w:p>
       <w:r>
-        <w:t>Боулинг-индустрия переживает глубокую трансформацию: из классического спортивного развлечения она превращается в высокотехнологичную сферу, где автоматизация становится ключевым фактором конкурентоспособности. В основе этой трансформации лежит стремление к созданию бесшовного и персонализированного клиентского опыта, оптимизации операционных затрат и открытию новых каналов для получения дохода. Чтобы соответствовать этим вызовам, владельцы и управляющие боулинг-центрами все чаще обращаются к комплексным программным решениям, таким как платформа «1</w:t>
+        <w:t>Современный этап развития боулинг-индустрии характеризуется фундаментальным сдвигом от обособленного оказания услуг к формированию целостной цифровой экосистемы развлекательного центра. Автоматизация перестает восприниматься исключительно как инструмент учета и превращается в стратегический ресурс, определяющий способность бизнеса адаптироваться к изменяющимся запросам аудитории, контролировать операционные издержки и наращивать доходность в условиях высокой конкуренции. Ключевым фактором, обеспечивающим эту трансформацию, становится внедрение комплексных программных платформ, способных объединить управление игровым оборудованием, финансовые потоки, складскую логистику и клиентский сервис в едином информационном контуре. Среди таких решений особое место занимает платформа «1</w:t>
       </w:r>
       <w:proofErr w:type="gramStart"/>
       <w:r>
@@ -110,88 +113,79 @@
       </w:r>
       <w:proofErr w:type="gramEnd"/>
       <w:r>
-        <w:t>», которая способна объединить все бизнес-процессы в единую экосистему.</w:t>
-      </w:r>
-    </w:p>
-    <w:p>
-      <w:r>
-        <w:t>Главной движущей силой современного этапа автоматизации является переход к цифровизации и «умным» системам. Традиционные разрозненные инструменты уступают место комплексным облачным платформам, которые централизуют управление бронированием дорожек, точками продаж (POS), складским учетом, взаимоотношениями с клиентами (CRM) и персоналом. Это позволяет руководству получать целостную картину бизнеса в реальном времени и принимать управленческие решения на основе точных данных, а не интуиции. Интеграция с «1</w:t>
-      </w:r>
-      <w:proofErr w:type="gramStart"/>
-      <w:r>
-        <w:t>С:Предприятие</w:t>
-      </w:r>
-      <w:proofErr w:type="gramEnd"/>
-      <w:r>
-        <w:t>» в этом контексте позволяет создать единое информационное пространство, где данные о клиентах, финансах и ресурсах не дублируются и доступны всем ответственным сотрудникам.</w:t>
-      </w:r>
-    </w:p>
-    <w:p>
-      <w:r>
-        <w:t xml:space="preserve">Другой важной тенденцией является **повсеместное внедрение бесконтактных технологий и персонализации**. Современный клиент ожидает быстрого и удобного сервиса: онлайн-бронирования дорожек, безналичной оплаты, возможности заказать еду и напитки прямо во время игры, а также получения персонализированных предложений. Эта тенденция </w:t>
+        <w:t>», архитектурная гибкость которой позволяет выстроить адаптивную систему управления, отвечающую специфическим потребностям боулинг-центра.</w:t>
+      </w:r>
+    </w:p>
+    <w:p>
+      <w:r>
+        <w:t xml:space="preserve">Одной из определяющих тенденций последних лет выступает </w:t>
+      </w:r>
+      <w:r>
+        <w:t>организация</w:t>
+      </w:r>
+      <w:r>
+        <w:t xml:space="preserve"> разрозненных инструментов управления в централизованные облачные или гибридные экосистемы. Если ранее администраторы использовали отдельные приложения для ведения сетки бронирования, кассовые терминалы работали автономно от складского учета, а финансовая отчетность формировалась вручную путем сведения данных из нескольких источников, то сегодня востребованной становится модель единого цифрового пространства. Такая архитектура обеспечивает сквозную прослеживаемость операций: от момента создания заявки на дорожку до фиксации выручки и списания материалов. Для рынка, ориентированного на высокую загрузку в вечерние часы и выходные дни, критически важной становится возможность </w:t>
       </w:r>
       <w:r>
         <w:lastRenderedPageBreak/>
-        <w:t xml:space="preserve">трансформирует управленческий учет: акцент смещается на анализ жизненного цикла клиента и его предпочтений. Интеграция модулей CRM и программ лояльности с учетной системой на базе «1С» позволяет не только фиксировать транзакции, но и накапливать историю взаимодействия с каждым гостем. Анализ этих данных открывает возможности для таргетированного маркетинга, динамического ценообразования в часы пиковой нагрузки и формирования выгодных пакетных предложений, что напрямую увеличивает средний чек и </w:t>
+        <w:t>получения актуальной аналитики в реальном времени. Это позволяет управляющему видеть полную картину занятости дорожек, загрузки кухни и состояния склада без временных задержек, характерных для ручного сбора информации.</w:t>
+      </w:r>
+    </w:p>
+    <w:p>
+      <w:r>
+        <w:t>Не менее значимой тенденцией, во многом продиктованной изменением модели потребительского поведения, является повсеместное внедрение бесконтактных сервисов и механизмов персонализированного взаимодействия с гостем. Современный посетитель боулинг-центра ожидает минимизации временных затрат на рутинные процедуры: ему необходима возможность самостоятельно забронировать дорожку через веб-сайт или мобильное приложение, произвести оплату удобным способом без визита к стойке ресепшена, оформить заказ блюд и напитков непосредственно с игрового места. Реализация этих сценариев требует от информационной системы способности обрабатывать транзакции из различных каналов и синхронизировать их с физическим состоянием оборудования. Одновременно с этим возрастает запрос на индивидуализацию сервиса. Автоматизированный сбор и анализ истории посещений, частоты игр</w:t>
+      </w:r>
+      <w:r>
+        <w:t xml:space="preserve"> </w:t>
+      </w:r>
+      <w:r>
+        <w:t>позволяют формировать адресные предложения, которые повышают лояльность аудитории и стимулируют повторные визиты. Речь идет не просто о начислении бонусных баллов, а о гибком динамическом ценообразовании, когда стоимость часа игры может корректироваться в зависимости от текущей загрузки, и о формировании персонализированных пакетных предложений, включающих игровое время. Подобный подход напрямую влияет на увеличение среднего чека и коэффициента возвращаемости гостей, что в условиях насыщенного локального рынка развлечений является одним из немногих устойчивых способов удержания конкурентных позиций.</w:t>
+      </w:r>
+    </w:p>
+    <w:p>
+      <w:r>
+        <w:t xml:space="preserve">На операционном уровне все более отчетливо проявляется тенденция к внедрению </w:t>
+      </w:r>
+      <w:r>
+        <w:t>предсказуемого</w:t>
+      </w:r>
+      <w:r>
+        <w:t xml:space="preserve"> технического обслуживания оборудования, основанного на </w:t>
+      </w:r>
+      <w:r>
+        <w:t xml:space="preserve">современных </w:t>
+      </w:r>
+      <w:r>
+        <w:t>технология</w:t>
+      </w:r>
+      <w:r>
+        <w:t>х</w:t>
+      </w:r>
+      <w:r>
+        <w:t xml:space="preserve">. Специфика боулинг-центра такова, что простой даже одной дорожки вследствие неисправности </w:t>
       </w:r>
       <w:proofErr w:type="spellStart"/>
       <w:r>
-        <w:t>возвращаемость</w:t>
+        <w:t>пинсеттера</w:t>
       </w:r>
       <w:proofErr w:type="spellEnd"/>
       <w:r>
-        <w:t xml:space="preserve"> клиентов.</w:t>
-      </w:r>
-    </w:p>
-    <w:p>
-      <w:r>
-        <w:t>На операционном уровне все большее значение приобретает предиктивное обслуживание на основе Интернета вещей (</w:t>
-      </w:r>
-      <w:proofErr w:type="spellStart"/>
-      <w:r>
-        <w:t>IoT</w:t>
-      </w:r>
-      <w:proofErr w:type="spellEnd"/>
-      <w:r>
-        <w:t xml:space="preserve">). Современное оборудование для боулинга, такое как </w:t>
-      </w:r>
-      <w:proofErr w:type="spellStart"/>
-      <w:r>
-        <w:t>пинсеттеры</w:t>
-      </w:r>
-      <w:proofErr w:type="spellEnd"/>
-      <w:r>
-        <w:t xml:space="preserve"> и системы возврата шаров, оснащается датчиками, которые в режиме реального времени отслеживают состояние механизмов (вибрацию, температуру, энергопотребление). Такой подход позволяет прогнозировать возможные поломки и планировать техническое обслуживание до того, как произойдет аварийный простой дорожки. Для бизнеса это означает значительное сокращение убытков из-за внезапных остановок оборудования и продление срока его службы. В связке с учетной системой это открывает возможности для автоматического планирования регламентных работ, учета расхода запчастей и анализа эффективности работы технического персонала.</w:t>
-      </w:r>
-    </w:p>
-    <w:p>
-      <w:r>
-        <w:t xml:space="preserve">Наконец, важным драйвером роста становится интеграция в боулинг элементов </w:t>
-      </w:r>
-      <w:proofErr w:type="spellStart"/>
-      <w:r>
-        <w:t>иммерсивных</w:t>
-      </w:r>
-      <w:proofErr w:type="spellEnd"/>
-      <w:r>
-        <w:t xml:space="preserve"> развлечений. Классический боулинг сам по себе уже не всегда способен удержать внимание молодой и технически подкованной аудитории. Поэтому современные системы подсчета очков трансформируются в мультимедийные центры, которые проецируют на дорожки анимированную графику, интерактивные игры с элементами дополненной реальности (AR) и тематические виртуальные миры. Такие системы не только повышают вовлеченность гостей, но и создают дополнительные возможности для монетизации, например, предлагая платные тематические пакеты игр. С точки зрения автоматизации бизнеса, это новый тип услуги, который должен быть </w:t>
+        <w:t xml:space="preserve"> или </w:t>
       </w:r>
       <w:r>
         <w:lastRenderedPageBreak/>
-        <w:t>корректно учтен в номенклатуре, тарифах и отчетах, что также требует гибкости и масштабируемости от платформы автоматизации.</w:t>
-      </w:r>
-    </w:p>
-    <w:p>
-      <w:r>
-        <w:t>Таким образом, современная автоматизация бизнеса боулинга — это комплексный процесс, который выходит далеко за рамки простого учета. Это создание единой цифровой экосистемы, которая объединяет оборудование, персонал, финансы и клиентов. Выбор в пользу гибкой и мощной платформы, такой как «1</w:t>
-      </w:r>
-      <w:proofErr w:type="gramStart"/>
-      <w:r>
-        <w:t>С:Предприятие</w:t>
-      </w:r>
-      <w:proofErr w:type="gramEnd"/>
-      <w:r>
-        <w:t>», способной интегрироваться с разнообразным оборудованием и поддерживать все описанные тенденции, становится стратегическим решением для любого боулинг-центра, стремящегося к устойчивому росту и лидерству на рынке развлечений.</w:t>
+        <w:t>механизма возврата шаров оборачивается прямыми финансовыми потерями и ухудшением репутации заведения. Традиционная модель реагирования на уже случившуюся поломку уступает место проактивному подходу, при котором ключевые узлы оборудования оснащаются датчиками, фиксирующими параметры вибрации, температурный режим и энергопотребление. Анализ этих данных в режиме реального времени позволяет выявить отклонения, предшествующие отказу, и спланировать ремонтные работы в технологические окна, когда клуб закрыт или загрузка минимальна. Для бизнеса, работающего в условиях значительного износа импортного оборудования и ограниченной доступности сервисных центров, данная тенденция приобретает особую актуальность, позволяя продлить жизненный цикл дорогостоящих механизмов и минимизировать незапланированные остановки.</w:t>
+      </w:r>
+    </w:p>
+    <w:p>
+      <w:r>
+        <w:t xml:space="preserve">Таким образом, обобщение ключевых тенденций позволяет утверждать, что современная автоматизация боулинг-центра представляет собой многомерный процесс, выходящий далеко за пределы элементарного учета. Формирование единой цифровой экосистемы, внедрение бесконтактных и персонализированных сервисов, переход к предиктивному обслуживанию оборудования на базе Интернета вещей и интеграция </w:t>
+      </w:r>
+      <w:r>
+        <w:t xml:space="preserve">интерактивных </w:t>
+      </w:r>
+      <w:r>
+        <w:t>мультимедийных технологий — все эти направления в совокупности определяют облик конкурентоспособного развлекательного комплекса. Выбор технологической платформы, способной обеспечить реализацию всех перечисленных векторов развития, становится стратегическим решением, от которого зависят операционная эффективность, устойчивость к рыночным колебаниям и перспективы долгосрочного роста бизнеса.</w:t>
       </w:r>
     </w:p>
     <w:p/>
@@ -211,54 +205,51 @@
     <w:p/>
     <w:p>
       <w:r>
-        <w:t>Бизнес-процессы боулинг-центра представляют собой сложную многоуровневую структуру, эффективность которой напрямую определяет рентабельность заведения. В отличие от классических предприятий общественного питания или розничной торговли, боулинг обладает уникальной спецификой, обусловленной наличием дорогостоящего специализированного оборудования и особой моделью потребления услуги, где время является основным товаром. Понимание детальной архитектуры этих процессов необходимо для корректного внедрения автоматизированной системы управления.</w:t>
-      </w:r>
-    </w:p>
-    <w:p>
-      <w:r>
-        <w:t xml:space="preserve">Ключевым и наиболее ресурсоемким является процесс управления игровым временем и бронированием дорожек. Этот процесс начинается задолго до прихода гостя и включает в себя прием заявок по телефону, через веб-сайт или мобильное приложение. Основная сложность здесь заключается в необходимости точного планирования сетки занятости с учетом переменной длительности игры (один час, несколько часов), пиковых нагрузок в вечернее время и выходные дни, а также проведения турниров и корпоративных мероприятий. Отсутствие автоматизированного контроля на этом этапе </w:t>
+        <w:t xml:space="preserve">Бизнес-процессы боулинг-центра отличаются сложной многослойной структурой, в которой тесно переплетаются принципы управления </w:t>
       </w:r>
       <w:r>
         <w:lastRenderedPageBreak/>
-        <w:t>чревато двойным бронированием, простоем дорожек или, наоборот, образованием очередей и потерей клиентов. Далее следует процесс регистрации гостя на ресепшене, выдача обуви (прокат), активация дорожки в системе подсчета очков и непосредственно игра. Бизнес-логика данного процесса требует синхронизации в реальном времени между действиями администратора и включением</w:t>
-      </w:r>
-      <w:r>
-        <w:t xml:space="preserve"> или </w:t>
-      </w:r>
-      <w:r>
-        <w:t>выключением оборудования. С точки зрения учета, здесь формируется основа для начисления выручки: почасовая оплата, посуточные тарифы и специальные акционные предложения.</w:t>
-      </w:r>
-    </w:p>
-    <w:p>
-      <w:r>
-        <w:t xml:space="preserve">Неразрывно с игровым процессом связан процесс организации питания и обслуживания в зоне кафе-бара. Современный боулинг — это центр развлечений, где значительную долю дохода, зачастую превышающую прибыль от аренды дорожек, приносит реализация блюд и напитков. Бизнес-процесс здесь выстроен по классической схеме </w:t>
-      </w:r>
-      <w:proofErr w:type="spellStart"/>
-      <w:r>
-        <w:t>HoReCa</w:t>
-      </w:r>
-      <w:proofErr w:type="spellEnd"/>
-      <w:r>
-        <w:t>, но с важными нюансами: заказ должен быть жестко привязан к конкретной дорожке или столу, а оплата может производиться как отдельно, так и в рамках единого счета за игру. Это порождает потребность в ведении депозитной системы и гостевых счетов. Автоматизация данного процесса подразумевает интеграцию POS-терминалов с системой управления дорожками, что позволяет официанту или бармену видеть статус гостя (активная игра, ожидание), а администратору — оперативно закрывать счета с учетом комплексных услуг.</w:t>
-      </w:r>
-    </w:p>
-    <w:p>
-      <w:r>
-        <w:t>Важнейшим обеспечивающим процессом, уникальным именно для этой отрасли, является техническое обслуживание и ремонт оборудования (</w:t>
-      </w:r>
-      <w:proofErr w:type="spellStart"/>
-      <w:r>
-        <w:t>пинсеттеров</w:t>
-      </w:r>
-      <w:proofErr w:type="spellEnd"/>
-      <w:r>
-        <w:t xml:space="preserve">, машин для нанесения масла и возврата шаров). Этот процесс можно разделить на планово-предупредительные работы и экстренный ремонт. Экономическая эффективность бизнеса напрямую зависит от коэффициента готовности дорожек. Если дорожка простаивает по техническим причинам, предприятие теряет деньги ежеминутно. Следовательно, бизнес-процесс включает в себя график нанесения масла на покрытие (что влияет на спортивные характеристики игры), регулярный осмотр механики и оперативное устранение неисправностей. </w:t>
-      </w:r>
-    </w:p>
-    <w:p>
+        <w:t>развлекательным объектом, предприятия общественного питания и технической службы. Специфика оказания услуги, при которой основным товаром выступает временной интервал использования специализированного дорогостоящего оборудования, накладывает особые требования к организации внутренних операций. Эффективность функционирования клуба напрямую зависит от того, насколько точно выстроены и синхронизированы между собой все ключевые процедуры, а прозрачность их исполнения служит фундаментом для принятия взвешенных управленческих решений и устойчивого финансового развития.</w:t>
+      </w:r>
+    </w:p>
+    <w:p>
+      <w:r>
+        <w:t xml:space="preserve">Центральное место в операционной деятельности занимает процесс управления игровым временем и бронированием дорожек, который формирует основную воронку дохода от профильной деятельности. Данный процесс запускается в момент поступления запроса от потенциального гостя через различные каналы коммуникации: телефонный звонок, форму на веб-сайте или личное обращение на ресепшен. Сложность его реализации заключается в необходимости оперативного планирования сетки занятости в условиях переменной длительности игровых сессий, выраженной неравномерности спроса с пиковыми нагрузками в вечерние часы и выходные дни, а также периодического проведения турниров и корпоративных мероприятий, бронирующих значительную часть дорожек на продолжительное время. Отсутствие централизованного контроля на данном этапе неизбежно приводит к коллизиям двойного бронирования, необоснованным простоям оборудования или, напротив, образованию очередей и потере лояльности гостей. Непосредственно в момент визита администратор осуществляет регистрацию гостя, оформляет прокат специализированной обуви, активирует игровую сессию в системе подсчета очков и контролирует своевременность завершения игры. Логика данного процесса требует жесткой временной синхронизации: фактическое время начала и окончания использования дорожки должно фиксироваться автоматически, минуя человеческий фактор, что впоследствии ложится в </w:t>
+      </w:r>
       <w:r>
         <w:lastRenderedPageBreak/>
-        <w:t>Завершающий контур составляют процессы управления персоналом и финансово-аналитической отчетности. В боулинге присутствует несколько категорий сотрудников с разными режимами работы и мотивацией: администраторы, операторы дорожек, техники, повара, бармены, официанты. Процесс начисления заработной платы усложняется необходимостью учета чаевых, а также премиальной части, зависящей от выполнения плана продаж (например, продажа дополнительных услуг или блюд высокой маржинальности). Кроме того, для принятия управленческих решений критически важен процесс формирования отчетности, отражающей не только валовую выручку, но и удельные показатели: загрузку каждой дорожки в разрезе дня недели, средний чек на гостя, долю себестоимости кухни и бара в общем товарообороте. Только при условии четкой формализации всех вышеперечисленных бизнес-процессов и их последующей интеграции в единую учетную систему.</w:t>
+        <w:t>основу корректного начисления стоимости услуги и формирования достоверной отчетности о загрузке.</w:t>
+      </w:r>
+    </w:p>
+    <w:p/>
+    <w:p>
+      <w:r>
+        <w:t>Неразрывно с игровым контуром связан процесс организации питания и обслуживания гостей в зоне кафе-бара, который в современных экономических реалиях часто выступает драйвером прибыльности всего комплекса, превышая по объему выручки доход от аренды дорожек. С операционной точки зрения данный бизнес-процесс строится по классическим канонам индустрии гостеприимства, однако приобретает ряд принципиальных особенностей, обусловленных спецификой боулинга. Ключевым отличием является необходимость жесткой привязки каждого заказа к конкретной игровой дорожке или столу с возможностью ведения депозитных счетов и консолидированной оплаты в момент завершения визита. Официант или бармен, принимая заказ, должен обладать актуальной информацией о статусе дорожки: активна ли игра, какое время осталось до ее окончания, является ли гость участником акционного предложения. Такая интеграция исключает ситуации, когда кухня готовит блюдо для гостя, уже покинувшего клуб, или когда счет выставляется ошибочно на другую дорожку. Процесс также включает в себя технологический цикл производства кулинарной продукции: от приемки сырья на склад до выдачи готового блюда, что требует ведения точного количественного учета ингредиентов и контроля соблюдения рецептур с целью управления себестоимостью и предотвращения нецелевого расхода продуктов.</w:t>
+      </w:r>
+    </w:p>
+    <w:p/>
+    <w:p>
+      <w:r>
+        <w:t xml:space="preserve">Обеспечивающим процессом, уникальным именно для боулинг-индустрии и напрямую влияющим на способность бизнеса генерировать выручку, является техническое обслуживание и ремонт игрового оборудования. В данную категорию попадают как сложные электромеханические узлы, обеспечивающие установку кеглей и возврат шаров, так и специализированные машины для ухода за покрытием дорожек. </w:t>
+      </w:r>
+      <w:r>
+        <w:lastRenderedPageBreak/>
+        <w:t>Коэффициент технической готовности дорожек является критическим показателем эффективности, поскольку простой даже одного игрового места в пиковые часы оборачивается прямыми финансовыми потерями и репутационным ущербом. Структура данного бизнес-процесса включает два взаимодополняющих направления: планово-предупредительные работы и экстренный ремонт. Плановое обслуживание предполагает строгое соблюдение регламентов по нанесению масла на покрытие, что определяет спортивные характеристики игры и долговечность ламелей, а также регулярный осмотр и замену быстроизнашивающихся деталей. Экстренный ремонт, напротив, требует от технической службы способности в минимальные сроки диагностировать неисправность и восстановить работоспособность оборудования, часто в условиях ограниченного доступа к оригинальным запасным частям. С точки зрения учета данный процесс генерирует потребность в ведении номенклатуры технических жидкостей и комплектующих, планировании занятости технического персонала и накоплении статистики отказов для обоснования инвестиций в обновление парка оборудования.</w:t>
+      </w:r>
+    </w:p>
+    <w:p/>
+    <w:p>
+      <w:pPr>
+        <w:rPr>
+          <w:b/>
+        </w:rPr>
+      </w:pPr>
+      <w:r>
+        <w:t xml:space="preserve">Завершающий контур операционной модели образуют процессы управления персоналом и формирования финансово-аналитической отчетности. Специфика кадрового состава боулинг-центра предполагает наличие нескольких функциональных групп сотрудников с различными графиками занятости и принципами мотивации: административный персонал, операторы и инструкторы, работники кухни и бара, официанты, технические специалисты. Процесс начисления заработной платы в таких условиях требует гибкой настройки схем расчетов, учитывающих как фиксированные оклады, так и переменные части, зависящие от выполнения планов продаж или качества обслуживания. Параллельно с этим для собственников и управляющих критически важным является процесс формирования управленческой отчетности, отражающей не только агрегированные </w:t>
+      </w:r>
+      <w:r>
+        <w:lastRenderedPageBreak/>
+        <w:t>финансовые результаты, но и детализированные операционные показатели. Анализу подлежат такие метрики, как загрузка каждой дорожки в разрезе часов и дней недели, удельный доход на одного гостя, доля выручки от дополнительных услуг в общем объеме и структура себестоимости блюд. Только при условии четкой формализации всех перечисленных бизнес-процессов и их последующей консолидации в рамках единой учетной системы руководство получает действенный инструмент для контроля издержек, прогнозирования денежных потоков и стратегического планирования развития боулинг-центра в долгосрочной перспективе.</w:t>
       </w:r>
     </w:p>
     <w:p/>
@@ -294,24 +285,12 @@
       </w:r>
       <w:proofErr w:type="spellEnd"/>
       <w:r>
-        <w:t xml:space="preserve"> парадигма, позволяющая разработчикам оперировать не строками кода низкого уровня, а высокоуровневыми, предметно-ориентированными объектами, такими как «Справочники», «Документы», «Регистры накопления» или «Бизнес-</w:t>
-      </w:r>
+        <w:t xml:space="preserve"> парадигма, позволяющая разработчикам оперировать не строками кода низкого уровня, а высокоуровневыми, предметно-ориентированными объектами, такими как «Справочники», «Документы», «Регистры накопления» или «Бизнес-процессы». Такой подход радикально ускоряет создание и доработку конфигураций, делая систему доступной для адаптации силами собственных IT-специалистов или сторонних партнеров без необходимости содержать большой штат системных программистов.</w:t>
+      </w:r>
+    </w:p>
+    <w:p>
       <w:r>
         <w:lastRenderedPageBreak/>
-        <w:t>процессы</w:t>
-      </w:r>
-      <w:r>
-        <w:t>».</w:t>
-      </w:r>
-      <w:r>
-        <w:t xml:space="preserve"> Такой подход радикально ускоряет создание и доработку конфигураций, делая систему доступной для адаптации силами собственных IT-специалистов или сторонних партнеров без необходимости содержать большой штат системных </w:t>
-      </w:r>
-      <w:r>
-        <w:t>программистов.</w:t>
-      </w:r>
-    </w:p>
-    <w:p>
-      <w:r>
         <w:t>Ключевая особенность платформы «1</w:t>
       </w:r>
       <w:proofErr w:type="gramStart"/>
@@ -353,13 +332,10 @@
       </w:r>
       <w:proofErr w:type="gramEnd"/>
       <w:r>
-        <w:t xml:space="preserve">» можно реализовать полноценную систему управления, которая свяжет воедино процесс бронирования дорожек, работу кафе-бара, управление взаимоотношениями с клиентами (CRM) и техническое обслуживание оборудования. Например, платформа позволяет в режиме реального времени синхронизировать состояние игровых дорожек с POS-терминалами официантов и рабочими местами администраторов, исключая двойное бронирование и ошибки при формировании счетов. Глубокие аналитические возможности платформы, включая механизмы хранения многомерных данных </w:t>
+        <w:t xml:space="preserve">» можно реализовать полноценную систему управления, которая свяжет воедино процесс бронирования дорожек, работу кафе-бара, управление взаимоотношениями с клиентами (CRM) и техническое обслуживание оборудования. Например, платформа позволяет в режиме реального времени синхронизировать состояние игровых дорожек с POS-терминалами официантов и рабочими местами администраторов, исключая двойное бронирование и ошибки при формировании счетов. Глубокие аналитические возможности платформы, включая механизмы хранения многомерных данных и формирования отчетов, дают управляющему инструмент для детального анализа: можно оценить загрузку каждой дорожки в разрезе часов и дней недели, рассчитать средний чек в привязке к игровой сессии, выявить наиболее маржинальные позиции меню и эффективность маркетинговых </w:t>
       </w:r>
       <w:r>
         <w:lastRenderedPageBreak/>
-        <w:t xml:space="preserve">и формирования отчетов, дают управляющему инструмент для детального анализа: можно оценить загрузку каждой дорожки в разрезе часов и дней недели, рассчитать средний чек в привязке к игровой сессии, выявить наиболее маржинальные позиции меню и эффективность маркетинговых </w:t>
-      </w:r>
-      <w:r>
         <w:t>акций.</w:t>
       </w:r>
       <w:r>
@@ -399,11 +375,11 @@
     </w:p>
     <w:p>
       <w:r>
-        <w:t xml:space="preserve">Центральным и наиболее специфичным для данной отрасли является модуль управления игровыми дорожками и бронированием. Этот компонент информационной системы выполняет функции визуального планирования занятости дорожек, представленного в форме удобной временной сетки, где администратор видит статус каждой дорожки — свободна, забронирована, в игре, на техническом обслуживании или выключена. Модуль позволяет создавать бронирования различной длительности с привязкой к конкретному </w:t>
+        <w:t xml:space="preserve">Центральным и наиболее специфичным для данной отрасли является модуль управления игровыми дорожками и бронированием. Этот компонент информационной системы выполняет функции визуального планирования занятости дорожек, представленного в форме удобной временной сетки, где администратор видит статус каждой дорожки — свободна, забронирована, в игре, на техническом обслуживании или выключена. Модуль позволяет создавать бронирования различной длительности с привязкой к конкретному клиенту или компании, автоматически рассчитывать стоимость игры по гибким тарифным сеткам, учитывающим время суток, день недели и категорию гостя. Ключевой особенностью этого модуля является его способность к интеграции с системами управления оборудованием — он </w:t>
       </w:r>
       <w:r>
         <w:lastRenderedPageBreak/>
-        <w:t>клиенту или компании, автоматически рассчитывать стоимость игры по гибким тарифным сеткам, учитывающим время суток, день недели и категорию гостя. Ключевой особенностью этого модуля является его способность к интеграции с системами управления оборудованием — он получает сигналы о начале и завершении игры непосредственно от системы подсчета очков, что позволяет автоматически фиксировать фактическое время использования дорожки и исключает возможность приписок или ошибок со стороны персонала. Кроме того, данный модуль отвечает за управление прокатом инвентаря, в первую очередь обуви, ведя учет выданных пар и контролируя своевременность их возврата.</w:t>
+        <w:t>получает сигналы о начале и завершении игры непосредственно от системы подсчета очков, что позволяет автоматически фиксировать фактическое время использования дорожки и исключает возможность приписок или ошибок со стороны персонала. Кроме того, данный модуль отвечает за управление прокатом инвентаря, в первую очередь обуви, ведя учет выданных пар и контролируя своевременность их возврата.</w:t>
       </w:r>
     </w:p>
     <w:p>
@@ -439,11 +415,11 @@
         <w:t>м</w:t>
       </w:r>
       <w:r>
-        <w:t xml:space="preserve">одуль складского учета и управления производством. В его задачи входит ведение количественного и суммового учета товарно-материальных ценностей на всех складах предприятия — от продуктового склада кухни и бара до склада хозяйственных принадлежностей и запасных частей для оборудования. Модуль автоматизирует полный цикл движения товаров: </w:t>
+        <w:t xml:space="preserve">одуль складского учета и управления производством. В его задачи входит ведение количественного и суммового учета товарно-материальных ценностей на всех складах предприятия — от продуктового склада кухни и бара до склада хозяйственных принадлежностей и запасных частей для оборудования. Модуль автоматизирует полный цикл движения товаров: оформление поступлений от поставщиков, внутренние перемещения между подразделениями, инвентаризацию и, что особенно важно, автоматическое списание ингредиентов на основании технологических карт блюд в момент их продажи через модуль ресторанного обслуживания. Такой подход </w:t>
       </w:r>
       <w:r>
         <w:lastRenderedPageBreak/>
-        <w:t>оформление поступлений от поставщиков, внутренние перемещения между подразделениями, инвентаризацию и, что особенно важно, автоматическое списание ингредиентов на основании технологических карт блюд в момент их продажи через модуль ресторанного обслуживания. Такой подход обеспечивает актуальный учет остатков в реальном времени, позволяет планировать закупки, предотвращать образование излишков или дефицита, а также контролировать соблюдение рецептуры и выявлять возможные злоупотребления со стороны персонала.</w:t>
+        <w:t>обеспечивает актуальный учет остатков в реальном времени, позволяет планировать закупки, предотвращать образование излишков или дефицита, а также контролировать соблюдение рецептуры и выявлять возможные злоупотребления со стороны персонала.</w:t>
       </w:r>
     </w:p>
     <w:p>
@@ -469,11 +445,11 @@
       </w:r>
       <w:proofErr w:type="spellEnd"/>
       <w:r>
-        <w:t xml:space="preserve"> и механизмов возврата шаров напрямую конвертируется в выручку, поэтому автоматизация процессов, связанных с поддержанием оборудования в рабочем состоянии, является экономически обоснованной необходимостью. Данный модуль ведет учет всех единиц оборудования как объектов основных средств с указанием их технических характеристик, гарантийных сроков и наработки </w:t>
+        <w:t xml:space="preserve"> и механизмов возврата шаров напрямую конвертируется в выручку, поэтому автоматизация процессов, связанных с поддержанием оборудования в рабочем состоянии, является экономически обоснованной необходимостью. Данный модуль ведет учет всех единиц оборудования как объектов основных средств с указанием их технических характеристик, гарантийных сроков и наработки в часах. Он позволяет формировать и контролировать исполнение графиков планово-предупредительных ремонтов, регистрировать все случаи поломок и внеплановых ремонтов с указанием причин и выполненных работ, а также вести складской учет запасных частей и расходных материалов, специфичных </w:t>
       </w:r>
       <w:r>
         <w:lastRenderedPageBreak/>
-        <w:t>в часах. Он позволяет формировать и контролировать исполнение графиков планово-предупредительных ремонтов, регистрировать все случаи поломок и внеплановых ремонтов с указанием причин и выполненных работ, а также вести складской учет запасных частей и расходных материалов, специфичных для боулинг-оборудования. Аналитические отчеты модуля дают техническому директору инструмент для оценки надежности оборудования, планирования бюджета на ремонты и своевременной ротации изношенных узлов.</w:t>
+        <w:t>для боулинг-оборудования. Аналитические отчеты модуля дают техническому директору инструмент для оценки надежности оборудования, планирования бюджета на ремонты и своевременной ротации изношенных узлов.</w:t>
       </w:r>
     </w:p>
     <w:p/>
@@ -496,6 +472,97 @@
         <w:t>Преимущества внедрения информационной системы на основе 1С</w:t>
       </w:r>
     </w:p>
+    <w:p/>
+    <w:p>
+      <w:r>
+        <w:t>Внедрение информационной системы управления боулинг-центром, построенной на базе технологической платформы «1</w:t>
+      </w:r>
+      <w:proofErr w:type="gramStart"/>
+      <w:r>
+        <w:t>С:Предприятие</w:t>
+      </w:r>
+      <w:proofErr w:type="gramEnd"/>
+      <w:r>
+        <w:t xml:space="preserve">», представляет собой не просто техническое переоснащение, а стратегическую инвестицию, направленную на качественное преобразование всех аспектов деятельности развлекательного комплекса. Совокупность преимуществ, получаемых в результате комплексной автоматизации, выходит далеко за </w:t>
+      </w:r>
+      <w:r>
+        <w:lastRenderedPageBreak/>
+        <w:t>пределы простого ускорения рутинных операций и охватывает финансовую устойчивость, уровень клиентского сервиса и конкурентоспособность бизнеса в долгосрочной перспективе. Анализ данных преимуществ позволяет обосновать экономическую и управленческую целесообразность перехода на единую учетную платформу.</w:t>
+      </w:r>
+    </w:p>
+    <w:p>
+      <w:r>
+        <w:t>Первостепенным преимуществом является формирование единого информационного пространства и ликвидация разрозненности данных. До внедрения специализированной конфигурации на базе «1</w:t>
+      </w:r>
+      <w:proofErr w:type="gramStart"/>
+      <w:r>
+        <w:t>С:Предприятие</w:t>
+      </w:r>
+      <w:proofErr w:type="gramEnd"/>
+      <w:r>
+        <w:t>» многие боулинг-клубы сталкиваются с ситуацией, когда бронирование ведется в одной программе или даже в бумажном журнале, учет продаж в баре — в автономной кассовой системе, а бухгалтерия работает в отдельном файле электронных таблиц. Такая фрагментация порождает неизбежные ошибки, задержки в передаче информации и невозможность оперативно получить целостную картину бизнеса. Внедрение информационной системы на «1С» устраняет эти барьеры, объединяя модули управления дорожками, ресторанного обслуживания, складского учета и финансов в единую базу данных. Следствием этого становится сквозная прослеживаемость всех операций: от момента бронирования дорожки и принятия заказа до списания ингредиентов с кухни и отражения выручки в отчете о прибылях и убытках. Руководство получает доступ к актуальным данным в режиме реального времени, что кардинально повышает качество и скорость принимаемых управленческих решений.</w:t>
+      </w:r>
+    </w:p>
+    <w:p>
+      <w:r>
+        <w:t xml:space="preserve">Второе преимущество заключается в оптимизации операционных издержек и повышении доходности бизнеса. Автоматизация ключевых бизнес-процессов позволяет значительно сократить прямые финансовые потери, которые в неавтоматизированном клубе часто остаются незамеченными. Во-первых, внедрение системы управления дорожками и синхронизация с оборудованием исключает возможность неучтенной игры или занижения времени сессии персоналом, что напрямую увеличивает выручку. Во-вторых, модуль складского учета и калькуляции блюд в рамках </w:t>
+      </w:r>
+      <w:r>
+        <w:lastRenderedPageBreak/>
+        <w:t xml:space="preserve">схемы </w:t>
+      </w:r>
+      <w:proofErr w:type="spellStart"/>
+      <w:r>
+        <w:t>HoReCa</w:t>
+      </w:r>
+      <w:proofErr w:type="spellEnd"/>
+      <w:r>
+        <w:t xml:space="preserve"> позволяет жестко контролировать себестоимость кухни и бара. Автоматическое списание ингредиентов по технологическим картам в момент продажи минимизирует нецелевое использование продуктов, воровство и ошибки при приготовлении, что ведет к снижению </w:t>
+      </w:r>
+      <w:r>
+        <w:t>стоимости еды</w:t>
+      </w:r>
+      <w:r>
+        <w:t xml:space="preserve"> и повышению </w:t>
+      </w:r>
+      <w:r>
+        <w:t>прибыльности</w:t>
+      </w:r>
+      <w:r>
+        <w:t xml:space="preserve"> общепита — направления, которое, как было показано ранее, часто генерирует более половины прибыли боулинг-центра. В-третьих, внедрение системы позволяет оптимизировать штатное расписание, высвобождая время сотрудников от ручного ввода и сверки данных для выполнения их прямых обязанностей по обслуживанию гостей и контролю качества услуг.</w:t>
+      </w:r>
+    </w:p>
+    <w:p>
+      <w:r>
+        <w:t>Не менее значимым фактором становится повышение уровня клиентского сервиса и развитие лояльности аудитории. Современная информационная система на базе «1С» дает инструменты для персонализированного взаимодействия с каждым гостем. Благодаря интеграции CRM-модуля с модулем управления дорожками и кассовыми операциями, администратор или официант видит полную историю клиента: частоту посещений, предпочтения по выбору дорожек и любимые блюда из меню. Это позволяет предложить гостю не только свободное время для игры, но и персональную скидку, приветственный комплимент от заведения или напомнить о накопленных бонусах. Кроме того, автоматизация рутинных процедур — таких как онлайн-бронирование, быстрое закрытие счета и прием различных способов оплаты — сокращает время ожидания и устраняет раздражающие факторы, повышая общую удовлетворенность от визита. Как следствие, растет показатель возвращаемости клиентов (</w:t>
+      </w:r>
+      <w:proofErr w:type="spellStart"/>
+      <w:r>
+        <w:t>Retention</w:t>
+      </w:r>
+      <w:proofErr w:type="spellEnd"/>
+      <w:r>
+        <w:t xml:space="preserve"> Rate) и увеличивается средний чек за счет эффективных кросс-продаж, инициированных системой в нужный момент.</w:t>
+      </w:r>
+    </w:p>
+    <w:p/>
+    <w:p>
+      <w:r>
+        <w:t>Наконец, к числу стратегических преимуществ следует отнести **прозрачность управленческого учета и масштабируемость решения**. Информационная система на платформе «1</w:t>
+      </w:r>
+      <w:proofErr w:type="gramStart"/>
+      <w:r>
+        <w:t>С:Предприятие</w:t>
+      </w:r>
+      <w:proofErr w:type="gramEnd"/>
+      <w:r>
+        <w:t xml:space="preserve">» позволяет </w:t>
+      </w:r>
+      <w:r>
+        <w:lastRenderedPageBreak/>
+        <w:t>формировать детализированную управленческую отчетность в любых разрезах: анализ загрузки дорожек по часам и дням недели, рентабельность конкретного мероприятия или банкета, вклад каждого официанта в продажи дополнительных услуг. Такая глубина аналитики дает возможность выявлять скрытые резервы роста, своевременно корректировать ценовую политику и ассортиментную матрицу. Кроме того, модульная архитектура и открытость платформы обеспечивают возможность поэтапного внедрения и последующего масштабирования системы по мере развития бизнеса — будь то открытие новых дорожек, запуск собственной службы доставки еды или интеграция с маркетплейсами и системами лояльности. В сочетании с полным соответствием требованиям российского бухгалтерского и налогового законодательства, заложенным в основу типовых решений на «1С», это делает выбор данной платформы не просто технологически оправданным, но и наиболее экономически эффективным решением для автоматизации бизнеса боулинга в долгосрочной перспективе.</w:t>
+      </w:r>
+    </w:p>
     <w:p>
       <w:pPr>
         <w:pStyle w:val="1"/>
@@ -508,7 +575,10 @@
         <w:rPr>
           <w:lang w:val="en-US"/>
         </w:rPr>
-        <w:t>II.</w:t>
+        <w:t>II</w:t>
+      </w:r>
+      <w:r>
+        <w:t>.</w:t>
       </w:r>
       <w:r>
         <w:t xml:space="preserve"> Практическая часть</w:t>
@@ -522,9 +592,8 @@
       </w:pPr>
       <w:r>
         <w:rPr>
-          <w:lang w:val="en-CY"/>
+          <w:lang/>
         </w:rPr>
-        <w:lastRenderedPageBreak/>
         <w:t xml:space="preserve">2.1 </w:t>
       </w:r>
       <w:r>

--- a/Зыков/Для курсовой/Курсовая_работа_Харченко.К.А_ИС_23-9-1.docx
+++ b/Зыков/Для курсовой/Курсовая_работа_Харченко.К.А_ИС_23-9-1.docx
@@ -1,6 +1,6 @@
 
 <file path=word/document.xml><?xml version="1.0" encoding="utf-8"?>
-<w:document xmlns:wpc="http://schemas.microsoft.com/office/word/2010/wordprocessingCanvas" xmlns:cx="http://schemas.microsoft.com/office/drawing/2014/chartex" xmlns:cx1="http://schemas.microsoft.com/office/drawing/2015/9/8/chartex" xmlns:cx2="http://schemas.microsoft.com/office/drawing/2015/10/21/chartex" xmlns:cx3="http://schemas.microsoft.com/office/drawing/2016/5/9/chartex" xmlns:cx4="http://schemas.microsoft.com/office/drawing/2016/5/10/chartex" xmlns:cx5="http://schemas.microsoft.com/office/drawing/2016/5/11/chartex" xmlns:cx6="http://schemas.microsoft.com/office/drawing/2016/5/12/chartex" xmlns:cx7="http://schemas.microsoft.com/office/drawing/2016/5/13/chartex" xmlns:cx8="http://schemas.microsoft.com/office/drawing/2016/5/14/chartex" xmlns:mc="http://schemas.openxmlformats.org/markup-compatibility/2006" xmlns:aink="http://schemas.microsoft.com/office/drawing/2016/ink" xmlns:am3d="http://schemas.microsoft.com/office/drawing/2017/model3d" xmlns:o="urn:schemas-microsoft-com:office:office" xmlns:r="http://schemas.openxmlformats.org/officeDocument/2006/relationships" xmlns:m="http://schemas.openxmlformats.org/officeDocument/2006/math" xmlns:v="urn:schemas-microsoft-com:vml" xmlns:wp14="http://schemas.microsoft.com/office/word/2010/wordprocessingDrawing" xmlns:wp="http://schemas.openxmlformats.org/drawingml/2006/wordprocessingDrawing" xmlns:w10="urn:schemas-microsoft-com:office:word" xmlns:w="http://schemas.openxmlformats.org/wordprocessingml/2006/main" xmlns:w14="http://schemas.microsoft.com/office/word/2010/wordml" xmlns:w15="http://schemas.microsoft.com/office/word/2012/wordml" xmlns:w16cex="http://schemas.microsoft.com/office/word/2018/wordml/cex" xmlns:w16cid="http://schemas.microsoft.com/office/word/2016/wordml/cid" xmlns:w16="http://schemas.microsoft.com/office/word/2018/wordml" xmlns:w16sdtdh="http://schemas.microsoft.com/office/word/2020/wordml/sdtdatahash" xmlns:w16se="http://schemas.microsoft.com/office/word/2015/wordml/symex" xmlns:wpg="http://schemas.microsoft.com/office/word/2010/wordprocessingGroup" xmlns:wpi="http://schemas.microsoft.com/office/word/2010/wordprocessingInk" xmlns:wne="http://schemas.microsoft.com/office/word/2006/wordml" xmlns:wps="http://schemas.microsoft.com/office/word/2010/wordprocessingShape" mc:Ignorable="w14 w15 w16se w16cid w16 w16cex w16sdtdh wp14">
+<w:document xmlns:wpc="http://schemas.microsoft.com/office/word/2010/wordprocessingCanvas" xmlns:cx="http://schemas.microsoft.com/office/drawing/2014/chartex" xmlns:cx1="http://schemas.microsoft.com/office/drawing/2015/9/8/chartex" xmlns:cx2="http://schemas.microsoft.com/office/drawing/2015/10/21/chartex" xmlns:cx3="http://schemas.microsoft.com/office/drawing/2016/5/9/chartex" xmlns:cx4="http://schemas.microsoft.com/office/drawing/2016/5/10/chartex" xmlns:cx5="http://schemas.microsoft.com/office/drawing/2016/5/11/chartex" xmlns:cx6="http://schemas.microsoft.com/office/drawing/2016/5/12/chartex" xmlns:cx7="http://schemas.microsoft.com/office/drawing/2016/5/13/chartex" xmlns:cx8="http://schemas.microsoft.com/office/drawing/2016/5/14/chartex" xmlns:mc="http://schemas.openxmlformats.org/markup-compatibility/2006" xmlns:aink="http://schemas.microsoft.com/office/drawing/2016/ink" xmlns:am3d="http://schemas.microsoft.com/office/drawing/2017/model3d" xmlns:o="urn:schemas-microsoft-com:office:office" xmlns:r="http://schemas.openxmlformats.org/officeDocument/2006/relationships" xmlns:m="http://schemas.openxmlformats.org/officeDocument/2006/math" xmlns:v="urn:schemas-microsoft-com:vml" xmlns:wp14="http://schemas.microsoft.com/office/word/2010/wordprocessingDrawing" xmlns:wp="http://schemas.openxmlformats.org/drawingml/2006/wordprocessingDrawing" xmlns:w10="urn:schemas-microsoft-com:office:word" xmlns:w="http://schemas.openxmlformats.org/wordprocessingml/2006/main" xmlns:w14="http://schemas.microsoft.com/office/word/2010/wordml" xmlns:w15="http://schemas.microsoft.com/office/word/2012/wordml" xmlns:w16cex="http://schemas.microsoft.com/office/word/2018/wordml/cex" xmlns:w16cid="http://schemas.microsoft.com/office/word/2016/wordml/cid" xmlns:w16="http://schemas.microsoft.com/office/word/2018/wordml" xmlns:w16se="http://schemas.microsoft.com/office/word/2015/wordml/symex" xmlns:wpg="http://schemas.microsoft.com/office/word/2010/wordprocessingGroup" xmlns:wpi="http://schemas.microsoft.com/office/word/2010/wordprocessingInk" xmlns:wne="http://schemas.microsoft.com/office/word/2006/wordml" xmlns:wps="http://schemas.microsoft.com/office/word/2010/wordprocessingShape" mc:Ignorable="w14 w15 w16se w16cid w16 w16cex wp14">
   <w:body>
     <w:p>
       <w:pPr>
@@ -11,31 +11,16 @@
       </w:r>
     </w:p>
     <w:p>
-      <w:r>
-        <w:fldChar w:fldCharType="begin"/>
-      </w:r>
-      <w:r>
-        <w:instrText xml:space="preserve"> TOC \o "1-2" \h \z \u </w:instrText>
-      </w:r>
-      <w:r>
-        <w:fldChar w:fldCharType="separate"/>
-      </w:r>
-      <w:r>
-        <w:rPr>
-          <w:b/>
-          <w:bCs/>
-          <w:noProof/>
-        </w:rPr>
-        <w:t>Элементы оглавления не найдены.</w:t>
-      </w:r>
-      <w:r>
-        <w:rPr>
-          <w:b/>
-          <w:bCs/>
-          <w:noProof/>
-        </w:rPr>
-        <w:fldChar w:fldCharType="end"/>
-      </w:r>
+      <w:fldSimple w:instr=" TOC \o &quot;1-2&quot; \h \z \u ">
+        <w:r>
+          <w:rPr>
+            <w:b/>
+            <w:bCs/>
+            <w:noProof/>
+          </w:rPr>
+          <w:t>Элементы оглавления не найдены.</w:t>
+        </w:r>
+      </w:fldSimple>
     </w:p>
     <w:p>
       <w:pPr>
@@ -118,13 +103,7 @@
     </w:p>
     <w:p>
       <w:r>
-        <w:t xml:space="preserve">Одной из определяющих тенденций последних лет выступает </w:t>
-      </w:r>
-      <w:r>
-        <w:t>организация</w:t>
-      </w:r>
-      <w:r>
-        <w:t xml:space="preserve"> разрозненных инструментов управления в централизованные облачные или гибридные экосистемы. Если ранее администраторы использовали отдельные приложения для ведения сетки бронирования, кассовые терминалы работали автономно от складского учета, а финансовая отчетность формировалась вручную путем сведения данных из нескольких источников, то сегодня востребованной становится модель единого цифрового пространства. Такая архитектура обеспечивает сквозную прослеживаемость операций: от момента создания заявки на дорожку до фиксации выручки и списания материалов. Для рынка, ориентированного на высокую загрузку в вечерние часы и выходные дни, критически важной становится возможность </w:t>
+        <w:t xml:space="preserve">Одной из определяющих тенденций последних лет выступает организация разрозненных инструментов управления в централизованные облачные или гибридные экосистемы. Если ранее администраторы использовали отдельные приложения для ведения сетки бронирования, кассовые терминалы работали автономно от складского учета, а финансовая отчетность формировалась вручную путем сведения данных из нескольких источников, то сегодня востребованной становится модель единого цифрового пространства. Такая архитектура обеспечивает сквозную прослеживаемость операций: от момента создания заявки на дорожку до фиксации выручки и списания материалов. Для рынка, ориентированного на высокую загрузку в вечерние часы и выходные дни, критически важной становится возможность </w:t>
       </w:r>
       <w:r>
         <w:lastRenderedPageBreak/>
@@ -133,36 +112,12 @@
     </w:p>
     <w:p>
       <w:r>
-        <w:t>Не менее значимой тенденцией, во многом продиктованной изменением модели потребительского поведения, является повсеместное внедрение бесконтактных сервисов и механизмов персонализированного взаимодействия с гостем. Современный посетитель боулинг-центра ожидает минимизации временных затрат на рутинные процедуры: ему необходима возможность самостоятельно забронировать дорожку через веб-сайт или мобильное приложение, произвести оплату удобным способом без визита к стойке ресепшена, оформить заказ блюд и напитков непосредственно с игрового места. Реализация этих сценариев требует от информационной системы способности обрабатывать транзакции из различных каналов и синхронизировать их с физическим состоянием оборудования. Одновременно с этим возрастает запрос на индивидуализацию сервиса. Автоматизированный сбор и анализ истории посещений, частоты игр</w:t>
-      </w:r>
-      <w:r>
-        <w:t xml:space="preserve"> </w:t>
-      </w:r>
-      <w:r>
-        <w:t>позволяют формировать адресные предложения, которые повышают лояльность аудитории и стимулируют повторные визиты. Речь идет не просто о начислении бонусных баллов, а о гибком динамическом ценообразовании, когда стоимость часа игры может корректироваться в зависимости от текущей загрузки, и о формировании персонализированных пакетных предложений, включающих игровое время. Подобный подход напрямую влияет на увеличение среднего чека и коэффициента возвращаемости гостей, что в условиях насыщенного локального рынка развлечений является одним из немногих устойчивых способов удержания конкурентных позиций.</w:t>
-      </w:r>
-    </w:p>
-    <w:p>
-      <w:r>
-        <w:t xml:space="preserve">На операционном уровне все более отчетливо проявляется тенденция к внедрению </w:t>
-      </w:r>
-      <w:r>
-        <w:t>предсказуемого</w:t>
-      </w:r>
-      <w:r>
-        <w:t xml:space="preserve"> технического обслуживания оборудования, основанного на </w:t>
-      </w:r>
-      <w:r>
-        <w:t xml:space="preserve">современных </w:t>
-      </w:r>
-      <w:r>
-        <w:t>технология</w:t>
-      </w:r>
-      <w:r>
-        <w:t>х</w:t>
-      </w:r>
-      <w:r>
-        <w:t xml:space="preserve">. Специфика боулинг-центра такова, что простой даже одной дорожки вследствие неисправности </w:t>
+        <w:t>Не менее значимой тенденцией, во многом продиктованной изменением модели потребительского поведения, является повсеместное внедрение бесконтактных сервисов и механизмов персонализированного взаимодействия с гостем. Современный посетитель боулинг-центра ожидает минимизации временных затрат на рутинные процедуры: ему необходима возможность самостоятельно забронировать дорожку через веб-сайт или мобильное приложение, произвести оплату удобным способом без визита к стойке ресепшена, оформить заказ блюд и напитков непосредственно с игрового места. Реализация этих сценариев требует от информационной системы способности обрабатывать транзакции из различных каналов и синхронизировать их с физическим состоянием оборудования. Одновременно с этим возрастает запрос на индивидуализацию сервиса. Автоматизированный сбор и анализ истории посещений, частоты игр позволяют формировать адресные предложения, которые повышают лояльность аудитории и стимулируют повторные визиты. Речь идет не просто о начислении бонусных баллов, а о гибком динамическом ценообразовании, когда стоимость часа игры может корректироваться в зависимости от текущей загрузки, и о формировании персонализированных пакетных предложений, включающих игровое время. Подобный подход напрямую влияет на увеличение среднего чека и коэффициента возвращаемости гостей, что в условиях насыщенного локального рынка развлечений является одним из немногих устойчивых способов удержания конкурентных позиций.</w:t>
+      </w:r>
+    </w:p>
+    <w:p>
+      <w:r>
+        <w:t xml:space="preserve">На операционном уровне все более отчетливо проявляется тенденция к внедрению предсказуемого технического обслуживания оборудования, основанного на современных технологиях. Специфика боулинг-центра такова, что простой даже одной дорожки вследствие неисправности </w:t>
       </w:r>
       <w:proofErr w:type="spellStart"/>
       <w:r>
@@ -221,23 +176,20 @@
         <w:t>основу корректного начисления стоимости услуги и формирования достоверной отчетности о загрузке.</w:t>
       </w:r>
     </w:p>
-    <w:p/>
     <w:p>
       <w:r>
         <w:t>Неразрывно с игровым контуром связан процесс организации питания и обслуживания гостей в зоне кафе-бара, который в современных экономических реалиях часто выступает драйвером прибыльности всего комплекса, превышая по объему выручки доход от аренды дорожек. С операционной точки зрения данный бизнес-процесс строится по классическим канонам индустрии гостеприимства, однако приобретает ряд принципиальных особенностей, обусловленных спецификой боулинга. Ключевым отличием является необходимость жесткой привязки каждого заказа к конкретной игровой дорожке или столу с возможностью ведения депозитных счетов и консолидированной оплаты в момент завершения визита. Официант или бармен, принимая заказ, должен обладать актуальной информацией о статусе дорожки: активна ли игра, какое время осталось до ее окончания, является ли гость участником акционного предложения. Такая интеграция исключает ситуации, когда кухня готовит блюдо для гостя, уже покинувшего клуб, или когда счет выставляется ошибочно на другую дорожку. Процесс также включает в себя технологический цикл производства кулинарной продукции: от приемки сырья на склад до выдачи готового блюда, что требует ведения точного количественного учета ингредиентов и контроля соблюдения рецептур с целью управления себестоимостью и предотвращения нецелевого расхода продуктов.</w:t>
       </w:r>
     </w:p>
-    <w:p/>
-    <w:p>
-      <w:r>
-        <w:t xml:space="preserve">Обеспечивающим процессом, уникальным именно для боулинг-индустрии и напрямую влияющим на способность бизнеса генерировать выручку, является техническое обслуживание и ремонт игрового оборудования. В данную категорию попадают как сложные электромеханические узлы, обеспечивающие установку кеглей и возврат шаров, так и специализированные машины для ухода за покрытием дорожек. </w:t>
+    <w:p>
+      <w:r>
+        <w:t xml:space="preserve">Обеспечивающим процессом, уникальным именно для боулинг-индустрии и напрямую влияющим на способность бизнеса генерировать выручку, является техническое обслуживание и ремонт игрового оборудования. В данную категорию попадают как сложные электромеханические узлы, обеспечивающие установку кеглей и возврат шаров, так и специализированные машины для ухода за покрытием дорожек. Коэффициент технической готовности дорожек является критическим показателем эффективности, поскольку простой даже одного игрового места в </w:t>
       </w:r>
       <w:r>
         <w:lastRenderedPageBreak/>
-        <w:t>Коэффициент технической готовности дорожек является критическим показателем эффективности, поскольку простой даже одного игрового места в пиковые часы оборачивается прямыми финансовыми потерями и репутационным ущербом. Структура данного бизнес-процесса включает два взаимодополняющих направления: планово-предупредительные работы и экстренный ремонт. Плановое обслуживание предполагает строгое соблюдение регламентов по нанесению масла на покрытие, что определяет спортивные характеристики игры и долговечность ламелей, а также регулярный осмотр и замену быстроизнашивающихся деталей. Экстренный ремонт, напротив, требует от технической службы способности в минимальные сроки диагностировать неисправность и восстановить работоспособность оборудования, часто в условиях ограниченного доступа к оригинальным запасным частям. С точки зрения учета данный процесс генерирует потребность в ведении номенклатуры технических жидкостей и комплектующих, планировании занятости технического персонала и накоплении статистики отказов для обоснования инвестиций в обновление парка оборудования.</w:t>
-      </w:r>
-    </w:p>
-    <w:p/>
+        <w:t>пиковые часы оборачивается прямыми финансовыми потерями и репутационным ущербом. Структура данного бизнес-процесса включает два взаимодополняющих направления: планово-предупредительные работы и экстренный ремонт. Плановое обслуживание предполагает строгое соблюдение регламентов по нанесению масла на покрытие, что определяет спортивные характеристики игры и долговечность ламелей, а также регулярный осмотр и замену быстроизнашивающихся деталей. Экстренный ремонт, напротив, требует от технической службы способности в минимальные сроки диагностировать неисправность и восстановить работоспособность оборудования, часто в условиях ограниченного доступа к оригинальным запасным частям. С точки зрения учета данный процесс генерирует потребность в ведении номенклатуры технических жидкостей и комплектующих, планировании занятости технического персонала и накоплении статистики отказов для обоснования инвестиций в обновление парка оборудования.</w:t>
+      </w:r>
+    </w:p>
     <w:p>
       <w:pPr>
         <w:rPr>
@@ -245,11 +197,7 @@
         </w:rPr>
       </w:pPr>
       <w:r>
-        <w:t xml:space="preserve">Завершающий контур операционной модели образуют процессы управления персоналом и формирования финансово-аналитической отчетности. Специфика кадрового состава боулинг-центра предполагает наличие нескольких функциональных групп сотрудников с различными графиками занятости и принципами мотивации: административный персонал, операторы и инструкторы, работники кухни и бара, официанты, технические специалисты. Процесс начисления заработной платы в таких условиях требует гибкой настройки схем расчетов, учитывающих как фиксированные оклады, так и переменные части, зависящие от выполнения планов продаж или качества обслуживания. Параллельно с этим для собственников и управляющих критически важным является процесс формирования управленческой отчетности, отражающей не только агрегированные </w:t>
-      </w:r>
-      <w:r>
-        <w:lastRenderedPageBreak/>
-        <w:t>финансовые результаты, но и детализированные операционные показатели. Анализу подлежат такие метрики, как загрузка каждой дорожки в разрезе часов и дней недели, удельный доход на одного гостя, доля выручки от дополнительных услуг в общем объеме и структура себестоимости блюд. Только при условии четкой формализации всех перечисленных бизнес-процессов и их последующей консолидации в рамках единой учетной системы руководство получает действенный инструмент для контроля издержек, прогнозирования денежных потоков и стратегического планирования развития боулинг-центра в долгосрочной перспективе.</w:t>
+        <w:t>Специфика кадрового состава боулинг-центра предполагает наличие нескольких функциональных групп сотрудников с различными графиками занятости и принципами мотивации: административный персонал, операторы и инструкторы, работники кухни и бара, официанты, технические специалисты. Процесс начисления заработной платы в таких условиях требует гибкой настройки схем расчетов, учитывающих как фиксированные оклады, так и переменные части, зависящие от выполнения планов продаж или качества обслуживания. Параллельно с этим для собственников и управляющих критически важным является процесс формирования управленческой отчетности, отражающей не только агрегированные финансовые результаты, но и детализированные операционные показатели. Анализу подлежат такие метрики, как загрузка каждой дорожки в разрезе часов и дней недели, удельный доход на одного гостя, доля выручки от дополнительных услуг в общем объеме и структура себестоимости блюд.</w:t>
       </w:r>
     </w:p>
     <w:p/>
@@ -263,6 +211,7 @@
         <w:jc w:val="center"/>
       </w:pPr>
       <w:r>
+        <w:lastRenderedPageBreak/>
         <w:t>Обзор платформы 1С: Предприятие и ее возможностей для автоматизации</w:t>
       </w:r>
     </w:p>
@@ -277,69 +226,39 @@
       </w:r>
       <w:proofErr w:type="gramEnd"/>
       <w:r>
-        <w:t xml:space="preserve">» представляет собой универсальную среду для разработки и эксплуатации прикладных бизнес-решений, которая на протяжении десятилетий является стандартом автоматизации управления для подавляющего большинства предприятий в различных отраслях экономики. С точки зрения архитектуры, это не просто отдельная программа, а целостная технологическая платформа, которая включает в себя серверную часть, клиентские приложения для различных операционных систем, средства разработки и администрирования, а также встроенные механизмы интеграции и обмена данными. В ее основе лежит </w:t>
-      </w:r>
-      <w:proofErr w:type="spellStart"/>
-      <w:r>
-        <w:t>low-code</w:t>
-      </w:r>
-      <w:proofErr w:type="spellEnd"/>
-      <w:r>
-        <w:t xml:space="preserve"> парадигма, позволяющая разработчикам оперировать не строками кода низкого уровня, а высокоуровневыми, предметно-ориентированными объектами, такими как «Справочники», «Документы», «Регистры накопления» или «Бизнес-процессы». Такой подход радикально ускоряет создание и доработку конфигураций, делая систему доступной для адаптации силами собственных IT-специалистов или сторонних партнеров без необходимости содержать большой штат системных программистов.</w:t>
+        <w:t>» представляет собой универсальную и гибкую технологическую среду, предназначенную для комплексной автоматизации управления и учета в организациях любого масштаба и профиля деятельности. В её основе лежит концепция единой платформы, на которой разрабатываются и функционируют специализированные прикладные решения (конфигурации), адаптированные под конкретные отраслевые и индивидуальные потребности бизнеса. Такой подход позволяет объединить в рамках одной системы все ключевые бизнес-процессы предприятия, обеспечивая целостность и непротиворечивость данных. Платформа включает в себя не только готовые типовые конфигурации для решения широкого спектра задач, но и мощные инструменты для разработки и доработки функционала, что делает её особенно ценной для предприятий с уникальной спецификой, таких как боулинг-центры.</w:t>
+      </w:r>
+    </w:p>
+    <w:p>
+      <w:r>
+        <w:t>Ключевой особенностью платформы является её открытость и высокая степень адаптивности. В отличие от многих западных ERP-систем, которые часто функционируют по принципу «черного ящика» с закрытой бизнес-логикой, «1</w:t>
+      </w:r>
+      <w:proofErr w:type="gramStart"/>
+      <w:r>
+        <w:t>С:Предприятие</w:t>
+      </w:r>
+      <w:proofErr w:type="gramEnd"/>
+      <w:r>
+        <w:t>» предоставляет возможность гибкой настройки и модификации любого элемента типовой конфигурации. Благодаря встроенному языку программирования и визуальным средствам разработки, специалисты могут дорабатывать существующие модули, создавать новые документы, справочники, отчёты и алгоритмы обработки данных, идеально подстраивая систему под методологию учёта конкретной организации. Это свойство имеет критическое значение для боулинг-центров, где необходимо интегрировать нетиповые процессы, такие как управление бронированием дорожек, синхронизация с системами подсчёта очков и сложный учёт технического обслуживания оборудования.</w:t>
       </w:r>
     </w:p>
     <w:p>
       <w:r>
         <w:lastRenderedPageBreak/>
-        <w:t>Ключевая особенность платформы «1</w:t>
+        <w:t>Важнейшим преимуществом платформы является её способность автоматизировать рутинные операции, что ведёт к значительному повышению эффективности работы персонала. Система берёт на себя выполнение множества задач, которые ранее требовали ручного труда: автоматическое формирование бухгалтерских и налоговых отчётов, расчёт заработной платы с учётом различных схем мотивации, ведение складского учёта и управление закупками. В контексте боулинга это означает, что информация о каждой транзакции, будь то оплата за игру или продажа блюда из кафе, мгновенно отражается в единой базе данных, формируя актуальную управленческую отчётность в реальном времени.</w:t>
+      </w:r>
+    </w:p>
+    <w:p>
+      <w:r>
+        <w:t>Таким образом, выбор «1</w:t>
       </w:r>
       <w:proofErr w:type="gramStart"/>
       <w:r>
-        <w:t>С:Предприятие</w:t>
+        <w:t>С:Предприятия</w:t>
       </w:r>
       <w:proofErr w:type="gramEnd"/>
       <w:r>
-        <w:t xml:space="preserve">», имеющая критическое значение для автоматизации такого специфического бизнеса, как боулинг, заключается в ее открытости и исключительной гибкости. В отличие от многих западных ERP-систем, которые часто представляют собой «черный ящик» с закрытой бизнес-логикой, 1С позволяет вносить изменения в любой типовой функционал и дорабатывать конфигурацию под уникальные нужды конкретной </w:t>
-      </w:r>
-      <w:r>
-        <w:t>организации.</w:t>
-      </w:r>
-      <w:r>
-        <w:t xml:space="preserve"> Это означает, что в рамках единой системы можно объединить совершенно разноплановые контуры управления: от классического бухгалтерского и налогового учета до оперативного управления сложным оборудованием, каким являются </w:t>
-      </w:r>
-      <w:proofErr w:type="spellStart"/>
-      <w:r>
-        <w:t>пинсеттеры</w:t>
-      </w:r>
-      <w:proofErr w:type="spellEnd"/>
-      <w:r>
-        <w:t xml:space="preserve"> и системы подсчета очков. Платформа предоставляет для этого обширный инструментарий: механизмы поддержки складского учета, управления взаиморасчетами, расчета сложной периодической заработной платы, а также встроенную подсистему моделирования и контроля бизнес-</w:t>
-      </w:r>
-      <w:r>
-        <w:t>процессов.</w:t>
-      </w:r>
-      <w:r>
-        <w:t xml:space="preserve"> Все эти инструменты работают в единой информационной среде, обеспечивая целостность и непротиворечивость данных.</w:t>
-      </w:r>
-    </w:p>
-    <w:p>
-      <w:r>
-        <w:t>Возможности платформы для автоматизации боулинг-центра выходят далеко за рамки базового учета. На фундаменте «1</w:t>
-      </w:r>
-      <w:proofErr w:type="gramStart"/>
-      <w:r>
-        <w:t>С:Предприятия</w:t>
-      </w:r>
-      <w:proofErr w:type="gramEnd"/>
-      <w:r>
-        <w:t xml:space="preserve">» можно реализовать полноценную систему управления, которая свяжет воедино процесс бронирования дорожек, работу кафе-бара, управление взаимоотношениями с клиентами (CRM) и техническое обслуживание оборудования. Например, платформа позволяет в режиме реального времени синхронизировать состояние игровых дорожек с POS-терминалами официантов и рабочими местами администраторов, исключая двойное бронирование и ошибки при формировании счетов. Глубокие аналитические возможности платформы, включая механизмы хранения многомерных данных и формирования отчетов, дают управляющему инструмент для детального анализа: можно оценить загрузку каждой дорожки в разрезе часов и дней недели, рассчитать средний чек в привязке к игровой сессии, выявить наиболее маржинальные позиции меню и эффективность маркетинговых </w:t>
-      </w:r>
-      <w:r>
-        <w:lastRenderedPageBreak/>
-        <w:t>акций.</w:t>
-      </w:r>
-      <w:r>
-        <w:t xml:space="preserve"> Кроме того, открытая архитектура и наличие программных интерфейсов (API) делают возможной глубокую интеграцию 1С с внешними системами и оборудованием — от систем онлайн-бронирования на сайте до контроллеров управления освещением и мультимедийными панелями на дорожках, создавая тем самым по-настоящему единое цифровое пространство для управления развлекательным комплексом.</w:t>
+        <w:t>» в качестве основы для автоматизации боулинг-центра является стратегически обоснованным решением. Платформа не только обеспечивает надёжную основу для ведения всех видов учёта, но и предоставляет неограниченные возможности для адаптации к меняющимся потребностям бизнеса. Её способность объединить управление игровым процессом, ресторанным обслуживанием, складом и финансами в едином информационном пространстве создаёт прочный фундамент для повышения операционной эффективности, контроля издержек и устойчивого роста развлекательного комплекса.</w:t>
       </w:r>
     </w:p>
     <w:p/>
@@ -362,7 +281,7 @@
     <w:p/>
     <w:p>
       <w:r>
-        <w:t>Эффективная автоматизация боулинг-центра на платформе «1</w:t>
+        <w:t>Эффективная автоматизация боулинг-центра на базе платформы «1</w:t>
       </w:r>
       <w:proofErr w:type="gramStart"/>
       <w:r>
@@ -370,92 +289,84 @@
       </w:r>
       <w:proofErr w:type="gramEnd"/>
       <w:r>
-        <w:t>» предполагает не просто установку единой программы, а внедрение комплекса взаимосвязанных функциональных модулей, каждый из которых отвечает за автоматизацию конкретного бизнес-процесса и в совокупности образует целостную информационную экосистему. Архитектура такой системы строится по модульному принципу, что позволяет масштабировать решение по мере развития бизнеса и подключать только те блоки, которые действительно необходимы на текущем этапе, при этом все они работают в едином информационном пространстве, исключая двойной ввод данных и обеспечивая их актуальность в режиме реального времени.</w:t>
-      </w:r>
-    </w:p>
-    <w:p>
-      <w:r>
-        <w:t xml:space="preserve">Центральным и наиболее специфичным для данной отрасли является модуль управления игровыми дорожками и бронированием. Этот компонент информационной системы выполняет функции визуального планирования занятости дорожек, представленного в форме удобной временной сетки, где администратор видит статус каждой дорожки — свободна, забронирована, в игре, на техническом обслуживании или выключена. Модуль позволяет создавать бронирования различной длительности с привязкой к конкретному клиенту или компании, автоматически рассчитывать стоимость игры по гибким тарифным сеткам, учитывающим время суток, день недели и категорию гостя. Ключевой особенностью этого модуля является его способность к интеграции с системами управления оборудованием — он </w:t>
+        <w:t xml:space="preserve">» предполагает не развертывание единой монолитной программы, а внедрение комплекса функционально обособленных, но тесно интегрированных между собой модулей. Каждый такой модуль предназначен для оптимизации строго определенного контура операционной деятельности и в совокупности они образуют целостную информационную систему, обеспечивающую сквозное управление всеми бизнес-процессами. Модульная архитектура позволяет масштабировать решение поэтапно, подключая новые </w:t>
       </w:r>
       <w:r>
         <w:lastRenderedPageBreak/>
-        <w:t>получает сигналы о начале и завершении игры непосредственно от системы подсчета очков, что позволяет автоматически фиксировать фактическое время использования дорожки и исключает возможность приписок или ошибок со стороны персонала. Кроме того, данный модуль отвечает за управление прокатом инвентаря, в первую очередь обуви, ведя учет выданных пар и контролируя своевременность их возврата.</w:t>
-      </w:r>
-    </w:p>
-    <w:p>
-      <w:r>
-        <w:t xml:space="preserve">Следующим по значимости выступает модуль ресторанного обслуживания и кассовых операций, реализующий функционал фронт-офиса в соответствии с принципами схемы </w:t>
+        <w:t>функциональные блоки по мере развития клуба или возникновения новых управленческих потребностей, при этом все они функционируют в единой информационной среде, исключая дублирование ввода и гарантируя актуальность данных в режиме реального времени.</w:t>
+      </w:r>
+    </w:p>
+    <w:p>
+      <w:r>
+        <w:t xml:space="preserve">Центральное место в структуре информационной системы занимает модуль управления игровыми дорожками и бронированием, являющийся специфическим именно для данной отрасли и не имеющий прямых аналогов в типовых решениях для других сфер. Данный компонент реализует визуальное планирование занятости дорожек в форме интуитивно понятной временной сетки, на которой администратор в реальном времени видит статус каждой </w:t>
+      </w:r>
+      <w:r>
+        <w:t>дорожки</w:t>
+      </w:r>
+      <w:r>
+        <w:t>: свободна, забронирована, находится в активной игре, временно выведена на техническое обслуживание или отключена. Функционал модуля позволяет создавать бронирования произвольной длительности с привязкой к конкретному посетителю, компании или мероприятию, а также автоматически рассчитывать стоимость игры по гибким тарифным сеткам, учитывающим время суток, день недели, сезонность и категорию гостя. Ключевой особенностью, реализуемой при глубокой интеграции с оборудованием, является автоматическая фиксация фактического времени начала и окончания игры на основании сигналов от системы подсчета очков, что полностью исключает человеческий фактор при определении длительности сессии и формирует достоверную основу для начисления оплаты. Кроме того, данный модуль отвечает за учет и контроль выдачи прокатного инвентаря, в первую очередь специализированной обуви, обеспечивая отслеживание сроков возврата и минимизацию потерь.</w:t>
+      </w:r>
+    </w:p>
+    <w:p>
+      <w:r>
+        <w:t xml:space="preserve">Неразрывно с игровым контуром функционирует модуль ресторанного обслуживания и кассовых операций, реализующий задачи фронт-офиса в соответствии с принципами индустрии гостеприимства. Он объединяет в себе рабочие места различных категорий сотрудников: администратора на стойке ресепшена, бармена за барной стойкой и официантов, обслуживающих гостей непосредственно в зоне дорожек. Данный модуль обеспечивает открытие </w:t>
+      </w:r>
+      <w:r>
+        <w:lastRenderedPageBreak/>
+        <w:t>гостевых счетов, жестко привязанных к игровой дорожке или посадочному месту, прием заказов блюд и напитков с их мгновенной автоматической передачей на кухонный принтер или дисплей повара, а также ведение учета депозитных платежей и авансов. Завершающим этапом является проведение окончательного расчета с гостем с возможностью гибкого разделения счета, применения скидок и списания бонусов. Принципиально важной является логическая связь этого модуля с модулем управления дорожками: информационная система не позволит официанту принять заказ для дорожки, которая в данный момент не активна или находится в состоянии технической остановки, что предотвращает потерю заказов и конфликтные ситуации.</w:t>
+      </w:r>
+    </w:p>
+    <w:p>
+      <w:r>
+        <w:t>Обеспечивающим фундаментом для коммерческой деятельности служит модуль складского учета и управления производством. В сферу его ответственности входит ведение детализированного количественного и суммового учета товарно-материальных ценностей на всех складах предприятия, от продуктового склада кухни и бара до склада хозяйственных принадлежностей и технических жидкостей. Модуль автоматизирует полный цикл движения товаров: оформление поступлений от поставщиков, внутренние перемещения между подразделениями, проведение инвентаризаций и, что особенно важно, автоматическое списание ингредиентов на основании технологических карт в момент продажи блюда через модуль ресторанного обслуживания. Такой подход обеспечивает актуальный учет остатков в реальном времени, позволяет планировать закупки для предотвращения дефицита или образования излишков, а также жестко контролировать соблюдение рецептуры, выявляя возможные отклонения и нецелевое использование продуктов, что напрямую влияет на управление себестоимость</w:t>
+      </w:r>
+      <w:r>
+        <w:t>ю</w:t>
+      </w:r>
+      <w:r>
+        <w:t>.</w:t>
+      </w:r>
+    </w:p>
+    <w:p>
+      <w:r>
+        <w:t xml:space="preserve">Специфика боулинг-центра как объекта, эксплуатирующего сложное и дорогостоящее электромеханическое оборудование, обуславливает необходимость включения в состав информационной системы модуля технического обслуживания и ремонта. Данный компонент ведет </w:t>
+      </w:r>
+      <w:r>
+        <w:lastRenderedPageBreak/>
+        <w:t xml:space="preserve">паспортизацию каждой единицы оборудования с указанием ее технических характеристик, даты ввода в эксплуатацию, наработки в часах и истории всех проведенных сервисных работ. Он позволяет формировать и контролировать исполнение графиков планово-предупредительных ремонтов, регистрировать факты внеплановых остановок и аварийных ремонтов с детальным указанием причин и выполненных действий, а также вести складской учет запасных частей и расходных материалов, специфичных для </w:t>
       </w:r>
       <w:proofErr w:type="spellStart"/>
       <w:r>
-        <w:t>HoReCa</w:t>
+        <w:t>пинсеттеров</w:t>
       </w:r>
       <w:proofErr w:type="spellEnd"/>
       <w:r>
-        <w:t>. Он объединяет рабочие места кассира-администратора на ресепшене, бармена за барной стойкой и официантов в зоне обслуживания дорожек. Данный модуль позволяет открывать гостевые счета, привязанные к конкретной дорожке или столу, принимать заказы блюд и напитков с автоматической передачей на кух</w:t>
-      </w:r>
-      <w:r>
-        <w:t>ню</w:t>
-      </w:r>
-      <w:r>
-        <w:t>, а также производить окончательный расчет с гостем с возможностью разделения счета, применения скидок и начисления бонусов в рамках программы лояльности. Принципиально важной является жесткая логическая связь этого модуля с модулем управления дорожками — счет гостя может быть закрыт только после фактического завершения игры, а система не позволит официанту принять заказ на дорожку, которая в данный момент не активна или находится в техническом</w:t>
-      </w:r>
-      <w:r>
-        <w:t xml:space="preserve"> обслуживании</w:t>
-      </w:r>
-      <w:r>
-        <w:t>.</w:t>
-      </w:r>
-    </w:p>
-    <w:p>
-      <w:r>
-        <w:t xml:space="preserve">Обеспечивающим фундаментом для коммерческой деятельности служит </w:t>
-      </w:r>
-      <w:r>
-        <w:t>м</w:t>
-      </w:r>
-      <w:r>
-        <w:t xml:space="preserve">одуль складского учета и управления производством. В его задачи входит ведение количественного и суммового учета товарно-материальных ценностей на всех складах предприятия — от продуктового склада кухни и бара до склада хозяйственных принадлежностей и запасных частей для оборудования. Модуль автоматизирует полный цикл движения товаров: оформление поступлений от поставщиков, внутренние перемещения между подразделениями, инвентаризацию и, что особенно важно, автоматическое списание ингредиентов на основании технологических карт блюд в момент их продажи через модуль ресторанного обслуживания. Такой подход </w:t>
-      </w:r>
+        <w:t xml:space="preserve"> и машин ухода за покрытием. Аналитические отчеты модуля предоставляют техническому директору объективные данные для оценки надежности оборудования, планирования бюджета на ремонты и обоснования решений о своевременной замене изношенных узлов, что в конечном итоге минимизирует время простоя дорожек и связанные с этим финансовые потери.</w:t>
+      </w:r>
+    </w:p>
+    <w:p>
+      <w:r>
+        <w:t xml:space="preserve">Замыкает комплекс модулей управления персоналом и расчета заработной платы, выполняющий </w:t>
+      </w:r>
+      <w:r>
+        <w:t>одну из самых важных функций</w:t>
+      </w:r>
+      <w:r>
+        <w:t>. Учитывая многочисленность и разнородность должностей в боулинг-центре, от инструкторов и операторов до официантов и технических специалистов, данный модуль должен обладать исключительной гибкостью настроек для реализации различных схем мотивации. Он автоматизирует ведение кадрового учета, формирование табелей рабочего времени с учетом скользящих сменных графиков, а также расчет всех видов начислений и удержаний. Особенностью применения в развлекательной сфере является возможность настройки расчета переменной части вознаграждения в зависимости от выполнения индивидуальных или коллективных планов продаж, а также учета дополнительных сервисных сборов, распределяемых по заданным алгоритмам. Интеграция с финансовым модулем обеспечивает корректное формирование бухгалтерских проводок и отражение затрат на оплату труда в управленческой отчетности в разрезе центров финансовой ответственности, что позволяет объективно оценивать вклад каждого подразделения в общий результат деятельности боулинг-центра.</w:t>
+      </w:r>
+    </w:p>
+    <w:p>
       <w:r>
         <w:lastRenderedPageBreak/>
-        <w:t>обеспечивает актуальный учет остатков в реальном времени, позволяет планировать закупки, предотвращать образование излишков или дефицита, а также контролировать соблюдение рецептуры и выявлять возможные злоупотребления со стороны персонала.</w:t>
-      </w:r>
-    </w:p>
-    <w:p>
-      <w:r>
-        <w:t>Для построения долгосрочных и прибыльных отношений с гостями предназначен **модуль управления взаимоотношениями с клиентами (CRM)**. Этот компонент аккумулирует всю историю взаимодействия с каждым клиентом: даты и длительность посещений, сумму потраченных средств, предпочтения по дорожкам и блюдам из меню, участие в акциях и реакцию на маркетинговые предложения. На основе накопленных данных модуль позволяет сегментировать клиентскую базу по различным критериям, реализовывать гибкие программы лояльности с накопительными скидками и бонусными баллами, а также запускать автоматизированные маркетинговые кампании — например, отправлять поздравления с днем рождения или персональные предложения клиентам, давно не посещавшим клуб. Интеграция CRM-модуля с финансовым учетом дает возможность оценивать эффективность рекламных вложений и возврат на инвестиции в маркетинг по каждому клиентскому сегменту в отдельности.</w:t>
-      </w:r>
-    </w:p>
-    <w:p>
-      <w:r>
-        <w:t>Неотъемлемой частью информационной системы боулинг-центра является **модуль технического обслуживания и ремонта оборудования (</w:t>
-      </w:r>
-      <w:proofErr w:type="spellStart"/>
-      <w:r>
-        <w:t>ТОиР</w:t>
-      </w:r>
-      <w:proofErr w:type="spellEnd"/>
-      <w:r>
-        <w:t xml:space="preserve">)**. Специфика бизнеса такова, что исправность </w:t>
-      </w:r>
-      <w:proofErr w:type="spellStart"/>
-      <w:r>
-        <w:t>пинсеттеров</w:t>
-      </w:r>
-      <w:proofErr w:type="spellEnd"/>
-      <w:r>
-        <w:t xml:space="preserve"> и механизмов возврата шаров напрямую конвертируется в выручку, поэтому автоматизация процессов, связанных с поддержанием оборудования в рабочем состоянии, является экономически обоснованной необходимостью. Данный модуль ведет учет всех единиц оборудования как объектов основных средств с указанием их технических характеристик, гарантийных сроков и наработки в часах. Он позволяет формировать и контролировать исполнение графиков планово-предупредительных ремонтов, регистрировать все случаи поломок и внеплановых ремонтов с указанием причин и выполненных работ, а также вести складской учет запасных частей и расходных материалов, специфичных </w:t>
-      </w:r>
-      <w:r>
-        <w:lastRenderedPageBreak/>
-        <w:t>для боулинг-оборудования. Аналитические отчеты модуля дают техническому директору инструмент для оценки надежности оборудования, планирования бюджета на ремонты и своевременной ротации изношенных узлов.</w:t>
-      </w:r>
-    </w:p>
-    <w:p/>
-    <w:p>
-      <w:r>
-        <w:t>Наконец, сквозную функцию для всех подразделений выполняет **модуль управления персоналом и расчета заработной платы**. Учитывая многочисленность и разнообразие должностей в боулинг-центре — от инструкторов и операторов до официантов и техников — данный модуль должен обладать гибкими настройками для расчета различных схем мотивации. Он автоматизирует кадровый учет, ведение табеля рабочего времени с учетом сменного графика, а также расчет всех видов начислений и удержаний. Особенностью применения в развлекательной сфере является возможность настройки расчета премиальной части заработной платы в зависимости от выполнения индивидуальных или коллективных планов продаж, а также учета чаевых, распределяемых по заданным алгоритмам. Интеграция с финансовым модулем обеспечивает корректное формирование проводок по оплате труда и отражение этих затрат в управленческой отчетности в разрезе центров финансовой ответственности, что позволяет объективно оценивать вклад каждого подразделения в общий финансовый результат деятельности боулинг-центра.</w:t>
+        <w:t>Таким образом, именно совокупность описанных функциональных модулей, функционирующих на единой платформе «1</w:t>
+      </w:r>
+      <w:proofErr w:type="gramStart"/>
+      <w:r>
+        <w:t>С:Предприятие</w:t>
+      </w:r>
+      <w:proofErr w:type="gramEnd"/>
+      <w:r>
+        <w:t>», формирует полноценную информационную систему управления боулинг-центром, способную обеспечить прозрачность всех операций, повысить контроль над издержками и создать технологическую основу для устойчивого развития бизнеса.</w:t>
       </w:r>
     </w:p>
     <w:p/>
@@ -475,7 +386,7 @@
     <w:p/>
     <w:p>
       <w:r>
-        <w:t>Внедрение информационной системы управления боулинг-центром, построенной на базе технологической платформы «1</w:t>
+        <w:t>Внедрение комплексной информационной системы управления боулинг-центром, построенной на технологической платформе «1</w:t>
       </w:r>
       <w:proofErr w:type="gramStart"/>
       <w:r>
@@ -483,16 +394,16 @@
       </w:r>
       <w:proofErr w:type="gramEnd"/>
       <w:r>
-        <w:t xml:space="preserve">», представляет собой не просто техническое переоснащение, а стратегическую инвестицию, направленную на качественное преобразование всех аспектов деятельности развлекательного комплекса. Совокупность преимуществ, получаемых в результате комплексной автоматизации, выходит далеко за </w:t>
+        <w:t>», представляет собой стратегическое преобразование бизнеса, результаты которого выходят далеко за рамки простой автоматизации рутинных учетных операций. Совокупность преимуществ, получаемых предприятием в результате такого внедрения, затрагивает все аспекты деятельности: от операционной эффективности и финансовой прозрачности до уровня клиентского сервиса и конкурентоспособности на локальном рынке развлечений. Анализ этих преимуществ позволяет обосновать экономическую целесообразность перехода на единую учетную платформу и дает понимание того, какие качественные изменения происходят в управляемости бизнеса после завершения проекта автоматизации.</w:t>
+      </w:r>
+    </w:p>
+    <w:p>
+      <w:r>
+        <w:t xml:space="preserve">Первостепенным и наиболее очевидным преимуществом является формирование единого информационного пространства, устраняющего фрагментацию данных, характерную для неавтоматизированных или частично автоматизированных объектов. В условиях, когда бронирование дорожек ведется в одной программе или журнале, учет продаж бара и кухни осуществляется в автономной кассовой системе, а финансовая отчетность формируется в электронных таблицах, руководство сталкивается с неизбежными задержками в получении актуальной информации, риском </w:t>
       </w:r>
       <w:r>
         <w:lastRenderedPageBreak/>
-        <w:t>пределы простого ускорения рутинных операций и охватывает финансовую устойчивость, уровень клиентского сервиса и конкурентоспособность бизнеса в долгосрочной перспективе. Анализ данных преимуществ позволяет обосновать экономическую и управленческую целесообразность перехода на единую учетную платформу.</w:t>
-      </w:r>
-    </w:p>
-    <w:p>
-      <w:r>
-        <w:t>Первостепенным преимуществом является формирование единого информационного пространства и ликвидация разрозненности данных. До внедрения специализированной конфигурации на базе «1</w:t>
+        <w:t>ошибок ручного ввода и невозможностью оперативно оценить реальное положение дел. Информационная система на платформе «1</w:t>
       </w:r>
       <w:proofErr w:type="gramStart"/>
       <w:r>
@@ -500,55 +411,42 @@
       </w:r>
       <w:proofErr w:type="gramEnd"/>
       <w:r>
-        <w:t>» многие боулинг-клубы сталкиваются с ситуацией, когда бронирование ведется в одной программе или даже в бумажном журнале, учет продаж в баре — в автономной кассовой системе, а бухгалтерия работает в отдельном файле электронных таблиц. Такая фрагментация порождает неизбежные ошибки, задержки в передаче информации и невозможность оперативно получить целостную картину бизнеса. Внедрение информационной системы на «1С» устраняет эти барьеры, объединяя модули управления дорожками, ресторанного обслуживания, складского учета и финансов в единую базу данных. Следствием этого становится сквозная прослеживаемость всех операций: от момента бронирования дорожки и принятия заказа до списания ингредиентов с кухни и отражения выручки в отчете о прибылях и убытках. Руководство получает доступ к актуальным данным в режиме реального времени, что кардинально повышает качество и скорость принимаемых управленческих решений.</w:t>
-      </w:r>
-    </w:p>
-    <w:p>
-      <w:r>
-        <w:t xml:space="preserve">Второе преимущество заключается в оптимизации операционных издержек и повышении доходности бизнеса. Автоматизация ключевых бизнес-процессов позволяет значительно сократить прямые финансовые потери, которые в неавтоматизированном клубе часто остаются незамеченными. Во-первых, внедрение системы управления дорожками и синхронизация с оборудованием исключает возможность неучтенной игры или занижения времени сессии персоналом, что напрямую увеличивает выручку. Во-вторых, модуль складского учета и калькуляции блюд в рамках </w:t>
+        <w:t>» ликвидирует эти разрывы, объединяя модули управления дорожками, ресторанного обслуживания, складского учета и финансового менеджмента в единую базу данных. Следствием такой консолидации становится сквозная прослеживаемость всех хозяйственных операций: от момента бронирования дорожки и принятия заказа до списания продуктов с кухни и отражения выручки в итоговых финансовых результатах. Руководитель получает доступ к актуальной и непротиворечивой информации в режиме реального времени, что кардинально повышает обоснованность и своевременность управленческих решений.</w:t>
+      </w:r>
+    </w:p>
+    <w:p>
+      <w:r>
+        <w:t xml:space="preserve">Вторым важнейшим преимуществом выступает оптимизация операционных издержек и повышение доходности бизнеса за счет автоматизации ключевых бизнес-процессов. Внедрение системы позволяет выявить и минимизировать скрытые финансовые потери, которые в неавтоматизированном клубе часто остаются незамеченными. Прежде всего, синхронизация модуля управления дорожками с игровым оборудованием исключает возможность неучтенной игры или занижения времени сессии, что напрямую увеличивает выручку от основного вида деятельности. Далее, модуль складского учета и калькуляции блюд, работающий в контуре ресторанного обслуживания, обеспечивает жесткий контроль себестоимости кухни и бара. Автоматическое списание ингредиентов строго по технологическим картам в момент продажи блюда позволяет минимизировать нецелевое расходование продуктов, сократить потери от ошибок персонала и предотвратить злоупотребления. Снижение доли продуктовой составляющей в конечной цене блюда даже на несколько процентных пунктов при сохранении объема продаж дает ощутимый прирост чистой прибыли. Кроме того, автоматизация высвобождает временные ресурсы сотрудников, избавляя их от необходимости многократного ручного ввода и сверки данных, что </w:t>
       </w:r>
       <w:r>
         <w:lastRenderedPageBreak/>
-        <w:t xml:space="preserve">схемы </w:t>
+        <w:t>позволяет переориентировать их усилия на непосредственное обслуживание гостей и повышение качества сервиса.</w:t>
+      </w:r>
+    </w:p>
+    <w:p>
+      <w:r>
+        <w:t>Третье неоспоримое преимущество связано с повышением уровня обслуживания и укреплением лояльности гостевой аудитории. Информационная система на базе «1</w:t>
+      </w:r>
+      <w:proofErr w:type="gramStart"/>
+      <w:r>
+        <w:t>С:Предприятие</w:t>
+      </w:r>
+      <w:proofErr w:type="gramEnd"/>
+      <w:r>
+        <w:t xml:space="preserve">» предоставляет инструментарий для персонализированного взаимодействия с посетителями. Благодаря накоплению истории визитов, предпочтений и структуры потребления каждого гостя, сотрудники клуба получают возможность предлагать адресные привилегии и персональные условия, что повышает удовлетворенность от посещения. Внедрение таких технологических сервисов, как онлайн-бронирование, безналичная оплата и возможность заказа блюд непосредственно к дорожке, сокращает время ожидания и устраняет раздражающие факторы, делая визит максимально комфортным. Как следствие, растет показатель </w:t>
       </w:r>
       <w:proofErr w:type="spellStart"/>
       <w:r>
-        <w:t>HoReCa</w:t>
+        <w:t>возвращаемости</w:t>
       </w:r>
       <w:proofErr w:type="spellEnd"/>
       <w:r>
-        <w:t xml:space="preserve"> позволяет жестко контролировать себестоимость кухни и бара. Автоматическое списание ингредиентов по технологическим картам в момент продажи минимизирует нецелевое использование продуктов, воровство и ошибки при приготовлении, что ведет к снижению </w:t>
-      </w:r>
-      <w:r>
-        <w:t>стоимости еды</w:t>
-      </w:r>
-      <w:r>
-        <w:t xml:space="preserve"> и повышению </w:t>
-      </w:r>
-      <w:r>
-        <w:t>прибыльности</w:t>
-      </w:r>
-      <w:r>
-        <w:t xml:space="preserve"> общепита — направления, которое, как было показано ранее, часто генерирует более половины прибыли боулинг-центра. В-третьих, внедрение системы позволяет оптимизировать штатное расписание, высвобождая время сотрудников от ручного ввода и сверки данных для выполнения их прямых обязанностей по обслуживанию гостей и контролю качества услуг.</w:t>
-      </w:r>
-    </w:p>
-    <w:p>
-      <w:r>
-        <w:t>Не менее значимым фактором становится повышение уровня клиентского сервиса и развитие лояльности аудитории. Современная информационная система на базе «1С» дает инструменты для персонализированного взаимодействия с каждым гостем. Благодаря интеграции CRM-модуля с модулем управления дорожками и кассовыми операциями, администратор или официант видит полную историю клиента: частоту посещений, предпочтения по выбору дорожек и любимые блюда из меню. Это позволяет предложить гостю не только свободное время для игры, но и персональную скидку, приветственный комплимент от заведения или напомнить о накопленных бонусах. Кроме того, автоматизация рутинных процедур — таких как онлайн-бронирование, быстрое закрытие счета и прием различных способов оплаты — сокращает время ожидания и устраняет раздражающие факторы, повышая общую удовлетворенность от визита. Как следствие, растет показатель возвращаемости клиентов (</w:t>
-      </w:r>
-      <w:proofErr w:type="spellStart"/>
-      <w:r>
-        <w:t>Retention</w:t>
-      </w:r>
-      <w:proofErr w:type="spellEnd"/>
-      <w:r>
-        <w:t xml:space="preserve"> Rate) и увеличивается средний чек за счет эффективных кросс-продаж, инициированных системой в нужный момент.</w:t>
-      </w:r>
-    </w:p>
-    <w:p/>
-    <w:p>
-      <w:r>
-        <w:t>Наконец, к числу стратегических преимуществ следует отнести **прозрачность управленческого учета и масштабируемость решения**. Информационная система на платформе «1</w:t>
+        <w:t xml:space="preserve"> клиентов и увеличивается средний чек за счет эффективных кросс-продаж, инициируемых системой на основе анализа предпочтений гостя.</w:t>
+      </w:r>
+    </w:p>
+    <w:p>
+      <w:r>
+        <w:t>Нельзя не отметить и такое стратегическое преимущество, как повышение прозрачности управленческого учета и возможность масштабирования решения. Информационная система на платформе «1</w:t>
       </w:r>
       <w:proofErr w:type="gramStart"/>
       <w:r>
@@ -556,17 +454,23 @@
       </w:r>
       <w:proofErr w:type="gramEnd"/>
       <w:r>
-        <w:t xml:space="preserve">» позволяет </w:t>
+        <w:t xml:space="preserve">» позволяет формировать детализированную аналитическую отчетность в произвольных разрезах, необходимых для глубокого анализа эффективности бизнеса. Руководитель может оценить загрузку каждой отдельной дорожки по часам и дням недели, рассчитать рентабельность конкретного мероприятия или банкетного обслуживания, определить вклад каждого официанта в продажи дополнительных услуг, проанализировать оборачиваемость складских запасов и эффективность использования оборудования. Такая глубина аналитики дает возможность выявлять скрытые резервы роста, своевременно корректировать ценовую политику и оптимизировать ассортиментную матрицу. Кроме того, модульная архитектура платформы обеспечивает возможность поэтапного внедрения и </w:t>
       </w:r>
       <w:r>
         <w:lastRenderedPageBreak/>
-        <w:t>формировать детализированную управленческую отчетность в любых разрезах: анализ загрузки дорожек по часам и дням недели, рентабельность конкретного мероприятия или банкета, вклад каждого официанта в продажи дополнительных услуг. Такая глубина аналитики дает возможность выявлять скрытые резервы роста, своевременно корректировать ценовую политику и ассортиментную матрицу. Кроме того, модульная архитектура и открытость платформы обеспечивают возможность поэтапного внедрения и последующего масштабирования системы по мере развития бизнеса — будь то открытие новых дорожек, запуск собственной службы доставки еды или интеграция с маркетплейсами и системами лояльности. В сочетании с полным соответствием требованиям российского бухгалтерского и налогового законодательства, заложенным в основу типовых решений на «1С», это делает выбор данной платформы не просто технологически оправданным, но и наиболее экономически эффективным решением для автоматизации бизнеса боулинга в долгосрочной перспективе.</w:t>
-      </w:r>
+        <w:t>последующего расширения функционала системы по мере развития бизнеса, будь то открытие новых дорожек, запуск дополнительных направлений деятельности или углубление интеграции с внешними сервисами. В сочетании с полным соответствием требованиям бухгалтерского и налогового законодательства, заложенным в основу типовых решений на платформе «1С», это делает выбор данной системы не только технологически оправданным, но и наиболее экономически эффективным решением для автоматизации боулинг-центра в долгосрочной перспективе.</w:t>
+      </w:r>
+      <w:r>
+        <w:t xml:space="preserve"> </w:t>
+      </w:r>
+    </w:p>
+    <w:p>
+      <w:bookmarkStart w:id="0" w:name="_GoBack"/>
+      <w:bookmarkEnd w:id="0"/>
     </w:p>
     <w:p>
       <w:pPr>
         <w:pStyle w:val="1"/>
-        <w:ind w:left="1069" w:firstLine="0"/>
       </w:pPr>
       <w:r>
         <w:t xml:space="preserve">ГЛАВА </w:t>
@@ -591,13 +495,7 @@
         <w:jc w:val="center"/>
       </w:pPr>
       <w:r>
-        <w:rPr>
-          <w:lang/>
-        </w:rPr>
-        <w:t xml:space="preserve">2.1 </w:t>
-      </w:r>
-      <w:r>
-        <w:t>Проектирование структуры информационной системы</w:t>
+        <w:t>2.1 Проектирование структуры информационной системы</w:t>
       </w:r>
     </w:p>
     <w:p>
@@ -655,6 +553,7 @@
     <w:p/>
     <w:p/>
     <w:sectPr>
+      <w:footerReference w:type="default" r:id="rId8"/>
       <w:pgSz w:w="11906" w:h="16838"/>
       <w:pgMar w:top="1134" w:right="850" w:bottom="1134" w:left="1701" w:header="708" w:footer="708" w:gutter="0"/>
       <w:cols w:space="708"/>
@@ -664,8 +563,100 @@
 </w:document>
 </file>
 
+<file path=word/endnotes.xml><?xml version="1.0" encoding="utf-8"?>
+<w:endnotes xmlns:wpc="http://schemas.microsoft.com/office/word/2010/wordprocessingCanvas" xmlns:cx="http://schemas.microsoft.com/office/drawing/2014/chartex" xmlns:cx1="http://schemas.microsoft.com/office/drawing/2015/9/8/chartex" xmlns:cx2="http://schemas.microsoft.com/office/drawing/2015/10/21/chartex" xmlns:cx3="http://schemas.microsoft.com/office/drawing/2016/5/9/chartex" xmlns:cx4="http://schemas.microsoft.com/office/drawing/2016/5/10/chartex" xmlns:cx5="http://schemas.microsoft.com/office/drawing/2016/5/11/chartex" xmlns:cx6="http://schemas.microsoft.com/office/drawing/2016/5/12/chartex" xmlns:cx7="http://schemas.microsoft.com/office/drawing/2016/5/13/chartex" xmlns:cx8="http://schemas.microsoft.com/office/drawing/2016/5/14/chartex" xmlns:mc="http://schemas.openxmlformats.org/markup-compatibility/2006" xmlns:aink="http://schemas.microsoft.com/office/drawing/2016/ink" xmlns:am3d="http://schemas.microsoft.com/office/drawing/2017/model3d" xmlns:o="urn:schemas-microsoft-com:office:office" xmlns:r="http://schemas.openxmlformats.org/officeDocument/2006/relationships" xmlns:m="http://schemas.openxmlformats.org/officeDocument/2006/math" xmlns:v="urn:schemas-microsoft-com:vml" xmlns:wp14="http://schemas.microsoft.com/office/word/2010/wordprocessingDrawing" xmlns:wp="http://schemas.openxmlformats.org/drawingml/2006/wordprocessingDrawing" xmlns:w10="urn:schemas-microsoft-com:office:word" xmlns:w="http://schemas.openxmlformats.org/wordprocessingml/2006/main" xmlns:w14="http://schemas.microsoft.com/office/word/2010/wordml" xmlns:w15="http://schemas.microsoft.com/office/word/2012/wordml" xmlns:w16cex="http://schemas.microsoft.com/office/word/2018/wordml/cex" xmlns:w16cid="http://schemas.microsoft.com/office/word/2016/wordml/cid" xmlns:w16="http://schemas.microsoft.com/office/word/2018/wordml" xmlns:w16se="http://schemas.microsoft.com/office/word/2015/wordml/symex" xmlns:wpg="http://schemas.microsoft.com/office/word/2010/wordprocessingGroup" xmlns:wpi="http://schemas.microsoft.com/office/word/2010/wordprocessingInk" xmlns:wne="http://schemas.microsoft.com/office/word/2006/wordml" xmlns:wps="http://schemas.microsoft.com/office/word/2010/wordprocessingShape" mc:Ignorable="w14 w15 w16se w16cid w16 w16cex wp14">
+  <w:endnote w:type="separator" w:id="-1">
+    <w:p>
+      <w:pPr>
+        <w:spacing w:line="240" w:lineRule="auto"/>
+      </w:pPr>
+      <w:r>
+        <w:separator/>
+      </w:r>
+    </w:p>
+  </w:endnote>
+  <w:endnote w:type="continuationSeparator" w:id="0">
+    <w:p>
+      <w:pPr>
+        <w:spacing w:line="240" w:lineRule="auto"/>
+      </w:pPr>
+      <w:r>
+        <w:continuationSeparator/>
+      </w:r>
+    </w:p>
+  </w:endnote>
+</w:endnotes>
+</file>
+
+<file path=word/footer1.xml><?xml version="1.0" encoding="utf-8"?>
+<w:ftr xmlns:wpc="http://schemas.microsoft.com/office/word/2010/wordprocessingCanvas" xmlns:cx="http://schemas.microsoft.com/office/drawing/2014/chartex" xmlns:cx1="http://schemas.microsoft.com/office/drawing/2015/9/8/chartex" xmlns:cx2="http://schemas.microsoft.com/office/drawing/2015/10/21/chartex" xmlns:cx3="http://schemas.microsoft.com/office/drawing/2016/5/9/chartex" xmlns:cx4="http://schemas.microsoft.com/office/drawing/2016/5/10/chartex" xmlns:cx5="http://schemas.microsoft.com/office/drawing/2016/5/11/chartex" xmlns:cx6="http://schemas.microsoft.com/office/drawing/2016/5/12/chartex" xmlns:cx7="http://schemas.microsoft.com/office/drawing/2016/5/13/chartex" xmlns:cx8="http://schemas.microsoft.com/office/drawing/2016/5/14/chartex" xmlns:mc="http://schemas.openxmlformats.org/markup-compatibility/2006" xmlns:aink="http://schemas.microsoft.com/office/drawing/2016/ink" xmlns:am3d="http://schemas.microsoft.com/office/drawing/2017/model3d" xmlns:o="urn:schemas-microsoft-com:office:office" xmlns:r="http://schemas.openxmlformats.org/officeDocument/2006/relationships" xmlns:m="http://schemas.openxmlformats.org/officeDocument/2006/math" xmlns:v="urn:schemas-microsoft-com:vml" xmlns:wp14="http://schemas.microsoft.com/office/word/2010/wordprocessingDrawing" xmlns:wp="http://schemas.openxmlformats.org/drawingml/2006/wordprocessingDrawing" xmlns:w10="urn:schemas-microsoft-com:office:word" xmlns:w="http://schemas.openxmlformats.org/wordprocessingml/2006/main" xmlns:w14="http://schemas.microsoft.com/office/word/2010/wordml" xmlns:w15="http://schemas.microsoft.com/office/word/2012/wordml" xmlns:w16cex="http://schemas.microsoft.com/office/word/2018/wordml/cex" xmlns:w16cid="http://schemas.microsoft.com/office/word/2016/wordml/cid" xmlns:w16="http://schemas.microsoft.com/office/word/2018/wordml" xmlns:w16se="http://schemas.microsoft.com/office/word/2015/wordml/symex" xmlns:wpg="http://schemas.microsoft.com/office/word/2010/wordprocessingGroup" xmlns:wpi="http://schemas.microsoft.com/office/word/2010/wordprocessingInk" xmlns:wne="http://schemas.microsoft.com/office/word/2006/wordml" xmlns:wps="http://schemas.microsoft.com/office/word/2010/wordprocessingShape" mc:Ignorable="w14 w15 w16se w16cid w16 w16cex wp14">
+  <w:sdt>
+    <w:sdtPr>
+      <w:id w:val="-1652829449"/>
+      <w:docPartObj>
+        <w:docPartGallery w:val="Page Numbers (Bottom of Page)"/>
+        <w:docPartUnique/>
+      </w:docPartObj>
+    </w:sdtPr>
+    <w:sdtContent>
+      <w:p>
+        <w:pPr>
+          <w:pStyle w:val="a6"/>
+          <w:jc w:val="center"/>
+        </w:pPr>
+        <w:r>
+          <w:fldChar w:fldCharType="begin"/>
+        </w:r>
+        <w:r>
+          <w:instrText>PAGE   \* MERGEFORMAT</w:instrText>
+        </w:r>
+        <w:r>
+          <w:fldChar w:fldCharType="separate"/>
+        </w:r>
+        <w:r>
+          <w:t>2</w:t>
+        </w:r>
+        <w:r>
+          <w:fldChar w:fldCharType="end"/>
+        </w:r>
+      </w:p>
+    </w:sdtContent>
+  </w:sdt>
+  <w:p>
+    <w:pPr>
+      <w:pStyle w:val="a6"/>
+    </w:pPr>
+  </w:p>
+</w:ftr>
+</file>
+
+<file path=word/footnotes.xml><?xml version="1.0" encoding="utf-8"?>
+<w:footnotes xmlns:wpc="http://schemas.microsoft.com/office/word/2010/wordprocessingCanvas" xmlns:cx="http://schemas.microsoft.com/office/drawing/2014/chartex" xmlns:cx1="http://schemas.microsoft.com/office/drawing/2015/9/8/chartex" xmlns:cx2="http://schemas.microsoft.com/office/drawing/2015/10/21/chartex" xmlns:cx3="http://schemas.microsoft.com/office/drawing/2016/5/9/chartex" xmlns:cx4="http://schemas.microsoft.com/office/drawing/2016/5/10/chartex" xmlns:cx5="http://schemas.microsoft.com/office/drawing/2016/5/11/chartex" xmlns:cx6="http://schemas.microsoft.com/office/drawing/2016/5/12/chartex" xmlns:cx7="http://schemas.microsoft.com/office/drawing/2016/5/13/chartex" xmlns:cx8="http://schemas.microsoft.com/office/drawing/2016/5/14/chartex" xmlns:mc="http://schemas.openxmlformats.org/markup-compatibility/2006" xmlns:aink="http://schemas.microsoft.com/office/drawing/2016/ink" xmlns:am3d="http://schemas.microsoft.com/office/drawing/2017/model3d" xmlns:o="urn:schemas-microsoft-com:office:office" xmlns:r="http://schemas.openxmlformats.org/officeDocument/2006/relationships" xmlns:m="http://schemas.openxmlformats.org/officeDocument/2006/math" xmlns:v="urn:schemas-microsoft-com:vml" xmlns:wp14="http://schemas.microsoft.com/office/word/2010/wordprocessingDrawing" xmlns:wp="http://schemas.openxmlformats.org/drawingml/2006/wordprocessingDrawing" xmlns:w10="urn:schemas-microsoft-com:office:word" xmlns:w="http://schemas.openxmlformats.org/wordprocessingml/2006/main" xmlns:w14="http://schemas.microsoft.com/office/word/2010/wordml" xmlns:w15="http://schemas.microsoft.com/office/word/2012/wordml" xmlns:w16cex="http://schemas.microsoft.com/office/word/2018/wordml/cex" xmlns:w16cid="http://schemas.microsoft.com/office/word/2016/wordml/cid" xmlns:w16="http://schemas.microsoft.com/office/word/2018/wordml" xmlns:w16se="http://schemas.microsoft.com/office/word/2015/wordml/symex" xmlns:wpg="http://schemas.microsoft.com/office/word/2010/wordprocessingGroup" xmlns:wpi="http://schemas.microsoft.com/office/word/2010/wordprocessingInk" xmlns:wne="http://schemas.microsoft.com/office/word/2006/wordml" xmlns:wps="http://schemas.microsoft.com/office/word/2010/wordprocessingShape" mc:Ignorable="w14 w15 w16se w16cid w16 w16cex wp14">
+  <w:footnote w:type="separator" w:id="-1">
+    <w:p>
+      <w:pPr>
+        <w:spacing w:line="240" w:lineRule="auto"/>
+      </w:pPr>
+      <w:r>
+        <w:separator/>
+      </w:r>
+    </w:p>
+  </w:footnote>
+  <w:footnote w:type="continuationSeparator" w:id="0">
+    <w:p>
+      <w:pPr>
+        <w:spacing w:line="240" w:lineRule="auto"/>
+      </w:pPr>
+      <w:r>
+        <w:continuationSeparator/>
+      </w:r>
+    </w:p>
+  </w:footnote>
+</w:footnotes>
+</file>
+
 <file path=word/numbering.xml><?xml version="1.0" encoding="utf-8"?>
-<w:numbering xmlns:wpc="http://schemas.microsoft.com/office/word/2010/wordprocessingCanvas" xmlns:cx="http://schemas.microsoft.com/office/drawing/2014/chartex" xmlns:cx1="http://schemas.microsoft.com/office/drawing/2015/9/8/chartex" xmlns:cx2="http://schemas.microsoft.com/office/drawing/2015/10/21/chartex" xmlns:cx3="http://schemas.microsoft.com/office/drawing/2016/5/9/chartex" xmlns:cx4="http://schemas.microsoft.com/office/drawing/2016/5/10/chartex" xmlns:cx5="http://schemas.microsoft.com/office/drawing/2016/5/11/chartex" xmlns:cx6="http://schemas.microsoft.com/office/drawing/2016/5/12/chartex" xmlns:cx7="http://schemas.microsoft.com/office/drawing/2016/5/13/chartex" xmlns:cx8="http://schemas.microsoft.com/office/drawing/2016/5/14/chartex" xmlns:mc="http://schemas.openxmlformats.org/markup-compatibility/2006" xmlns:aink="http://schemas.microsoft.com/office/drawing/2016/ink" xmlns:am3d="http://schemas.microsoft.com/office/drawing/2017/model3d" xmlns:o="urn:schemas-microsoft-com:office:office" xmlns:r="http://schemas.openxmlformats.org/officeDocument/2006/relationships" xmlns:m="http://schemas.openxmlformats.org/officeDocument/2006/math" xmlns:v="urn:schemas-microsoft-com:vml" xmlns:wp14="http://schemas.microsoft.com/office/word/2010/wordprocessingDrawing" xmlns:wp="http://schemas.openxmlformats.org/drawingml/2006/wordprocessingDrawing" xmlns:w10="urn:schemas-microsoft-com:office:word" xmlns:w="http://schemas.openxmlformats.org/wordprocessingml/2006/main" xmlns:w14="http://schemas.microsoft.com/office/word/2010/wordml" xmlns:w15="http://schemas.microsoft.com/office/word/2012/wordml" xmlns:w16cex="http://schemas.microsoft.com/office/word/2018/wordml/cex" xmlns:w16cid="http://schemas.microsoft.com/office/word/2016/wordml/cid" xmlns:w16="http://schemas.microsoft.com/office/word/2018/wordml" xmlns:w16sdtdh="http://schemas.microsoft.com/office/word/2020/wordml/sdtdatahash" xmlns:w16se="http://schemas.microsoft.com/office/word/2015/wordml/symex" xmlns:wpg="http://schemas.microsoft.com/office/word/2010/wordprocessingGroup" xmlns:wpi="http://schemas.microsoft.com/office/word/2010/wordprocessingInk" xmlns:wne="http://schemas.microsoft.com/office/word/2006/wordml" xmlns:wps="http://schemas.microsoft.com/office/word/2010/wordprocessingShape" mc:Ignorable="w14 w15 w16se w16cid w16 w16cex w16sdtdh wp14">
+<w:numbering xmlns:wpc="http://schemas.microsoft.com/office/word/2010/wordprocessingCanvas" xmlns:cx="http://schemas.microsoft.com/office/drawing/2014/chartex" xmlns:cx1="http://schemas.microsoft.com/office/drawing/2015/9/8/chartex" xmlns:cx2="http://schemas.microsoft.com/office/drawing/2015/10/21/chartex" xmlns:cx3="http://schemas.microsoft.com/office/drawing/2016/5/9/chartex" xmlns:cx4="http://schemas.microsoft.com/office/drawing/2016/5/10/chartex" xmlns:cx5="http://schemas.microsoft.com/office/drawing/2016/5/11/chartex" xmlns:cx6="http://schemas.microsoft.com/office/drawing/2016/5/12/chartex" xmlns:cx7="http://schemas.microsoft.com/office/drawing/2016/5/13/chartex" xmlns:cx8="http://schemas.microsoft.com/office/drawing/2016/5/14/chartex" xmlns:mc="http://schemas.openxmlformats.org/markup-compatibility/2006" xmlns:aink="http://schemas.microsoft.com/office/drawing/2016/ink" xmlns:am3d="http://schemas.microsoft.com/office/drawing/2017/model3d" xmlns:o="urn:schemas-microsoft-com:office:office" xmlns:r="http://schemas.openxmlformats.org/officeDocument/2006/relationships" xmlns:m="http://schemas.openxmlformats.org/officeDocument/2006/math" xmlns:v="urn:schemas-microsoft-com:vml" xmlns:wp14="http://schemas.microsoft.com/office/word/2010/wordprocessingDrawing" xmlns:wp="http://schemas.openxmlformats.org/drawingml/2006/wordprocessingDrawing" xmlns:w10="urn:schemas-microsoft-com:office:word" xmlns:w="http://schemas.openxmlformats.org/wordprocessingml/2006/main" xmlns:w14="http://schemas.microsoft.com/office/word/2010/wordml" xmlns:w15="http://schemas.microsoft.com/office/word/2012/wordml" xmlns:w16cex="http://schemas.microsoft.com/office/word/2018/wordml/cex" xmlns:w16cid="http://schemas.microsoft.com/office/word/2016/wordml/cid" xmlns:w16="http://schemas.microsoft.com/office/word/2018/wordml" xmlns:w16se="http://schemas.microsoft.com/office/word/2015/wordml/symex" xmlns:wpg="http://schemas.microsoft.com/office/word/2010/wordprocessingGroup" xmlns:wpi="http://schemas.microsoft.com/office/word/2010/wordprocessingInk" xmlns:wne="http://schemas.microsoft.com/office/word/2006/wordml" xmlns:wps="http://schemas.microsoft.com/office/word/2010/wordprocessingShape" mc:Ignorable="w14 w15 w16se w16cid w16 w16cex wp14">
   <w:abstractNum w:abstractNumId="0" w15:restartNumberingAfterBreak="0">
     <w:nsid w:val="7BC32D89"/>
     <w:multiLevelType w:val="multilevel"/>
@@ -794,7 +785,7 @@
 </file>
 
 <file path=word/styles.xml><?xml version="1.0" encoding="utf-8"?>
-<w:styles xmlns:mc="http://schemas.openxmlformats.org/markup-compatibility/2006" xmlns:r="http://schemas.openxmlformats.org/officeDocument/2006/relationships" xmlns:w="http://schemas.openxmlformats.org/wordprocessingml/2006/main" xmlns:w14="http://schemas.microsoft.com/office/word/2010/wordml" xmlns:w15="http://schemas.microsoft.com/office/word/2012/wordml" xmlns:w16cex="http://schemas.microsoft.com/office/word/2018/wordml/cex" xmlns:w16cid="http://schemas.microsoft.com/office/word/2016/wordml/cid" xmlns:w16="http://schemas.microsoft.com/office/word/2018/wordml" xmlns:w16sdtdh="http://schemas.microsoft.com/office/word/2020/wordml/sdtdatahash" xmlns:w16se="http://schemas.microsoft.com/office/word/2015/wordml/symex" mc:Ignorable="w14 w15 w16se w16cid w16 w16cex w16sdtdh">
+<w:styles xmlns:mc="http://schemas.openxmlformats.org/markup-compatibility/2006" xmlns:r="http://schemas.openxmlformats.org/officeDocument/2006/relationships" xmlns:w="http://schemas.openxmlformats.org/wordprocessingml/2006/main" xmlns:w14="http://schemas.microsoft.com/office/word/2010/wordml" xmlns:w15="http://schemas.microsoft.com/office/word/2012/wordml" xmlns:w16cex="http://schemas.microsoft.com/office/word/2018/wordml/cex" xmlns:w16cid="http://schemas.microsoft.com/office/word/2016/wordml/cid" xmlns:w16="http://schemas.microsoft.com/office/word/2018/wordml" xmlns:w16se="http://schemas.microsoft.com/office/word/2015/wordml/symex" mc:Ignorable="w14 w15 w16se w16cid w16 w16cex">
   <w:docDefaults>
     <w:rPrDefault>
       <w:rPr>
@@ -1306,6 +1297,58 @@
       <w:contextualSpacing/>
     </w:pPr>
   </w:style>
+  <w:style w:type="paragraph" w:styleId="a4">
+    <w:name w:val="header"/>
+    <w:basedOn w:val="a"/>
+    <w:link w:val="a5"/>
+    <w:uiPriority w:val="99"/>
+    <w:unhideWhenUsed/>
+    <w:rsid w:val="005B02BE"/>
+    <w:pPr>
+      <w:tabs>
+        <w:tab w:val="center" w:pos="4677"/>
+        <w:tab w:val="right" w:pos="9355"/>
+      </w:tabs>
+      <w:spacing w:line="240" w:lineRule="auto"/>
+    </w:pPr>
+  </w:style>
+  <w:style w:type="character" w:customStyle="1" w:styleId="a5">
+    <w:name w:val="Верхний колонтитул Знак"/>
+    <w:basedOn w:val="a0"/>
+    <w:link w:val="a4"/>
+    <w:uiPriority w:val="99"/>
+    <w:rsid w:val="005B02BE"/>
+    <w:rPr>
+      <w:rFonts w:ascii="Times New Roman" w:hAnsi="Times New Roman"/>
+      <w:sz w:val="28"/>
+    </w:rPr>
+  </w:style>
+  <w:style w:type="paragraph" w:styleId="a6">
+    <w:name w:val="footer"/>
+    <w:basedOn w:val="a"/>
+    <w:link w:val="a7"/>
+    <w:uiPriority w:val="99"/>
+    <w:unhideWhenUsed/>
+    <w:rsid w:val="005B02BE"/>
+    <w:pPr>
+      <w:tabs>
+        <w:tab w:val="center" w:pos="4677"/>
+        <w:tab w:val="right" w:pos="9355"/>
+      </w:tabs>
+      <w:spacing w:line="240" w:lineRule="auto"/>
+    </w:pPr>
+  </w:style>
+  <w:style w:type="character" w:customStyle="1" w:styleId="a7">
+    <w:name w:val="Нижний колонтитул Знак"/>
+    <w:basedOn w:val="a0"/>
+    <w:link w:val="a6"/>
+    <w:uiPriority w:val="99"/>
+    <w:rsid w:val="005B02BE"/>
+    <w:rPr>
+      <w:rFonts w:ascii="Times New Roman" w:hAnsi="Times New Roman"/>
+      <w:sz w:val="28"/>
+    </w:rPr>
+  </w:style>
 </w:styles>
 </file>
 
@@ -1609,7 +1652,7 @@
 </file>
 
 <file path=customXml/itemProps1.xml><?xml version="1.0" encoding="utf-8"?>
-<ds:datastoreItem xmlns:ds="http://schemas.openxmlformats.org/officeDocument/2006/customXml" ds:itemID="{103BC3E8-F1E1-4233-A0D7-2C82E8FD1DFC}">
+<ds:datastoreItem xmlns:ds="http://schemas.openxmlformats.org/officeDocument/2006/customXml" ds:itemID="{62D628A2-1D51-4B79-84CA-FC7BD3052775}">
   <ds:schemaRefs>
     <ds:schemaRef ds:uri="http://schemas.openxmlformats.org/officeDocument/2006/bibliography"/>
   </ds:schemaRefs>

--- a/Зыков/Для курсовой/Курсовая_работа_Харченко.К.А_ИС_23-9-1.docx
+++ b/Зыков/Для курсовой/Курсовая_работа_Харченко.К.А_ИС_23-9-1.docx
@@ -11,16 +11,31 @@
       </w:r>
     </w:p>
     <w:p>
-      <w:fldSimple w:instr=" TOC \o &quot;1-2&quot; \h \z \u ">
-        <w:r>
-          <w:rPr>
-            <w:b/>
-            <w:bCs/>
-            <w:noProof/>
-          </w:rPr>
-          <w:t>Элементы оглавления не найдены.</w:t>
-        </w:r>
-      </w:fldSimple>
+      <w:r>
+        <w:fldChar w:fldCharType="begin"/>
+      </w:r>
+      <w:r>
+        <w:instrText xml:space="preserve"> TOC \o "1-2" \h \z \u </w:instrText>
+      </w:r>
+      <w:r>
+        <w:fldChar w:fldCharType="separate"/>
+      </w:r>
+      <w:r>
+        <w:rPr>
+          <w:b/>
+          <w:bCs/>
+          <w:noProof/>
+        </w:rPr>
+        <w:t>Элементы оглавления не найдены.</w:t>
+      </w:r>
+      <w:r>
+        <w:rPr>
+          <w:b/>
+          <w:bCs/>
+          <w:noProof/>
+        </w:rPr>
+        <w:fldChar w:fldCharType="end"/>
+      </w:r>
     </w:p>
     <w:p>
       <w:pPr>
@@ -458,16 +473,10 @@
       </w:r>
       <w:r>
         <w:lastRenderedPageBreak/>
-        <w:t>последующего расширения функционала системы по мере развития бизнеса, будь то открытие новых дорожек, запуск дополнительных направлений деятельности или углубление интеграции с внешними сервисами. В сочетании с полным соответствием требованиям бухгалтерского и налогового законодательства, заложенным в основу типовых решений на платформе «1С», это делает выбор данной системы не только технологически оправданным, но и наиболее экономически эффективным решением для автоматизации боулинг-центра в долгосрочной перспективе.</w:t>
-      </w:r>
-      <w:r>
-        <w:t xml:space="preserve"> </w:t>
-      </w:r>
-    </w:p>
-    <w:p>
-      <w:bookmarkStart w:id="0" w:name="_GoBack"/>
-      <w:bookmarkEnd w:id="0"/>
-    </w:p>
+        <w:t xml:space="preserve">последующего расширения функционала системы по мере развития бизнеса, будь то открытие новых дорожек, запуск дополнительных направлений деятельности или углубление интеграции с внешними сервисами. В сочетании с полным соответствием требованиям бухгалтерского и налогового законодательства, заложенным в основу типовых решений на платформе «1С», это делает выбор данной системы не только технологически оправданным, но и наиболее экономически эффективным решением для автоматизации боулинг-центра в долгосрочной перспективе. </w:t>
+      </w:r>
+    </w:p>
+    <w:p/>
     <w:p>
       <w:pPr>
         <w:pStyle w:val="1"/>
@@ -498,6 +507,182 @@
         <w:t>2.1 Проектирование структуры информационной системы</w:t>
       </w:r>
     </w:p>
+    <w:p/>
+    <w:p>
+      <w:r>
+        <w:t>Разработка конфигурации для боулинг-клуба началась с проектирования структуры будущей системы на платформе «1</w:t>
+      </w:r>
+      <w:proofErr w:type="gramStart"/>
+      <w:r>
+        <w:t>С:Предприятие</w:t>
+      </w:r>
+      <w:proofErr w:type="gramEnd"/>
+      <w:r>
+        <w:t xml:space="preserve"> 8.3». Целью данного этапа стало выделение основных объектов метаданных, их логической связи и формирование целостной архитектуры, обеспечивающей учет дорожек, клиентов, персонала и полного цикла обслуживания.</w:t>
+      </w:r>
+    </w:p>
+    <w:p>
+      <w:r>
+        <w:t>Первым шагом стало создание подсистемы «Бронирование и учет игры», объединяющей все элементы конфигурации в единый интерфейсный блок. На рисунке 2.1 представлен вид объектов конфигурации после добавления всех необходимых компонентов.</w:t>
+      </w:r>
+    </w:p>
+    <w:p>
+      <w:pPr>
+        <w:jc w:val="center"/>
+      </w:pPr>
+      <w:r>
+        <w:lastRenderedPageBreak/>
+        <w:br/>
+      </w:r>
+      <w:r>
+        <w:drawing>
+          <wp:inline distT="0" distB="0" distL="0" distR="0" wp14:anchorId="39734C3C" wp14:editId="3BDBA33D">
+            <wp:extent cx="2339439" cy="6082542"/>
+            <wp:effectExtent l="0" t="0" r="3810" b="0"/>
+            <wp:docPr id="2" name="Рисунок 2"/>
+            <wp:cNvGraphicFramePr>
+              <a:graphicFrameLocks xmlns:a="http://schemas.openxmlformats.org/drawingml/2006/main" noChangeAspect="1"/>
+            </wp:cNvGraphicFramePr>
+            <a:graphic xmlns:a="http://schemas.openxmlformats.org/drawingml/2006/main">
+              <a:graphicData uri="http://schemas.openxmlformats.org/drawingml/2006/picture">
+                <pic:pic xmlns:pic="http://schemas.openxmlformats.org/drawingml/2006/picture">
+                  <pic:nvPicPr>
+                    <pic:cNvPr id="1" name=""/>
+                    <pic:cNvPicPr/>
+                  </pic:nvPicPr>
+                  <pic:blipFill>
+                    <a:blip r:embed="rId8"/>
+                    <a:stretch>
+                      <a:fillRect/>
+                    </a:stretch>
+                  </pic:blipFill>
+                  <pic:spPr>
+                    <a:xfrm>
+                      <a:off x="0" y="0"/>
+                      <a:ext cx="2341742" cy="6088530"/>
+                    </a:xfrm>
+                    <a:prstGeom prst="rect">
+                      <a:avLst/>
+                    </a:prstGeom>
+                  </pic:spPr>
+                </pic:pic>
+              </a:graphicData>
+            </a:graphic>
+          </wp:inline>
+        </w:drawing>
+      </w:r>
+    </w:p>
+    <w:p>
+      <w:pPr>
+        <w:jc w:val="center"/>
+      </w:pPr>
+      <w:r>
+        <w:t>Рисунок 2.1 – Объекты конфигурации</w:t>
+      </w:r>
+    </w:p>
+    <w:p>
+      <w:r>
+        <w:t xml:space="preserve">Каждый объект был выбран исходя из его функционального назначения. Перечисления потребовались для хранения фиксированных наборов состояний, что исключает возможность ввода некорректных значений оператором. Справочники Дорожки, Клиенты и Сотрудники стали центральными элементами, хранящими условно-постоянную информацию о ресурсах клуба, посетителях и персонале. Все справочники участвуют в </w:t>
+      </w:r>
+      <w:r>
+        <w:lastRenderedPageBreak/>
+        <w:t>ссылочных связях с документами, что обеспечивает целостность данных и возможность получения детализированной аналитики.</w:t>
+      </w:r>
+    </w:p>
+    <w:p>
+      <w:r>
+        <w:t xml:space="preserve">Для отражения хозяйственных операций спроектированы три документа. Документ Бронирование фиксирует намерение клиента занять дорожку на определенное время. Документ </w:t>
+      </w:r>
+      <w:proofErr w:type="spellStart"/>
+      <w:r>
+        <w:t>НачалоИгры</w:t>
+      </w:r>
+      <w:proofErr w:type="spellEnd"/>
+      <w:r>
+        <w:t xml:space="preserve"> вводится на основании брони и фиксирует фактический запуск дорожки. При проведении он меняет статус дорожки на «Занята» и создает запись в регистре с типом «Игра</w:t>
+      </w:r>
+      <w:r>
+        <w:t>»</w:t>
+      </w:r>
+      <w:r>
+        <w:t xml:space="preserve">. Документ </w:t>
+      </w:r>
+      <w:proofErr w:type="spellStart"/>
+      <w:r>
+        <w:t>ОкончаниеИгры</w:t>
+      </w:r>
+      <w:proofErr w:type="spellEnd"/>
+      <w:r>
+        <w:t xml:space="preserve"> завершает сессию: заполняется </w:t>
+      </w:r>
+      <w:proofErr w:type="spellStart"/>
+      <w:r>
+        <w:t>ДокументНачало</w:t>
+      </w:r>
+      <w:proofErr w:type="spellEnd"/>
+      <w:r>
+        <w:t xml:space="preserve"> (ссылка на </w:t>
+      </w:r>
+      <w:proofErr w:type="spellStart"/>
+      <w:r>
+        <w:t>НачалоИгры</w:t>
+      </w:r>
+      <w:proofErr w:type="spellEnd"/>
+      <w:r>
+        <w:t xml:space="preserve">), автоматически подтягивает Дорожку и Клиента, вычисляет </w:t>
+      </w:r>
+      <w:proofErr w:type="spellStart"/>
+      <w:r>
+        <w:t>ДлительностьМинут</w:t>
+      </w:r>
+      <w:proofErr w:type="spellEnd"/>
+      <w:r>
+        <w:t xml:space="preserve">, скидку клиента и итоговую </w:t>
+      </w:r>
+      <w:proofErr w:type="spellStart"/>
+      <w:r>
+        <w:t>СуммуКОплате</w:t>
+      </w:r>
+      <w:proofErr w:type="spellEnd"/>
+      <w:r>
+        <w:t xml:space="preserve">, а также закрывает интервал в регистре, проставляя реальное </w:t>
+      </w:r>
+      <w:proofErr w:type="spellStart"/>
+      <w:r>
+        <w:t>ВремяОкончания</w:t>
+      </w:r>
+      <w:proofErr w:type="spellEnd"/>
+      <w:r>
+        <w:t>. Такая организация документооборота позволяет отслеживать полный жизненный цикл обслуживания и формировать прозрачный расчет с клиентом.</w:t>
+      </w:r>
+    </w:p>
+    <w:p>
+      <w:r>
+        <w:t xml:space="preserve">Регистр сведений </w:t>
+      </w:r>
+      <w:proofErr w:type="spellStart"/>
+      <w:r>
+        <w:t>ГрафикЗанятости</w:t>
+      </w:r>
+      <w:proofErr w:type="spellEnd"/>
+      <w:r>
+        <w:t xml:space="preserve"> является независимым и периодическим. Благодаря этому регистру возможна оперативная проверка занятости дорожек в реальном времени, что реализовано в форме бронирования через кнопку «Забронировать» с выполнением запроса. Обработка </w:t>
+      </w:r>
+      <w:proofErr w:type="spellStart"/>
+      <w:r>
+        <w:t>ОбработкаБрони</w:t>
+      </w:r>
+      <w:proofErr w:type="spellEnd"/>
+      <w:r>
+        <w:t xml:space="preserve"> дополняет систему сервисным инструментом просмотра графика загрузки дорожек на выбранную дату.</w:t>
+      </w:r>
+    </w:p>
+    <w:p>
+      <w:r>
+        <w:t>Спроектированная структура закладывает основу для последующей реализации бизнес-логики, формирования отчетов и обеспечивает необходимую гибкость для масштабирования системы.</w:t>
+      </w:r>
+    </w:p>
+    <w:p/>
     <w:p>
       <w:pPr>
         <w:pStyle w:val="2"/>
@@ -507,12 +692,18 @@
         <w:t>2.2 Настройка справочников и классификаторов</w:t>
       </w:r>
     </w:p>
+    <w:p/>
+    <w:p>
+      <w:bookmarkStart w:id="0" w:name="_GoBack"/>
+      <w:bookmarkEnd w:id="0"/>
+    </w:p>
     <w:p>
       <w:pPr>
         <w:pStyle w:val="2"/>
         <w:jc w:val="center"/>
       </w:pPr>
       <w:r>
+        <w:lastRenderedPageBreak/>
         <w:t>2.3 Разработка документооборота и бизнес-логики</w:t>
       </w:r>
     </w:p>
@@ -553,7 +744,7 @@
     <w:p/>
     <w:p/>
     <w:sectPr>
-      <w:footerReference w:type="default" r:id="rId8"/>
+      <w:footerReference w:type="default" r:id="rId9"/>
       <w:pgSz w:w="11906" w:h="16838"/>
       <w:pgMar w:top="1134" w:right="850" w:bottom="1134" w:left="1701" w:header="708" w:footer="708" w:gutter="0"/>
       <w:cols w:space="708"/>
@@ -598,6 +789,7 @@
         <w:docPartUnique/>
       </w:docPartObj>
     </w:sdtPr>
+    <w:sdtEndPr/>
     <w:sdtContent>
       <w:p>
         <w:pPr>
@@ -1652,7 +1844,7 @@
 </file>
 
 <file path=customXml/itemProps1.xml><?xml version="1.0" encoding="utf-8"?>
-<ds:datastoreItem xmlns:ds="http://schemas.openxmlformats.org/officeDocument/2006/customXml" ds:itemID="{62D628A2-1D51-4B79-84CA-FC7BD3052775}">
+<ds:datastoreItem xmlns:ds="http://schemas.openxmlformats.org/officeDocument/2006/customXml" ds:itemID="{F0232CDE-9814-4954-8310-B1995BBE1EB1}">
   <ds:schemaRefs>
     <ds:schemaRef ds:uri="http://schemas.openxmlformats.org/officeDocument/2006/bibliography"/>
   </ds:schemaRefs>

--- a/Зыков/Для курсовой/Курсовая_работа_Харченко.К.А_ИС_23-9-1.docx
+++ b/Зыков/Для курсовой/Курсовая_работа_Харченко.К.А_ИС_23-9-1.docx
@@ -535,6 +535,9 @@
         <w:br/>
       </w:r>
       <w:r>
+        <w:rPr>
+          <w:noProof/>
+        </w:rPr>
         <w:drawing>
           <wp:inline distT="0" distB="0" distL="0" distR="0" wp14:anchorId="39734C3C" wp14:editId="3BDBA33D">
             <wp:extent cx="2339439" cy="6082542"/>
@@ -599,13 +602,7 @@
       </w:r>
       <w:proofErr w:type="spellEnd"/>
       <w:r>
-        <w:t xml:space="preserve"> вводится на основании брони и фиксирует фактический запуск дорожки. При проведении он меняет статус дорожки на «Занята» и создает запись в регистре с типом «Игра</w:t>
-      </w:r>
-      <w:r>
-        <w:t>»</w:t>
-      </w:r>
-      <w:r>
-        <w:t xml:space="preserve">. Документ </w:t>
+        <w:t xml:space="preserve"> вводится на основании брони и фиксирует фактический запуск дорожки. При проведении он меняет статус дорожки на «Занята» и создает запись в регистре с типом «Игра». Документ </w:t>
       </w:r>
       <w:proofErr w:type="spellStart"/>
       <w:r>
@@ -694,19 +691,1200 @@
     </w:p>
     <w:p/>
     <w:p>
-      <w:bookmarkStart w:id="0" w:name="_GoBack"/>
-      <w:bookmarkEnd w:id="0"/>
-    </w:p>
+      <w:r>
+        <w:t xml:space="preserve">На этапе проектирования были определены базовые объекты, хранящие информацию. К ним относятся три справочника – «Дорожки», «Клиенты», «Сотрудники» </w:t>
+      </w:r>
+      <w:r>
+        <w:t xml:space="preserve">(См. Рисунок 2.2) </w:t>
+      </w:r>
+      <w:r>
+        <w:t xml:space="preserve">– и ряд перечислений, играющих роль классификаторов и обеспечивающих стандартизацию значений в документах </w:t>
+      </w:r>
+      <w:r>
+        <w:lastRenderedPageBreak/>
+        <w:t>и регистрах. Создание и настройка этих объектов выполнялись в конфигураторе «1</w:t>
+      </w:r>
+      <w:proofErr w:type="gramStart"/>
+      <w:r>
+        <w:t>С:Предприятие</w:t>
+      </w:r>
+      <w:proofErr w:type="gramEnd"/>
+      <w:r>
+        <w:t>» с учетом требований предметной области боулинг-клуба – минимальной избыточности, целостности и удобства работы пользователя.</w:t>
+      </w:r>
+    </w:p>
+    <w:p>
+      <w:pPr>
+        <w:jc w:val="center"/>
+      </w:pPr>
+      <w:r>
+        <w:drawing>
+          <wp:inline distT="0" distB="0" distL="0" distR="0" wp14:anchorId="2261E61B" wp14:editId="1D656A05">
+            <wp:extent cx="2368731" cy="1009403"/>
+            <wp:effectExtent l="0" t="0" r="0" b="635"/>
+            <wp:docPr id="3" name="Рисунок 3"/>
+            <wp:cNvGraphicFramePr>
+              <a:graphicFrameLocks xmlns:a="http://schemas.openxmlformats.org/drawingml/2006/main" noChangeAspect="1"/>
+            </wp:cNvGraphicFramePr>
+            <a:graphic xmlns:a="http://schemas.openxmlformats.org/drawingml/2006/main">
+              <a:graphicData uri="http://schemas.openxmlformats.org/drawingml/2006/picture">
+                <pic:pic xmlns:pic="http://schemas.openxmlformats.org/drawingml/2006/picture">
+                  <pic:nvPicPr>
+                    <pic:cNvPr id="1" name=""/>
+                    <pic:cNvPicPr/>
+                  </pic:nvPicPr>
+                  <pic:blipFill>
+                    <a:blip r:embed="rId9"/>
+                    <a:stretch>
+                      <a:fillRect/>
+                    </a:stretch>
+                  </pic:blipFill>
+                  <pic:spPr>
+                    <a:xfrm>
+                      <a:off x="0" y="0"/>
+                      <a:ext cx="2395836" cy="1020953"/>
+                    </a:xfrm>
+                    <a:prstGeom prst="rect">
+                      <a:avLst/>
+                    </a:prstGeom>
+                  </pic:spPr>
+                </pic:pic>
+              </a:graphicData>
+            </a:graphic>
+          </wp:inline>
+        </w:drawing>
+      </w:r>
+    </w:p>
+    <w:p>
+      <w:pPr>
+        <w:jc w:val="center"/>
+      </w:pPr>
+      <w:r>
+        <w:t>Рисунок 2.2 – Справочники</w:t>
+      </w:r>
+    </w:p>
+    <w:p>
+      <w:r>
+        <w:t>Первоначально были спроектированы перечисления, поскольку именно они задают допустимые наборы состояний для других объектов</w:t>
+      </w:r>
+      <w:r>
+        <w:t xml:space="preserve"> (См. Рисунок 2.</w:t>
+      </w:r>
+      <w:r>
+        <w:t>3</w:t>
+      </w:r>
+      <w:r>
+        <w:t>)</w:t>
+      </w:r>
+      <w:r>
+        <w:t>.</w:t>
+      </w:r>
+    </w:p>
+    <w:p>
+      <w:pPr>
+        <w:jc w:val="center"/>
+      </w:pPr>
+      <w:r>
+        <w:rPr>
+          <w:noProof/>
+        </w:rPr>
+        <w:drawing>
+          <wp:inline distT="0" distB="0" distL="0" distR="0" wp14:anchorId="5C9E8E31" wp14:editId="193CEBED">
+            <wp:extent cx="2873437" cy="1164110"/>
+            <wp:effectExtent l="0" t="0" r="3175" b="0"/>
+            <wp:docPr id="1" name="Рисунок 1"/>
+            <wp:cNvGraphicFramePr>
+              <a:graphicFrameLocks xmlns:a="http://schemas.openxmlformats.org/drawingml/2006/main" noChangeAspect="1"/>
+            </wp:cNvGraphicFramePr>
+            <a:graphic xmlns:a="http://schemas.openxmlformats.org/drawingml/2006/main">
+              <a:graphicData uri="http://schemas.openxmlformats.org/drawingml/2006/picture">
+                <pic:pic xmlns:pic="http://schemas.openxmlformats.org/drawingml/2006/picture">
+                  <pic:nvPicPr>
+                    <pic:cNvPr id="0" name="Picture 2"/>
+                    <pic:cNvPicPr>
+                      <a:picLocks noChangeAspect="1" noChangeArrowheads="1"/>
+                    </pic:cNvPicPr>
+                  </pic:nvPicPr>
+                  <pic:blipFill>
+                    <a:blip r:embed="rId10">
+                      <a:extLst>
+                        <a:ext uri="{28A0092B-C50C-407E-A947-70E740481C1C}">
+                          <a14:useLocalDpi xmlns:a14="http://schemas.microsoft.com/office/drawing/2010/main" val="0"/>
+                        </a:ext>
+                      </a:extLst>
+                    </a:blip>
+                    <a:srcRect/>
+                    <a:stretch>
+                      <a:fillRect/>
+                    </a:stretch>
+                  </pic:blipFill>
+                  <pic:spPr bwMode="auto">
+                    <a:xfrm>
+                      <a:off x="0" y="0"/>
+                      <a:ext cx="2957634" cy="1198221"/>
+                    </a:xfrm>
+                    <a:prstGeom prst="rect">
+                      <a:avLst/>
+                    </a:prstGeom>
+                    <a:noFill/>
+                  </pic:spPr>
+                </pic:pic>
+              </a:graphicData>
+            </a:graphic>
+          </wp:inline>
+        </w:drawing>
+      </w:r>
+      <w:r>
+        <w:br/>
+        <w:t>Рисунок 2.</w:t>
+      </w:r>
+      <w:r>
+        <w:t>3</w:t>
+      </w:r>
+      <w:r>
+        <w:t xml:space="preserve"> - Перечисления</w:t>
+      </w:r>
+    </w:p>
+    <w:p>
+      <w:r>
+        <w:t>Перечисление «</w:t>
+      </w:r>
+      <w:proofErr w:type="spellStart"/>
+      <w:r>
+        <w:t>СтатусыБронирования</w:t>
+      </w:r>
+      <w:proofErr w:type="spellEnd"/>
+      <w:r>
+        <w:t xml:space="preserve">» содержит значения «Новая», «Подтверждена» и «Отменена». Оно используется в документе «Бронирование» для отражения актуальности заявки. </w:t>
+      </w:r>
+    </w:p>
+    <w:p>
+      <w:r>
+        <w:t>Перечисление «</w:t>
+      </w:r>
+      <w:proofErr w:type="spellStart"/>
+      <w:r>
+        <w:t>ТипыЗанятости</w:t>
+      </w:r>
+      <w:proofErr w:type="spellEnd"/>
+      <w:r>
+        <w:t>» включает значения «Бронь», «Игра» и «Техобслуживание» и определяет характер записи в регистре сведений «</w:t>
+      </w:r>
+      <w:proofErr w:type="spellStart"/>
+      <w:r>
+        <w:t>ГрафикЗанятости</w:t>
+      </w:r>
+      <w:proofErr w:type="spellEnd"/>
+      <w:r>
+        <w:t xml:space="preserve">». </w:t>
+      </w:r>
+    </w:p>
+    <w:p>
+      <w:r>
+        <w:t>Перечисление «</w:t>
+      </w:r>
+      <w:proofErr w:type="spellStart"/>
+      <w:r>
+        <w:t>СтатусыДорожек</w:t>
+      </w:r>
+      <w:proofErr w:type="spellEnd"/>
+      <w:r>
+        <w:t xml:space="preserve">» состоит из значений «Свободна» и «Занята» и хранит текущее эксплуатационное состояние дорожки. Все значения перечислений заданы без синонимов, идентичны по смыслу имена на русском языке, что упрощает чтение кода и интерфейса. </w:t>
+      </w:r>
+    </w:p>
+    <w:p>
+      <w:r>
+        <w:t xml:space="preserve">Центральным справочником учета ресурсов клуба является «Дорожки». В нем хранятся сведения обо всех игровых дорожках. Помимо стандартных реквизитов «Код» и «Наименование», в объект добавлены специальные </w:t>
+      </w:r>
+      <w:r>
+        <w:lastRenderedPageBreak/>
+        <w:t xml:space="preserve">реквизиты: «Статус» с типом </w:t>
+      </w:r>
+      <w:proofErr w:type="spellStart"/>
+      <w:r>
+        <w:t>ПеречислениеСсылка.СтатусыДорожек</w:t>
+      </w:r>
+      <w:proofErr w:type="spellEnd"/>
+      <w:r>
+        <w:t>, «</w:t>
+      </w:r>
+      <w:proofErr w:type="spellStart"/>
+      <w:r>
+        <w:t>МаксимальноеКоличествоИгроков</w:t>
+      </w:r>
+      <w:proofErr w:type="spellEnd"/>
+      <w:r>
+        <w:t>» и «</w:t>
+      </w:r>
+      <w:proofErr w:type="spellStart"/>
+      <w:r>
+        <w:t>СтоимостьЧаса</w:t>
+      </w:r>
+      <w:proofErr w:type="spellEnd"/>
+      <w:r>
+        <w:t>». Реквизит «Статус» позволяет мгновенно определить, свободна дорожка или занята, без обращения к регистру. Для него настроено заполнение значением «Свободна» при создании нового элемента, что соответствует начальному состоянию оборудования. Реквизит «</w:t>
+      </w:r>
+      <w:proofErr w:type="spellStart"/>
+      <w:r>
+        <w:t>МаксимальноеКоличествоИгроков</w:t>
+      </w:r>
+      <w:proofErr w:type="spellEnd"/>
+      <w:r>
+        <w:t>» введен для информационных целей и может использоваться при бронировании. Реквизит «</w:t>
+      </w:r>
+      <w:proofErr w:type="spellStart"/>
+      <w:r>
+        <w:t>СтоимостьЧаса</w:t>
+      </w:r>
+      <w:proofErr w:type="spellEnd"/>
+      <w:r>
+        <w:t>» хранит базовую цену аренды дорожки за час и применяется в документе «</w:t>
+      </w:r>
+      <w:proofErr w:type="spellStart"/>
+      <w:r>
+        <w:t>ОкончаниеИгры</w:t>
+      </w:r>
+      <w:proofErr w:type="spellEnd"/>
+      <w:r>
+        <w:t>» для расчета итоговой суммы. Все</w:t>
+      </w:r>
+      <w:r>
+        <w:t xml:space="preserve"> </w:t>
+      </w:r>
+      <w:r>
+        <w:t>реквизиты</w:t>
+      </w:r>
+      <w:r>
+        <w:t xml:space="preserve"> </w:t>
+      </w:r>
+      <w:r>
+        <w:t>имеют</w:t>
+      </w:r>
+      <w:r>
+        <w:t xml:space="preserve"> </w:t>
+      </w:r>
+      <w:r>
+        <w:t>включенную</w:t>
+      </w:r>
+      <w:r>
+        <w:t xml:space="preserve"> </w:t>
+      </w:r>
+      <w:r>
+        <w:t>проверку</w:t>
+      </w:r>
+      <w:r>
+        <w:t xml:space="preserve"> </w:t>
+      </w:r>
+      <w:r>
+        <w:t>заполнения,</w:t>
+      </w:r>
+      <w:r>
+        <w:t xml:space="preserve"> </w:t>
+      </w:r>
+      <w:r>
+        <w:t>кроме</w:t>
+      </w:r>
+      <w:r>
+        <w:t xml:space="preserve"> </w:t>
+      </w:r>
+      <w:r>
+        <w:t>«</w:t>
+      </w:r>
+      <w:proofErr w:type="spellStart"/>
+      <w:r>
+        <w:t>МаксимальноеКоличествоИгроков</w:t>
+      </w:r>
+      <w:proofErr w:type="spellEnd"/>
+      <w:r>
+        <w:t>».</w:t>
+      </w:r>
+      <w:r>
+        <w:t xml:space="preserve"> </w:t>
+      </w:r>
+      <w:r>
+        <w:t>Состав реквизитов справочника продемонстрирован на рисунке 2.4.</w:t>
+      </w:r>
+    </w:p>
+    <w:p>
+      <w:pPr>
+        <w:jc w:val="center"/>
+      </w:pPr>
+      <w:r>
+        <w:rPr>
+          <w:noProof/>
+        </w:rPr>
+        <w:drawing>
+          <wp:inline distT="0" distB="0" distL="0" distR="0" wp14:anchorId="2448D49D" wp14:editId="439E3007">
+            <wp:extent cx="3164205" cy="1552286"/>
+            <wp:effectExtent l="0" t="0" r="0" b="0"/>
+            <wp:docPr id="4" name="Рисунок 4"/>
+            <wp:cNvGraphicFramePr>
+              <a:graphicFrameLocks xmlns:a="http://schemas.openxmlformats.org/drawingml/2006/main" noChangeAspect="1"/>
+            </wp:cNvGraphicFramePr>
+            <a:graphic xmlns:a="http://schemas.openxmlformats.org/drawingml/2006/main">
+              <a:graphicData uri="http://schemas.openxmlformats.org/drawingml/2006/picture">
+                <pic:pic xmlns:pic="http://schemas.openxmlformats.org/drawingml/2006/picture">
+                  <pic:nvPicPr>
+                    <pic:cNvPr id="0" name="Picture 3"/>
+                    <pic:cNvPicPr>
+                      <a:picLocks noChangeAspect="1" noChangeArrowheads="1"/>
+                    </pic:cNvPicPr>
+                  </pic:nvPicPr>
+                  <pic:blipFill rotWithShape="1">
+                    <a:blip r:embed="rId11">
+                      <a:extLst>
+                        <a:ext uri="{28A0092B-C50C-407E-A947-70E740481C1C}">
+                          <a14:useLocalDpi xmlns:a14="http://schemas.microsoft.com/office/drawing/2010/main" val="0"/>
+                        </a:ext>
+                      </a:extLst>
+                    </a:blip>
+                    <a:srcRect t="2395"/>
+                    <a:stretch/>
+                  </pic:blipFill>
+                  <pic:spPr bwMode="auto">
+                    <a:xfrm>
+                      <a:off x="0" y="0"/>
+                      <a:ext cx="3230949" cy="1585029"/>
+                    </a:xfrm>
+                    <a:prstGeom prst="rect">
+                      <a:avLst/>
+                    </a:prstGeom>
+                    <a:noFill/>
+                    <a:ln>
+                      <a:noFill/>
+                    </a:ln>
+                    <a:extLst>
+                      <a:ext uri="{53640926-AAD7-44D8-BBD7-CCE9431645EC}">
+                        <a14:shadowObscured xmlns:a14="http://schemas.microsoft.com/office/drawing/2010/main"/>
+                      </a:ext>
+                    </a:extLst>
+                  </pic:spPr>
+                </pic:pic>
+              </a:graphicData>
+            </a:graphic>
+          </wp:inline>
+        </w:drawing>
+      </w:r>
+    </w:p>
+    <w:p>
+      <w:pPr>
+        <w:jc w:val="center"/>
+      </w:pPr>
+      <w:r>
+        <w:t>Рисунок 2.4 – Справочник Дорожки</w:t>
+      </w:r>
+    </w:p>
+    <w:p>
+      <w:r>
+        <w:t>Форма элемента справочника «Дорожки» сформирована автоматически с размещением полей «Код», «Наименование», «Статус», «</w:t>
+      </w:r>
+      <w:proofErr w:type="spellStart"/>
+      <w:r>
+        <w:t>МаксимальноеКоличествоИгроков</w:t>
+      </w:r>
+      <w:proofErr w:type="spellEnd"/>
+      <w:r>
+        <w:t>» и «</w:t>
+      </w:r>
+      <w:proofErr w:type="spellStart"/>
+      <w:r>
+        <w:t>СтоимостьЧаса</w:t>
+      </w:r>
+      <w:proofErr w:type="spellEnd"/>
+      <w:r>
+        <w:t>».</w:t>
+      </w:r>
+    </w:p>
+    <w:p>
+      <w:r>
+        <w:t>Справочник «Клиенты» предназначен для учета посетителей клуба и накопления маркетинговой информации. В дополнение к стандартному «Наименование» (ФИО клиента) в него добавлены реквизиты: «Телефон» (тип Строка, длина 12), «</w:t>
+      </w:r>
+      <w:proofErr w:type="spellStart"/>
+      <w:r>
+        <w:t>ЭлектроннаяПочта</w:t>
+      </w:r>
+      <w:proofErr w:type="spellEnd"/>
+      <w:r>
+        <w:t>» (Строка, длина 50), «</w:t>
+      </w:r>
+      <w:proofErr w:type="spellStart"/>
+      <w:r>
+        <w:t>ДатаРождения</w:t>
+      </w:r>
+      <w:proofErr w:type="spellEnd"/>
+      <w:r>
+        <w:t>» (Дата), «</w:t>
+      </w:r>
+      <w:proofErr w:type="spellStart"/>
+      <w:r>
+        <w:t>НомерКартыЛояльности</w:t>
+      </w:r>
+      <w:proofErr w:type="spellEnd"/>
+      <w:r>
+        <w:t>» (Строка, длина 20) и «</w:t>
+      </w:r>
+      <w:proofErr w:type="spellStart"/>
+      <w:r>
+        <w:t>ПроцентСкидки</w:t>
+      </w:r>
+      <w:proofErr w:type="spellEnd"/>
+      <w:r>
+        <w:t>» (Число, длина 3, точность 0). Реквизит «</w:t>
+      </w:r>
+      <w:proofErr w:type="spellStart"/>
+      <w:r>
+        <w:t>ПроцентСкидки</w:t>
+      </w:r>
+      <w:proofErr w:type="spellEnd"/>
+      <w:r>
+        <w:t>» используется при формировании документа «</w:t>
+      </w:r>
+      <w:proofErr w:type="spellStart"/>
+      <w:r>
+        <w:t>ОкончаниеИгры</w:t>
+      </w:r>
+      <w:proofErr w:type="spellEnd"/>
+      <w:r>
+        <w:t xml:space="preserve">» для автоматического расчета скидки постоянным клиентам. Остальные реквизиты носят информационный </w:t>
+      </w:r>
+      <w:r>
+        <w:lastRenderedPageBreak/>
+        <w:t>характер и могут применяться в отчетах проведения акций. Пол</w:t>
+      </w:r>
+      <w:r>
+        <w:t>е</w:t>
+      </w:r>
+      <w:r>
+        <w:t xml:space="preserve"> «</w:t>
+      </w:r>
+      <w:proofErr w:type="spellStart"/>
+      <w:r>
+        <w:t>ЭлектроннаяПочта</w:t>
+      </w:r>
+      <w:proofErr w:type="spellEnd"/>
+      <w:r>
+        <w:t>» не явля</w:t>
+      </w:r>
+      <w:r>
+        <w:t>е</w:t>
+      </w:r>
+      <w:r>
+        <w:t xml:space="preserve">тся обязательными для заполнения, в то время как «Наименование» должно быть указано всегда. На рисунке 2.5 </w:t>
+      </w:r>
+      <w:r>
+        <w:t>можно увидеть все реквизиты этого справочника</w:t>
+      </w:r>
+      <w:r>
+        <w:t>.</w:t>
+      </w:r>
+    </w:p>
+    <w:p>
+      <w:pPr>
+        <w:jc w:val="center"/>
+      </w:pPr>
+      <w:r>
+        <w:drawing>
+          <wp:inline distT="0" distB="0" distL="0" distR="0" wp14:anchorId="642DEF99" wp14:editId="224AB942">
+            <wp:extent cx="2550135" cy="1786270"/>
+            <wp:effectExtent l="0" t="0" r="3175" b="4445"/>
+            <wp:docPr id="5" name="Рисунок 5"/>
+            <wp:cNvGraphicFramePr>
+              <a:graphicFrameLocks xmlns:a="http://schemas.openxmlformats.org/drawingml/2006/main" noChangeAspect="1"/>
+            </wp:cNvGraphicFramePr>
+            <a:graphic xmlns:a="http://schemas.openxmlformats.org/drawingml/2006/main">
+              <a:graphicData uri="http://schemas.openxmlformats.org/drawingml/2006/picture">
+                <pic:pic xmlns:pic="http://schemas.openxmlformats.org/drawingml/2006/picture">
+                  <pic:nvPicPr>
+                    <pic:cNvPr id="1" name=""/>
+                    <pic:cNvPicPr/>
+                  </pic:nvPicPr>
+                  <pic:blipFill>
+                    <a:blip r:embed="rId12"/>
+                    <a:stretch>
+                      <a:fillRect/>
+                    </a:stretch>
+                  </pic:blipFill>
+                  <pic:spPr>
+                    <a:xfrm>
+                      <a:off x="0" y="0"/>
+                      <a:ext cx="2572145" cy="1801687"/>
+                    </a:xfrm>
+                    <a:prstGeom prst="rect">
+                      <a:avLst/>
+                    </a:prstGeom>
+                  </pic:spPr>
+                </pic:pic>
+              </a:graphicData>
+            </a:graphic>
+          </wp:inline>
+        </w:drawing>
+      </w:r>
+    </w:p>
+    <w:p>
+      <w:pPr>
+        <w:jc w:val="center"/>
+      </w:pPr>
+      <w:r>
+        <w:t>Рисунок 2.5 – Справочник Клиенты</w:t>
+      </w:r>
+    </w:p>
+    <w:p>
+      <w:r>
+        <w:t>Справочник «Сотрудники» содержит информацию о персонале клуба, участвующем в обслуживании игры. Помимо «Наименования» (ФИО сотрудника), внесены реквизиты «Должность» (тип Строка, длина 50), «Телефон» (Строка, длина 12), «</w:t>
+      </w:r>
+      <w:proofErr w:type="spellStart"/>
+      <w:r>
+        <w:t>ДатаПриема</w:t>
+      </w:r>
+      <w:proofErr w:type="spellEnd"/>
+      <w:r>
+        <w:t>» (Дата), «</w:t>
+      </w:r>
+      <w:proofErr w:type="spellStart"/>
+      <w:r>
+        <w:t>ЗаработнаяПлата</w:t>
+      </w:r>
+      <w:proofErr w:type="spellEnd"/>
+      <w:r>
+        <w:t>» (Число, длина 15, точность 2</w:t>
+      </w:r>
+      <w:r>
+        <w:t>)</w:t>
+      </w:r>
+      <w:r>
+        <w:t>. Реквизит «</w:t>
+      </w:r>
+      <w:proofErr w:type="spellStart"/>
+      <w:r>
+        <w:t>ЗаработнаяПлата</w:t>
+      </w:r>
+      <w:proofErr w:type="spellEnd"/>
+      <w:r>
+        <w:t xml:space="preserve">» задает стоимость часа работы </w:t>
+      </w:r>
+      <w:r>
+        <w:t>сотрудника</w:t>
+      </w:r>
+      <w:r>
+        <w:t xml:space="preserve"> и в перспективе может применяться для расчета заработной платы. На рисунке 2.6 показан состав реквизитов справочника </w:t>
+      </w:r>
+      <w:r>
+        <w:t>«Сотрудники»</w:t>
+      </w:r>
+      <w:r>
+        <w:t>.</w:t>
+      </w:r>
+    </w:p>
+    <w:p>
+      <w:pPr>
+        <w:jc w:val="center"/>
+      </w:pPr>
+      <w:r>
+        <w:rPr>
+          <w:noProof/>
+        </w:rPr>
+        <w:drawing>
+          <wp:inline distT="0" distB="0" distL="0" distR="0" wp14:anchorId="71F9D171" wp14:editId="3F624834">
+            <wp:extent cx="2519917" cy="1604863"/>
+            <wp:effectExtent l="0" t="0" r="0" b="0"/>
+            <wp:docPr id="6" name="Рисунок 6"/>
+            <wp:cNvGraphicFramePr>
+              <a:graphicFrameLocks xmlns:a="http://schemas.openxmlformats.org/drawingml/2006/main" noChangeAspect="1"/>
+            </wp:cNvGraphicFramePr>
+            <a:graphic xmlns:a="http://schemas.openxmlformats.org/drawingml/2006/main">
+              <a:graphicData uri="http://schemas.openxmlformats.org/drawingml/2006/picture">
+                <pic:pic xmlns:pic="http://schemas.openxmlformats.org/drawingml/2006/picture">
+                  <pic:nvPicPr>
+                    <pic:cNvPr id="0" name="Picture 4"/>
+                    <pic:cNvPicPr>
+                      <a:picLocks noChangeAspect="1" noChangeArrowheads="1"/>
+                    </pic:cNvPicPr>
+                  </pic:nvPicPr>
+                  <pic:blipFill>
+                    <a:blip r:embed="rId13">
+                      <a:extLst>
+                        <a:ext uri="{28A0092B-C50C-407E-A947-70E740481C1C}">
+                          <a14:useLocalDpi xmlns:a14="http://schemas.microsoft.com/office/drawing/2010/main" val="0"/>
+                        </a:ext>
+                      </a:extLst>
+                    </a:blip>
+                    <a:srcRect/>
+                    <a:stretch>
+                      <a:fillRect/>
+                    </a:stretch>
+                  </pic:blipFill>
+                  <pic:spPr bwMode="auto">
+                    <a:xfrm>
+                      <a:off x="0" y="0"/>
+                      <a:ext cx="2552762" cy="1625781"/>
+                    </a:xfrm>
+                    <a:prstGeom prst="rect">
+                      <a:avLst/>
+                    </a:prstGeom>
+                    <a:noFill/>
+                  </pic:spPr>
+                </pic:pic>
+              </a:graphicData>
+            </a:graphic>
+          </wp:inline>
+        </w:drawing>
+      </w:r>
+    </w:p>
+    <w:p>
+      <w:pPr>
+        <w:jc w:val="center"/>
+      </w:pPr>
+      <w:r>
+        <w:t>Рисунок 2.6 – Справочник Сотрудники</w:t>
+      </w:r>
+    </w:p>
+    <w:p>
+      <w:r>
+        <w:t xml:space="preserve">Все три справочника включены в подсистему «Бронирование и учет игры», благодаря чему они автоматически появляются в панели навигации пользовательского интерфейса. Для каждого справочника настроено представление в виде списка с колонками, соответствующими ключевым </w:t>
+      </w:r>
+      <w:r>
+        <w:lastRenderedPageBreak/>
+        <w:t>реквизитам: для дорожек – «Наименование», «Статус», «</w:t>
+      </w:r>
+      <w:proofErr w:type="spellStart"/>
+      <w:r>
+        <w:t>ЗаработнаяПлата</w:t>
+      </w:r>
+      <w:proofErr w:type="spellEnd"/>
+      <w:r>
+        <w:t>»; для клиентов – «Наименование», «Телефон», «</w:t>
+      </w:r>
+      <w:proofErr w:type="spellStart"/>
+      <w:r>
+        <w:t>ПроцентСкидки</w:t>
+      </w:r>
+      <w:proofErr w:type="spellEnd"/>
+      <w:r>
+        <w:t>»; для сотрудников – «Наименование», «Должность». Такая форма представления ускоряет поиск и визуальный контроль информации.</w:t>
+      </w:r>
+    </w:p>
+    <w:p>
+      <w:r>
+        <w:t>Таким образом, созданные справочники и перечисления формируют полную и непротиворечивую информационную основу для реализации документооборота и аналитической обработки данных в системе учета боулинг-клуба.</w:t>
+      </w:r>
+    </w:p>
+    <w:p/>
     <w:p>
       <w:pPr>
         <w:pStyle w:val="2"/>
         <w:jc w:val="center"/>
       </w:pPr>
       <w:r>
+        <w:t>2.3 Разработка документооборота и бизнес-логики</w:t>
+      </w:r>
+    </w:p>
+    <w:p/>
+    <w:p>
+      <w:r>
+        <w:t>Центральным этапом создания конфигурации стала разработка документооборота и реализация бизнес-логики, обеспечивающей полный цикл обслуживания посетителей боулинг-клуба – от предварительной фиксации намерений до закрытия игровой сессии с расчетом стоимости. Основу документооборота составляют три документа, регистр сведений «</w:t>
+      </w:r>
+      <w:proofErr w:type="spellStart"/>
+      <w:r>
+        <w:t>ГрафикЗанятости</w:t>
+      </w:r>
+      <w:proofErr w:type="spellEnd"/>
+      <w:r>
+        <w:t>» и сервисная обработка «</w:t>
+      </w:r>
+      <w:proofErr w:type="spellStart"/>
+      <w:r>
+        <w:t>РабочееМестоАдминистратора</w:t>
+      </w:r>
+      <w:proofErr w:type="spellEnd"/>
+      <w:r>
+        <w:t>». Все алгоритмы проверки занятости, расчета длительности, скидок и итоговых сумм встроены непосредственно в процедуры проведения или вынесены в клиент-серверные команды форм.</w:t>
+      </w:r>
+    </w:p>
+    <w:p>
+      <w:r>
+        <w:t>Для хранения временных интервалов использован независимый регистр сведений «</w:t>
+      </w:r>
+      <w:proofErr w:type="spellStart"/>
+      <w:r>
+        <w:t>ГрафикЗанятости</w:t>
+      </w:r>
+      <w:proofErr w:type="spellEnd"/>
+      <w:r>
+        <w:t>» (См. Рисунок 2.7)</w:t>
+      </w:r>
+      <w:r>
+        <w:t>. Его измерениями выступают «Дорожка» и «</w:t>
+      </w:r>
+      <w:proofErr w:type="spellStart"/>
+      <w:r>
+        <w:t>ТипЗанятости</w:t>
+      </w:r>
+      <w:proofErr w:type="spellEnd"/>
+      <w:r>
+        <w:t>» (ссылка на перечисление «</w:t>
+      </w:r>
+      <w:proofErr w:type="spellStart"/>
+      <w:r>
+        <w:t>ТипыЗанятости</w:t>
+      </w:r>
+      <w:proofErr w:type="spellEnd"/>
+      <w:r>
+        <w:t>» со значениями «Бронь», «Игра», «Техобслуживание»), а ресурсами – «</w:t>
+      </w:r>
+      <w:proofErr w:type="spellStart"/>
+      <w:r>
+        <w:t>ДатаОкончания</w:t>
+      </w:r>
+      <w:proofErr w:type="spellEnd"/>
+      <w:r>
+        <w:t>» и «</w:t>
+      </w:r>
+      <w:proofErr w:type="spellStart"/>
+      <w:r>
+        <w:t>ДокументОснование</w:t>
+      </w:r>
+      <w:proofErr w:type="spellEnd"/>
+      <w:r>
+        <w:t>». Именно этот регистр служит источником данных для контроля пересечений при бронировании и для последующего закрытия сессий.</w:t>
+      </w:r>
+    </w:p>
+    <w:p>
+      <w:pPr>
+        <w:jc w:val="center"/>
+      </w:pPr>
+      <w:r>
         <w:lastRenderedPageBreak/>
-        <w:t>2.3 Разработка документооборота и бизнес-логики</w:t>
-      </w:r>
-    </w:p>
+        <w:drawing>
+          <wp:inline distT="0" distB="0" distL="0" distR="0" wp14:anchorId="15B81D60" wp14:editId="49B43863">
+            <wp:extent cx="2296633" cy="1881053"/>
+            <wp:effectExtent l="0" t="0" r="8890" b="5080"/>
+            <wp:docPr id="7" name="Рисунок 7"/>
+            <wp:cNvGraphicFramePr>
+              <a:graphicFrameLocks xmlns:a="http://schemas.openxmlformats.org/drawingml/2006/main" noChangeAspect="1"/>
+            </wp:cNvGraphicFramePr>
+            <a:graphic xmlns:a="http://schemas.openxmlformats.org/drawingml/2006/main">
+              <a:graphicData uri="http://schemas.openxmlformats.org/drawingml/2006/picture">
+                <pic:pic xmlns:pic="http://schemas.openxmlformats.org/drawingml/2006/picture">
+                  <pic:nvPicPr>
+                    <pic:cNvPr id="1" name=""/>
+                    <pic:cNvPicPr/>
+                  </pic:nvPicPr>
+                  <pic:blipFill>
+                    <a:blip r:embed="rId14"/>
+                    <a:stretch>
+                      <a:fillRect/>
+                    </a:stretch>
+                  </pic:blipFill>
+                  <pic:spPr>
+                    <a:xfrm>
+                      <a:off x="0" y="0"/>
+                      <a:ext cx="2304693" cy="1887654"/>
+                    </a:xfrm>
+                    <a:prstGeom prst="rect">
+                      <a:avLst/>
+                    </a:prstGeom>
+                  </pic:spPr>
+                </pic:pic>
+              </a:graphicData>
+            </a:graphic>
+          </wp:inline>
+        </w:drawing>
+      </w:r>
+    </w:p>
+    <w:p>
+      <w:pPr>
+        <w:jc w:val="center"/>
+      </w:pPr>
+      <w:r>
+        <w:t>Рисунок 2.7 – График занятости</w:t>
+      </w:r>
+    </w:p>
+    <w:p>
+      <w:bookmarkStart w:id="0" w:name="_GoBack"/>
+      <w:r>
+        <w:t>Документ «Бронирование» предназначен для предварительного резервирования дорожек. Помимо стандартной даты и номера, в шапку вынесены реквизиты «Клиент», «Ответственный», «Статус» (перечисление «</w:t>
+      </w:r>
+      <w:proofErr w:type="spellStart"/>
+      <w:r>
+        <w:t>СтатусыБронирования</w:t>
+      </w:r>
+      <w:proofErr w:type="spellEnd"/>
+      <w:r>
+        <w:t>»), «</w:t>
+      </w:r>
+      <w:proofErr w:type="spellStart"/>
+      <w:r>
+        <w:t>ДатаБрони</w:t>
+      </w:r>
+      <w:proofErr w:type="spellEnd"/>
+      <w:r>
+        <w:t>» и «Комментарий». Табличная часть «</w:t>
+      </w:r>
+      <w:proofErr w:type="spellStart"/>
+      <w:r>
+        <w:t>ВремяИгры</w:t>
+      </w:r>
+      <w:proofErr w:type="spellEnd"/>
+      <w:r>
+        <w:t>» содержит реквизиты «Дорожка», «</w:t>
+      </w:r>
+      <w:proofErr w:type="spellStart"/>
+      <w:r>
+        <w:t>ВремяНачала</w:t>
+      </w:r>
+      <w:proofErr w:type="spellEnd"/>
+      <w:r>
+        <w:t>» (состав даты – Время), «</w:t>
+      </w:r>
+      <w:proofErr w:type="spellStart"/>
+      <w:r>
+        <w:t>ВремяОкончания</w:t>
+      </w:r>
+      <w:proofErr w:type="spellEnd"/>
+      <w:r>
+        <w:t>» и «Стоимость». Чтобы предотвратить двойное бронирование, на форме документа размещена кнопка «Забронировать». При её нажатии вызывается серверная процедура, которая для каждой строки табличной части формирует запрос к регистру «</w:t>
+      </w:r>
+      <w:proofErr w:type="spellStart"/>
+      <w:r>
+        <w:t>ГрафикЗанятости</w:t>
+      </w:r>
+      <w:proofErr w:type="spellEnd"/>
+      <w:r>
+        <w:t xml:space="preserve">»: отбираются записи с типом «Бронь», где дорожка совпадает, а временной интервал пересекается с заданным (условие: Период существующей записи меньше </w:t>
+      </w:r>
+      <w:proofErr w:type="spellStart"/>
+      <w:r>
+        <w:t>ВремяОкончания</w:t>
+      </w:r>
+      <w:proofErr w:type="spellEnd"/>
+      <w:r>
+        <w:t xml:space="preserve"> новой, и </w:t>
+      </w:r>
+      <w:proofErr w:type="spellStart"/>
+      <w:r>
+        <w:t>ДатаОкончания</w:t>
+      </w:r>
+      <w:proofErr w:type="spellEnd"/>
+      <w:r>
+        <w:t xml:space="preserve"> существующей записи больше </w:t>
+      </w:r>
+      <w:proofErr w:type="spellStart"/>
+      <w:r>
+        <w:t>ВремяНачала</w:t>
+      </w:r>
+      <w:proofErr w:type="spellEnd"/>
+      <w:r>
+        <w:t xml:space="preserve"> новой). Если запрос возвращает непустой результат, выводится сообщение об ошибке и выполнение прерывается. При отсутствии пересечений статус документа меняется на «Подтверждена», документ проводится, и в регистр «</w:t>
+      </w:r>
+      <w:proofErr w:type="spellStart"/>
+      <w:r>
+        <w:t>ГрафикЗанятости</w:t>
+      </w:r>
+      <w:proofErr w:type="spellEnd"/>
+      <w:r>
+        <w:t>» добавляются записи с типом «Бронь» и интервалами из табличной части. Этот алгоритм не только реализует бизнес-правило уникальности занятости, но и наглядно демонстрирует работу с запросами и регистрами. Форма документа с активной кнопкой «Забронировать» приведена на рисунке 2.7.</w:t>
+      </w:r>
+    </w:p>
+    <w:p/>
+    <w:p>
+      <w:r>
+        <w:lastRenderedPageBreak/>
+        <w:t>[Рисунок 2.7 – Форма документа «Бронирование» с кнопкой «Забронировать»]</w:t>
+      </w:r>
+    </w:p>
+    <w:p/>
+    <w:p>
+      <w:r>
+        <w:t>Документ «</w:t>
+      </w:r>
+      <w:proofErr w:type="spellStart"/>
+      <w:r>
+        <w:t>НачалоИгры</w:t>
+      </w:r>
+      <w:proofErr w:type="spellEnd"/>
+      <w:r>
+        <w:t>» фиксирует фактический запуск дорожки. Он может создаваться вручную или на основании подтверждённого «Бронирования». В шапке размещены реквизиты «Дорожка» (обязательный), «Клиент» и «</w:t>
+      </w:r>
+      <w:proofErr w:type="spellStart"/>
+      <w:r>
+        <w:t>ВремяНачала</w:t>
+      </w:r>
+      <w:proofErr w:type="spellEnd"/>
+      <w:r>
+        <w:t>» (тип Дата и время, по умолчанию заполняется текущим моментом). Форма документа содержит кнопку «Начать игру». Серверная процедура, связанная с ней, выполняет два ключевых действия: изменяет статус дорожки в справочнике «Дорожки» на «Занята» и создает запись в регистре «</w:t>
+      </w:r>
+      <w:proofErr w:type="spellStart"/>
+      <w:r>
+        <w:t>ГрафикЗанятости</w:t>
+      </w:r>
+      <w:proofErr w:type="spellEnd"/>
+      <w:r>
+        <w:t>» с типом «Игра», временем начала из документа и фиктивной датой окончания (3000-01-01). Тем самым дорожка маркируется как занятая до момента завершения игры. После успешной записи документ проводится. Ввод на основании реализован через механизм «Ввод на основании»: из документа «Бронирование» автоматически переносятся дорожка и клиент. На рисунке 2.8 представлена форма «</w:t>
+      </w:r>
+      <w:proofErr w:type="spellStart"/>
+      <w:r>
+        <w:t>НачалоИгры</w:t>
+      </w:r>
+      <w:proofErr w:type="spellEnd"/>
+      <w:r>
+        <w:t>» с заполненными полями.</w:t>
+      </w:r>
+    </w:p>
+    <w:p/>
+    <w:p>
+      <w:r>
+        <w:t>[Рисунок 2.8 – Форма документа «</w:t>
+      </w:r>
+      <w:proofErr w:type="spellStart"/>
+      <w:r>
+        <w:t>НачалоИгры</w:t>
+      </w:r>
+      <w:proofErr w:type="spellEnd"/>
+      <w:r>
+        <w:t>» с кнопкой «Начать игру»]</w:t>
+      </w:r>
+    </w:p>
+    <w:p/>
+    <w:p>
+      <w:r>
+        <w:t>Завершающим этапом цикла является документ «</w:t>
+      </w:r>
+      <w:proofErr w:type="spellStart"/>
+      <w:r>
+        <w:t>ОкончаниеИгры</w:t>
+      </w:r>
+      <w:proofErr w:type="spellEnd"/>
+      <w:r>
+        <w:t>». Его основные реквизиты: «</w:t>
+      </w:r>
+      <w:proofErr w:type="spellStart"/>
+      <w:r>
+        <w:t>ДокументНачало</w:t>
+      </w:r>
+      <w:proofErr w:type="spellEnd"/>
+      <w:r>
+        <w:t>» (ссылка на «</w:t>
+      </w:r>
+      <w:proofErr w:type="spellStart"/>
+      <w:r>
+        <w:t>НачалоИгры</w:t>
+      </w:r>
+      <w:proofErr w:type="spellEnd"/>
+      <w:r>
+        <w:t>»), «Дорожка», «Клиент», «</w:t>
+      </w:r>
+      <w:proofErr w:type="spellStart"/>
+      <w:r>
+        <w:t>ВремяОкончания</w:t>
+      </w:r>
+      <w:proofErr w:type="spellEnd"/>
+      <w:r>
+        <w:t>», «</w:t>
+      </w:r>
+      <w:proofErr w:type="spellStart"/>
+      <w:r>
+        <w:t>ДлительностьМинут</w:t>
+      </w:r>
+      <w:proofErr w:type="spellEnd"/>
+      <w:r>
+        <w:t>», «Скидка» и «</w:t>
+      </w:r>
+      <w:proofErr w:type="spellStart"/>
+      <w:r>
+        <w:t>СуммаКОплате</w:t>
+      </w:r>
+      <w:proofErr w:type="spellEnd"/>
+      <w:r>
+        <w:t>». Форма снабжена кнопкой «Завершить игру». При нажатии кнопки выполняется серверная процедура, которая:</w:t>
+      </w:r>
+    </w:p>
+    <w:p>
+      <w:r>
+        <w:t>– извлекает данные из документа-основания (дорожку, клиента, время начала);</w:t>
+      </w:r>
+    </w:p>
+    <w:p>
+      <w:r>
+        <w:t>– фиксирует текущее время в качестве «</w:t>
+      </w:r>
+      <w:proofErr w:type="spellStart"/>
+      <w:r>
+        <w:t>ВремяОкончания</w:t>
+      </w:r>
+      <w:proofErr w:type="spellEnd"/>
+      <w:r>
+        <w:t>»;</w:t>
+      </w:r>
+    </w:p>
+    <w:p>
+      <w:r>
+        <w:lastRenderedPageBreak/>
+        <w:t>– вычисляет «</w:t>
+      </w:r>
+      <w:proofErr w:type="spellStart"/>
+      <w:r>
+        <w:t>ДлительностьМинут</w:t>
+      </w:r>
+      <w:proofErr w:type="spellEnd"/>
+      <w:r>
+        <w:t>» как разность между окончанием и началом, деленную на 60;</w:t>
+      </w:r>
+    </w:p>
+    <w:p>
+      <w:r>
+        <w:t>– считывает персональный процент скидки из реквизита «</w:t>
+      </w:r>
+      <w:proofErr w:type="spellStart"/>
+      <w:r>
+        <w:t>ПроцентСкидки</w:t>
+      </w:r>
+      <w:proofErr w:type="spellEnd"/>
+      <w:r>
+        <w:t>» справочника «Клиенты» (если клиент указан), иначе скидка принимается равной нулю;</w:t>
+      </w:r>
+    </w:p>
+    <w:p>
+      <w:r>
+        <w:t>– получает стоимость часа аренды дорожки из реквизита «</w:t>
+      </w:r>
+      <w:proofErr w:type="spellStart"/>
+      <w:r>
+        <w:t>СтоимостьЧаса</w:t>
+      </w:r>
+      <w:proofErr w:type="spellEnd"/>
+      <w:r>
+        <w:t>» справочника «Дорожки»;</w:t>
+      </w:r>
+    </w:p>
+    <w:p>
+      <w:r>
+        <w:t>– рассчитывает итоговую сумму по формуле: (</w:t>
+      </w:r>
+      <w:proofErr w:type="spellStart"/>
+      <w:r>
+        <w:t>ДлительностьМинут</w:t>
+      </w:r>
+      <w:proofErr w:type="spellEnd"/>
+      <w:r>
+        <w:t xml:space="preserve"> / 60) × </w:t>
+      </w:r>
+      <w:proofErr w:type="spellStart"/>
+      <w:r>
+        <w:t>СтоимостьЧаса</w:t>
+      </w:r>
+      <w:proofErr w:type="spellEnd"/>
+      <w:r>
+        <w:t xml:space="preserve"> × (1 – Скидка / 100);</w:t>
+      </w:r>
+    </w:p>
+    <w:p>
+      <w:r>
+        <w:t>– меняет статус дорожки на «Свободна» в справочнике «Дорожки»;</w:t>
+      </w:r>
+    </w:p>
+    <w:p>
+      <w:r>
+        <w:t>– находит в регистре «</w:t>
+      </w:r>
+      <w:proofErr w:type="spellStart"/>
+      <w:r>
+        <w:t>ГрафикЗанятости</w:t>
+      </w:r>
+      <w:proofErr w:type="spellEnd"/>
+      <w:r>
+        <w:t>» запись с типом «Игра», созданную документом «</w:t>
+      </w:r>
+      <w:proofErr w:type="spellStart"/>
+      <w:r>
+        <w:t>НачалоИгры</w:t>
+      </w:r>
+      <w:proofErr w:type="spellEnd"/>
+      <w:r>
+        <w:t>», и обновляет её ресурс «</w:t>
+      </w:r>
+      <w:proofErr w:type="spellStart"/>
+      <w:r>
+        <w:t>ДатаОкончания</w:t>
+      </w:r>
+      <w:proofErr w:type="spellEnd"/>
+      <w:r>
+        <w:t>» реальным временем окончания, закрывая интервал.</w:t>
+      </w:r>
+    </w:p>
+    <w:p>
+      <w:r>
+        <w:t>Документ проводится, и пользователь видит сообщение с итоговой суммой к оплате. На рисунке 2.9 показана форма документа с автоматически рассчитанными значениями.</w:t>
+      </w:r>
+    </w:p>
+    <w:p/>
+    <w:p>
+      <w:r>
+        <w:t>[Рисунок 2.9 – Форма документа «</w:t>
+      </w:r>
+      <w:proofErr w:type="spellStart"/>
+      <w:r>
+        <w:t>ОкончаниеИгры</w:t>
+      </w:r>
+      <w:proofErr w:type="spellEnd"/>
+      <w:r>
+        <w:t>» с кнопкой «Завершить игру» и рассчитанными показателями]</w:t>
+      </w:r>
+    </w:p>
+    <w:p/>
+    <w:p>
+      <w:r>
+        <w:t>В дополнение к документам создана обработка «</w:t>
+      </w:r>
+      <w:proofErr w:type="spellStart"/>
+      <w:r>
+        <w:t>РабочееМестоАдминистратора</w:t>
+      </w:r>
+      <w:proofErr w:type="spellEnd"/>
+      <w:r>
+        <w:t>», облегчающая мониторинг загрузки дорожек. Её форма содержит поле выбора даты и кнопку «Сформировать график». При нажатии на кнопку серверная функция выполняет запрос к табличной части проведенных документов «Бронирование» со статусом «Подтверждена» за указанную дату. Результат выводится в таблицу на форме с колонками «Дорожка», «</w:t>
+      </w:r>
+      <w:proofErr w:type="spellStart"/>
+      <w:r>
+        <w:t>ВремяНачала</w:t>
+      </w:r>
+      <w:proofErr w:type="spellEnd"/>
+      <w:r>
+        <w:t>», «</w:t>
+      </w:r>
+      <w:proofErr w:type="spellStart"/>
+      <w:r>
+        <w:t>ВремяОкончания</w:t>
+      </w:r>
+      <w:proofErr w:type="spellEnd"/>
+      <w:r>
+        <w:t xml:space="preserve">» и «Клиент». При отсутствии бронирований выдается информационное сообщение. Такой инструмент позволяет администратору быстро оценить расписание и </w:t>
+      </w:r>
+      <w:r>
+        <w:lastRenderedPageBreak/>
+        <w:t>принимать решения о распределении ресурсов. Работа обработки проиллюстрирована на рисунке 2.10.</w:t>
+      </w:r>
+    </w:p>
+    <w:p/>
+    <w:p>
+      <w:r>
+        <w:t>[Рисунок 2.10 – Обработка «</w:t>
+      </w:r>
+      <w:proofErr w:type="spellStart"/>
+      <w:r>
+        <w:t>РабочееМестоАдминистратора</w:t>
+      </w:r>
+      <w:proofErr w:type="spellEnd"/>
+      <w:r>
+        <w:t>» с отображением графика занятости дорожек]</w:t>
+      </w:r>
+    </w:p>
+    <w:p/>
+    <w:p>
+      <w:r>
+        <w:t>Разработанный документооборот и встроенная бизнес-логика охватывают все ключевые операции предметной области. Благодаря использованию регистра сведений обеспечен строгий контроль пересечений временных интервалов, а интерактивные кнопки на формах документов минимизируют вероятность ошибок персонала и упрощают ввод данных. В совокупности с обработкой для просмотра занятости система предоставляет полный набор инструментов для оперативного управления боулинг-клубом.</w:t>
+      </w:r>
+    </w:p>
+    <w:bookmarkEnd w:id="0"/>
     <w:p>
       <w:pPr>
         <w:pStyle w:val="2"/>
@@ -744,7 +1922,7 @@
     <w:p/>
     <w:p/>
     <w:sectPr>
-      <w:footerReference w:type="default" r:id="rId9"/>
+      <w:footerReference w:type="default" r:id="rId15"/>
       <w:pgSz w:w="11906" w:h="16838"/>
       <w:pgMar w:top="1134" w:right="850" w:bottom="1134" w:left="1701" w:header="708" w:footer="708" w:gutter="0"/>
       <w:cols w:space="708"/>
@@ -1844,7 +3022,7 @@
 </file>
 
 <file path=customXml/itemProps1.xml><?xml version="1.0" encoding="utf-8"?>
-<ds:datastoreItem xmlns:ds="http://schemas.openxmlformats.org/officeDocument/2006/customXml" ds:itemID="{F0232CDE-9814-4954-8310-B1995BBE1EB1}">
+<ds:datastoreItem xmlns:ds="http://schemas.openxmlformats.org/officeDocument/2006/customXml" ds:itemID="{86DF6453-521E-4750-A734-C2ADF7A8B5B6}">
   <ds:schemaRefs>
     <ds:schemaRef ds:uri="http://schemas.openxmlformats.org/officeDocument/2006/bibliography"/>
   </ds:schemaRefs>

--- a/Зыков/Для курсовой/Курсовая_работа_Харченко.К.А_ИС_23-9-1.docx
+++ b/Зыков/Для курсовой/Курсовая_работа_Харченко.К.А_ИС_23-9-1.docx
@@ -1,6 +1,6 @@
 
 <file path=word/document.xml><?xml version="1.0" encoding="utf-8"?>
-<w:document xmlns:wpc="http://schemas.microsoft.com/office/word/2010/wordprocessingCanvas" xmlns:cx="http://schemas.microsoft.com/office/drawing/2014/chartex" xmlns:cx1="http://schemas.microsoft.com/office/drawing/2015/9/8/chartex" xmlns:cx2="http://schemas.microsoft.com/office/drawing/2015/10/21/chartex" xmlns:cx3="http://schemas.microsoft.com/office/drawing/2016/5/9/chartex" xmlns:cx4="http://schemas.microsoft.com/office/drawing/2016/5/10/chartex" xmlns:cx5="http://schemas.microsoft.com/office/drawing/2016/5/11/chartex" xmlns:cx6="http://schemas.microsoft.com/office/drawing/2016/5/12/chartex" xmlns:cx7="http://schemas.microsoft.com/office/drawing/2016/5/13/chartex" xmlns:cx8="http://schemas.microsoft.com/office/drawing/2016/5/14/chartex" xmlns:mc="http://schemas.openxmlformats.org/markup-compatibility/2006" xmlns:aink="http://schemas.microsoft.com/office/drawing/2016/ink" xmlns:am3d="http://schemas.microsoft.com/office/drawing/2017/model3d" xmlns:o="urn:schemas-microsoft-com:office:office" xmlns:r="http://schemas.openxmlformats.org/officeDocument/2006/relationships" xmlns:m="http://schemas.openxmlformats.org/officeDocument/2006/math" xmlns:v="urn:schemas-microsoft-com:vml" xmlns:wp14="http://schemas.microsoft.com/office/word/2010/wordprocessingDrawing" xmlns:wp="http://schemas.openxmlformats.org/drawingml/2006/wordprocessingDrawing" xmlns:w10="urn:schemas-microsoft-com:office:word" xmlns:w="http://schemas.openxmlformats.org/wordprocessingml/2006/main" xmlns:w14="http://schemas.microsoft.com/office/word/2010/wordml" xmlns:w15="http://schemas.microsoft.com/office/word/2012/wordml" xmlns:w16cex="http://schemas.microsoft.com/office/word/2018/wordml/cex" xmlns:w16cid="http://schemas.microsoft.com/office/word/2016/wordml/cid" xmlns:w16="http://schemas.microsoft.com/office/word/2018/wordml" xmlns:w16se="http://schemas.microsoft.com/office/word/2015/wordml/symex" xmlns:wpg="http://schemas.microsoft.com/office/word/2010/wordprocessingGroup" xmlns:wpi="http://schemas.microsoft.com/office/word/2010/wordprocessingInk" xmlns:wne="http://schemas.microsoft.com/office/word/2006/wordml" xmlns:wps="http://schemas.microsoft.com/office/word/2010/wordprocessingShape" mc:Ignorable="w14 w15 w16se w16cid w16 w16cex wp14">
+<w:document xmlns:wpc="http://schemas.microsoft.com/office/word/2010/wordprocessingCanvas" xmlns:cx="http://schemas.microsoft.com/office/drawing/2014/chartex" xmlns:cx1="http://schemas.microsoft.com/office/drawing/2015/9/8/chartex" xmlns:cx2="http://schemas.microsoft.com/office/drawing/2015/10/21/chartex" xmlns:cx3="http://schemas.microsoft.com/office/drawing/2016/5/9/chartex" xmlns:cx4="http://schemas.microsoft.com/office/drawing/2016/5/10/chartex" xmlns:cx5="http://schemas.microsoft.com/office/drawing/2016/5/11/chartex" xmlns:cx6="http://schemas.microsoft.com/office/drawing/2016/5/12/chartex" xmlns:cx7="http://schemas.microsoft.com/office/drawing/2016/5/13/chartex" xmlns:cx8="http://schemas.microsoft.com/office/drawing/2016/5/14/chartex" xmlns:mc="http://schemas.openxmlformats.org/markup-compatibility/2006" xmlns:aink="http://schemas.microsoft.com/office/drawing/2016/ink" xmlns:am3d="http://schemas.microsoft.com/office/drawing/2017/model3d" xmlns:o="urn:schemas-microsoft-com:office:office" xmlns:r="http://schemas.openxmlformats.org/officeDocument/2006/relationships" xmlns:m="http://schemas.openxmlformats.org/officeDocument/2006/math" xmlns:v="urn:schemas-microsoft-com:vml" xmlns:wp14="http://schemas.microsoft.com/office/word/2010/wordprocessingDrawing" xmlns:wp="http://schemas.openxmlformats.org/drawingml/2006/wordprocessingDrawing" xmlns:w10="urn:schemas-microsoft-com:office:word" xmlns:w="http://schemas.openxmlformats.org/wordprocessingml/2006/main" xmlns:w14="http://schemas.microsoft.com/office/word/2010/wordml" xmlns:w15="http://schemas.microsoft.com/office/word/2012/wordml" xmlns:w16cex="http://schemas.microsoft.com/office/word/2018/wordml/cex" xmlns:w16cid="http://schemas.microsoft.com/office/word/2016/wordml/cid" xmlns:w16="http://schemas.microsoft.com/office/word/2018/wordml" xmlns:w16sdtdh="http://schemas.microsoft.com/office/word/2020/wordml/sdtdatahash" xmlns:w16se="http://schemas.microsoft.com/office/word/2015/wordml/symex" xmlns:wpg="http://schemas.microsoft.com/office/word/2010/wordprocessingGroup" xmlns:wpi="http://schemas.microsoft.com/office/word/2010/wordprocessingInk" xmlns:wne="http://schemas.microsoft.com/office/word/2006/wordml" xmlns:wps="http://schemas.microsoft.com/office/word/2010/wordprocessingShape" mc:Ignorable="w14 w15 w16se w16cid w16 w16cex w16sdtdh wp14">
   <w:body>
     <w:p>
       <w:pPr>
@@ -11,31 +11,16 @@
       </w:r>
     </w:p>
     <w:p>
-      <w:r>
-        <w:fldChar w:fldCharType="begin"/>
-      </w:r>
-      <w:r>
-        <w:instrText xml:space="preserve"> TOC \o "1-2" \h \z \u </w:instrText>
-      </w:r>
-      <w:r>
-        <w:fldChar w:fldCharType="separate"/>
-      </w:r>
-      <w:r>
-        <w:rPr>
-          <w:b/>
-          <w:bCs/>
-          <w:noProof/>
-        </w:rPr>
-        <w:t>Элементы оглавления не найдены.</w:t>
-      </w:r>
-      <w:r>
-        <w:rPr>
-          <w:b/>
-          <w:bCs/>
-          <w:noProof/>
-        </w:rPr>
-        <w:fldChar w:fldCharType="end"/>
-      </w:r>
+      <w:fldSimple w:instr=" TOC \o &quot;1-2&quot; \h \z \u ">
+        <w:r>
+          <w:rPr>
+            <w:b/>
+            <w:bCs/>
+            <w:noProof/>
+          </w:rPr>
+          <w:t>Элементы оглавления не найдены.</w:t>
+        </w:r>
+      </w:fldSimple>
     </w:p>
     <w:p>
       <w:pPr>
@@ -718,6 +703,9 @@
         <w:jc w:val="center"/>
       </w:pPr>
       <w:r>
+        <w:rPr>
+          <w:noProof/>
+        </w:rPr>
         <w:drawing>
           <wp:inline distT="0" distB="0" distL="0" distR="0" wp14:anchorId="2261E61B" wp14:editId="1D656A05">
             <wp:extent cx="2368731" cy="1009403"/>
@@ -765,19 +753,13 @@
     </w:p>
     <w:p>
       <w:r>
-        <w:t>Первоначально были спроектированы перечисления, поскольку именно они задают допустимые наборы состояний для других объектов</w:t>
-      </w:r>
-      <w:r>
-        <w:t xml:space="preserve"> (См. Рисунок 2.</w:t>
+        <w:t>Первоначально были спроектированы перечисления, поскольку именно они задают допустимые наборы состояний для других объектов (См. Рисунок 2.</w:t>
       </w:r>
       <w:r>
         <w:t>3</w:t>
       </w:r>
       <w:r>
-        <w:t>)</w:t>
-      </w:r>
-      <w:r>
-        <w:t>.</w:t>
+        <w:t>).</w:t>
       </w:r>
     </w:p>
     <w:p>
@@ -1183,6 +1165,9 @@
         <w:jc w:val="center"/>
       </w:pPr>
       <w:r>
+        <w:rPr>
+          <w:noProof/>
+        </w:rPr>
         <w:drawing>
           <wp:inline distT="0" distB="0" distL="0" distR="0" wp14:anchorId="642DEF99" wp14:editId="224AB942">
             <wp:extent cx="2550135" cy="1786270"/>
@@ -1453,6 +1438,9 @@
         <w:jc w:val="center"/>
       </w:pPr>
       <w:r>
+        <w:rPr>
+          <w:noProof/>
+        </w:rPr>
         <w:lastRenderedPageBreak/>
         <w:drawing>
           <wp:inline distT="0" distB="0" distL="0" distR="0" wp14:anchorId="15B81D60" wp14:editId="49B43863">
@@ -1500,9 +1488,14 @@
       </w:r>
     </w:p>
     <w:p>
-      <w:bookmarkStart w:id="0" w:name="_GoBack"/>
-      <w:r>
-        <w:t>Документ «Бронирование» предназначен для предварительного резервирования дорожек. Помимо стандартной даты и номера, в шапку вынесены реквизиты «Клиент», «Ответственный», «Статус» (перечисление «</w:t>
+      <w:r>
+        <w:t xml:space="preserve">Документ </w:t>
+      </w:r>
+      <w:r>
+        <w:t xml:space="preserve">«Бронирование» </w:t>
+      </w:r>
+      <w:r>
+        <w:t>предназначен для предварительного резервирования дорожек. Помимо стандартных реквизитов даты и номера, в шапку вынесены поля: «Клиент», «Ответственный», «Статус» (перечисление «</w:t>
       </w:r>
       <w:proofErr w:type="spellStart"/>
       <w:r>
@@ -1526,7 +1519,7 @@
       </w:r>
       <w:proofErr w:type="spellEnd"/>
       <w:r>
-        <w:t>» содержит реквизиты «Дорожка», «</w:t>
+        <w:t>» содержит колонки «Дорожка», «</w:t>
       </w:r>
       <w:proofErr w:type="spellStart"/>
       <w:r>
@@ -1542,7 +1535,12 @@
       </w:r>
       <w:proofErr w:type="spellEnd"/>
       <w:r>
-        <w:t>» и «Стоимость». Чтобы предотвратить двойное бронирование, на форме документа размещена кнопка «Забронировать». При её нажатии вызывается серверная процедура, которая для каждой строки табличной части формирует запрос к регистру «</w:t>
+        <w:t>» и «Стоимость».</w:t>
+      </w:r>
+    </w:p>
+    <w:p>
+      <w:r>
+        <w:t>Чтобы предотвратить двойное бронирование, на форме документа размещена кнопка «Забронировать». При её нажатии вызывается серверная процедура, которая для каждой строки табличной части формирует запрос к регистру «</w:t>
       </w:r>
       <w:proofErr w:type="spellStart"/>
       <w:r>
@@ -1550,7 +1548,217 @@
       </w:r>
       <w:proofErr w:type="spellEnd"/>
       <w:r>
-        <w:t xml:space="preserve">»: отбираются записи с типом «Бронь», где дорожка совпадает, а временной интервал пересекается с заданным (условие: Период существующей записи меньше </w:t>
+        <w:t>». Запрос отбирает записи с типом «Бронь», где дорожка совпадает, а временной интервал пересекается с заданным: условие пересечения – период существующей записи меньше времени окончания нового интервала, и дата окончания существующей записи больше времени начала нового интервала. Если запрос возвращает хотя бы одну запись, выводится сообщение об ошибке, и процедура прерывается. При отсутствии пересечений статус документа меняется на «Подтверждена», документ проводится, и в регистр «</w:t>
+      </w:r>
+      <w:proofErr w:type="spellStart"/>
+      <w:r>
+        <w:t>ГрафикЗанятости</w:t>
+      </w:r>
+      <w:proofErr w:type="spellEnd"/>
+      <w:r>
+        <w:t>» добавляются записи с типом «Бронь» и интервалами из табличной части. Этот алгоритм не только реализует бизнес-правило уникальности занятости, но и наглядно демонстрирует работу с запросами и регистрами.</w:t>
+      </w:r>
+    </w:p>
+    <w:p>
+      <w:r>
+        <w:t xml:space="preserve">Программный код серверной процедуры, содержащий запрос проверки пересечений и формирование движений документа, приведён </w:t>
+      </w:r>
+      <w:r>
+        <w:t xml:space="preserve">на рисунке </w:t>
+      </w:r>
+      <w:r>
+        <w:t>2.</w:t>
+      </w:r>
+      <w:r>
+        <w:t>8</w:t>
+      </w:r>
+      <w:r>
+        <w:t xml:space="preserve">. </w:t>
+      </w:r>
+    </w:p>
+    <w:p>
+      <w:pPr>
+        <w:jc w:val="center"/>
+      </w:pPr>
+      <w:r>
+        <w:lastRenderedPageBreak/>
+        <w:drawing>
+          <wp:inline distT="0" distB="0" distL="0" distR="0" wp14:anchorId="6ED85F0A" wp14:editId="4F81429B">
+            <wp:extent cx="5713889" cy="5029200"/>
+            <wp:effectExtent l="0" t="0" r="1270" b="0"/>
+            <wp:docPr id="9" name="Рисунок 9"/>
+            <wp:cNvGraphicFramePr>
+              <a:graphicFrameLocks xmlns:a="http://schemas.openxmlformats.org/drawingml/2006/main" noChangeAspect="1"/>
+            </wp:cNvGraphicFramePr>
+            <a:graphic xmlns:a="http://schemas.openxmlformats.org/drawingml/2006/main">
+              <a:graphicData uri="http://schemas.openxmlformats.org/drawingml/2006/picture">
+                <pic:pic xmlns:pic="http://schemas.openxmlformats.org/drawingml/2006/picture">
+                  <pic:nvPicPr>
+                    <pic:cNvPr id="1" name=""/>
+                    <pic:cNvPicPr/>
+                  </pic:nvPicPr>
+                  <pic:blipFill>
+                    <a:blip r:embed="rId15"/>
+                    <a:stretch>
+                      <a:fillRect/>
+                    </a:stretch>
+                  </pic:blipFill>
+                  <pic:spPr>
+                    <a:xfrm>
+                      <a:off x="0" y="0"/>
+                      <a:ext cx="5716582" cy="5031570"/>
+                    </a:xfrm>
+                    <a:prstGeom prst="rect">
+                      <a:avLst/>
+                    </a:prstGeom>
+                  </pic:spPr>
+                </pic:pic>
+              </a:graphicData>
+            </a:graphic>
+          </wp:inline>
+        </w:drawing>
+      </w:r>
+    </w:p>
+    <w:p>
+      <w:pPr>
+        <w:jc w:val="center"/>
+      </w:pPr>
+      <w:r>
+        <w:t>Рисунок 2.8 – Код документа «Бронирование»</w:t>
+      </w:r>
+    </w:p>
+    <w:p>
+      <w:r>
+        <w:t xml:space="preserve">Документ </w:t>
+      </w:r>
+      <w:r>
+        <w:t>«</w:t>
+      </w:r>
+      <w:proofErr w:type="spellStart"/>
+      <w:r>
+        <w:t>НачалоИгры</w:t>
+      </w:r>
+      <w:proofErr w:type="spellEnd"/>
+      <w:r>
+        <w:t>»</w:t>
+      </w:r>
+      <w:r>
+        <w:t xml:space="preserve"> </w:t>
+      </w:r>
+      <w:r>
+        <w:t>фиксирует фактический запуск дорожки. Он может создаваться как вручную, так и на основании подтверждённого «Бронирования» через механизм «Ввод на основании». В шапке размещены реквизиты «Дорожка» (обязательный), «Клиент» и «</w:t>
+      </w:r>
+      <w:proofErr w:type="spellStart"/>
+      <w:r>
+        <w:t>ВремяНачала</w:t>
+      </w:r>
+      <w:proofErr w:type="spellEnd"/>
+      <w:r>
+        <w:t>» (тип Дата и время, по умолчанию заполняется текущим моментом). Форма документа содержит кнопку «Начать игру». Соответствующая серверная процедура выполняет два ключевых действия: изменяет статус дорожки в справочнике «Дорожки» на «Занята» и создаёт запись в регистре «</w:t>
+      </w:r>
+      <w:proofErr w:type="spellStart"/>
+      <w:r>
+        <w:t>ГрафикЗанятости</w:t>
+      </w:r>
+      <w:proofErr w:type="spellEnd"/>
+      <w:r>
+        <w:t>» с типом «Игра», временем начала из документа и фиктивной датой окончания (3000-01-01). Тем самым дорожка маркируется как занятая до момента завершения игры. После успешной записи документ проводится.</w:t>
+      </w:r>
+    </w:p>
+    <w:p>
+      <w:r>
+        <w:lastRenderedPageBreak/>
+        <w:t xml:space="preserve">Код серверной процедуры, реализующей указанные действия, приведён в </w:t>
+      </w:r>
+      <w:r>
+        <w:t>рисунке 2.9</w:t>
+      </w:r>
+      <w:r>
+        <w:t xml:space="preserve">. </w:t>
+      </w:r>
+    </w:p>
+    <w:p>
+      <w:r>
+        <w:drawing>
+          <wp:inline distT="0" distB="0" distL="0" distR="0" wp14:anchorId="37E9952E" wp14:editId="00BCAB51">
+            <wp:extent cx="5219700" cy="4970293"/>
+            <wp:effectExtent l="0" t="0" r="0" b="1905"/>
+            <wp:docPr id="10" name="Рисунок 10"/>
+            <wp:cNvGraphicFramePr>
+              <a:graphicFrameLocks xmlns:a="http://schemas.openxmlformats.org/drawingml/2006/main" noChangeAspect="1"/>
+            </wp:cNvGraphicFramePr>
+            <a:graphic xmlns:a="http://schemas.openxmlformats.org/drawingml/2006/main">
+              <a:graphicData uri="http://schemas.openxmlformats.org/drawingml/2006/picture">
+                <pic:pic xmlns:pic="http://schemas.openxmlformats.org/drawingml/2006/picture">
+                  <pic:nvPicPr>
+                    <pic:cNvPr id="1" name=""/>
+                    <pic:cNvPicPr/>
+                  </pic:nvPicPr>
+                  <pic:blipFill>
+                    <a:blip r:embed="rId16"/>
+                    <a:stretch>
+                      <a:fillRect/>
+                    </a:stretch>
+                  </pic:blipFill>
+                  <pic:spPr>
+                    <a:xfrm>
+                      <a:off x="0" y="0"/>
+                      <a:ext cx="5223242" cy="4973666"/>
+                    </a:xfrm>
+                    <a:prstGeom prst="rect">
+                      <a:avLst/>
+                    </a:prstGeom>
+                  </pic:spPr>
+                </pic:pic>
+              </a:graphicData>
+            </a:graphic>
+          </wp:inline>
+        </w:drawing>
+      </w:r>
+    </w:p>
+    <w:p>
+      <w:pPr>
+        <w:jc w:val="center"/>
+      </w:pPr>
+      <w:r>
+        <w:t>Рисунок 2.9 – Код документа «</w:t>
+      </w:r>
+      <w:proofErr w:type="spellStart"/>
+      <w:r>
+        <w:t>НачалоИгры</w:t>
+      </w:r>
+      <w:proofErr w:type="spellEnd"/>
+      <w:r>
+        <w:t>»</w:t>
+      </w:r>
+    </w:p>
+    <w:p>
+      <w:r>
+        <w:t>Завершающим этапом является документ «</w:t>
+      </w:r>
+      <w:proofErr w:type="spellStart"/>
+      <w:r>
+        <w:t>ОкончаниеИгры</w:t>
+      </w:r>
+      <w:proofErr w:type="spellEnd"/>
+      <w:r>
+        <w:t>». Его основные реквизиты: «</w:t>
+      </w:r>
+      <w:proofErr w:type="spellStart"/>
+      <w:r>
+        <w:t>ДокументНачало</w:t>
+      </w:r>
+      <w:proofErr w:type="spellEnd"/>
+      <w:r>
+        <w:t>» (ссылка на «</w:t>
+      </w:r>
+      <w:proofErr w:type="spellStart"/>
+      <w:r>
+        <w:t>НачалоИгры</w:t>
+      </w:r>
+      <w:proofErr w:type="spellEnd"/>
+      <w:r>
+        <w:t>»), «Дорожка», «Клиент», «</w:t>
       </w:r>
       <w:proofErr w:type="spellStart"/>
       <w:r>
@@ -1558,7 +1766,231 @@
       </w:r>
       <w:proofErr w:type="spellEnd"/>
       <w:r>
-        <w:t xml:space="preserve"> новой, и </w:t>
+        <w:t>», «</w:t>
+      </w:r>
+      <w:proofErr w:type="spellStart"/>
+      <w:r>
+        <w:t>ДлительностьМинут</w:t>
+      </w:r>
+      <w:proofErr w:type="spellEnd"/>
+      <w:r>
+        <w:t>», «Скидка» и «</w:t>
+      </w:r>
+      <w:proofErr w:type="spellStart"/>
+      <w:r>
+        <w:t>СуммаКОплате</w:t>
+      </w:r>
+      <w:proofErr w:type="spellEnd"/>
+      <w:r>
+        <w:t xml:space="preserve">». </w:t>
+      </w:r>
+      <w:r>
+        <w:t>В ф</w:t>
+      </w:r>
+      <w:r>
+        <w:t>орм</w:t>
+      </w:r>
+      <w:r>
+        <w:t>е</w:t>
+      </w:r>
+      <w:r>
+        <w:t xml:space="preserve"> </w:t>
+      </w:r>
+      <w:r>
+        <w:t xml:space="preserve">есть </w:t>
+      </w:r>
+      <w:r>
+        <w:t>кнопк</w:t>
+      </w:r>
+      <w:r>
+        <w:t>а</w:t>
+      </w:r>
+      <w:r>
+        <w:t xml:space="preserve"> «Завершить игру».</w:t>
+      </w:r>
+    </w:p>
+    <w:p>
+      <w:r>
+        <w:t>При нажатии кнопки выполняется серверная процедура, алгоритм которой включает следующие шаги:</w:t>
+      </w:r>
+    </w:p>
+    <w:p>
+      <w:pPr>
+        <w:pStyle w:val="a3"/>
+        <w:numPr>
+          <w:ilvl w:val="0"/>
+          <w:numId w:val="2"/>
+        </w:numPr>
+        <w:ind w:left="0" w:firstLine="709"/>
+      </w:pPr>
+      <w:r>
+        <w:t>Извлечение данных из документа-основания (дорожка, клиент, время начала).</w:t>
+      </w:r>
+    </w:p>
+    <w:p>
+      <w:pPr>
+        <w:pStyle w:val="a3"/>
+        <w:numPr>
+          <w:ilvl w:val="0"/>
+          <w:numId w:val="2"/>
+        </w:numPr>
+        <w:ind w:left="0" w:firstLine="709"/>
+      </w:pPr>
+      <w:r>
+        <w:t>Фиксация текущего времени в качестве «</w:t>
+      </w:r>
+      <w:proofErr w:type="spellStart"/>
+      <w:r>
+        <w:t>ВремяОкончания</w:t>
+      </w:r>
+      <w:proofErr w:type="spellEnd"/>
+      <w:r>
+        <w:t>».</w:t>
+      </w:r>
+    </w:p>
+    <w:p>
+      <w:pPr>
+        <w:pStyle w:val="a3"/>
+        <w:numPr>
+          <w:ilvl w:val="0"/>
+          <w:numId w:val="2"/>
+        </w:numPr>
+        <w:ind w:left="0" w:firstLine="709"/>
+      </w:pPr>
+      <w:r>
+        <w:lastRenderedPageBreak/>
+        <w:t>Вычисление длительности игры в минутах как разницы между окончанием и началом, делённой на 60.</w:t>
+      </w:r>
+    </w:p>
+    <w:p>
+      <w:pPr>
+        <w:pStyle w:val="a3"/>
+        <w:numPr>
+          <w:ilvl w:val="0"/>
+          <w:numId w:val="2"/>
+        </w:numPr>
+        <w:ind w:left="0" w:firstLine="709"/>
+      </w:pPr>
+      <w:r>
+        <w:t>Считывание персонального процента скидки из реквизита «</w:t>
+      </w:r>
+      <w:proofErr w:type="spellStart"/>
+      <w:r>
+        <w:t>ПроцентСкидки</w:t>
+      </w:r>
+      <w:proofErr w:type="spellEnd"/>
+      <w:r>
+        <w:t>» справочника «Клиенты» (если клиент указан), иначе скидка принимается равной нулю.</w:t>
+      </w:r>
+    </w:p>
+    <w:p>
+      <w:pPr>
+        <w:pStyle w:val="a3"/>
+        <w:numPr>
+          <w:ilvl w:val="0"/>
+          <w:numId w:val="2"/>
+        </w:numPr>
+        <w:ind w:left="0" w:firstLine="709"/>
+      </w:pPr>
+      <w:r>
+        <w:t>Получение стоимости часа аренды дорожки из реквизита «</w:t>
+      </w:r>
+      <w:proofErr w:type="spellStart"/>
+      <w:r>
+        <w:t>СтоимостьЧаса</w:t>
+      </w:r>
+      <w:proofErr w:type="spellEnd"/>
+      <w:r>
+        <w:t>» справочника «Дорожки».</w:t>
+      </w:r>
+    </w:p>
+    <w:p>
+      <w:pPr>
+        <w:pStyle w:val="a3"/>
+        <w:numPr>
+          <w:ilvl w:val="0"/>
+          <w:numId w:val="2"/>
+        </w:numPr>
+        <w:ind w:left="0" w:firstLine="709"/>
+      </w:pPr>
+      <w:r>
+        <w:t>Расчёт итоговой суммы по формуле:</w:t>
+      </w:r>
+    </w:p>
+    <w:p>
+      <w:pPr>
+        <w:pStyle w:val="a3"/>
+        <w:numPr>
+          <w:ilvl w:val="0"/>
+          <w:numId w:val="2"/>
+        </w:numPr>
+        <w:ind w:left="0" w:firstLine="709"/>
+      </w:pPr>
+      <w:proofErr w:type="spellStart"/>
+      <w:r>
+        <w:t>СуммаКОплате</w:t>
+      </w:r>
+      <w:proofErr w:type="spellEnd"/>
+      <w:r>
+        <w:t xml:space="preserve"> = (</w:t>
+      </w:r>
+      <w:proofErr w:type="spellStart"/>
+      <w:r>
+        <w:t>ДлительностьМинут</w:t>
+      </w:r>
+      <w:proofErr w:type="spellEnd"/>
+      <w:r>
+        <w:t xml:space="preserve"> / 60) × </w:t>
+      </w:r>
+      <w:proofErr w:type="spellStart"/>
+      <w:r>
+        <w:t>СтоимостьЧаса</w:t>
+      </w:r>
+      <w:proofErr w:type="spellEnd"/>
+      <w:r>
+        <w:t xml:space="preserve"> × (1 – Скидка / 100).</w:t>
+      </w:r>
+    </w:p>
+    <w:p>
+      <w:pPr>
+        <w:pStyle w:val="a3"/>
+        <w:numPr>
+          <w:ilvl w:val="0"/>
+          <w:numId w:val="2"/>
+        </w:numPr>
+        <w:ind w:left="0" w:firstLine="709"/>
+      </w:pPr>
+      <w:r>
+        <w:t>Изменение статуса дорожки в справочнике «Дорожки» на «Свободна».</w:t>
+      </w:r>
+    </w:p>
+    <w:p>
+      <w:pPr>
+        <w:pStyle w:val="a3"/>
+        <w:numPr>
+          <w:ilvl w:val="0"/>
+          <w:numId w:val="2"/>
+        </w:numPr>
+        <w:ind w:left="0" w:firstLine="709"/>
+      </w:pPr>
+      <w:r>
+        <w:t>Поиск в регистре «</w:t>
+      </w:r>
+      <w:proofErr w:type="spellStart"/>
+      <w:r>
+        <w:t>ГрафикЗанятости</w:t>
+      </w:r>
+      <w:proofErr w:type="spellEnd"/>
+      <w:r>
+        <w:t>» записи с типом «Игра», созданной документом «</w:t>
+      </w:r>
+      <w:proofErr w:type="spellStart"/>
+      <w:r>
+        <w:t>НачалоИгры</w:t>
+      </w:r>
+      <w:proofErr w:type="spellEnd"/>
+      <w:r>
+        <w:t>», и обновление её ресурса «</w:t>
       </w:r>
       <w:proofErr w:type="spellStart"/>
       <w:r>
@@ -1566,7 +1998,125 @@
       </w:r>
       <w:proofErr w:type="spellEnd"/>
       <w:r>
-        <w:t xml:space="preserve"> существующей записи больше </w:t>
+        <w:t>» реальным временем окончания – тем самым интервал закрывается.</w:t>
+      </w:r>
+    </w:p>
+    <w:p>
+      <w:pPr>
+        <w:pStyle w:val="a3"/>
+        <w:numPr>
+          <w:ilvl w:val="0"/>
+          <w:numId w:val="2"/>
+        </w:numPr>
+        <w:ind w:left="0" w:firstLine="709"/>
+      </w:pPr>
+      <w:r>
+        <w:t>Проведение документа и вывод пользователю сообщения с итоговой суммой к оплате.</w:t>
+      </w:r>
+    </w:p>
+    <w:p>
+      <w:r>
+        <w:t xml:space="preserve">Полный программный код серверной процедуры, реализующей все перечисленные шаги, содержится в </w:t>
+      </w:r>
+      <w:r>
+        <w:t>рисунке</w:t>
+      </w:r>
+      <w:r>
+        <w:t xml:space="preserve"> 2.</w:t>
+      </w:r>
+      <w:r>
+        <w:t>10</w:t>
+      </w:r>
+      <w:r>
+        <w:t>.</w:t>
+      </w:r>
+    </w:p>
+    <w:p/>
+    <w:p>
+      <w:r>
+        <w:t>Листинг 2.4 – Серверная процедура «Завершить игру» документа «</w:t>
+      </w:r>
+      <w:proofErr w:type="spellStart"/>
+      <w:r>
+        <w:t>ОкончаниеИгры</w:t>
+      </w:r>
+      <w:proofErr w:type="spellEnd"/>
+      <w:r>
+        <w:t>»</w:t>
+      </w:r>
+    </w:p>
+    <w:p/>
+    <w:p>
+      <w:proofErr w:type="spellStart"/>
+      <w:r>
+        <w:t>text</w:t>
+      </w:r>
+      <w:proofErr w:type="spellEnd"/>
+    </w:p>
+    <w:p>
+      <w:r>
+        <w:t xml:space="preserve">(вставьте сюда код модуля формы с процедурой </w:t>
+      </w:r>
+      <w:proofErr w:type="spellStart"/>
+      <w:r>
+        <w:t>ЗавершитьИгруНаСервере</w:t>
+      </w:r>
+      <w:proofErr w:type="spellEnd"/>
+      <w:r>
+        <w:t>)</w:t>
+      </w:r>
+    </w:p>
+    <w:p>
+      <w:r>
+        <w:t>Листинг 2.5 – Процедура ввода на основании в модуле объекта «</w:t>
+      </w:r>
+      <w:proofErr w:type="spellStart"/>
+      <w:r>
+        <w:t>НачалоИгры</w:t>
+      </w:r>
+      <w:proofErr w:type="spellEnd"/>
+      <w:r>
+        <w:t>»</w:t>
+      </w:r>
+    </w:p>
+    <w:p/>
+    <w:p>
+      <w:proofErr w:type="spellStart"/>
+      <w:r>
+        <w:lastRenderedPageBreak/>
+        <w:t>text</w:t>
+      </w:r>
+      <w:proofErr w:type="spellEnd"/>
+    </w:p>
+    <w:p>
+      <w:r>
+        <w:t xml:space="preserve">(вставьте сюда код процедуры </w:t>
+      </w:r>
+      <w:proofErr w:type="spellStart"/>
+      <w:r>
+        <w:t>ВводНаОсновании</w:t>
+      </w:r>
+      <w:proofErr w:type="spellEnd"/>
+      <w:r>
+        <w:t>)</w:t>
+      </w:r>
+    </w:p>
+    <w:p>
+      <w:r>
+        <w:t>Обработка «</w:t>
+      </w:r>
+      <w:proofErr w:type="spellStart"/>
+      <w:r>
+        <w:t>РабочееМестоАдминистратора</w:t>
+      </w:r>
+      <w:proofErr w:type="spellEnd"/>
+      <w:r>
+        <w:t>»</w:t>
+      </w:r>
+    </w:p>
+    <w:p>
+      <w:r>
+        <w:t>В дополнение к документам создана сервисная обработка, облегчающая мониторинг загрузки дорожек. Её форма содержит поле выбора даты и кнопку «Сформировать график». При нажатии на кнопку серверная функция выполняет запрос к табличной части проведённых документов «Бронирование» со статусом «Подтверждена» за указанную дату. Результат выводится в таблицу на форме с колонками «Дорожка», «</w:t>
       </w:r>
       <w:proofErr w:type="spellStart"/>
       <w:r>
@@ -1574,317 +2124,60 @@
       </w:r>
       <w:proofErr w:type="spellEnd"/>
       <w:r>
-        <w:t xml:space="preserve"> новой). Если запрос возвращает непустой результат, выводится сообщение об ошибке и выполнение прерывается. При отсутствии пересечений статус документа меняется на «Подтверждена», документ проводится, и в регистр «</w:t>
-      </w:r>
-      <w:proofErr w:type="spellStart"/>
-      <w:r>
-        <w:t>ГрафикЗанятости</w:t>
-      </w:r>
-      <w:proofErr w:type="spellEnd"/>
-      <w:r>
-        <w:t>» добавляются записи с типом «Бронь» и интервалами из табличной части. Этот алгоритм не только реализует бизнес-правило уникальности занятости, но и наглядно демонстрирует работу с запросами и регистрами. Форма документа с активной кнопкой «Забронировать» приведена на рисунке 2.7.</w:t>
+        <w:t>», «</w:t>
+      </w:r>
+      <w:proofErr w:type="spellStart"/>
+      <w:r>
+        <w:t>ВремяОкончания</w:t>
+      </w:r>
+      <w:proofErr w:type="spellEnd"/>
+      <w:r>
+        <w:t>» и «Клиент». При отсутствии бронирований выдаётся информационное сообщение. Такой инструмент позволяет администратору быстро оценить расписание и принимать решения о распределении ресурсов. Код запроса и заполнения таблицы значений представлен в листинге 2.6, а работа обработки проиллюстрирована на рисунке 2.10.</w:t>
       </w:r>
     </w:p>
     <w:p/>
     <w:p>
       <w:r>
+        <w:t>Листинг 2.6 – Серверная функция формирования графика занятости</w:t>
+      </w:r>
+    </w:p>
+    <w:p/>
+    <w:p>
+      <w:proofErr w:type="spellStart"/>
+      <w:r>
+        <w:t>text</w:t>
+      </w:r>
+      <w:proofErr w:type="spellEnd"/>
+    </w:p>
+    <w:p>
+      <w:r>
+        <w:t xml:space="preserve">(вставьте сюда код из модуля формы обработки, функция </w:t>
+      </w:r>
+      <w:proofErr w:type="spellStart"/>
+      <w:r>
+        <w:t>СформироватьГрафикНаСервере</w:t>
+      </w:r>
+      <w:proofErr w:type="spellEnd"/>
+      <w:r>
+        <w:t>)</w:t>
+      </w:r>
+    </w:p>
+    <w:p>
+      <w:r>
+        <w:t>Разработанный документооборот и встроенная бизнес-логика охватывают все ключевые операции предметной области. Благодаря использованию регистра сведений обеспечен строгий контроль пересечений временных интервалов, а интерактивные кнопки на формах документов минимизируют вероятность ошибок персонала и упрощают ввод данных. В совокупности с обработкой для просмотра занятости система предоставляет полный набор инструментов для оперативного управления боулинг-клубом.</w:t>
+      </w:r>
+    </w:p>
+    <w:p/>
+    <w:p>
+      <w:r>
+        <w:t xml:space="preserve">Теперь вы можете вставить реальные фрагменты кода в отведённые для них листинги, проставив соответствующие номера и названия, а также </w:t>
+      </w:r>
+      <w:r>
         <w:lastRenderedPageBreak/>
-        <w:t>[Рисунок 2.7 – Форма документа «Бронирование» с кнопкой «Забронировать»]</w:t>
+        <w:t>добавить рисунки с изображениями форм. Такое оформление соответствует требованиям большинства методических указаний.</w:t>
       </w:r>
     </w:p>
     <w:p/>
-    <w:p>
-      <w:r>
-        <w:t>Документ «</w:t>
-      </w:r>
-      <w:proofErr w:type="spellStart"/>
-      <w:r>
-        <w:t>НачалоИгры</w:t>
-      </w:r>
-      <w:proofErr w:type="spellEnd"/>
-      <w:r>
-        <w:t>» фиксирует фактический запуск дорожки. Он может создаваться вручную или на основании подтверждённого «Бронирования». В шапке размещены реквизиты «Дорожка» (обязательный), «Клиент» и «</w:t>
-      </w:r>
-      <w:proofErr w:type="spellStart"/>
-      <w:r>
-        <w:t>ВремяНачала</w:t>
-      </w:r>
-      <w:proofErr w:type="spellEnd"/>
-      <w:r>
-        <w:t>» (тип Дата и время, по умолчанию заполняется текущим моментом). Форма документа содержит кнопку «Начать игру». Серверная процедура, связанная с ней, выполняет два ключевых действия: изменяет статус дорожки в справочнике «Дорожки» на «Занята» и создает запись в регистре «</w:t>
-      </w:r>
-      <w:proofErr w:type="spellStart"/>
-      <w:r>
-        <w:t>ГрафикЗанятости</w:t>
-      </w:r>
-      <w:proofErr w:type="spellEnd"/>
-      <w:r>
-        <w:t>» с типом «Игра», временем начала из документа и фиктивной датой окончания (3000-01-01). Тем самым дорожка маркируется как занятая до момента завершения игры. После успешной записи документ проводится. Ввод на основании реализован через механизм «Ввод на основании»: из документа «Бронирование» автоматически переносятся дорожка и клиент. На рисунке 2.8 представлена форма «</w:t>
-      </w:r>
-      <w:proofErr w:type="spellStart"/>
-      <w:r>
-        <w:t>НачалоИгры</w:t>
-      </w:r>
-      <w:proofErr w:type="spellEnd"/>
-      <w:r>
-        <w:t>» с заполненными полями.</w:t>
-      </w:r>
-    </w:p>
-    <w:p/>
-    <w:p>
-      <w:r>
-        <w:t>[Рисунок 2.8 – Форма документа «</w:t>
-      </w:r>
-      <w:proofErr w:type="spellStart"/>
-      <w:r>
-        <w:t>НачалоИгры</w:t>
-      </w:r>
-      <w:proofErr w:type="spellEnd"/>
-      <w:r>
-        <w:t>» с кнопкой «Начать игру»]</w:t>
-      </w:r>
-    </w:p>
-    <w:p/>
-    <w:p>
-      <w:r>
-        <w:t>Завершающим этапом цикла является документ «</w:t>
-      </w:r>
-      <w:proofErr w:type="spellStart"/>
-      <w:r>
-        <w:t>ОкончаниеИгры</w:t>
-      </w:r>
-      <w:proofErr w:type="spellEnd"/>
-      <w:r>
-        <w:t>». Его основные реквизиты: «</w:t>
-      </w:r>
-      <w:proofErr w:type="spellStart"/>
-      <w:r>
-        <w:t>ДокументНачало</w:t>
-      </w:r>
-      <w:proofErr w:type="spellEnd"/>
-      <w:r>
-        <w:t>» (ссылка на «</w:t>
-      </w:r>
-      <w:proofErr w:type="spellStart"/>
-      <w:r>
-        <w:t>НачалоИгры</w:t>
-      </w:r>
-      <w:proofErr w:type="spellEnd"/>
-      <w:r>
-        <w:t>»), «Дорожка», «Клиент», «</w:t>
-      </w:r>
-      <w:proofErr w:type="spellStart"/>
-      <w:r>
-        <w:t>ВремяОкончания</w:t>
-      </w:r>
-      <w:proofErr w:type="spellEnd"/>
-      <w:r>
-        <w:t>», «</w:t>
-      </w:r>
-      <w:proofErr w:type="spellStart"/>
-      <w:r>
-        <w:t>ДлительностьМинут</w:t>
-      </w:r>
-      <w:proofErr w:type="spellEnd"/>
-      <w:r>
-        <w:t>», «Скидка» и «</w:t>
-      </w:r>
-      <w:proofErr w:type="spellStart"/>
-      <w:r>
-        <w:t>СуммаКОплате</w:t>
-      </w:r>
-      <w:proofErr w:type="spellEnd"/>
-      <w:r>
-        <w:t>». Форма снабжена кнопкой «Завершить игру». При нажатии кнопки выполняется серверная процедура, которая:</w:t>
-      </w:r>
-    </w:p>
-    <w:p>
-      <w:r>
-        <w:t>– извлекает данные из документа-основания (дорожку, клиента, время начала);</w:t>
-      </w:r>
-    </w:p>
-    <w:p>
-      <w:r>
-        <w:t>– фиксирует текущее время в качестве «</w:t>
-      </w:r>
-      <w:proofErr w:type="spellStart"/>
-      <w:r>
-        <w:t>ВремяОкончания</w:t>
-      </w:r>
-      <w:proofErr w:type="spellEnd"/>
-      <w:r>
-        <w:t>»;</w:t>
-      </w:r>
-    </w:p>
-    <w:p>
-      <w:r>
-        <w:lastRenderedPageBreak/>
-        <w:t>– вычисляет «</w:t>
-      </w:r>
-      <w:proofErr w:type="spellStart"/>
-      <w:r>
-        <w:t>ДлительностьМинут</w:t>
-      </w:r>
-      <w:proofErr w:type="spellEnd"/>
-      <w:r>
-        <w:t>» как разность между окончанием и началом, деленную на 60;</w:t>
-      </w:r>
-    </w:p>
-    <w:p>
-      <w:r>
-        <w:t>– считывает персональный процент скидки из реквизита «</w:t>
-      </w:r>
-      <w:proofErr w:type="spellStart"/>
-      <w:r>
-        <w:t>ПроцентСкидки</w:t>
-      </w:r>
-      <w:proofErr w:type="spellEnd"/>
-      <w:r>
-        <w:t>» справочника «Клиенты» (если клиент указан), иначе скидка принимается равной нулю;</w:t>
-      </w:r>
-    </w:p>
-    <w:p>
-      <w:r>
-        <w:t>– получает стоимость часа аренды дорожки из реквизита «</w:t>
-      </w:r>
-      <w:proofErr w:type="spellStart"/>
-      <w:r>
-        <w:t>СтоимостьЧаса</w:t>
-      </w:r>
-      <w:proofErr w:type="spellEnd"/>
-      <w:r>
-        <w:t>» справочника «Дорожки»;</w:t>
-      </w:r>
-    </w:p>
-    <w:p>
-      <w:r>
-        <w:t>– рассчитывает итоговую сумму по формуле: (</w:t>
-      </w:r>
-      <w:proofErr w:type="spellStart"/>
-      <w:r>
-        <w:t>ДлительностьМинут</w:t>
-      </w:r>
-      <w:proofErr w:type="spellEnd"/>
-      <w:r>
-        <w:t xml:space="preserve"> / 60) × </w:t>
-      </w:r>
-      <w:proofErr w:type="spellStart"/>
-      <w:r>
-        <w:t>СтоимостьЧаса</w:t>
-      </w:r>
-      <w:proofErr w:type="spellEnd"/>
-      <w:r>
-        <w:t xml:space="preserve"> × (1 – Скидка / 100);</w:t>
-      </w:r>
-    </w:p>
-    <w:p>
-      <w:r>
-        <w:t>– меняет статус дорожки на «Свободна» в справочнике «Дорожки»;</w:t>
-      </w:r>
-    </w:p>
-    <w:p>
-      <w:r>
-        <w:t>– находит в регистре «</w:t>
-      </w:r>
-      <w:proofErr w:type="spellStart"/>
-      <w:r>
-        <w:t>ГрафикЗанятости</w:t>
-      </w:r>
-      <w:proofErr w:type="spellEnd"/>
-      <w:r>
-        <w:t>» запись с типом «Игра», созданную документом «</w:t>
-      </w:r>
-      <w:proofErr w:type="spellStart"/>
-      <w:r>
-        <w:t>НачалоИгры</w:t>
-      </w:r>
-      <w:proofErr w:type="spellEnd"/>
-      <w:r>
-        <w:t>», и обновляет её ресурс «</w:t>
-      </w:r>
-      <w:proofErr w:type="spellStart"/>
-      <w:r>
-        <w:t>ДатаОкончания</w:t>
-      </w:r>
-      <w:proofErr w:type="spellEnd"/>
-      <w:r>
-        <w:t>» реальным временем окончания, закрывая интервал.</w:t>
-      </w:r>
-    </w:p>
-    <w:p>
-      <w:r>
-        <w:t>Документ проводится, и пользователь видит сообщение с итоговой суммой к оплате. На рисунке 2.9 показана форма документа с автоматически рассчитанными значениями.</w:t>
-      </w:r>
-    </w:p>
-    <w:p/>
-    <w:p>
-      <w:r>
-        <w:t>[Рисунок 2.9 – Форма документа «</w:t>
-      </w:r>
-      <w:proofErr w:type="spellStart"/>
-      <w:r>
-        <w:t>ОкончаниеИгры</w:t>
-      </w:r>
-      <w:proofErr w:type="spellEnd"/>
-      <w:r>
-        <w:t>» с кнопкой «Завершить игру» и рассчитанными показателями]</w:t>
-      </w:r>
-    </w:p>
-    <w:p/>
-    <w:p>
-      <w:r>
-        <w:t>В дополнение к документам создана обработка «</w:t>
-      </w:r>
-      <w:proofErr w:type="spellStart"/>
-      <w:r>
-        <w:t>РабочееМестоАдминистратора</w:t>
-      </w:r>
-      <w:proofErr w:type="spellEnd"/>
-      <w:r>
-        <w:t>», облегчающая мониторинг загрузки дорожек. Её форма содержит поле выбора даты и кнопку «Сформировать график». При нажатии на кнопку серверная функция выполняет запрос к табличной части проведенных документов «Бронирование» со статусом «Подтверждена» за указанную дату. Результат выводится в таблицу на форме с колонками «Дорожка», «</w:t>
-      </w:r>
-      <w:proofErr w:type="spellStart"/>
-      <w:r>
-        <w:t>ВремяНачала</w:t>
-      </w:r>
-      <w:proofErr w:type="spellEnd"/>
-      <w:r>
-        <w:t>», «</w:t>
-      </w:r>
-      <w:proofErr w:type="spellStart"/>
-      <w:r>
-        <w:t>ВремяОкончания</w:t>
-      </w:r>
-      <w:proofErr w:type="spellEnd"/>
-      <w:r>
-        <w:t xml:space="preserve">» и «Клиент». При отсутствии бронирований выдается информационное сообщение. Такой инструмент позволяет администратору быстро оценить расписание и </w:t>
-      </w:r>
-      <w:r>
-        <w:lastRenderedPageBreak/>
-        <w:t>принимать решения о распределении ресурсов. Работа обработки проиллюстрирована на рисунке 2.10.</w:t>
-      </w:r>
-    </w:p>
-    <w:p/>
-    <w:p>
-      <w:r>
-        <w:t>[Рисунок 2.10 – Обработка «</w:t>
-      </w:r>
-      <w:proofErr w:type="spellStart"/>
-      <w:r>
-        <w:t>РабочееМестоАдминистратора</w:t>
-      </w:r>
-      <w:proofErr w:type="spellEnd"/>
-      <w:r>
-        <w:t>» с отображением графика занятости дорожек]</w:t>
-      </w:r>
-    </w:p>
-    <w:p/>
-    <w:p>
-      <w:r>
-        <w:t>Разработанный документооборот и встроенная бизнес-логика охватывают все ключевые операции предметной области. Благодаря использованию регистра сведений обеспечен строгий контроль пересечений временных интервалов, а интерактивные кнопки на формах документов минимизируют вероятность ошибок персонала и упрощают ввод данных. В совокупности с обработкой для просмотра занятости система предоставляет полный набор инструментов для оперативного управления боулинг-клубом.</w:t>
-      </w:r>
-    </w:p>
-    <w:bookmarkEnd w:id="0"/>
     <w:p>
       <w:pPr>
         <w:pStyle w:val="2"/>
@@ -1922,7 +2215,7 @@
     <w:p/>
     <w:p/>
     <w:sectPr>
-      <w:footerReference w:type="default" r:id="rId15"/>
+      <w:footerReference w:type="default" r:id="rId17"/>
       <w:pgSz w:w="11906" w:h="16838"/>
       <w:pgMar w:top="1134" w:right="850" w:bottom="1134" w:left="1701" w:header="708" w:footer="708" w:gutter="0"/>
       <w:cols w:space="708"/>
@@ -1933,7 +2226,7 @@
 </file>
 
 <file path=word/endnotes.xml><?xml version="1.0" encoding="utf-8"?>
-<w:endnotes xmlns:wpc="http://schemas.microsoft.com/office/word/2010/wordprocessingCanvas" xmlns:cx="http://schemas.microsoft.com/office/drawing/2014/chartex" xmlns:cx1="http://schemas.microsoft.com/office/drawing/2015/9/8/chartex" xmlns:cx2="http://schemas.microsoft.com/office/drawing/2015/10/21/chartex" xmlns:cx3="http://schemas.microsoft.com/office/drawing/2016/5/9/chartex" xmlns:cx4="http://schemas.microsoft.com/office/drawing/2016/5/10/chartex" xmlns:cx5="http://schemas.microsoft.com/office/drawing/2016/5/11/chartex" xmlns:cx6="http://schemas.microsoft.com/office/drawing/2016/5/12/chartex" xmlns:cx7="http://schemas.microsoft.com/office/drawing/2016/5/13/chartex" xmlns:cx8="http://schemas.microsoft.com/office/drawing/2016/5/14/chartex" xmlns:mc="http://schemas.openxmlformats.org/markup-compatibility/2006" xmlns:aink="http://schemas.microsoft.com/office/drawing/2016/ink" xmlns:am3d="http://schemas.microsoft.com/office/drawing/2017/model3d" xmlns:o="urn:schemas-microsoft-com:office:office" xmlns:r="http://schemas.openxmlformats.org/officeDocument/2006/relationships" xmlns:m="http://schemas.openxmlformats.org/officeDocument/2006/math" xmlns:v="urn:schemas-microsoft-com:vml" xmlns:wp14="http://schemas.microsoft.com/office/word/2010/wordprocessingDrawing" xmlns:wp="http://schemas.openxmlformats.org/drawingml/2006/wordprocessingDrawing" xmlns:w10="urn:schemas-microsoft-com:office:word" xmlns:w="http://schemas.openxmlformats.org/wordprocessingml/2006/main" xmlns:w14="http://schemas.microsoft.com/office/word/2010/wordml" xmlns:w15="http://schemas.microsoft.com/office/word/2012/wordml" xmlns:w16cex="http://schemas.microsoft.com/office/word/2018/wordml/cex" xmlns:w16cid="http://schemas.microsoft.com/office/word/2016/wordml/cid" xmlns:w16="http://schemas.microsoft.com/office/word/2018/wordml" xmlns:w16se="http://schemas.microsoft.com/office/word/2015/wordml/symex" xmlns:wpg="http://schemas.microsoft.com/office/word/2010/wordprocessingGroup" xmlns:wpi="http://schemas.microsoft.com/office/word/2010/wordprocessingInk" xmlns:wne="http://schemas.microsoft.com/office/word/2006/wordml" xmlns:wps="http://schemas.microsoft.com/office/word/2010/wordprocessingShape" mc:Ignorable="w14 w15 w16se w16cid w16 w16cex wp14">
+<w:endnotes xmlns:wpc="http://schemas.microsoft.com/office/word/2010/wordprocessingCanvas" xmlns:cx="http://schemas.microsoft.com/office/drawing/2014/chartex" xmlns:cx1="http://schemas.microsoft.com/office/drawing/2015/9/8/chartex" xmlns:cx2="http://schemas.microsoft.com/office/drawing/2015/10/21/chartex" xmlns:cx3="http://schemas.microsoft.com/office/drawing/2016/5/9/chartex" xmlns:cx4="http://schemas.microsoft.com/office/drawing/2016/5/10/chartex" xmlns:cx5="http://schemas.microsoft.com/office/drawing/2016/5/11/chartex" xmlns:cx6="http://schemas.microsoft.com/office/drawing/2016/5/12/chartex" xmlns:cx7="http://schemas.microsoft.com/office/drawing/2016/5/13/chartex" xmlns:cx8="http://schemas.microsoft.com/office/drawing/2016/5/14/chartex" xmlns:mc="http://schemas.openxmlformats.org/markup-compatibility/2006" xmlns:aink="http://schemas.microsoft.com/office/drawing/2016/ink" xmlns:am3d="http://schemas.microsoft.com/office/drawing/2017/model3d" xmlns:o="urn:schemas-microsoft-com:office:office" xmlns:r="http://schemas.openxmlformats.org/officeDocument/2006/relationships" xmlns:m="http://schemas.openxmlformats.org/officeDocument/2006/math" xmlns:v="urn:schemas-microsoft-com:vml" xmlns:wp14="http://schemas.microsoft.com/office/word/2010/wordprocessingDrawing" xmlns:wp="http://schemas.openxmlformats.org/drawingml/2006/wordprocessingDrawing" xmlns:w10="urn:schemas-microsoft-com:office:word" xmlns:w="http://schemas.openxmlformats.org/wordprocessingml/2006/main" xmlns:w14="http://schemas.microsoft.com/office/word/2010/wordml" xmlns:w15="http://schemas.microsoft.com/office/word/2012/wordml" xmlns:w16cex="http://schemas.microsoft.com/office/word/2018/wordml/cex" xmlns:w16cid="http://schemas.microsoft.com/office/word/2016/wordml/cid" xmlns:w16="http://schemas.microsoft.com/office/word/2018/wordml" xmlns:w16sdtdh="http://schemas.microsoft.com/office/word/2020/wordml/sdtdatahash" xmlns:w16se="http://schemas.microsoft.com/office/word/2015/wordml/symex" xmlns:wpg="http://schemas.microsoft.com/office/word/2010/wordprocessingGroup" xmlns:wpi="http://schemas.microsoft.com/office/word/2010/wordprocessingInk" xmlns:wne="http://schemas.microsoft.com/office/word/2006/wordml" xmlns:wps="http://schemas.microsoft.com/office/word/2010/wordprocessingShape" mc:Ignorable="w14 w15 w16se w16cid w16 w16cex w16sdtdh wp14">
   <w:endnote w:type="separator" w:id="-1">
     <w:p>
       <w:pPr>
@@ -1958,7 +2251,7 @@
 </file>
 
 <file path=word/footer1.xml><?xml version="1.0" encoding="utf-8"?>
-<w:ftr xmlns:wpc="http://schemas.microsoft.com/office/word/2010/wordprocessingCanvas" xmlns:cx="http://schemas.microsoft.com/office/drawing/2014/chartex" xmlns:cx1="http://schemas.microsoft.com/office/drawing/2015/9/8/chartex" xmlns:cx2="http://schemas.microsoft.com/office/drawing/2015/10/21/chartex" xmlns:cx3="http://schemas.microsoft.com/office/drawing/2016/5/9/chartex" xmlns:cx4="http://schemas.microsoft.com/office/drawing/2016/5/10/chartex" xmlns:cx5="http://schemas.microsoft.com/office/drawing/2016/5/11/chartex" xmlns:cx6="http://schemas.microsoft.com/office/drawing/2016/5/12/chartex" xmlns:cx7="http://schemas.microsoft.com/office/drawing/2016/5/13/chartex" xmlns:cx8="http://schemas.microsoft.com/office/drawing/2016/5/14/chartex" xmlns:mc="http://schemas.openxmlformats.org/markup-compatibility/2006" xmlns:aink="http://schemas.microsoft.com/office/drawing/2016/ink" xmlns:am3d="http://schemas.microsoft.com/office/drawing/2017/model3d" xmlns:o="urn:schemas-microsoft-com:office:office" xmlns:r="http://schemas.openxmlformats.org/officeDocument/2006/relationships" xmlns:m="http://schemas.openxmlformats.org/officeDocument/2006/math" xmlns:v="urn:schemas-microsoft-com:vml" xmlns:wp14="http://schemas.microsoft.com/office/word/2010/wordprocessingDrawing" xmlns:wp="http://schemas.openxmlformats.org/drawingml/2006/wordprocessingDrawing" xmlns:w10="urn:schemas-microsoft-com:office:word" xmlns:w="http://schemas.openxmlformats.org/wordprocessingml/2006/main" xmlns:w14="http://schemas.microsoft.com/office/word/2010/wordml" xmlns:w15="http://schemas.microsoft.com/office/word/2012/wordml" xmlns:w16cex="http://schemas.microsoft.com/office/word/2018/wordml/cex" xmlns:w16cid="http://schemas.microsoft.com/office/word/2016/wordml/cid" xmlns:w16="http://schemas.microsoft.com/office/word/2018/wordml" xmlns:w16se="http://schemas.microsoft.com/office/word/2015/wordml/symex" xmlns:wpg="http://schemas.microsoft.com/office/word/2010/wordprocessingGroup" xmlns:wpi="http://schemas.microsoft.com/office/word/2010/wordprocessingInk" xmlns:wne="http://schemas.microsoft.com/office/word/2006/wordml" xmlns:wps="http://schemas.microsoft.com/office/word/2010/wordprocessingShape" mc:Ignorable="w14 w15 w16se w16cid w16 w16cex wp14">
+<w:ftr xmlns:wpc="http://schemas.microsoft.com/office/word/2010/wordprocessingCanvas" xmlns:cx="http://schemas.microsoft.com/office/drawing/2014/chartex" xmlns:cx1="http://schemas.microsoft.com/office/drawing/2015/9/8/chartex" xmlns:cx2="http://schemas.microsoft.com/office/drawing/2015/10/21/chartex" xmlns:cx3="http://schemas.microsoft.com/office/drawing/2016/5/9/chartex" xmlns:cx4="http://schemas.microsoft.com/office/drawing/2016/5/10/chartex" xmlns:cx5="http://schemas.microsoft.com/office/drawing/2016/5/11/chartex" xmlns:cx6="http://schemas.microsoft.com/office/drawing/2016/5/12/chartex" xmlns:cx7="http://schemas.microsoft.com/office/drawing/2016/5/13/chartex" xmlns:cx8="http://schemas.microsoft.com/office/drawing/2016/5/14/chartex" xmlns:mc="http://schemas.openxmlformats.org/markup-compatibility/2006" xmlns:aink="http://schemas.microsoft.com/office/drawing/2016/ink" xmlns:am3d="http://schemas.microsoft.com/office/drawing/2017/model3d" xmlns:o="urn:schemas-microsoft-com:office:office" xmlns:r="http://schemas.openxmlformats.org/officeDocument/2006/relationships" xmlns:m="http://schemas.openxmlformats.org/officeDocument/2006/math" xmlns:v="urn:schemas-microsoft-com:vml" xmlns:wp14="http://schemas.microsoft.com/office/word/2010/wordprocessingDrawing" xmlns:wp="http://schemas.openxmlformats.org/drawingml/2006/wordprocessingDrawing" xmlns:w10="urn:schemas-microsoft-com:office:word" xmlns:w="http://schemas.openxmlformats.org/wordprocessingml/2006/main" xmlns:w14="http://schemas.microsoft.com/office/word/2010/wordml" xmlns:w15="http://schemas.microsoft.com/office/word/2012/wordml" xmlns:w16cex="http://schemas.microsoft.com/office/word/2018/wordml/cex" xmlns:w16cid="http://schemas.microsoft.com/office/word/2016/wordml/cid" xmlns:w16="http://schemas.microsoft.com/office/word/2018/wordml" xmlns:w16sdtdh="http://schemas.microsoft.com/office/word/2020/wordml/sdtdatahash" xmlns:w16se="http://schemas.microsoft.com/office/word/2015/wordml/symex" xmlns:wpg="http://schemas.microsoft.com/office/word/2010/wordprocessingGroup" xmlns:wpi="http://schemas.microsoft.com/office/word/2010/wordprocessingInk" xmlns:wne="http://schemas.microsoft.com/office/word/2006/wordml" xmlns:wps="http://schemas.microsoft.com/office/word/2010/wordprocessingShape" mc:Ignorable="w14 w15 w16se w16cid w16 w16cex w16sdtdh wp14">
   <w:sdt>
     <w:sdtPr>
       <w:id w:val="-1652829449"/>
@@ -2001,7 +2294,7 @@
 </file>
 
 <file path=word/footnotes.xml><?xml version="1.0" encoding="utf-8"?>
-<w:footnotes xmlns:wpc="http://schemas.microsoft.com/office/word/2010/wordprocessingCanvas" xmlns:cx="http://schemas.microsoft.com/office/drawing/2014/chartex" xmlns:cx1="http://schemas.microsoft.com/office/drawing/2015/9/8/chartex" xmlns:cx2="http://schemas.microsoft.com/office/drawing/2015/10/21/chartex" xmlns:cx3="http://schemas.microsoft.com/office/drawing/2016/5/9/chartex" xmlns:cx4="http://schemas.microsoft.com/office/drawing/2016/5/10/chartex" xmlns:cx5="http://schemas.microsoft.com/office/drawing/2016/5/11/chartex" xmlns:cx6="http://schemas.microsoft.com/office/drawing/2016/5/12/chartex" xmlns:cx7="http://schemas.microsoft.com/office/drawing/2016/5/13/chartex" xmlns:cx8="http://schemas.microsoft.com/office/drawing/2016/5/14/chartex" xmlns:mc="http://schemas.openxmlformats.org/markup-compatibility/2006" xmlns:aink="http://schemas.microsoft.com/office/drawing/2016/ink" xmlns:am3d="http://schemas.microsoft.com/office/drawing/2017/model3d" xmlns:o="urn:schemas-microsoft-com:office:office" xmlns:r="http://schemas.openxmlformats.org/officeDocument/2006/relationships" xmlns:m="http://schemas.openxmlformats.org/officeDocument/2006/math" xmlns:v="urn:schemas-microsoft-com:vml" xmlns:wp14="http://schemas.microsoft.com/office/word/2010/wordprocessingDrawing" xmlns:wp="http://schemas.openxmlformats.org/drawingml/2006/wordprocessingDrawing" xmlns:w10="urn:schemas-microsoft-com:office:word" xmlns:w="http://schemas.openxmlformats.org/wordprocessingml/2006/main" xmlns:w14="http://schemas.microsoft.com/office/word/2010/wordml" xmlns:w15="http://schemas.microsoft.com/office/word/2012/wordml" xmlns:w16cex="http://schemas.microsoft.com/office/word/2018/wordml/cex" xmlns:w16cid="http://schemas.microsoft.com/office/word/2016/wordml/cid" xmlns:w16="http://schemas.microsoft.com/office/word/2018/wordml" xmlns:w16se="http://schemas.microsoft.com/office/word/2015/wordml/symex" xmlns:wpg="http://schemas.microsoft.com/office/word/2010/wordprocessingGroup" xmlns:wpi="http://schemas.microsoft.com/office/word/2010/wordprocessingInk" xmlns:wne="http://schemas.microsoft.com/office/word/2006/wordml" xmlns:wps="http://schemas.microsoft.com/office/word/2010/wordprocessingShape" mc:Ignorable="w14 w15 w16se w16cid w16 w16cex wp14">
+<w:footnotes xmlns:wpc="http://schemas.microsoft.com/office/word/2010/wordprocessingCanvas" xmlns:cx="http://schemas.microsoft.com/office/drawing/2014/chartex" xmlns:cx1="http://schemas.microsoft.com/office/drawing/2015/9/8/chartex" xmlns:cx2="http://schemas.microsoft.com/office/drawing/2015/10/21/chartex" xmlns:cx3="http://schemas.microsoft.com/office/drawing/2016/5/9/chartex" xmlns:cx4="http://schemas.microsoft.com/office/drawing/2016/5/10/chartex" xmlns:cx5="http://schemas.microsoft.com/office/drawing/2016/5/11/chartex" xmlns:cx6="http://schemas.microsoft.com/office/drawing/2016/5/12/chartex" xmlns:cx7="http://schemas.microsoft.com/office/drawing/2016/5/13/chartex" xmlns:cx8="http://schemas.microsoft.com/office/drawing/2016/5/14/chartex" xmlns:mc="http://schemas.openxmlformats.org/markup-compatibility/2006" xmlns:aink="http://schemas.microsoft.com/office/drawing/2016/ink" xmlns:am3d="http://schemas.microsoft.com/office/drawing/2017/model3d" xmlns:o="urn:schemas-microsoft-com:office:office" xmlns:r="http://schemas.openxmlformats.org/officeDocument/2006/relationships" xmlns:m="http://schemas.openxmlformats.org/officeDocument/2006/math" xmlns:v="urn:schemas-microsoft-com:vml" xmlns:wp14="http://schemas.microsoft.com/office/word/2010/wordprocessingDrawing" xmlns:wp="http://schemas.openxmlformats.org/drawingml/2006/wordprocessingDrawing" xmlns:w10="urn:schemas-microsoft-com:office:word" xmlns:w="http://schemas.openxmlformats.org/wordprocessingml/2006/main" xmlns:w14="http://schemas.microsoft.com/office/word/2010/wordml" xmlns:w15="http://schemas.microsoft.com/office/word/2012/wordml" xmlns:w16cex="http://schemas.microsoft.com/office/word/2018/wordml/cex" xmlns:w16cid="http://schemas.microsoft.com/office/word/2016/wordml/cid" xmlns:w16="http://schemas.microsoft.com/office/word/2018/wordml" xmlns:w16sdtdh="http://schemas.microsoft.com/office/word/2020/wordml/sdtdatahash" xmlns:w16se="http://schemas.microsoft.com/office/word/2015/wordml/symex" xmlns:wpg="http://schemas.microsoft.com/office/word/2010/wordprocessingGroup" xmlns:wpi="http://schemas.microsoft.com/office/word/2010/wordprocessingInk" xmlns:wne="http://schemas.microsoft.com/office/word/2006/wordml" xmlns:wps="http://schemas.microsoft.com/office/word/2010/wordprocessingShape" mc:Ignorable="w14 w15 w16se w16cid w16 w16cex w16sdtdh wp14">
   <w:footnote w:type="separator" w:id="-1">
     <w:p>
       <w:pPr>
@@ -2026,8 +2319,94 @@
 </file>
 
 <file path=word/numbering.xml><?xml version="1.0" encoding="utf-8"?>
-<w:numbering xmlns:wpc="http://schemas.microsoft.com/office/word/2010/wordprocessingCanvas" xmlns:cx="http://schemas.microsoft.com/office/drawing/2014/chartex" xmlns:cx1="http://schemas.microsoft.com/office/drawing/2015/9/8/chartex" xmlns:cx2="http://schemas.microsoft.com/office/drawing/2015/10/21/chartex" xmlns:cx3="http://schemas.microsoft.com/office/drawing/2016/5/9/chartex" xmlns:cx4="http://schemas.microsoft.com/office/drawing/2016/5/10/chartex" xmlns:cx5="http://schemas.microsoft.com/office/drawing/2016/5/11/chartex" xmlns:cx6="http://schemas.microsoft.com/office/drawing/2016/5/12/chartex" xmlns:cx7="http://schemas.microsoft.com/office/drawing/2016/5/13/chartex" xmlns:cx8="http://schemas.microsoft.com/office/drawing/2016/5/14/chartex" xmlns:mc="http://schemas.openxmlformats.org/markup-compatibility/2006" xmlns:aink="http://schemas.microsoft.com/office/drawing/2016/ink" xmlns:am3d="http://schemas.microsoft.com/office/drawing/2017/model3d" xmlns:o="urn:schemas-microsoft-com:office:office" xmlns:r="http://schemas.openxmlformats.org/officeDocument/2006/relationships" xmlns:m="http://schemas.openxmlformats.org/officeDocument/2006/math" xmlns:v="urn:schemas-microsoft-com:vml" xmlns:wp14="http://schemas.microsoft.com/office/word/2010/wordprocessingDrawing" xmlns:wp="http://schemas.openxmlformats.org/drawingml/2006/wordprocessingDrawing" xmlns:w10="urn:schemas-microsoft-com:office:word" xmlns:w="http://schemas.openxmlformats.org/wordprocessingml/2006/main" xmlns:w14="http://schemas.microsoft.com/office/word/2010/wordml" xmlns:w15="http://schemas.microsoft.com/office/word/2012/wordml" xmlns:w16cex="http://schemas.microsoft.com/office/word/2018/wordml/cex" xmlns:w16cid="http://schemas.microsoft.com/office/word/2016/wordml/cid" xmlns:w16="http://schemas.microsoft.com/office/word/2018/wordml" xmlns:w16se="http://schemas.microsoft.com/office/word/2015/wordml/symex" xmlns:wpg="http://schemas.microsoft.com/office/word/2010/wordprocessingGroup" xmlns:wpi="http://schemas.microsoft.com/office/word/2010/wordprocessingInk" xmlns:wne="http://schemas.microsoft.com/office/word/2006/wordml" xmlns:wps="http://schemas.microsoft.com/office/word/2010/wordprocessingShape" mc:Ignorable="w14 w15 w16se w16cid w16 w16cex wp14">
+<w:numbering xmlns:wpc="http://schemas.microsoft.com/office/word/2010/wordprocessingCanvas" xmlns:cx="http://schemas.microsoft.com/office/drawing/2014/chartex" xmlns:cx1="http://schemas.microsoft.com/office/drawing/2015/9/8/chartex" xmlns:cx2="http://schemas.microsoft.com/office/drawing/2015/10/21/chartex" xmlns:cx3="http://schemas.microsoft.com/office/drawing/2016/5/9/chartex" xmlns:cx4="http://schemas.microsoft.com/office/drawing/2016/5/10/chartex" xmlns:cx5="http://schemas.microsoft.com/office/drawing/2016/5/11/chartex" xmlns:cx6="http://schemas.microsoft.com/office/drawing/2016/5/12/chartex" xmlns:cx7="http://schemas.microsoft.com/office/drawing/2016/5/13/chartex" xmlns:cx8="http://schemas.microsoft.com/office/drawing/2016/5/14/chartex" xmlns:mc="http://schemas.openxmlformats.org/markup-compatibility/2006" xmlns:aink="http://schemas.microsoft.com/office/drawing/2016/ink" xmlns:am3d="http://schemas.microsoft.com/office/drawing/2017/model3d" xmlns:o="urn:schemas-microsoft-com:office:office" xmlns:r="http://schemas.openxmlformats.org/officeDocument/2006/relationships" xmlns:m="http://schemas.openxmlformats.org/officeDocument/2006/math" xmlns:v="urn:schemas-microsoft-com:vml" xmlns:wp14="http://schemas.microsoft.com/office/word/2010/wordprocessingDrawing" xmlns:wp="http://schemas.openxmlformats.org/drawingml/2006/wordprocessingDrawing" xmlns:w10="urn:schemas-microsoft-com:office:word" xmlns:w="http://schemas.openxmlformats.org/wordprocessingml/2006/main" xmlns:w14="http://schemas.microsoft.com/office/word/2010/wordml" xmlns:w15="http://schemas.microsoft.com/office/word/2012/wordml" xmlns:w16cex="http://schemas.microsoft.com/office/word/2018/wordml/cex" xmlns:w16cid="http://schemas.microsoft.com/office/word/2016/wordml/cid" xmlns:w16="http://schemas.microsoft.com/office/word/2018/wordml" xmlns:w16sdtdh="http://schemas.microsoft.com/office/word/2020/wordml/sdtdatahash" xmlns:w16se="http://schemas.microsoft.com/office/word/2015/wordml/symex" xmlns:wpg="http://schemas.microsoft.com/office/word/2010/wordprocessingGroup" xmlns:wpi="http://schemas.microsoft.com/office/word/2010/wordprocessingInk" xmlns:wne="http://schemas.microsoft.com/office/word/2006/wordml" xmlns:wps="http://schemas.microsoft.com/office/word/2010/wordprocessingShape" mc:Ignorable="w14 w15 w16se w16cid w16 w16cex w16sdtdh wp14">
   <w:abstractNum w:abstractNumId="0" w15:restartNumberingAfterBreak="0">
+    <w:nsid w:val="64E443FF"/>
+    <w:multiLevelType w:val="hybridMultilevel"/>
+    <w:tmpl w:val="925A072E"/>
+    <w:lvl w:ilvl="0" w:tplc="0419000F">
+      <w:start w:val="1"/>
+      <w:numFmt w:val="decimal"/>
+      <w:lvlText w:val="%1."/>
+      <w:lvlJc w:val="left"/>
+      <w:pPr>
+        <w:ind w:left="1429" w:hanging="360"/>
+      </w:pPr>
+    </w:lvl>
+    <w:lvl w:ilvl="1" w:tplc="04190019" w:tentative="1">
+      <w:start w:val="1"/>
+      <w:numFmt w:val="lowerLetter"/>
+      <w:lvlText w:val="%2."/>
+      <w:lvlJc w:val="left"/>
+      <w:pPr>
+        <w:ind w:left="2149" w:hanging="360"/>
+      </w:pPr>
+    </w:lvl>
+    <w:lvl w:ilvl="2" w:tplc="0419001B" w:tentative="1">
+      <w:start w:val="1"/>
+      <w:numFmt w:val="lowerRoman"/>
+      <w:lvlText w:val="%3."/>
+      <w:lvlJc w:val="right"/>
+      <w:pPr>
+        <w:ind w:left="2869" w:hanging="180"/>
+      </w:pPr>
+    </w:lvl>
+    <w:lvl w:ilvl="3" w:tplc="0419000F" w:tentative="1">
+      <w:start w:val="1"/>
+      <w:numFmt w:val="decimal"/>
+      <w:lvlText w:val="%4."/>
+      <w:lvlJc w:val="left"/>
+      <w:pPr>
+        <w:ind w:left="3589" w:hanging="360"/>
+      </w:pPr>
+    </w:lvl>
+    <w:lvl w:ilvl="4" w:tplc="04190019" w:tentative="1">
+      <w:start w:val="1"/>
+      <w:numFmt w:val="lowerLetter"/>
+      <w:lvlText w:val="%5."/>
+      <w:lvlJc w:val="left"/>
+      <w:pPr>
+        <w:ind w:left="4309" w:hanging="360"/>
+      </w:pPr>
+    </w:lvl>
+    <w:lvl w:ilvl="5" w:tplc="0419001B" w:tentative="1">
+      <w:start w:val="1"/>
+      <w:numFmt w:val="lowerRoman"/>
+      <w:lvlText w:val="%6."/>
+      <w:lvlJc w:val="right"/>
+      <w:pPr>
+        <w:ind w:left="5029" w:hanging="180"/>
+      </w:pPr>
+    </w:lvl>
+    <w:lvl w:ilvl="6" w:tplc="0419000F" w:tentative="1">
+      <w:start w:val="1"/>
+      <w:numFmt w:val="decimal"/>
+      <w:lvlText w:val="%7."/>
+      <w:lvlJc w:val="left"/>
+      <w:pPr>
+        <w:ind w:left="5749" w:hanging="360"/>
+      </w:pPr>
+    </w:lvl>
+    <w:lvl w:ilvl="7" w:tplc="04190019" w:tentative="1">
+      <w:start w:val="1"/>
+      <w:numFmt w:val="lowerLetter"/>
+      <w:lvlText w:val="%8."/>
+      <w:lvlJc w:val="left"/>
+      <w:pPr>
+        <w:ind w:left="6469" w:hanging="360"/>
+      </w:pPr>
+    </w:lvl>
+    <w:lvl w:ilvl="8" w:tplc="0419001B" w:tentative="1">
+      <w:start w:val="1"/>
+      <w:numFmt w:val="lowerRoman"/>
+      <w:lvlText w:val="%9."/>
+      <w:lvlJc w:val="right"/>
+      <w:pPr>
+        <w:ind w:left="7189" w:hanging="180"/>
+      </w:pPr>
+    </w:lvl>
+  </w:abstractNum>
+  <w:abstractNum w:abstractNumId="1" w15:restartNumberingAfterBreak="0">
     <w:nsid w:val="7BC32D89"/>
     <w:multiLevelType w:val="multilevel"/>
     <w:tmpl w:val="4CFE214E"/>
@@ -2149,13 +2528,16 @@
     </w:lvl>
   </w:abstractNum>
   <w:num w:numId="1">
+    <w:abstractNumId w:val="1"/>
+  </w:num>
+  <w:num w:numId="2">
     <w:abstractNumId w:val="0"/>
   </w:num>
 </w:numbering>
 </file>
 
 <file path=word/styles.xml><?xml version="1.0" encoding="utf-8"?>
-<w:styles xmlns:mc="http://schemas.openxmlformats.org/markup-compatibility/2006" xmlns:r="http://schemas.openxmlformats.org/officeDocument/2006/relationships" xmlns:w="http://schemas.openxmlformats.org/wordprocessingml/2006/main" xmlns:w14="http://schemas.microsoft.com/office/word/2010/wordml" xmlns:w15="http://schemas.microsoft.com/office/word/2012/wordml" xmlns:w16cex="http://schemas.microsoft.com/office/word/2018/wordml/cex" xmlns:w16cid="http://schemas.microsoft.com/office/word/2016/wordml/cid" xmlns:w16="http://schemas.microsoft.com/office/word/2018/wordml" xmlns:w16se="http://schemas.microsoft.com/office/word/2015/wordml/symex" mc:Ignorable="w14 w15 w16se w16cid w16 w16cex">
+<w:styles xmlns:mc="http://schemas.openxmlformats.org/markup-compatibility/2006" xmlns:r="http://schemas.openxmlformats.org/officeDocument/2006/relationships" xmlns:w="http://schemas.openxmlformats.org/wordprocessingml/2006/main" xmlns:w14="http://schemas.microsoft.com/office/word/2010/wordml" xmlns:w15="http://schemas.microsoft.com/office/word/2012/wordml" xmlns:w16cex="http://schemas.microsoft.com/office/word/2018/wordml/cex" xmlns:w16cid="http://schemas.microsoft.com/office/word/2016/wordml/cid" xmlns:w16="http://schemas.microsoft.com/office/word/2018/wordml" xmlns:w16sdtdh="http://schemas.microsoft.com/office/word/2020/wordml/sdtdatahash" xmlns:w16se="http://schemas.microsoft.com/office/word/2015/wordml/symex" mc:Ignorable="w14 w15 w16se w16cid w16 w16cex w16sdtdh">
   <w:docDefaults>
     <w:rPrDefault>
       <w:rPr>

--- a/Зыков/Для курсовой/Курсовая_работа_Харченко.К.А_ИС_23-9-1.docx
+++ b/Зыков/Для курсовой/Курсовая_работа_Харченко.К.А_ИС_23-9-1.docx
@@ -1,6 +1,6 @@
 
 <file path=word/document.xml><?xml version="1.0" encoding="utf-8"?>
-<w:document xmlns:wpc="http://schemas.microsoft.com/office/word/2010/wordprocessingCanvas" xmlns:cx="http://schemas.microsoft.com/office/drawing/2014/chartex" xmlns:cx1="http://schemas.microsoft.com/office/drawing/2015/9/8/chartex" xmlns:cx2="http://schemas.microsoft.com/office/drawing/2015/10/21/chartex" xmlns:cx3="http://schemas.microsoft.com/office/drawing/2016/5/9/chartex" xmlns:cx4="http://schemas.microsoft.com/office/drawing/2016/5/10/chartex" xmlns:cx5="http://schemas.microsoft.com/office/drawing/2016/5/11/chartex" xmlns:cx6="http://schemas.microsoft.com/office/drawing/2016/5/12/chartex" xmlns:cx7="http://schemas.microsoft.com/office/drawing/2016/5/13/chartex" xmlns:cx8="http://schemas.microsoft.com/office/drawing/2016/5/14/chartex" xmlns:mc="http://schemas.openxmlformats.org/markup-compatibility/2006" xmlns:aink="http://schemas.microsoft.com/office/drawing/2016/ink" xmlns:am3d="http://schemas.microsoft.com/office/drawing/2017/model3d" xmlns:o="urn:schemas-microsoft-com:office:office" xmlns:r="http://schemas.openxmlformats.org/officeDocument/2006/relationships" xmlns:m="http://schemas.openxmlformats.org/officeDocument/2006/math" xmlns:v="urn:schemas-microsoft-com:vml" xmlns:wp14="http://schemas.microsoft.com/office/word/2010/wordprocessingDrawing" xmlns:wp="http://schemas.openxmlformats.org/drawingml/2006/wordprocessingDrawing" xmlns:w10="urn:schemas-microsoft-com:office:word" xmlns:w="http://schemas.openxmlformats.org/wordprocessingml/2006/main" xmlns:w14="http://schemas.microsoft.com/office/word/2010/wordml" xmlns:w15="http://schemas.microsoft.com/office/word/2012/wordml" xmlns:w16cex="http://schemas.microsoft.com/office/word/2018/wordml/cex" xmlns:w16cid="http://schemas.microsoft.com/office/word/2016/wordml/cid" xmlns:w16="http://schemas.microsoft.com/office/word/2018/wordml" xmlns:w16sdtdh="http://schemas.microsoft.com/office/word/2020/wordml/sdtdatahash" xmlns:w16se="http://schemas.microsoft.com/office/word/2015/wordml/symex" xmlns:wpg="http://schemas.microsoft.com/office/word/2010/wordprocessingGroup" xmlns:wpi="http://schemas.microsoft.com/office/word/2010/wordprocessingInk" xmlns:wne="http://schemas.microsoft.com/office/word/2006/wordml" xmlns:wps="http://schemas.microsoft.com/office/word/2010/wordprocessingShape" mc:Ignorable="w14 w15 w16se w16cid w16 w16cex w16sdtdh wp14">
+<w:document xmlns:wpc="http://schemas.microsoft.com/office/word/2010/wordprocessingCanvas" xmlns:cx="http://schemas.microsoft.com/office/drawing/2014/chartex" xmlns:cx1="http://schemas.microsoft.com/office/drawing/2015/9/8/chartex" xmlns:cx2="http://schemas.microsoft.com/office/drawing/2015/10/21/chartex" xmlns:cx3="http://schemas.microsoft.com/office/drawing/2016/5/9/chartex" xmlns:cx4="http://schemas.microsoft.com/office/drawing/2016/5/10/chartex" xmlns:cx5="http://schemas.microsoft.com/office/drawing/2016/5/11/chartex" xmlns:cx6="http://schemas.microsoft.com/office/drawing/2016/5/12/chartex" xmlns:cx7="http://schemas.microsoft.com/office/drawing/2016/5/13/chartex" xmlns:cx8="http://schemas.microsoft.com/office/drawing/2016/5/14/chartex" xmlns:mc="http://schemas.openxmlformats.org/markup-compatibility/2006" xmlns:aink="http://schemas.microsoft.com/office/drawing/2016/ink" xmlns:am3d="http://schemas.microsoft.com/office/drawing/2017/model3d" xmlns:o="urn:schemas-microsoft-com:office:office" xmlns:r="http://schemas.openxmlformats.org/officeDocument/2006/relationships" xmlns:m="http://schemas.openxmlformats.org/officeDocument/2006/math" xmlns:v="urn:schemas-microsoft-com:vml" xmlns:wp14="http://schemas.microsoft.com/office/word/2010/wordprocessingDrawing" xmlns:wp="http://schemas.openxmlformats.org/drawingml/2006/wordprocessingDrawing" xmlns:w10="urn:schemas-microsoft-com:office:word" xmlns:w="http://schemas.openxmlformats.org/wordprocessingml/2006/main" xmlns:w14="http://schemas.microsoft.com/office/word/2010/wordml" xmlns:w15="http://schemas.microsoft.com/office/word/2012/wordml" xmlns:w16cex="http://schemas.microsoft.com/office/word/2018/wordml/cex" xmlns:w16cid="http://schemas.microsoft.com/office/word/2016/wordml/cid" xmlns:w16="http://schemas.microsoft.com/office/word/2018/wordml" xmlns:w16se="http://schemas.microsoft.com/office/word/2015/wordml/symex" xmlns:wpg="http://schemas.microsoft.com/office/word/2010/wordprocessingGroup" xmlns:wpi="http://schemas.microsoft.com/office/word/2010/wordprocessingInk" xmlns:wne="http://schemas.microsoft.com/office/word/2006/wordml" xmlns:wps="http://schemas.microsoft.com/office/word/2010/wordprocessingShape" mc:Ignorable="w14 w15 w16se w16cid w16 w16cex wp14">
   <w:body>
     <w:p>
       <w:pPr>
@@ -11,16 +11,31 @@
       </w:r>
     </w:p>
     <w:p>
-      <w:fldSimple w:instr=" TOC \o &quot;1-2&quot; \h \z \u ">
-        <w:r>
-          <w:rPr>
-            <w:b/>
-            <w:bCs/>
-            <w:noProof/>
-          </w:rPr>
-          <w:t>Элементы оглавления не найдены.</w:t>
-        </w:r>
-      </w:fldSimple>
+      <w:r>
+        <w:fldChar w:fldCharType="begin"/>
+      </w:r>
+      <w:r>
+        <w:instrText xml:space="preserve"> TOC \o "1-2" \h \z \u </w:instrText>
+      </w:r>
+      <w:r>
+        <w:fldChar w:fldCharType="separate"/>
+      </w:r>
+      <w:r>
+        <w:rPr>
+          <w:b/>
+          <w:bCs/>
+          <w:noProof/>
+        </w:rPr>
+        <w:t>Элементы оглавления не найдены.</w:t>
+      </w:r>
+      <w:r>
+        <w:rPr>
+          <w:b/>
+          <w:bCs/>
+          <w:noProof/>
+        </w:rPr>
+        <w:fldChar w:fldCharType="end"/>
+      </w:r>
     </w:p>
     <w:p>
       <w:pPr>
@@ -461,12 +476,22 @@
         <w:t xml:space="preserve">последующего расширения функционала системы по мере развития бизнеса, будь то открытие новых дорожек, запуск дополнительных направлений деятельности или углубление интеграции с внешними сервисами. В сочетании с полным соответствием требованиям бухгалтерского и налогового законодательства, заложенным в основу типовых решений на платформе «1С», это делает выбор данной системы не только технологически оправданным, но и наиболее экономически эффективным решением для автоматизации боулинг-центра в долгосрочной перспективе. </w:t>
       </w:r>
     </w:p>
-    <w:p/>
+    <w:p>
+      <w:pPr>
+        <w:spacing w:after="160" w:line="259" w:lineRule="auto"/>
+        <w:ind w:firstLine="0"/>
+        <w:jc w:val="left"/>
+      </w:pPr>
+      <w:r>
+        <w:br w:type="page"/>
+      </w:r>
+    </w:p>
     <w:p>
       <w:pPr>
         <w:pStyle w:val="1"/>
       </w:pPr>
       <w:r>
+        <w:lastRenderedPageBreak/>
         <w:t xml:space="preserve">ГЛАВА </w:t>
       </w:r>
       <w:r>
@@ -524,10 +549,10 @@
           <w:noProof/>
         </w:rPr>
         <w:drawing>
-          <wp:inline distT="0" distB="0" distL="0" distR="0" wp14:anchorId="39734C3C" wp14:editId="3BDBA33D">
-            <wp:extent cx="2339439" cy="6082542"/>
-            <wp:effectExtent l="0" t="0" r="3810" b="0"/>
-            <wp:docPr id="2" name="Рисунок 2"/>
+          <wp:inline distT="0" distB="0" distL="0" distR="0" wp14:anchorId="2D4470B2" wp14:editId="35A43947">
+            <wp:extent cx="2276793" cy="5915851"/>
+            <wp:effectExtent l="0" t="0" r="9525" b="8890"/>
+            <wp:docPr id="13" name="Рисунок 13"/>
             <wp:cNvGraphicFramePr>
               <a:graphicFrameLocks xmlns:a="http://schemas.openxmlformats.org/drawingml/2006/main" noChangeAspect="1"/>
             </wp:cNvGraphicFramePr>
@@ -547,7 +572,7 @@
                   <pic:spPr>
                     <a:xfrm>
                       <a:off x="0" y="0"/>
-                      <a:ext cx="2341742" cy="6088530"/>
+                      <a:ext cx="2276793" cy="5915851"/>
                     </a:xfrm>
                     <a:prstGeom prst="rect">
                       <a:avLst/>
@@ -559,6 +584,12 @@
           </wp:inline>
         </w:drawing>
       </w:r>
+      <w:r>
+        <w:rPr>
+          <w:noProof/>
+        </w:rPr>
+        <w:t xml:space="preserve"> </w:t>
+      </w:r>
     </w:p>
     <w:p>
       <w:pPr>
@@ -570,15 +601,12 @@
     </w:p>
     <w:p>
       <w:r>
-        <w:t xml:space="preserve">Каждый объект был выбран исходя из его функционального назначения. Перечисления потребовались для хранения фиксированных наборов состояний, что исключает возможность ввода некорректных значений оператором. Справочники Дорожки, Клиенты и Сотрудники стали центральными элементами, хранящими условно-постоянную информацию о ресурсах клуба, посетителях и персонале. Все справочники участвуют в </w:t>
-      </w:r>
+        <w:t>Каждый объект был выбран исходя из его функционального назначения. Перечисления потребовались для хранения фиксированных наборов состояний, что исключает возможность ввода некорректных значений оператором. Справочники Дорожки, Клиенты и Сотрудники стали центральными элементами, хранящими условно-постоянную информацию о ресурсах клуба, посетителях и персонале. Все справочники участвуют в ссылочных связях с документами, что обеспечивает целостность данных и возможность получения детализированной аналитики.</w:t>
+      </w:r>
+    </w:p>
+    <w:p>
       <w:r>
         <w:lastRenderedPageBreak/>
-        <w:t>ссылочных связях с документами, что обеспечивает целостность данных и возможность получения детализированной аналитики.</w:t>
-      </w:r>
-    </w:p>
-    <w:p>
-      <w:r>
         <w:t xml:space="preserve">Для отражения хозяйственных операций спроектированы три документа. Документ Бронирование фиксирует намерение клиента занять дорожку на определенное время. Документ </w:t>
       </w:r>
       <w:proofErr w:type="spellStart"/>
@@ -650,11 +678,17 @@
       <w:r>
         <w:t xml:space="preserve"> является независимым и периодическим. Благодаря этому регистру возможна оперативная проверка занятости дорожек в реальном времени, что реализовано в форме бронирования через кнопку «Забронировать» с выполнением запроса. Обработка </w:t>
       </w:r>
-      <w:proofErr w:type="spellStart"/>
-      <w:r>
-        <w:t>ОбработкаБрони</w:t>
-      </w:r>
-      <w:proofErr w:type="spellEnd"/>
+      <w:r>
+        <w:t>«</w:t>
+      </w:r>
+      <w:proofErr w:type="spellStart"/>
+      <w:r>
+        <w:t>РабочееМестоАдминистратора</w:t>
+      </w:r>
+      <w:proofErr w:type="spellEnd"/>
+      <w:r>
+        <w:t>»</w:t>
+      </w:r>
       <w:r>
         <w:t xml:space="preserve"> дополняет систему сервисным инструментом просмотра графика загрузки дорожек на выбранную дату.</w:t>
       </w:r>
@@ -683,19 +717,19 @@
         <w:t xml:space="preserve">(См. Рисунок 2.2) </w:t>
       </w:r>
       <w:r>
-        <w:t xml:space="preserve">– и ряд перечислений, играющих роль классификаторов и обеспечивающих стандартизацию значений в документах </w:t>
+        <w:t>– и ряд перечислений, играющих роль классификаторов и обеспечивающих стандартизацию значений в документах и регистрах. Создание и настройка этих объектов выполнялись в конфигураторе «1</w:t>
+      </w:r>
+      <w:proofErr w:type="gramStart"/>
+      <w:r>
+        <w:t>С:Предприятие</w:t>
+      </w:r>
+      <w:proofErr w:type="gramEnd"/>
+      <w:r>
+        <w:t xml:space="preserve">» с учетом требований предметной области </w:t>
       </w:r>
       <w:r>
         <w:lastRenderedPageBreak/>
-        <w:t>и регистрах. Создание и настройка этих объектов выполнялись в конфигураторе «1</w:t>
-      </w:r>
-      <w:proofErr w:type="gramStart"/>
-      <w:r>
-        <w:t>С:Предприятие</w:t>
-      </w:r>
-      <w:proofErr w:type="gramEnd"/>
-      <w:r>
-        <w:t>» с учетом требований предметной области боулинг-клуба – минимальной избыточности, целостности и удобства работы пользователя.</w:t>
+        <w:t>боулинг-клуба – минимальной избыточности, целостности и удобства работы пользователя.</w:t>
       </w:r>
     </w:p>
     <w:p>
@@ -876,35 +910,35 @@
     </w:p>
     <w:p>
       <w:r>
-        <w:t xml:space="preserve">Центральным справочником учета ресурсов клуба является «Дорожки». В нем хранятся сведения обо всех игровых дорожках. Помимо стандартных реквизитов «Код» и «Наименование», в объект добавлены специальные </w:t>
+        <w:t xml:space="preserve">Центральным справочником учета ресурсов клуба является «Дорожки». В нем хранятся сведения обо всех игровых дорожках. Помимо стандартных реквизитов «Код» и «Наименование», в объект добавлены специальные реквизиты: «Статус» с типом </w:t>
+      </w:r>
+      <w:proofErr w:type="spellStart"/>
+      <w:r>
+        <w:t>ПеречислениеСсылка.СтатусыДорожек</w:t>
+      </w:r>
+      <w:proofErr w:type="spellEnd"/>
+      <w:r>
+        <w:t>, «</w:t>
+      </w:r>
+      <w:proofErr w:type="spellStart"/>
+      <w:r>
+        <w:t>МаксимальноеКоличествоИгроков</w:t>
+      </w:r>
+      <w:proofErr w:type="spellEnd"/>
+      <w:r>
+        <w:t>» и «</w:t>
+      </w:r>
+      <w:proofErr w:type="spellStart"/>
+      <w:r>
+        <w:t>СтоимостьЧаса</w:t>
+      </w:r>
+      <w:proofErr w:type="spellEnd"/>
+      <w:r>
+        <w:t xml:space="preserve">». Реквизит «Статус» </w:t>
       </w:r>
       <w:r>
         <w:lastRenderedPageBreak/>
-        <w:t xml:space="preserve">реквизиты: «Статус» с типом </w:t>
-      </w:r>
-      <w:proofErr w:type="spellStart"/>
-      <w:r>
-        <w:t>ПеречислениеСсылка.СтатусыДорожек</w:t>
-      </w:r>
-      <w:proofErr w:type="spellEnd"/>
-      <w:r>
-        <w:t>, «</w:t>
-      </w:r>
-      <w:proofErr w:type="spellStart"/>
-      <w:r>
-        <w:t>МаксимальноеКоличествоИгроков</w:t>
-      </w:r>
-      <w:proofErr w:type="spellEnd"/>
-      <w:r>
-        <w:t>» и «</w:t>
-      </w:r>
-      <w:proofErr w:type="spellStart"/>
-      <w:r>
-        <w:t>СтоимостьЧаса</w:t>
-      </w:r>
-      <w:proofErr w:type="spellEnd"/>
-      <w:r>
-        <w:t>». Реквизит «Статус» позволяет мгновенно определить, свободна дорожка или занята, без обращения к регистру. Для него настроено заполнение значением «Свободна» при создании нового элемента, что соответствует начальному состоянию оборудования. Реквизит «</w:t>
+        <w:t>позволяет мгновенно определить, свободна дорожка или занята, без обращения к регистру. Для него настроено заполнение значением «Свободна» при создании нового элемента, что соответствует начальному состоянию оборудования. Реквизит «</w:t>
       </w:r>
       <w:proofErr w:type="spellStart"/>
       <w:r>
@@ -1127,31 +1161,31 @@
       </w:r>
       <w:proofErr w:type="spellEnd"/>
       <w:r>
-        <w:t xml:space="preserve">» для автоматического расчета скидки постоянным клиентам. Остальные реквизиты носят информационный </w:t>
+        <w:t>» для автоматического расчета скидки постоянным клиентам. Остальные реквизиты носят информационный характер и могут применяться в отчетах проведения акций. Пол</w:t>
+      </w:r>
+      <w:r>
+        <w:t>е</w:t>
+      </w:r>
+      <w:r>
+        <w:t xml:space="preserve"> «</w:t>
+      </w:r>
+      <w:proofErr w:type="spellStart"/>
+      <w:r>
+        <w:t>ЭлектроннаяПочта</w:t>
+      </w:r>
+      <w:proofErr w:type="spellEnd"/>
+      <w:r>
+        <w:t>» не явля</w:t>
+      </w:r>
+      <w:r>
+        <w:t>е</w:t>
+      </w:r>
+      <w:r>
+        <w:t xml:space="preserve">тся обязательными для заполнения, в то время </w:t>
       </w:r>
       <w:r>
         <w:lastRenderedPageBreak/>
-        <w:t>характер и могут применяться в отчетах проведения акций. Пол</w:t>
-      </w:r>
-      <w:r>
-        <w:t>е</w:t>
-      </w:r>
-      <w:r>
-        <w:t xml:space="preserve"> «</w:t>
-      </w:r>
-      <w:proofErr w:type="spellStart"/>
-      <w:r>
-        <w:t>ЭлектроннаяПочта</w:t>
-      </w:r>
-      <w:proofErr w:type="spellEnd"/>
-      <w:r>
-        <w:t>» не явля</w:t>
-      </w:r>
-      <w:r>
-        <w:t>е</w:t>
-      </w:r>
-      <w:r>
-        <w:t xml:space="preserve">тся обязательными для заполнения, в то время как «Наименование» должно быть указано всегда. На рисунке 2.5 </w:t>
+        <w:t xml:space="preserve">как «Наименование» должно быть указано всегда. На рисунке 2.5 </w:t>
       </w:r>
       <w:r>
         <w:t>можно увидеть все реквизиты этого справочника</w:t>
@@ -1325,27 +1359,27 @@
     </w:p>
     <w:p>
       <w:r>
-        <w:t xml:space="preserve">Все три справочника включены в подсистему «Бронирование и учет игры», благодаря чему они автоматически появляются в панели навигации пользовательского интерфейса. Для каждого справочника настроено представление в виде списка с колонками, соответствующими ключевым </w:t>
+        <w:t>Все три справочника включены в подсистему «Бронирование и учет игры», благодаря чему они автоматически появляются в панели навигации пользовательского интерфейса. Для каждого справочника настроено представление в виде списка с колонками, соответствующими ключевым реквизитам: для дорожек – «Наименование», «Статус», «</w:t>
+      </w:r>
+      <w:proofErr w:type="spellStart"/>
+      <w:r>
+        <w:t>ЗаработнаяПлата</w:t>
+      </w:r>
+      <w:proofErr w:type="spellEnd"/>
+      <w:r>
+        <w:t>»; для клиентов – «Наименование», «Телефон», «</w:t>
+      </w:r>
+      <w:proofErr w:type="spellStart"/>
+      <w:r>
+        <w:t>ПроцентСкидки</w:t>
+      </w:r>
+      <w:proofErr w:type="spellEnd"/>
+      <w:r>
+        <w:t xml:space="preserve">»; для </w:t>
       </w:r>
       <w:r>
         <w:lastRenderedPageBreak/>
-        <w:t>реквизитам: для дорожек – «Наименование», «Статус», «</w:t>
-      </w:r>
-      <w:proofErr w:type="spellStart"/>
-      <w:r>
-        <w:t>ЗаработнаяПлата</w:t>
-      </w:r>
-      <w:proofErr w:type="spellEnd"/>
-      <w:r>
-        <w:t>»; для клиентов – «Наименование», «Телефон», «</w:t>
-      </w:r>
-      <w:proofErr w:type="spellStart"/>
-      <w:r>
-        <w:t>ПроцентСкидки</w:t>
-      </w:r>
-      <w:proofErr w:type="spellEnd"/>
-      <w:r>
-        <w:t>»; для сотрудников – «Наименование», «Должность». Такая форма представления ускоряет поиск и визуальный контроль информации.</w:t>
+        <w:t>сотрудников – «Наименование», «Должность». Такая форма представления ускоряет поиск и визуальный контроль информации.</w:t>
       </w:r>
     </w:p>
     <w:p>
@@ -1489,13 +1523,7 @@
     </w:p>
     <w:p>
       <w:r>
-        <w:t xml:space="preserve">Документ </w:t>
-      </w:r>
-      <w:r>
-        <w:t xml:space="preserve">«Бронирование» </w:t>
-      </w:r>
-      <w:r>
-        <w:t>предназначен для предварительного резервирования дорожек. Помимо стандартных реквизитов даты и номера, в шапку вынесены поля: «Клиент», «Ответственный», «Статус» (перечисление «</w:t>
+        <w:t>Документ «Бронирование» предназначен для предварительного резервирования дорожек. Помимо стандартных реквизитов даты и номера, в шапку вынесены поля: «Клиент», «Ответственный», «Статус» (перечисление «</w:t>
       </w:r>
       <w:proofErr w:type="spellStart"/>
       <w:r>
@@ -1561,19 +1589,7 @@
     </w:p>
     <w:p>
       <w:r>
-        <w:t xml:space="preserve">Программный код серверной процедуры, содержащий запрос проверки пересечений и формирование движений документа, приведён </w:t>
-      </w:r>
-      <w:r>
-        <w:t xml:space="preserve">на рисунке </w:t>
-      </w:r>
-      <w:r>
-        <w:t>2.</w:t>
-      </w:r>
-      <w:r>
-        <w:t>8</w:t>
-      </w:r>
-      <w:r>
-        <w:t xml:space="preserve">. </w:t>
+        <w:t xml:space="preserve">Программный код серверной процедуры, содержащий запрос проверки пересечений и формирование движений документа, приведён на рисунке 2.8. </w:t>
       </w:r>
     </w:p>
     <w:p>
@@ -1581,6 +1597,9 @@
         <w:jc w:val="center"/>
       </w:pPr>
       <w:r>
+        <w:rPr>
+          <w:noProof/>
+        </w:rPr>
         <w:lastRenderedPageBreak/>
         <w:drawing>
           <wp:inline distT="0" distB="0" distL="0" distR="0" wp14:anchorId="6ED85F0A" wp14:editId="4F81429B">
@@ -1629,61 +1648,27 @@
     </w:p>
     <w:p>
       <w:r>
-        <w:t xml:space="preserve">Документ </w:t>
-      </w:r>
-      <w:r>
-        <w:t>«</w:t>
-      </w:r>
-      <w:proofErr w:type="spellStart"/>
-      <w:r>
-        <w:t>НачалоИгры</w:t>
-      </w:r>
-      <w:proofErr w:type="spellEnd"/>
-      <w:r>
-        <w:t>»</w:t>
-      </w:r>
-      <w:r>
-        <w:t xml:space="preserve"> </w:t>
-      </w:r>
-      <w:r>
-        <w:t>фиксирует фактический запуск дорожки. Он может создаваться как вручную, так и на основании подтверждённого «Бронирования» через механизм «Ввод на основании». В шапке размещены реквизиты «Дорожка» (обязательный), «Клиент» и «</w:t>
-      </w:r>
-      <w:proofErr w:type="spellStart"/>
-      <w:r>
-        <w:t>ВремяНачала</w:t>
-      </w:r>
-      <w:proofErr w:type="spellEnd"/>
-      <w:r>
-        <w:t>» (тип Дата и время, по умолчанию заполняется текущим моментом). Форма документа содержит кнопку «Начать игру». Соответствующая серверная процедура выполняет два ключевых действия: изменяет статус дорожки в справочнике «Дорожки» на «Занята» и создаёт запись в регистре «</w:t>
-      </w:r>
-      <w:proofErr w:type="spellStart"/>
-      <w:r>
-        <w:t>ГрафикЗанятости</w:t>
-      </w:r>
-      <w:proofErr w:type="spellEnd"/>
-      <w:r>
-        <w:t>» с типом «Игра», временем начала из документа и фиктивной датой окончания (3000-01-01). Тем самым дорожка маркируется как занятая до момента завершения игры. После успешной записи документ проводится.</w:t>
-      </w:r>
-    </w:p>
-    <w:p>
+        <w:t xml:space="preserve">Работу документа «Бронирование» при </w:t>
+      </w:r>
+      <w:r>
+        <w:t>нажатии на кнопку «Забронировать»</w:t>
+      </w:r>
+      <w:r>
+        <w:t xml:space="preserve"> можно увидеть на рисунке 2.9.</w:t>
+      </w:r>
+    </w:p>
+    <w:p/>
+    <w:p>
+      <w:pPr>
+        <w:jc w:val="center"/>
+      </w:pPr>
       <w:r>
         <w:lastRenderedPageBreak/>
-        <w:t xml:space="preserve">Код серверной процедуры, реализующей указанные действия, приведён в </w:t>
-      </w:r>
-      <w:r>
-        <w:t>рисунке 2.9</w:t>
-      </w:r>
-      <w:r>
-        <w:t xml:space="preserve">. </w:t>
-      </w:r>
-    </w:p>
-    <w:p>
-      <w:r>
         <w:drawing>
-          <wp:inline distT="0" distB="0" distL="0" distR="0" wp14:anchorId="37E9952E" wp14:editId="00BCAB51">
-            <wp:extent cx="5219700" cy="4970293"/>
-            <wp:effectExtent l="0" t="0" r="0" b="1905"/>
-            <wp:docPr id="10" name="Рисунок 10"/>
+          <wp:inline distT="0" distB="0" distL="0" distR="0" wp14:anchorId="68882302" wp14:editId="3C1ADED3">
+            <wp:extent cx="5146159" cy="2824199"/>
+            <wp:effectExtent l="0" t="0" r="0" b="0"/>
+            <wp:docPr id="14" name="Рисунок 14"/>
             <wp:cNvGraphicFramePr>
               <a:graphicFrameLocks xmlns:a="http://schemas.openxmlformats.org/drawingml/2006/main" noChangeAspect="1"/>
             </wp:cNvGraphicFramePr>
@@ -1703,6 +1688,106 @@
                   <pic:spPr>
                     <a:xfrm>
                       <a:off x="0" y="0"/>
+                      <a:ext cx="5157631" cy="2830495"/>
+                    </a:xfrm>
+                    <a:prstGeom prst="rect">
+                      <a:avLst/>
+                    </a:prstGeom>
+                  </pic:spPr>
+                </pic:pic>
+              </a:graphicData>
+            </a:graphic>
+          </wp:inline>
+        </w:drawing>
+      </w:r>
+    </w:p>
+    <w:p>
+      <w:pPr>
+        <w:jc w:val="center"/>
+      </w:pPr>
+      <w:r>
+        <w:t>Рисунок 2.9 – Работа кнопки «Забронировать»</w:t>
+      </w:r>
+    </w:p>
+    <w:p>
+      <w:r>
+        <w:t xml:space="preserve">Документ </w:t>
+      </w:r>
+      <w:r>
+        <w:t>«</w:t>
+      </w:r>
+      <w:proofErr w:type="spellStart"/>
+      <w:r>
+        <w:t>НачалоИгры</w:t>
+      </w:r>
+      <w:proofErr w:type="spellEnd"/>
+      <w:r>
+        <w:t xml:space="preserve">» </w:t>
+      </w:r>
+      <w:r>
+        <w:t>фиксирует фактический запуск дорожки. Он может создаваться как вручную, так и на основании подтверждённого «Бронирования» через механизм «Ввод на основании». В шапке размещены реквизиты «Дорожка» (обязательный), «Клиент» и «</w:t>
+      </w:r>
+      <w:proofErr w:type="spellStart"/>
+      <w:r>
+        <w:t>ВремяНачала</w:t>
+      </w:r>
+      <w:proofErr w:type="spellEnd"/>
+      <w:r>
+        <w:t>» (тип Дата и время, по умолчанию заполняется текущим моментом). Форма документа содержит кнопку «Начать игру». Соответствующая серверная процедура выполняет два ключевых действия: изменяет статус дорожки в справочнике «Дорожки» на «Занята» и создаёт запись в регистре «</w:t>
+      </w:r>
+      <w:proofErr w:type="spellStart"/>
+      <w:r>
+        <w:t>ГрафикЗанятости</w:t>
+      </w:r>
+      <w:proofErr w:type="spellEnd"/>
+      <w:r>
+        <w:t>» с типом «Игра», временем начала из документа и фиктивной датой окончания (3000-01-01). Тем самым дорожка маркируется как занятая до момента завершения игры. После успешной записи документ проводится.</w:t>
+      </w:r>
+    </w:p>
+    <w:p>
+      <w:r>
+        <w:t xml:space="preserve">Код серверной процедуры, реализующей указанные действия, приведён в </w:t>
+      </w:r>
+      <w:r>
+        <w:t>рисунке 2.</w:t>
+      </w:r>
+      <w:r>
+        <w:t>10</w:t>
+      </w:r>
+      <w:r>
+        <w:t xml:space="preserve">. </w:t>
+      </w:r>
+    </w:p>
+    <w:p>
+      <w:r>
+        <w:rPr>
+          <w:noProof/>
+        </w:rPr>
+        <w:lastRenderedPageBreak/>
+        <w:drawing>
+          <wp:inline distT="0" distB="0" distL="0" distR="0" wp14:anchorId="37E9952E" wp14:editId="00BCAB51">
+            <wp:extent cx="5219700" cy="4970293"/>
+            <wp:effectExtent l="0" t="0" r="0" b="1905"/>
+            <wp:docPr id="10" name="Рисунок 10"/>
+            <wp:cNvGraphicFramePr>
+              <a:graphicFrameLocks xmlns:a="http://schemas.openxmlformats.org/drawingml/2006/main" noChangeAspect="1"/>
+            </wp:cNvGraphicFramePr>
+            <a:graphic xmlns:a="http://schemas.openxmlformats.org/drawingml/2006/main">
+              <a:graphicData uri="http://schemas.openxmlformats.org/drawingml/2006/picture">
+                <pic:pic xmlns:pic="http://schemas.openxmlformats.org/drawingml/2006/picture">
+                  <pic:nvPicPr>
+                    <pic:cNvPr id="1" name=""/>
+                    <pic:cNvPicPr/>
+                  </pic:nvPicPr>
+                  <pic:blipFill>
+                    <a:blip r:embed="rId17"/>
+                    <a:stretch>
+                      <a:fillRect/>
+                    </a:stretch>
+                  </pic:blipFill>
+                  <pic:spPr>
+                    <a:xfrm>
+                      <a:off x="0" y="0"/>
                       <a:ext cx="5223242" cy="4973666"/>
                     </a:xfrm>
                     <a:prstGeom prst="rect">
@@ -1721,7 +1806,13 @@
         <w:jc w:val="center"/>
       </w:pPr>
       <w:r>
-        <w:t>Рисунок 2.9 – Код документа «</w:t>
+        <w:t>Рисунок 2.</w:t>
+      </w:r>
+      <w:r>
+        <w:t>10</w:t>
+      </w:r>
+      <w:r>
+        <w:t xml:space="preserve"> – Код документа «</w:t>
       </w:r>
       <w:proofErr w:type="spellStart"/>
       <w:r>
@@ -1734,6 +1825,85 @@
     </w:p>
     <w:p>
       <w:r>
+        <w:t xml:space="preserve">Работу </w:t>
+      </w:r>
+      <w:r>
+        <w:t>документа «</w:t>
+      </w:r>
+      <w:proofErr w:type="spellStart"/>
+      <w:r>
+        <w:t>НачалоИгры</w:t>
+      </w:r>
+      <w:proofErr w:type="spellEnd"/>
+      <w:r>
+        <w:t>» при нажатии на кнопку «</w:t>
+      </w:r>
+      <w:r>
+        <w:t>Начать игру</w:t>
+      </w:r>
+      <w:r>
+        <w:t>» можно увидеть на рисунке 2.</w:t>
+      </w:r>
+      <w:r>
+        <w:t>11</w:t>
+      </w:r>
+      <w:r>
+        <w:t>.</w:t>
+      </w:r>
+    </w:p>
+    <w:p>
+      <w:pPr>
+        <w:jc w:val="center"/>
+      </w:pPr>
+      <w:r>
+        <w:drawing>
+          <wp:inline distT="0" distB="0" distL="0" distR="0" wp14:anchorId="682C9072" wp14:editId="7B184291">
+            <wp:extent cx="5515122" cy="2777311"/>
+            <wp:effectExtent l="0" t="0" r="0" b="4445"/>
+            <wp:docPr id="15" name="Рисунок 15"/>
+            <wp:cNvGraphicFramePr>
+              <a:graphicFrameLocks xmlns:a="http://schemas.openxmlformats.org/drawingml/2006/main" noChangeAspect="1"/>
+            </wp:cNvGraphicFramePr>
+            <a:graphic xmlns:a="http://schemas.openxmlformats.org/drawingml/2006/main">
+              <a:graphicData uri="http://schemas.openxmlformats.org/drawingml/2006/picture">
+                <pic:pic xmlns:pic="http://schemas.openxmlformats.org/drawingml/2006/picture">
+                  <pic:nvPicPr>
+                    <pic:cNvPr id="1" name=""/>
+                    <pic:cNvPicPr/>
+                  </pic:nvPicPr>
+                  <pic:blipFill>
+                    <a:blip r:embed="rId18"/>
+                    <a:stretch>
+                      <a:fillRect/>
+                    </a:stretch>
+                  </pic:blipFill>
+                  <pic:spPr>
+                    <a:xfrm>
+                      <a:off x="0" y="0"/>
+                      <a:ext cx="5529350" cy="2784476"/>
+                    </a:xfrm>
+                    <a:prstGeom prst="rect">
+                      <a:avLst/>
+                    </a:prstGeom>
+                  </pic:spPr>
+                </pic:pic>
+              </a:graphicData>
+            </a:graphic>
+          </wp:inline>
+        </w:drawing>
+      </w:r>
+    </w:p>
+    <w:p>
+      <w:pPr>
+        <w:jc w:val="center"/>
+      </w:pPr>
+      <w:r>
+        <w:t>Рисунок 2.11 – Работа кнопки «Начать игру»</w:t>
+      </w:r>
+    </w:p>
+    <w:p>
+      <w:r>
+        <w:lastRenderedPageBreak/>
         <w:t>Завершающим этапом является документ «</w:t>
       </w:r>
       <w:proofErr w:type="spellStart"/>
@@ -1858,7 +2028,6 @@
         <w:ind w:left="0" w:firstLine="709"/>
       </w:pPr>
       <w:r>
-        <w:lastRenderedPageBreak/>
         <w:t>Вычисление длительности игры в минутах как разницы между окончанием и началом, делённой на 60.</w:t>
       </w:r>
     </w:p>
@@ -2019,203 +2188,453 @@
         <w:t xml:space="preserve">Полный программный код серверной процедуры, реализующей все перечисленные шаги, содержится в </w:t>
       </w:r>
       <w:r>
-        <w:t>рисунке</w:t>
+        <w:t>рисунк</w:t>
+      </w:r>
+      <w:r>
+        <w:t>ах</w:t>
       </w:r>
       <w:r>
         <w:t xml:space="preserve"> 2.</w:t>
       </w:r>
       <w:r>
-        <w:t>10</w:t>
+        <w:t>1</w:t>
+      </w:r>
+      <w:r>
+        <w:t>2</w:t>
+      </w:r>
+      <w:r>
+        <w:t>, 2.1</w:t>
+      </w:r>
+      <w:r>
+        <w:t>3</w:t>
       </w:r>
       <w:r>
         <w:t>.</w:t>
       </w:r>
     </w:p>
+    <w:p>
+      <w:r>
+        <w:lastRenderedPageBreak/>
+        <w:drawing>
+          <wp:inline distT="0" distB="0" distL="0" distR="0" wp14:anchorId="46517A52" wp14:editId="791BD371">
+            <wp:extent cx="5015720" cy="5730949"/>
+            <wp:effectExtent l="0" t="0" r="0" b="3175"/>
+            <wp:docPr id="8" name="Рисунок 8"/>
+            <wp:cNvGraphicFramePr>
+              <a:graphicFrameLocks xmlns:a="http://schemas.openxmlformats.org/drawingml/2006/main" noChangeAspect="1"/>
+            </wp:cNvGraphicFramePr>
+            <a:graphic xmlns:a="http://schemas.openxmlformats.org/drawingml/2006/main">
+              <a:graphicData uri="http://schemas.openxmlformats.org/drawingml/2006/picture">
+                <pic:pic xmlns:pic="http://schemas.openxmlformats.org/drawingml/2006/picture">
+                  <pic:nvPicPr>
+                    <pic:cNvPr id="1" name=""/>
+                    <pic:cNvPicPr/>
+                  </pic:nvPicPr>
+                  <pic:blipFill>
+                    <a:blip r:embed="rId19"/>
+                    <a:stretch>
+                      <a:fillRect/>
+                    </a:stretch>
+                  </pic:blipFill>
+                  <pic:spPr>
+                    <a:xfrm>
+                      <a:off x="0" y="0"/>
+                      <a:ext cx="5027230" cy="5744100"/>
+                    </a:xfrm>
+                    <a:prstGeom prst="rect">
+                      <a:avLst/>
+                    </a:prstGeom>
+                  </pic:spPr>
+                </pic:pic>
+              </a:graphicData>
+            </a:graphic>
+          </wp:inline>
+        </w:drawing>
+      </w:r>
+    </w:p>
+    <w:p>
+      <w:pPr>
+        <w:jc w:val="center"/>
+      </w:pPr>
+      <w:r>
+        <w:t>Рисунок 2.1</w:t>
+      </w:r>
+      <w:r>
+        <w:t>2</w:t>
+      </w:r>
+      <w:r>
+        <w:t xml:space="preserve"> – Код документа «</w:t>
+      </w:r>
+      <w:proofErr w:type="spellStart"/>
+      <w:r>
+        <w:t>ОкончаниеИгры</w:t>
+      </w:r>
+      <w:proofErr w:type="spellEnd"/>
+      <w:r>
+        <w:t>» первая часть</w:t>
+      </w:r>
+    </w:p>
+    <w:p>
+      <w:pPr>
+        <w:jc w:val="center"/>
+      </w:pPr>
+      <w:r>
+        <w:lastRenderedPageBreak/>
+        <w:drawing>
+          <wp:inline distT="0" distB="0" distL="0" distR="0" wp14:anchorId="6E3F904C" wp14:editId="733AB243">
+            <wp:extent cx="5419429" cy="4594494"/>
+            <wp:effectExtent l="0" t="0" r="0" b="0"/>
+            <wp:docPr id="11" name="Рисунок 11"/>
+            <wp:cNvGraphicFramePr>
+              <a:graphicFrameLocks xmlns:a="http://schemas.openxmlformats.org/drawingml/2006/main" noChangeAspect="1"/>
+            </wp:cNvGraphicFramePr>
+            <a:graphic xmlns:a="http://schemas.openxmlformats.org/drawingml/2006/main">
+              <a:graphicData uri="http://schemas.openxmlformats.org/drawingml/2006/picture">
+                <pic:pic xmlns:pic="http://schemas.openxmlformats.org/drawingml/2006/picture">
+                  <pic:nvPicPr>
+                    <pic:cNvPr id="1" name=""/>
+                    <pic:cNvPicPr/>
+                  </pic:nvPicPr>
+                  <pic:blipFill>
+                    <a:blip r:embed="rId20"/>
+                    <a:stretch>
+                      <a:fillRect/>
+                    </a:stretch>
+                  </pic:blipFill>
+                  <pic:spPr>
+                    <a:xfrm>
+                      <a:off x="0" y="0"/>
+                      <a:ext cx="5437472" cy="4609791"/>
+                    </a:xfrm>
+                    <a:prstGeom prst="rect">
+                      <a:avLst/>
+                    </a:prstGeom>
+                  </pic:spPr>
+                </pic:pic>
+              </a:graphicData>
+            </a:graphic>
+          </wp:inline>
+        </w:drawing>
+      </w:r>
+    </w:p>
+    <w:p>
+      <w:pPr>
+        <w:jc w:val="center"/>
+      </w:pPr>
+      <w:r>
+        <w:t>Рисунок 2.1</w:t>
+      </w:r>
+      <w:r>
+        <w:t>3</w:t>
+      </w:r>
+      <w:r>
+        <w:t xml:space="preserve"> – Код документа </w:t>
+      </w:r>
+      <w:r>
+        <w:t>«</w:t>
+      </w:r>
+      <w:proofErr w:type="spellStart"/>
+      <w:r>
+        <w:t>ОкончаниеИгры</w:t>
+      </w:r>
+      <w:proofErr w:type="spellEnd"/>
+      <w:r>
+        <w:t>»</w:t>
+      </w:r>
+      <w:r>
+        <w:t xml:space="preserve"> вторая часть</w:t>
+      </w:r>
+    </w:p>
+    <w:p>
+      <w:r>
+        <w:t>Работу документа «</w:t>
+      </w:r>
+      <w:proofErr w:type="spellStart"/>
+      <w:r>
+        <w:t>НачалоИгры</w:t>
+      </w:r>
+      <w:proofErr w:type="spellEnd"/>
+      <w:r>
+        <w:t>» при нажатии на кнопку «Начать игру» можно увидеть на рисунке 2.1</w:t>
+      </w:r>
+      <w:r>
+        <w:t>4</w:t>
+      </w:r>
+      <w:r>
+        <w:t>.</w:t>
+      </w:r>
+    </w:p>
+    <w:p>
+      <w:pPr>
+        <w:jc w:val="center"/>
+      </w:pPr>
+      <w:r>
+        <w:drawing>
+          <wp:inline distT="0" distB="0" distL="0" distR="0" wp14:anchorId="7C836CBF" wp14:editId="553640E9">
+            <wp:extent cx="4800655" cy="2821379"/>
+            <wp:effectExtent l="0" t="0" r="0" b="0"/>
+            <wp:docPr id="16" name="Рисунок 16"/>
+            <wp:cNvGraphicFramePr>
+              <a:graphicFrameLocks xmlns:a="http://schemas.openxmlformats.org/drawingml/2006/main" noChangeAspect="1"/>
+            </wp:cNvGraphicFramePr>
+            <a:graphic xmlns:a="http://schemas.openxmlformats.org/drawingml/2006/main">
+              <a:graphicData uri="http://schemas.openxmlformats.org/drawingml/2006/picture">
+                <pic:pic xmlns:pic="http://schemas.openxmlformats.org/drawingml/2006/picture">
+                  <pic:nvPicPr>
+                    <pic:cNvPr id="1" name=""/>
+                    <pic:cNvPicPr/>
+                  </pic:nvPicPr>
+                  <pic:blipFill>
+                    <a:blip r:embed="rId21"/>
+                    <a:stretch>
+                      <a:fillRect/>
+                    </a:stretch>
+                  </pic:blipFill>
+                  <pic:spPr>
+                    <a:xfrm>
+                      <a:off x="0" y="0"/>
+                      <a:ext cx="4823694" cy="2834919"/>
+                    </a:xfrm>
+                    <a:prstGeom prst="rect">
+                      <a:avLst/>
+                    </a:prstGeom>
+                  </pic:spPr>
+                </pic:pic>
+              </a:graphicData>
+            </a:graphic>
+          </wp:inline>
+        </w:drawing>
+      </w:r>
+    </w:p>
+    <w:p>
+      <w:pPr>
+        <w:jc w:val="center"/>
+      </w:pPr>
+      <w:r>
+        <w:t>Рисунок 2.14</w:t>
+      </w:r>
+      <w:r>
+        <w:t xml:space="preserve"> - </w:t>
+      </w:r>
+      <w:r>
+        <w:t>Работа кнопки «</w:t>
+      </w:r>
+      <w:r>
+        <w:t>Завершить</w:t>
+      </w:r>
+      <w:r>
+        <w:t xml:space="preserve"> игру»</w:t>
+      </w:r>
+    </w:p>
+    <w:p>
+      <w:r>
+        <w:lastRenderedPageBreak/>
+        <w:t>В дополнение к документам создана сервисная обработка</w:t>
+      </w:r>
+      <w:r>
+        <w:t xml:space="preserve"> </w:t>
+      </w:r>
+      <w:r>
+        <w:t>«</w:t>
+      </w:r>
+      <w:proofErr w:type="spellStart"/>
+      <w:r>
+        <w:t>РабочееМестоАдминистратора</w:t>
+      </w:r>
+      <w:proofErr w:type="spellEnd"/>
+      <w:r>
+        <w:t>»</w:t>
+      </w:r>
+      <w:r>
+        <w:t>, облегчающая мониторинг загрузки дорожек. Её форма содержит поле выбора даты и кнопку «Сформировать график». При нажатии на кнопку серверная функция выполняет запрос к табличной части проведённых документов «Бронирование» со статусом «Подтверждена» за указанную дату. Результат выводится в таблицу на форме с колонками «Дорожка», «</w:t>
+      </w:r>
+      <w:proofErr w:type="spellStart"/>
+      <w:r>
+        <w:t>ВремяНачала</w:t>
+      </w:r>
+      <w:proofErr w:type="spellEnd"/>
+      <w:r>
+        <w:t>», «</w:t>
+      </w:r>
+      <w:proofErr w:type="spellStart"/>
+      <w:r>
+        <w:t>ВремяОкончания</w:t>
+      </w:r>
+      <w:proofErr w:type="spellEnd"/>
+      <w:r>
+        <w:t xml:space="preserve">» и «Клиент». При отсутствии бронирований выдаётся информационное сообщение. Такой инструмент позволяет администратору быстро оценить расписание и принимать решения о распределении ресурсов. Код запроса и заполнения таблицы значений представлен в </w:t>
+      </w:r>
+      <w:r>
+        <w:t>рисунке 2.1</w:t>
+      </w:r>
+      <w:r>
+        <w:t>5</w:t>
+      </w:r>
+      <w:r>
+        <w:t>, а работа обработки проиллюстрирована на рисунке 2.1</w:t>
+      </w:r>
+      <w:r>
+        <w:t>6</w:t>
+      </w:r>
+      <w:r>
+        <w:t>.</w:t>
+      </w:r>
+    </w:p>
     <w:p/>
     <w:p>
       <w:r>
-        <w:t>Листинг 2.4 – Серверная процедура «Завершить игру» документа «</w:t>
-      </w:r>
-      <w:proofErr w:type="spellStart"/>
-      <w:r>
-        <w:t>ОкончаниеИгры</w:t>
-      </w:r>
-      <w:proofErr w:type="spellEnd"/>
-      <w:r>
-        <w:t>»</w:t>
+        <w:drawing>
+          <wp:inline distT="0" distB="0" distL="0" distR="0" wp14:anchorId="163AD4D6" wp14:editId="4CE2BC3F">
+            <wp:extent cx="5232882" cy="4325029"/>
+            <wp:effectExtent l="0" t="0" r="6350" b="0"/>
+            <wp:docPr id="12" name="Рисунок 12"/>
+            <wp:cNvGraphicFramePr>
+              <a:graphicFrameLocks xmlns:a="http://schemas.openxmlformats.org/drawingml/2006/main" noChangeAspect="1"/>
+            </wp:cNvGraphicFramePr>
+            <a:graphic xmlns:a="http://schemas.openxmlformats.org/drawingml/2006/main">
+              <a:graphicData uri="http://schemas.openxmlformats.org/drawingml/2006/picture">
+                <pic:pic xmlns:pic="http://schemas.openxmlformats.org/drawingml/2006/picture">
+                  <pic:nvPicPr>
+                    <pic:cNvPr id="1" name=""/>
+                    <pic:cNvPicPr/>
+                  </pic:nvPicPr>
+                  <pic:blipFill>
+                    <a:blip r:embed="rId22"/>
+                    <a:stretch>
+                      <a:fillRect/>
+                    </a:stretch>
+                  </pic:blipFill>
+                  <pic:spPr>
+                    <a:xfrm>
+                      <a:off x="0" y="0"/>
+                      <a:ext cx="5246344" cy="4336156"/>
+                    </a:xfrm>
+                    <a:prstGeom prst="rect">
+                      <a:avLst/>
+                    </a:prstGeom>
+                  </pic:spPr>
+                </pic:pic>
+              </a:graphicData>
+            </a:graphic>
+          </wp:inline>
+        </w:drawing>
+      </w:r>
+    </w:p>
+    <w:p>
+      <w:pPr>
+        <w:jc w:val="center"/>
+      </w:pPr>
+      <w:r>
+        <w:t>Рисунок 2.1</w:t>
+      </w:r>
+      <w:r>
+        <w:t>5</w:t>
+      </w:r>
+      <w:r>
+        <w:t xml:space="preserve"> – Код обработки</w:t>
+      </w:r>
+    </w:p>
+    <w:p>
+      <w:pPr>
+        <w:jc w:val="center"/>
+      </w:pPr>
+      <w:r>
+        <w:lastRenderedPageBreak/>
+        <w:drawing>
+          <wp:inline distT="0" distB="0" distL="0" distR="0" wp14:anchorId="5D8C6A91" wp14:editId="6FFB60B3">
+            <wp:extent cx="5226664" cy="1090029"/>
+            <wp:effectExtent l="0" t="0" r="0" b="0"/>
+            <wp:docPr id="17" name="Рисунок 17"/>
+            <wp:cNvGraphicFramePr>
+              <a:graphicFrameLocks xmlns:a="http://schemas.openxmlformats.org/drawingml/2006/main" noChangeAspect="1"/>
+            </wp:cNvGraphicFramePr>
+            <a:graphic xmlns:a="http://schemas.openxmlformats.org/drawingml/2006/main">
+              <a:graphicData uri="http://schemas.openxmlformats.org/drawingml/2006/picture">
+                <pic:pic xmlns:pic="http://schemas.openxmlformats.org/drawingml/2006/picture">
+                  <pic:nvPicPr>
+                    <pic:cNvPr id="1" name=""/>
+                    <pic:cNvPicPr/>
+                  </pic:nvPicPr>
+                  <pic:blipFill>
+                    <a:blip r:embed="rId23"/>
+                    <a:stretch>
+                      <a:fillRect/>
+                    </a:stretch>
+                  </pic:blipFill>
+                  <pic:spPr>
+                    <a:xfrm>
+                      <a:off x="0" y="0"/>
+                      <a:ext cx="5244742" cy="1093799"/>
+                    </a:xfrm>
+                    <a:prstGeom prst="rect">
+                      <a:avLst/>
+                    </a:prstGeom>
+                  </pic:spPr>
+                </pic:pic>
+              </a:graphicData>
+            </a:graphic>
+          </wp:inline>
+        </w:drawing>
+      </w:r>
+    </w:p>
+    <w:p>
+      <w:pPr>
+        <w:jc w:val="center"/>
+      </w:pPr>
+      <w:r>
+        <w:t>Рисунок 2.16 – Работа кнопки «Сформировать график»</w:t>
+      </w:r>
+    </w:p>
+    <w:p>
+      <w:r>
+        <w:t>Разработанный документооборот и встроенная бизнес-логика охватывают все ключевые операции предметной области. Благодаря использованию регистра сведений обеспечен строгий контроль пересечений временных интервалов, а интерактивные кнопки на формах документов минимизируют вероятность ошибок персонала и упрощают ввод данных. В совокупности с обработкой для просмотра занятости система предоставляет полный набор инструментов для оперативного управления боулинг-клубом.</w:t>
+      </w:r>
+    </w:p>
+    <w:p>
+      <w:pPr>
+        <w:spacing w:after="160" w:line="259" w:lineRule="auto"/>
+        <w:ind w:firstLine="0"/>
+        <w:jc w:val="left"/>
+      </w:pPr>
+      <w:r>
+        <w:br w:type="page"/>
+      </w:r>
+    </w:p>
+    <w:p>
+      <w:pPr>
+        <w:pStyle w:val="1"/>
+      </w:pPr>
+      <w:r>
+        <w:lastRenderedPageBreak/>
+        <w:t>ЗАКЛЮЧЕНИЕ</w:t>
       </w:r>
     </w:p>
     <w:p/>
     <w:p>
-      <w:proofErr w:type="spellStart"/>
-      <w:r>
-        <w:t>text</w:t>
-      </w:r>
-      <w:proofErr w:type="spellEnd"/>
-    </w:p>
-    <w:p>
-      <w:r>
-        <w:t xml:space="preserve">(вставьте сюда код модуля формы с процедурой </w:t>
-      </w:r>
-      <w:proofErr w:type="spellStart"/>
-      <w:r>
-        <w:t>ЗавершитьИгруНаСервере</w:t>
-      </w:r>
-      <w:proofErr w:type="spellEnd"/>
-      <w:r>
-        <w:t>)</w:t>
-      </w:r>
-    </w:p>
-    <w:p>
-      <w:r>
-        <w:t>Листинг 2.5 – Процедура ввода на основании в модуле объекта «</w:t>
-      </w:r>
-      <w:proofErr w:type="spellStart"/>
-      <w:r>
-        <w:t>НачалоИгры</w:t>
-      </w:r>
-      <w:proofErr w:type="spellEnd"/>
-      <w:r>
-        <w:t>»</w:t>
-      </w:r>
-    </w:p>
-    <w:p/>
-    <w:p>
-      <w:proofErr w:type="spellStart"/>
+      <w:pPr>
+        <w:spacing w:after="160" w:line="259" w:lineRule="auto"/>
+        <w:ind w:firstLine="0"/>
+        <w:jc w:val="left"/>
+      </w:pPr>
+      <w:r>
+        <w:br w:type="page"/>
+      </w:r>
+    </w:p>
+    <w:p>
+      <w:pPr>
+        <w:pStyle w:val="1"/>
+      </w:pPr>
+      <w:bookmarkStart w:id="0" w:name="_GoBack"/>
+      <w:bookmarkEnd w:id="0"/>
       <w:r>
         <w:lastRenderedPageBreak/>
-        <w:t>text</w:t>
-      </w:r>
-      <w:proofErr w:type="spellEnd"/>
-    </w:p>
-    <w:p>
-      <w:r>
-        <w:t xml:space="preserve">(вставьте сюда код процедуры </w:t>
-      </w:r>
-      <w:proofErr w:type="spellStart"/>
-      <w:r>
-        <w:t>ВводНаОсновании</w:t>
-      </w:r>
-      <w:proofErr w:type="spellEnd"/>
-      <w:r>
-        <w:t>)</w:t>
-      </w:r>
-    </w:p>
-    <w:p>
-      <w:r>
-        <w:t>Обработка «</w:t>
-      </w:r>
-      <w:proofErr w:type="spellStart"/>
-      <w:r>
-        <w:t>РабочееМестоАдминистратора</w:t>
-      </w:r>
-      <w:proofErr w:type="spellEnd"/>
-      <w:r>
-        <w:t>»</w:t>
-      </w:r>
-    </w:p>
-    <w:p>
-      <w:r>
-        <w:t>В дополнение к документам создана сервисная обработка, облегчающая мониторинг загрузки дорожек. Её форма содержит поле выбора даты и кнопку «Сформировать график». При нажатии на кнопку серверная функция выполняет запрос к табличной части проведённых документов «Бронирование» со статусом «Подтверждена» за указанную дату. Результат выводится в таблицу на форме с колонками «Дорожка», «</w:t>
-      </w:r>
-      <w:proofErr w:type="spellStart"/>
-      <w:r>
-        <w:t>ВремяНачала</w:t>
-      </w:r>
-      <w:proofErr w:type="spellEnd"/>
-      <w:r>
-        <w:t>», «</w:t>
-      </w:r>
-      <w:proofErr w:type="spellStart"/>
-      <w:r>
-        <w:t>ВремяОкончания</w:t>
-      </w:r>
-      <w:proofErr w:type="spellEnd"/>
-      <w:r>
-        <w:t>» и «Клиент». При отсутствии бронирований выдаётся информационное сообщение. Такой инструмент позволяет администратору быстро оценить расписание и принимать решения о распределении ресурсов. Код запроса и заполнения таблицы значений представлен в листинге 2.6, а работа обработки проиллюстрирована на рисунке 2.10.</w:t>
-      </w:r>
-    </w:p>
-    <w:p/>
-    <w:p>
-      <w:r>
-        <w:t>Листинг 2.6 – Серверная функция формирования графика занятости</w:t>
-      </w:r>
-    </w:p>
-    <w:p/>
-    <w:p>
-      <w:proofErr w:type="spellStart"/>
-      <w:r>
-        <w:t>text</w:t>
-      </w:r>
-      <w:proofErr w:type="spellEnd"/>
-    </w:p>
-    <w:p>
-      <w:r>
-        <w:t xml:space="preserve">(вставьте сюда код из модуля формы обработки, функция </w:t>
-      </w:r>
-      <w:proofErr w:type="spellStart"/>
-      <w:r>
-        <w:t>СформироватьГрафикНаСервере</w:t>
-      </w:r>
-      <w:proofErr w:type="spellEnd"/>
-      <w:r>
-        <w:t>)</w:t>
-      </w:r>
-    </w:p>
-    <w:p>
-      <w:r>
-        <w:t>Разработанный документооборот и встроенная бизнес-логика охватывают все ключевые операции предметной области. Благодаря использованию регистра сведений обеспечен строгий контроль пересечений временных интервалов, а интерактивные кнопки на формах документов минимизируют вероятность ошибок персонала и упрощают ввод данных. В совокупности с обработкой для просмотра занятости система предоставляет полный набор инструментов для оперативного управления боулинг-клубом.</w:t>
-      </w:r>
-    </w:p>
-    <w:p/>
-    <w:p>
-      <w:r>
-        <w:t xml:space="preserve">Теперь вы можете вставить реальные фрагменты кода в отведённые для них листинги, проставив соответствующие номера и названия, а также </w:t>
-      </w:r>
-      <w:r>
-        <w:lastRenderedPageBreak/>
-        <w:t>добавить рисунки с изображениями форм. Такое оформление соответствует требованиям большинства методических указаний.</w:t>
-      </w:r>
-    </w:p>
-    <w:p/>
-    <w:p>
-      <w:pPr>
-        <w:pStyle w:val="2"/>
-        <w:jc w:val="center"/>
-      </w:pPr>
-      <w:r>
-        <w:t>2.4 Создание отчетов и аналитических инструментов</w:t>
-      </w:r>
-    </w:p>
-    <w:p>
-      <w:pPr>
-        <w:pStyle w:val="2"/>
-        <w:jc w:val="center"/>
-      </w:pPr>
-      <w:r>
-        <w:t>2.5 Тестирование и внедрение системы</w:t>
-      </w:r>
-    </w:p>
-    <w:p>
-      <w:pPr>
-        <w:pStyle w:val="1"/>
-      </w:pPr>
-      <w:r>
-        <w:t>ЗАКЛЮЧЕНИЕ</w:t>
-      </w:r>
-    </w:p>
-    <w:p>
-      <w:pPr>
-        <w:pStyle w:val="1"/>
-      </w:pPr>
-      <w:r>
         <w:t>СПИСОК ЛИТЕРАТУРЫ</w:t>
       </w:r>
     </w:p>
     <w:p/>
     <w:p/>
     <w:sectPr>
-      <w:footerReference w:type="default" r:id="rId17"/>
+      <w:footerReference w:type="default" r:id="rId24"/>
       <w:pgSz w:w="11906" w:h="16838"/>
       <w:pgMar w:top="1134" w:right="850" w:bottom="1134" w:left="1701" w:header="708" w:footer="708" w:gutter="0"/>
       <w:cols w:space="708"/>
@@ -2226,7 +2645,7 @@
 </file>
 
 <file path=word/endnotes.xml><?xml version="1.0" encoding="utf-8"?>
-<w:endnotes xmlns:wpc="http://schemas.microsoft.com/office/word/2010/wordprocessingCanvas" xmlns:cx="http://schemas.microsoft.com/office/drawing/2014/chartex" xmlns:cx1="http://schemas.microsoft.com/office/drawing/2015/9/8/chartex" xmlns:cx2="http://schemas.microsoft.com/office/drawing/2015/10/21/chartex" xmlns:cx3="http://schemas.microsoft.com/office/drawing/2016/5/9/chartex" xmlns:cx4="http://schemas.microsoft.com/office/drawing/2016/5/10/chartex" xmlns:cx5="http://schemas.microsoft.com/office/drawing/2016/5/11/chartex" xmlns:cx6="http://schemas.microsoft.com/office/drawing/2016/5/12/chartex" xmlns:cx7="http://schemas.microsoft.com/office/drawing/2016/5/13/chartex" xmlns:cx8="http://schemas.microsoft.com/office/drawing/2016/5/14/chartex" xmlns:mc="http://schemas.openxmlformats.org/markup-compatibility/2006" xmlns:aink="http://schemas.microsoft.com/office/drawing/2016/ink" xmlns:am3d="http://schemas.microsoft.com/office/drawing/2017/model3d" xmlns:o="urn:schemas-microsoft-com:office:office" xmlns:r="http://schemas.openxmlformats.org/officeDocument/2006/relationships" xmlns:m="http://schemas.openxmlformats.org/officeDocument/2006/math" xmlns:v="urn:schemas-microsoft-com:vml" xmlns:wp14="http://schemas.microsoft.com/office/word/2010/wordprocessingDrawing" xmlns:wp="http://schemas.openxmlformats.org/drawingml/2006/wordprocessingDrawing" xmlns:w10="urn:schemas-microsoft-com:office:word" xmlns:w="http://schemas.openxmlformats.org/wordprocessingml/2006/main" xmlns:w14="http://schemas.microsoft.com/office/word/2010/wordml" xmlns:w15="http://schemas.microsoft.com/office/word/2012/wordml" xmlns:w16cex="http://schemas.microsoft.com/office/word/2018/wordml/cex" xmlns:w16cid="http://schemas.microsoft.com/office/word/2016/wordml/cid" xmlns:w16="http://schemas.microsoft.com/office/word/2018/wordml" xmlns:w16sdtdh="http://schemas.microsoft.com/office/word/2020/wordml/sdtdatahash" xmlns:w16se="http://schemas.microsoft.com/office/word/2015/wordml/symex" xmlns:wpg="http://schemas.microsoft.com/office/word/2010/wordprocessingGroup" xmlns:wpi="http://schemas.microsoft.com/office/word/2010/wordprocessingInk" xmlns:wne="http://schemas.microsoft.com/office/word/2006/wordml" xmlns:wps="http://schemas.microsoft.com/office/word/2010/wordprocessingShape" mc:Ignorable="w14 w15 w16se w16cid w16 w16cex w16sdtdh wp14">
+<w:endnotes xmlns:wpc="http://schemas.microsoft.com/office/word/2010/wordprocessingCanvas" xmlns:cx="http://schemas.microsoft.com/office/drawing/2014/chartex" xmlns:cx1="http://schemas.microsoft.com/office/drawing/2015/9/8/chartex" xmlns:cx2="http://schemas.microsoft.com/office/drawing/2015/10/21/chartex" xmlns:cx3="http://schemas.microsoft.com/office/drawing/2016/5/9/chartex" xmlns:cx4="http://schemas.microsoft.com/office/drawing/2016/5/10/chartex" xmlns:cx5="http://schemas.microsoft.com/office/drawing/2016/5/11/chartex" xmlns:cx6="http://schemas.microsoft.com/office/drawing/2016/5/12/chartex" xmlns:cx7="http://schemas.microsoft.com/office/drawing/2016/5/13/chartex" xmlns:cx8="http://schemas.microsoft.com/office/drawing/2016/5/14/chartex" xmlns:mc="http://schemas.openxmlformats.org/markup-compatibility/2006" xmlns:aink="http://schemas.microsoft.com/office/drawing/2016/ink" xmlns:am3d="http://schemas.microsoft.com/office/drawing/2017/model3d" xmlns:o="urn:schemas-microsoft-com:office:office" xmlns:r="http://schemas.openxmlformats.org/officeDocument/2006/relationships" xmlns:m="http://schemas.openxmlformats.org/officeDocument/2006/math" xmlns:v="urn:schemas-microsoft-com:vml" xmlns:wp14="http://schemas.microsoft.com/office/word/2010/wordprocessingDrawing" xmlns:wp="http://schemas.openxmlformats.org/drawingml/2006/wordprocessingDrawing" xmlns:w10="urn:schemas-microsoft-com:office:word" xmlns:w="http://schemas.openxmlformats.org/wordprocessingml/2006/main" xmlns:w14="http://schemas.microsoft.com/office/word/2010/wordml" xmlns:w15="http://schemas.microsoft.com/office/word/2012/wordml" xmlns:w16cex="http://schemas.microsoft.com/office/word/2018/wordml/cex" xmlns:w16cid="http://schemas.microsoft.com/office/word/2016/wordml/cid" xmlns:w16="http://schemas.microsoft.com/office/word/2018/wordml" xmlns:w16se="http://schemas.microsoft.com/office/word/2015/wordml/symex" xmlns:wpg="http://schemas.microsoft.com/office/word/2010/wordprocessingGroup" xmlns:wpi="http://schemas.microsoft.com/office/word/2010/wordprocessingInk" xmlns:wne="http://schemas.microsoft.com/office/word/2006/wordml" xmlns:wps="http://schemas.microsoft.com/office/word/2010/wordprocessingShape" mc:Ignorable="w14 w15 w16se w16cid w16 w16cex wp14">
   <w:endnote w:type="separator" w:id="-1">
     <w:p>
       <w:pPr>
@@ -2251,7 +2670,7 @@
 </file>
 
 <file path=word/footer1.xml><?xml version="1.0" encoding="utf-8"?>
-<w:ftr xmlns:wpc="http://schemas.microsoft.com/office/word/2010/wordprocessingCanvas" xmlns:cx="http://schemas.microsoft.com/office/drawing/2014/chartex" xmlns:cx1="http://schemas.microsoft.com/office/drawing/2015/9/8/chartex" xmlns:cx2="http://schemas.microsoft.com/office/drawing/2015/10/21/chartex" xmlns:cx3="http://schemas.microsoft.com/office/drawing/2016/5/9/chartex" xmlns:cx4="http://schemas.microsoft.com/office/drawing/2016/5/10/chartex" xmlns:cx5="http://schemas.microsoft.com/office/drawing/2016/5/11/chartex" xmlns:cx6="http://schemas.microsoft.com/office/drawing/2016/5/12/chartex" xmlns:cx7="http://schemas.microsoft.com/office/drawing/2016/5/13/chartex" xmlns:cx8="http://schemas.microsoft.com/office/drawing/2016/5/14/chartex" xmlns:mc="http://schemas.openxmlformats.org/markup-compatibility/2006" xmlns:aink="http://schemas.microsoft.com/office/drawing/2016/ink" xmlns:am3d="http://schemas.microsoft.com/office/drawing/2017/model3d" xmlns:o="urn:schemas-microsoft-com:office:office" xmlns:r="http://schemas.openxmlformats.org/officeDocument/2006/relationships" xmlns:m="http://schemas.openxmlformats.org/officeDocument/2006/math" xmlns:v="urn:schemas-microsoft-com:vml" xmlns:wp14="http://schemas.microsoft.com/office/word/2010/wordprocessingDrawing" xmlns:wp="http://schemas.openxmlformats.org/drawingml/2006/wordprocessingDrawing" xmlns:w10="urn:schemas-microsoft-com:office:word" xmlns:w="http://schemas.openxmlformats.org/wordprocessingml/2006/main" xmlns:w14="http://schemas.microsoft.com/office/word/2010/wordml" xmlns:w15="http://schemas.microsoft.com/office/word/2012/wordml" xmlns:w16cex="http://schemas.microsoft.com/office/word/2018/wordml/cex" xmlns:w16cid="http://schemas.microsoft.com/office/word/2016/wordml/cid" xmlns:w16="http://schemas.microsoft.com/office/word/2018/wordml" xmlns:w16sdtdh="http://schemas.microsoft.com/office/word/2020/wordml/sdtdatahash" xmlns:w16se="http://schemas.microsoft.com/office/word/2015/wordml/symex" xmlns:wpg="http://schemas.microsoft.com/office/word/2010/wordprocessingGroup" xmlns:wpi="http://schemas.microsoft.com/office/word/2010/wordprocessingInk" xmlns:wne="http://schemas.microsoft.com/office/word/2006/wordml" xmlns:wps="http://schemas.microsoft.com/office/word/2010/wordprocessingShape" mc:Ignorable="w14 w15 w16se w16cid w16 w16cex w16sdtdh wp14">
+<w:ftr xmlns:wpc="http://schemas.microsoft.com/office/word/2010/wordprocessingCanvas" xmlns:cx="http://schemas.microsoft.com/office/drawing/2014/chartex" xmlns:cx1="http://schemas.microsoft.com/office/drawing/2015/9/8/chartex" xmlns:cx2="http://schemas.microsoft.com/office/drawing/2015/10/21/chartex" xmlns:cx3="http://schemas.microsoft.com/office/drawing/2016/5/9/chartex" xmlns:cx4="http://schemas.microsoft.com/office/drawing/2016/5/10/chartex" xmlns:cx5="http://schemas.microsoft.com/office/drawing/2016/5/11/chartex" xmlns:cx6="http://schemas.microsoft.com/office/drawing/2016/5/12/chartex" xmlns:cx7="http://schemas.microsoft.com/office/drawing/2016/5/13/chartex" xmlns:cx8="http://schemas.microsoft.com/office/drawing/2016/5/14/chartex" xmlns:mc="http://schemas.openxmlformats.org/markup-compatibility/2006" xmlns:aink="http://schemas.microsoft.com/office/drawing/2016/ink" xmlns:am3d="http://schemas.microsoft.com/office/drawing/2017/model3d" xmlns:o="urn:schemas-microsoft-com:office:office" xmlns:r="http://schemas.openxmlformats.org/officeDocument/2006/relationships" xmlns:m="http://schemas.openxmlformats.org/officeDocument/2006/math" xmlns:v="urn:schemas-microsoft-com:vml" xmlns:wp14="http://schemas.microsoft.com/office/word/2010/wordprocessingDrawing" xmlns:wp="http://schemas.openxmlformats.org/drawingml/2006/wordprocessingDrawing" xmlns:w10="urn:schemas-microsoft-com:office:word" xmlns:w="http://schemas.openxmlformats.org/wordprocessingml/2006/main" xmlns:w14="http://schemas.microsoft.com/office/word/2010/wordml" xmlns:w15="http://schemas.microsoft.com/office/word/2012/wordml" xmlns:w16cex="http://schemas.microsoft.com/office/word/2018/wordml/cex" xmlns:w16cid="http://schemas.microsoft.com/office/word/2016/wordml/cid" xmlns:w16="http://schemas.microsoft.com/office/word/2018/wordml" xmlns:w16se="http://schemas.microsoft.com/office/word/2015/wordml/symex" xmlns:wpg="http://schemas.microsoft.com/office/word/2010/wordprocessingGroup" xmlns:wpi="http://schemas.microsoft.com/office/word/2010/wordprocessingInk" xmlns:wne="http://schemas.microsoft.com/office/word/2006/wordml" xmlns:wps="http://schemas.microsoft.com/office/word/2010/wordprocessingShape" mc:Ignorable="w14 w15 w16se w16cid w16 w16cex wp14">
   <w:sdt>
     <w:sdtPr>
       <w:id w:val="-1652829449"/>
@@ -2294,7 +2713,7 @@
 </file>
 
 <file path=word/footnotes.xml><?xml version="1.0" encoding="utf-8"?>
-<w:footnotes xmlns:wpc="http://schemas.microsoft.com/office/word/2010/wordprocessingCanvas" xmlns:cx="http://schemas.microsoft.com/office/drawing/2014/chartex" xmlns:cx1="http://schemas.microsoft.com/office/drawing/2015/9/8/chartex" xmlns:cx2="http://schemas.microsoft.com/office/drawing/2015/10/21/chartex" xmlns:cx3="http://schemas.microsoft.com/office/drawing/2016/5/9/chartex" xmlns:cx4="http://schemas.microsoft.com/office/drawing/2016/5/10/chartex" xmlns:cx5="http://schemas.microsoft.com/office/drawing/2016/5/11/chartex" xmlns:cx6="http://schemas.microsoft.com/office/drawing/2016/5/12/chartex" xmlns:cx7="http://schemas.microsoft.com/office/drawing/2016/5/13/chartex" xmlns:cx8="http://schemas.microsoft.com/office/drawing/2016/5/14/chartex" xmlns:mc="http://schemas.openxmlformats.org/markup-compatibility/2006" xmlns:aink="http://schemas.microsoft.com/office/drawing/2016/ink" xmlns:am3d="http://schemas.microsoft.com/office/drawing/2017/model3d" xmlns:o="urn:schemas-microsoft-com:office:office" xmlns:r="http://schemas.openxmlformats.org/officeDocument/2006/relationships" xmlns:m="http://schemas.openxmlformats.org/officeDocument/2006/math" xmlns:v="urn:schemas-microsoft-com:vml" xmlns:wp14="http://schemas.microsoft.com/office/word/2010/wordprocessingDrawing" xmlns:wp="http://schemas.openxmlformats.org/drawingml/2006/wordprocessingDrawing" xmlns:w10="urn:schemas-microsoft-com:office:word" xmlns:w="http://schemas.openxmlformats.org/wordprocessingml/2006/main" xmlns:w14="http://schemas.microsoft.com/office/word/2010/wordml" xmlns:w15="http://schemas.microsoft.com/office/word/2012/wordml" xmlns:w16cex="http://schemas.microsoft.com/office/word/2018/wordml/cex" xmlns:w16cid="http://schemas.microsoft.com/office/word/2016/wordml/cid" xmlns:w16="http://schemas.microsoft.com/office/word/2018/wordml" xmlns:w16sdtdh="http://schemas.microsoft.com/office/word/2020/wordml/sdtdatahash" xmlns:w16se="http://schemas.microsoft.com/office/word/2015/wordml/symex" xmlns:wpg="http://schemas.microsoft.com/office/word/2010/wordprocessingGroup" xmlns:wpi="http://schemas.microsoft.com/office/word/2010/wordprocessingInk" xmlns:wne="http://schemas.microsoft.com/office/word/2006/wordml" xmlns:wps="http://schemas.microsoft.com/office/word/2010/wordprocessingShape" mc:Ignorable="w14 w15 w16se w16cid w16 w16cex w16sdtdh wp14">
+<w:footnotes xmlns:wpc="http://schemas.microsoft.com/office/word/2010/wordprocessingCanvas" xmlns:cx="http://schemas.microsoft.com/office/drawing/2014/chartex" xmlns:cx1="http://schemas.microsoft.com/office/drawing/2015/9/8/chartex" xmlns:cx2="http://schemas.microsoft.com/office/drawing/2015/10/21/chartex" xmlns:cx3="http://schemas.microsoft.com/office/drawing/2016/5/9/chartex" xmlns:cx4="http://schemas.microsoft.com/office/drawing/2016/5/10/chartex" xmlns:cx5="http://schemas.microsoft.com/office/drawing/2016/5/11/chartex" xmlns:cx6="http://schemas.microsoft.com/office/drawing/2016/5/12/chartex" xmlns:cx7="http://schemas.microsoft.com/office/drawing/2016/5/13/chartex" xmlns:cx8="http://schemas.microsoft.com/office/drawing/2016/5/14/chartex" xmlns:mc="http://schemas.openxmlformats.org/markup-compatibility/2006" xmlns:aink="http://schemas.microsoft.com/office/drawing/2016/ink" xmlns:am3d="http://schemas.microsoft.com/office/drawing/2017/model3d" xmlns:o="urn:schemas-microsoft-com:office:office" xmlns:r="http://schemas.openxmlformats.org/officeDocument/2006/relationships" xmlns:m="http://schemas.openxmlformats.org/officeDocument/2006/math" xmlns:v="urn:schemas-microsoft-com:vml" xmlns:wp14="http://schemas.microsoft.com/office/word/2010/wordprocessingDrawing" xmlns:wp="http://schemas.openxmlformats.org/drawingml/2006/wordprocessingDrawing" xmlns:w10="urn:schemas-microsoft-com:office:word" xmlns:w="http://schemas.openxmlformats.org/wordprocessingml/2006/main" xmlns:w14="http://schemas.microsoft.com/office/word/2010/wordml" xmlns:w15="http://schemas.microsoft.com/office/word/2012/wordml" xmlns:w16cex="http://schemas.microsoft.com/office/word/2018/wordml/cex" xmlns:w16cid="http://schemas.microsoft.com/office/word/2016/wordml/cid" xmlns:w16="http://schemas.microsoft.com/office/word/2018/wordml" xmlns:w16se="http://schemas.microsoft.com/office/word/2015/wordml/symex" xmlns:wpg="http://schemas.microsoft.com/office/word/2010/wordprocessingGroup" xmlns:wpi="http://schemas.microsoft.com/office/word/2010/wordprocessingInk" xmlns:wne="http://schemas.microsoft.com/office/word/2006/wordml" xmlns:wps="http://schemas.microsoft.com/office/word/2010/wordprocessingShape" mc:Ignorable="w14 w15 w16se w16cid w16 w16cex wp14">
   <w:footnote w:type="separator" w:id="-1">
     <w:p>
       <w:pPr>
@@ -2319,7 +2738,7 @@
 </file>
 
 <file path=word/numbering.xml><?xml version="1.0" encoding="utf-8"?>
-<w:numbering xmlns:wpc="http://schemas.microsoft.com/office/word/2010/wordprocessingCanvas" xmlns:cx="http://schemas.microsoft.com/office/drawing/2014/chartex" xmlns:cx1="http://schemas.microsoft.com/office/drawing/2015/9/8/chartex" xmlns:cx2="http://schemas.microsoft.com/office/drawing/2015/10/21/chartex" xmlns:cx3="http://schemas.microsoft.com/office/drawing/2016/5/9/chartex" xmlns:cx4="http://schemas.microsoft.com/office/drawing/2016/5/10/chartex" xmlns:cx5="http://schemas.microsoft.com/office/drawing/2016/5/11/chartex" xmlns:cx6="http://schemas.microsoft.com/office/drawing/2016/5/12/chartex" xmlns:cx7="http://schemas.microsoft.com/office/drawing/2016/5/13/chartex" xmlns:cx8="http://schemas.microsoft.com/office/drawing/2016/5/14/chartex" xmlns:mc="http://schemas.openxmlformats.org/markup-compatibility/2006" xmlns:aink="http://schemas.microsoft.com/office/drawing/2016/ink" xmlns:am3d="http://schemas.microsoft.com/office/drawing/2017/model3d" xmlns:o="urn:schemas-microsoft-com:office:office" xmlns:r="http://schemas.openxmlformats.org/officeDocument/2006/relationships" xmlns:m="http://schemas.openxmlformats.org/officeDocument/2006/math" xmlns:v="urn:schemas-microsoft-com:vml" xmlns:wp14="http://schemas.microsoft.com/office/word/2010/wordprocessingDrawing" xmlns:wp="http://schemas.openxmlformats.org/drawingml/2006/wordprocessingDrawing" xmlns:w10="urn:schemas-microsoft-com:office:word" xmlns:w="http://schemas.openxmlformats.org/wordprocessingml/2006/main" xmlns:w14="http://schemas.microsoft.com/office/word/2010/wordml" xmlns:w15="http://schemas.microsoft.com/office/word/2012/wordml" xmlns:w16cex="http://schemas.microsoft.com/office/word/2018/wordml/cex" xmlns:w16cid="http://schemas.microsoft.com/office/word/2016/wordml/cid" xmlns:w16="http://schemas.microsoft.com/office/word/2018/wordml" xmlns:w16sdtdh="http://schemas.microsoft.com/office/word/2020/wordml/sdtdatahash" xmlns:w16se="http://schemas.microsoft.com/office/word/2015/wordml/symex" xmlns:wpg="http://schemas.microsoft.com/office/word/2010/wordprocessingGroup" xmlns:wpi="http://schemas.microsoft.com/office/word/2010/wordprocessingInk" xmlns:wne="http://schemas.microsoft.com/office/word/2006/wordml" xmlns:wps="http://schemas.microsoft.com/office/word/2010/wordprocessingShape" mc:Ignorable="w14 w15 w16se w16cid w16 w16cex w16sdtdh wp14">
+<w:numbering xmlns:wpc="http://schemas.microsoft.com/office/word/2010/wordprocessingCanvas" xmlns:cx="http://schemas.microsoft.com/office/drawing/2014/chartex" xmlns:cx1="http://schemas.microsoft.com/office/drawing/2015/9/8/chartex" xmlns:cx2="http://schemas.microsoft.com/office/drawing/2015/10/21/chartex" xmlns:cx3="http://schemas.microsoft.com/office/drawing/2016/5/9/chartex" xmlns:cx4="http://schemas.microsoft.com/office/drawing/2016/5/10/chartex" xmlns:cx5="http://schemas.microsoft.com/office/drawing/2016/5/11/chartex" xmlns:cx6="http://schemas.microsoft.com/office/drawing/2016/5/12/chartex" xmlns:cx7="http://schemas.microsoft.com/office/drawing/2016/5/13/chartex" xmlns:cx8="http://schemas.microsoft.com/office/drawing/2016/5/14/chartex" xmlns:mc="http://schemas.openxmlformats.org/markup-compatibility/2006" xmlns:aink="http://schemas.microsoft.com/office/drawing/2016/ink" xmlns:am3d="http://schemas.microsoft.com/office/drawing/2017/model3d" xmlns:o="urn:schemas-microsoft-com:office:office" xmlns:r="http://schemas.openxmlformats.org/officeDocument/2006/relationships" xmlns:m="http://schemas.openxmlformats.org/officeDocument/2006/math" xmlns:v="urn:schemas-microsoft-com:vml" xmlns:wp14="http://schemas.microsoft.com/office/word/2010/wordprocessingDrawing" xmlns:wp="http://schemas.openxmlformats.org/drawingml/2006/wordprocessingDrawing" xmlns:w10="urn:schemas-microsoft-com:office:word" xmlns:w="http://schemas.openxmlformats.org/wordprocessingml/2006/main" xmlns:w14="http://schemas.microsoft.com/office/word/2010/wordml" xmlns:w15="http://schemas.microsoft.com/office/word/2012/wordml" xmlns:w16cex="http://schemas.microsoft.com/office/word/2018/wordml/cex" xmlns:w16cid="http://schemas.microsoft.com/office/word/2016/wordml/cid" xmlns:w16="http://schemas.microsoft.com/office/word/2018/wordml" xmlns:w16se="http://schemas.microsoft.com/office/word/2015/wordml/symex" xmlns:wpg="http://schemas.microsoft.com/office/word/2010/wordprocessingGroup" xmlns:wpi="http://schemas.microsoft.com/office/word/2010/wordprocessingInk" xmlns:wne="http://schemas.microsoft.com/office/word/2006/wordml" xmlns:wps="http://schemas.microsoft.com/office/word/2010/wordprocessingShape" mc:Ignorable="w14 w15 w16se w16cid w16 w16cex wp14">
   <w:abstractNum w:abstractNumId="0" w15:restartNumberingAfterBreak="0">
     <w:nsid w:val="64E443FF"/>
     <w:multiLevelType w:val="hybridMultilevel"/>
@@ -2537,7 +2956,7 @@
 </file>
 
 <file path=word/styles.xml><?xml version="1.0" encoding="utf-8"?>
-<w:styles xmlns:mc="http://schemas.openxmlformats.org/markup-compatibility/2006" xmlns:r="http://schemas.openxmlformats.org/officeDocument/2006/relationships" xmlns:w="http://schemas.openxmlformats.org/wordprocessingml/2006/main" xmlns:w14="http://schemas.microsoft.com/office/word/2010/wordml" xmlns:w15="http://schemas.microsoft.com/office/word/2012/wordml" xmlns:w16cex="http://schemas.microsoft.com/office/word/2018/wordml/cex" xmlns:w16cid="http://schemas.microsoft.com/office/word/2016/wordml/cid" xmlns:w16="http://schemas.microsoft.com/office/word/2018/wordml" xmlns:w16sdtdh="http://schemas.microsoft.com/office/word/2020/wordml/sdtdatahash" xmlns:w16se="http://schemas.microsoft.com/office/word/2015/wordml/symex" mc:Ignorable="w14 w15 w16se w16cid w16 w16cex w16sdtdh">
+<w:styles xmlns:mc="http://schemas.openxmlformats.org/markup-compatibility/2006" xmlns:r="http://schemas.openxmlformats.org/officeDocument/2006/relationships" xmlns:w="http://schemas.openxmlformats.org/wordprocessingml/2006/main" xmlns:w14="http://schemas.microsoft.com/office/word/2010/wordml" xmlns:w15="http://schemas.microsoft.com/office/word/2012/wordml" xmlns:w16cex="http://schemas.microsoft.com/office/word/2018/wordml/cex" xmlns:w16cid="http://schemas.microsoft.com/office/word/2016/wordml/cid" xmlns:w16="http://schemas.microsoft.com/office/word/2018/wordml" xmlns:w16se="http://schemas.microsoft.com/office/word/2015/wordml/symex" mc:Ignorable="w14 w15 w16se w16cid w16 w16cex">
   <w:docDefaults>
     <w:rPrDefault>
       <w:rPr>
@@ -2934,7 +3353,7 @@
   <w:style w:type="paragraph" w:default="1" w:styleId="a">
     <w:name w:val="Normal"/>
     <w:qFormat/>
-    <w:rsid w:val="00481D40"/>
+    <w:rsid w:val="00B5081B"/>
     <w:pPr>
       <w:spacing w:after="0" w:line="360" w:lineRule="auto"/>
       <w:ind w:firstLine="709"/>
@@ -3404,7 +3823,7 @@
 </file>
 
 <file path=customXml/itemProps1.xml><?xml version="1.0" encoding="utf-8"?>
-<ds:datastoreItem xmlns:ds="http://schemas.openxmlformats.org/officeDocument/2006/customXml" ds:itemID="{86DF6453-521E-4750-A734-C2ADF7A8B5B6}">
+<ds:datastoreItem xmlns:ds="http://schemas.openxmlformats.org/officeDocument/2006/customXml" ds:itemID="{3C4D06DC-37F9-4CD7-8399-D33EA50743A4}">
   <ds:schemaRefs>
     <ds:schemaRef ds:uri="http://schemas.openxmlformats.org/officeDocument/2006/bibliography"/>
   </ds:schemaRefs>

--- a/Зыков/Для курсовой/Курсовая_работа_Харченко.К.А_ИС_23-9-1.docx
+++ b/Зыков/Для курсовой/Курсовая_работа_Харченко.К.А_ИС_23-9-1.docx
@@ -4,555 +4,82 @@
   <w:body>
     <w:p>
       <w:pPr>
-        <w:pStyle w:val="1"/>
-      </w:pPr>
-      <w:r>
-        <w:t>СОДЕРЖАНИЕ</w:t>
-      </w:r>
-    </w:p>
-    <w:p>
-      <w:r>
-        <w:fldChar w:fldCharType="begin"/>
-      </w:r>
-      <w:r>
-        <w:instrText xml:space="preserve"> TOC \o "1-2" \h \z \u </w:instrText>
-      </w:r>
-      <w:r>
-        <w:fldChar w:fldCharType="separate"/>
-      </w:r>
-      <w:r>
-        <w:rPr>
+        <w:tabs>
+          <w:tab w:val="left" w:pos="2268"/>
+        </w:tabs>
+        <w:ind w:firstLine="0"/>
+        <w:jc w:val="center"/>
+        <w:rPr>
+          <w:rFonts w:eastAsia="Calibri" w:cs="Times New Roman"/>
           <w:b/>
-          <w:bCs/>
+          <w:sz w:val="20"/>
+          <w:szCs w:val="12"/>
+        </w:rPr>
+      </w:pPr>
+      <w:bookmarkStart w:id="0" w:name="_Toc228629414"/>
+      <w:bookmarkStart w:id="1" w:name="_Hlk213920727"/>
+      <w:r>
+        <w:rPr>
+          <w:rFonts w:eastAsia="Calibri" w:cs="Times New Roman"/>
+          <w:b/>
+          <w:sz w:val="20"/>
+          <w:szCs w:val="12"/>
+        </w:rPr>
+        <w:t>РОССИЙСКАЯ ФЕДЕРАЦИЯ</w:t>
+      </w:r>
+    </w:p>
+    <w:p>
+      <w:pPr>
+        <w:tabs>
+          <w:tab w:val="left" w:pos="2268"/>
+        </w:tabs>
+        <w:ind w:firstLine="0"/>
+        <w:jc w:val="center"/>
+        <w:rPr>
+          <w:rFonts w:eastAsia="Calibri" w:cs="Times New Roman"/>
+          <w:b/>
+          <w:sz w:val="20"/>
+          <w:szCs w:val="12"/>
+        </w:rPr>
+      </w:pPr>
+      <w:r>
+        <w:rPr>
+          <w:rFonts w:eastAsia="Calibri" w:cs="Times New Roman"/>
+          <w:b/>
+          <w:sz w:val="20"/>
+          <w:szCs w:val="12"/>
+        </w:rPr>
+        <w:t>ХАНТЫ-МАНСИЙСКИЙ АВТОНОМНЫЙ ОКРУГ-ЮГРА</w:t>
+      </w:r>
+    </w:p>
+    <w:p>
+      <w:pPr>
+        <w:tabs>
+          <w:tab w:val="left" w:pos="2268"/>
+        </w:tabs>
+        <w:ind w:firstLine="0"/>
+        <w:jc w:val="center"/>
+        <w:rPr>
+          <w:rFonts w:eastAsia="Calibri" w:cs="Times New Roman"/>
+          <w:b/>
+          <w:sz w:val="14"/>
+          <w:szCs w:val="12"/>
+        </w:rPr>
+      </w:pPr>
+      <w:r>
+        <w:rPr>
+          <w:rFonts w:eastAsia="Calibri" w:cs="Times New Roman"/>
+          <w:b/>
           <w:noProof/>
-        </w:rPr>
-        <w:t>Элементы оглавления не найдены.</w:t>
-      </w:r>
-      <w:r>
-        <w:rPr>
-          <w:b/>
-          <w:bCs/>
-          <w:noProof/>
-        </w:rPr>
-        <w:fldChar w:fldCharType="end"/>
-      </w:r>
-    </w:p>
-    <w:p>
-      <w:pPr>
-        <w:spacing w:after="160" w:line="259" w:lineRule="auto"/>
-        <w:ind w:firstLine="0"/>
-        <w:jc w:val="left"/>
-      </w:pPr>
-      <w:r>
-        <w:br w:type="page"/>
-      </w:r>
-    </w:p>
-    <w:p>
-      <w:pPr>
-        <w:pStyle w:val="1"/>
-      </w:pPr>
-      <w:r>
-        <w:lastRenderedPageBreak/>
-        <w:t>ВВЕДЕНИЕ</w:t>
-      </w:r>
-    </w:p>
-    <w:p/>
-    <w:p/>
-    <w:p>
-      <w:r>
-        <w:br w:type="page"/>
-      </w:r>
-    </w:p>
-    <w:p>
-      <w:pPr>
-        <w:pStyle w:val="1"/>
-        <w:ind w:left="709" w:firstLine="0"/>
-      </w:pPr>
-      <w:r>
-        <w:lastRenderedPageBreak/>
-        <w:t xml:space="preserve">ГЛАВА </w:t>
-      </w:r>
-      <w:r>
-        <w:rPr>
-          <w:lang w:val="en-US"/>
-        </w:rPr>
-        <w:t>I</w:t>
-      </w:r>
-      <w:r>
-        <w:t>.</w:t>
-      </w:r>
-      <w:r>
-        <w:t xml:space="preserve"> </w:t>
-      </w:r>
-      <w:r>
-        <w:t>Теоретическая часть.</w:t>
-      </w:r>
-    </w:p>
-    <w:p/>
-    <w:p>
-      <w:pPr>
-        <w:pStyle w:val="2"/>
-        <w:numPr>
-          <w:ilvl w:val="1"/>
-          <w:numId w:val="1"/>
-        </w:numPr>
-        <w:jc w:val="center"/>
-      </w:pPr>
-      <w:r>
-        <w:t>Современные тенденции автоматизации бизнеса боулинга</w:t>
-      </w:r>
-    </w:p>
-    <w:p/>
-    <w:p>
-      <w:r>
-        <w:t>Современный этап развития боулинг-индустрии характеризуется фундаментальным сдвигом от обособленного оказания услуг к формированию целостной цифровой экосистемы развлекательного центра. Автоматизация перестает восприниматься исключительно как инструмент учета и превращается в стратегический ресурс, определяющий способность бизнеса адаптироваться к изменяющимся запросам аудитории, контролировать операционные издержки и наращивать доходность в условиях высокой конкуренции. Ключевым фактором, обеспечивающим эту трансформацию, становится внедрение комплексных программных платформ, способных объединить управление игровым оборудованием, финансовые потоки, складскую логистику и клиентский сервис в едином информационном контуре. Среди таких решений особое место занимает платформа «1</w:t>
-      </w:r>
-      <w:proofErr w:type="gramStart"/>
-      <w:r>
-        <w:t>С:Предприятие</w:t>
-      </w:r>
-      <w:proofErr w:type="gramEnd"/>
-      <w:r>
-        <w:t>», архитектурная гибкость которой позволяет выстроить адаптивную систему управления, отвечающую специфическим потребностям боулинг-центра.</w:t>
-      </w:r>
-    </w:p>
-    <w:p>
-      <w:r>
-        <w:t xml:space="preserve">Одной из определяющих тенденций последних лет выступает организация разрозненных инструментов управления в централизованные облачные или гибридные экосистемы. Если ранее администраторы использовали отдельные приложения для ведения сетки бронирования, кассовые терминалы работали автономно от складского учета, а финансовая отчетность формировалась вручную путем сведения данных из нескольких источников, то сегодня востребованной становится модель единого цифрового пространства. Такая архитектура обеспечивает сквозную прослеживаемость операций: от момента создания заявки на дорожку до фиксации выручки и списания материалов. Для рынка, ориентированного на высокую загрузку в вечерние часы и выходные дни, критически важной становится возможность </w:t>
-      </w:r>
-      <w:r>
-        <w:lastRenderedPageBreak/>
-        <w:t>получения актуальной аналитики в реальном времени. Это позволяет управляющему видеть полную картину занятости дорожек, загрузки кухни и состояния склада без временных задержек, характерных для ручного сбора информации.</w:t>
-      </w:r>
-    </w:p>
-    <w:p>
-      <w:r>
-        <w:t>Не менее значимой тенденцией, во многом продиктованной изменением модели потребительского поведения, является повсеместное внедрение бесконтактных сервисов и механизмов персонализированного взаимодействия с гостем. Современный посетитель боулинг-центра ожидает минимизации временных затрат на рутинные процедуры: ему необходима возможность самостоятельно забронировать дорожку через веб-сайт или мобильное приложение, произвести оплату удобным способом без визита к стойке ресепшена, оформить заказ блюд и напитков непосредственно с игрового места. Реализация этих сценариев требует от информационной системы способности обрабатывать транзакции из различных каналов и синхронизировать их с физическим состоянием оборудования. Одновременно с этим возрастает запрос на индивидуализацию сервиса. Автоматизированный сбор и анализ истории посещений, частоты игр позволяют формировать адресные предложения, которые повышают лояльность аудитории и стимулируют повторные визиты. Речь идет не просто о начислении бонусных баллов, а о гибком динамическом ценообразовании, когда стоимость часа игры может корректироваться в зависимости от текущей загрузки, и о формировании персонализированных пакетных предложений, включающих игровое время. Подобный подход напрямую влияет на увеличение среднего чека и коэффициента возвращаемости гостей, что в условиях насыщенного локального рынка развлечений является одним из немногих устойчивых способов удержания конкурентных позиций.</w:t>
-      </w:r>
-    </w:p>
-    <w:p>
-      <w:r>
-        <w:t xml:space="preserve">На операционном уровне все более отчетливо проявляется тенденция к внедрению предсказуемого технического обслуживания оборудования, основанного на современных технологиях. Специфика боулинг-центра такова, что простой даже одной дорожки вследствие неисправности </w:t>
-      </w:r>
-      <w:proofErr w:type="spellStart"/>
-      <w:r>
-        <w:t>пинсеттера</w:t>
-      </w:r>
-      <w:proofErr w:type="spellEnd"/>
-      <w:r>
-        <w:t xml:space="preserve"> или </w:t>
-      </w:r>
-      <w:r>
-        <w:lastRenderedPageBreak/>
-        <w:t>механизма возврата шаров оборачивается прямыми финансовыми потерями и ухудшением репутации заведения. Традиционная модель реагирования на уже случившуюся поломку уступает место проактивному подходу, при котором ключевые узлы оборудования оснащаются датчиками, фиксирующими параметры вибрации, температурный режим и энергопотребление. Анализ этих данных в режиме реального времени позволяет выявить отклонения, предшествующие отказу, и спланировать ремонтные работы в технологические окна, когда клуб закрыт или загрузка минимальна. Для бизнеса, работающего в условиях значительного износа импортного оборудования и ограниченной доступности сервисных центров, данная тенденция приобретает особую актуальность, позволяя продлить жизненный цикл дорогостоящих механизмов и минимизировать незапланированные остановки.</w:t>
-      </w:r>
-    </w:p>
-    <w:p>
-      <w:r>
-        <w:t xml:space="preserve">Таким образом, обобщение ключевых тенденций позволяет утверждать, что современная автоматизация боулинг-центра представляет собой многомерный процесс, выходящий далеко за пределы элементарного учета. Формирование единой цифровой экосистемы, внедрение бесконтактных и персонализированных сервисов, переход к предиктивному обслуживанию оборудования на базе Интернета вещей и интеграция </w:t>
-      </w:r>
-      <w:r>
-        <w:t xml:space="preserve">интерактивных </w:t>
-      </w:r>
-      <w:r>
-        <w:t>мультимедийных технологий — все эти направления в совокупности определяют облик конкурентоспособного развлекательного комплекса. Выбор технологической платформы, способной обеспечить реализацию всех перечисленных векторов развития, становится стратегическим решением, от которого зависят операционная эффективность, устойчивость к рыночным колебаниям и перспективы долгосрочного роста бизнеса.</w:t>
-      </w:r>
-    </w:p>
-    <w:p/>
-    <w:p>
-      <w:pPr>
-        <w:pStyle w:val="2"/>
-        <w:numPr>
-          <w:ilvl w:val="1"/>
-          <w:numId w:val="1"/>
-        </w:numPr>
-        <w:jc w:val="center"/>
-      </w:pPr>
-      <w:r>
-        <w:t>Бизнес-процессы боулинга</w:t>
-      </w:r>
-    </w:p>
-    <w:p/>
-    <w:p>
-      <w:r>
-        <w:t xml:space="preserve">Бизнес-процессы боулинг-центра отличаются сложной многослойной структурой, в которой тесно переплетаются принципы управления </w:t>
-      </w:r>
-      <w:r>
-        <w:lastRenderedPageBreak/>
-        <w:t>развлекательным объектом, предприятия общественного питания и технической службы. Специфика оказания услуги, при которой основным товаром выступает временной интервал использования специализированного дорогостоящего оборудования, накладывает особые требования к организации внутренних операций. Эффективность функционирования клуба напрямую зависит от того, насколько точно выстроены и синхронизированы между собой все ключевые процедуры, а прозрачность их исполнения служит фундаментом для принятия взвешенных управленческих решений и устойчивого финансового развития.</w:t>
-      </w:r>
-    </w:p>
-    <w:p>
-      <w:r>
-        <w:t xml:space="preserve">Центральное место в операционной деятельности занимает процесс управления игровым временем и бронированием дорожек, который формирует основную воронку дохода от профильной деятельности. Данный процесс запускается в момент поступления запроса от потенциального гостя через различные каналы коммуникации: телефонный звонок, форму на веб-сайте или личное обращение на ресепшен. Сложность его реализации заключается в необходимости оперативного планирования сетки занятости в условиях переменной длительности игровых сессий, выраженной неравномерности спроса с пиковыми нагрузками в вечерние часы и выходные дни, а также периодического проведения турниров и корпоративных мероприятий, бронирующих значительную часть дорожек на продолжительное время. Отсутствие централизованного контроля на данном этапе неизбежно приводит к коллизиям двойного бронирования, необоснованным простоям оборудования или, напротив, образованию очередей и потере лояльности гостей. Непосредственно в момент визита администратор осуществляет регистрацию гостя, оформляет прокат специализированной обуви, активирует игровую сессию в системе подсчета очков и контролирует своевременность завершения игры. Логика данного процесса требует жесткой временной синхронизации: фактическое время начала и окончания использования дорожки должно фиксироваться автоматически, минуя человеческий фактор, что впоследствии ложится в </w:t>
-      </w:r>
-      <w:r>
-        <w:lastRenderedPageBreak/>
-        <w:t>основу корректного начисления стоимости услуги и формирования достоверной отчетности о загрузке.</w:t>
-      </w:r>
-    </w:p>
-    <w:p>
-      <w:r>
-        <w:t>Неразрывно с игровым контуром связан процесс организации питания и обслуживания гостей в зоне кафе-бара, который в современных экономических реалиях часто выступает драйвером прибыльности всего комплекса, превышая по объему выручки доход от аренды дорожек. С операционной точки зрения данный бизнес-процесс строится по классическим канонам индустрии гостеприимства, однако приобретает ряд принципиальных особенностей, обусловленных спецификой боулинга. Ключевым отличием является необходимость жесткой привязки каждого заказа к конкретной игровой дорожке или столу с возможностью ведения депозитных счетов и консолидированной оплаты в момент завершения визита. Официант или бармен, принимая заказ, должен обладать актуальной информацией о статусе дорожки: активна ли игра, какое время осталось до ее окончания, является ли гость участником акционного предложения. Такая интеграция исключает ситуации, когда кухня готовит блюдо для гостя, уже покинувшего клуб, или когда счет выставляется ошибочно на другую дорожку. Процесс также включает в себя технологический цикл производства кулинарной продукции: от приемки сырья на склад до выдачи готового блюда, что требует ведения точного количественного учета ингредиентов и контроля соблюдения рецептур с целью управления себестоимостью и предотвращения нецелевого расхода продуктов.</w:t>
-      </w:r>
-    </w:p>
-    <w:p>
-      <w:r>
-        <w:t xml:space="preserve">Обеспечивающим процессом, уникальным именно для боулинг-индустрии и напрямую влияющим на способность бизнеса генерировать выручку, является техническое обслуживание и ремонт игрового оборудования. В данную категорию попадают как сложные электромеханические узлы, обеспечивающие установку кеглей и возврат шаров, так и специализированные машины для ухода за покрытием дорожек. Коэффициент технической готовности дорожек является критическим показателем эффективности, поскольку простой даже одного игрового места в </w:t>
-      </w:r>
-      <w:r>
-        <w:lastRenderedPageBreak/>
-        <w:t>пиковые часы оборачивается прямыми финансовыми потерями и репутационным ущербом. Структура данного бизнес-процесса включает два взаимодополняющих направления: планово-предупредительные работы и экстренный ремонт. Плановое обслуживание предполагает строгое соблюдение регламентов по нанесению масла на покрытие, что определяет спортивные характеристики игры и долговечность ламелей, а также регулярный осмотр и замену быстроизнашивающихся деталей. Экстренный ремонт, напротив, требует от технической службы способности в минимальные сроки диагностировать неисправность и восстановить работоспособность оборудования, часто в условиях ограниченного доступа к оригинальным запасным частям. С точки зрения учета данный процесс генерирует потребность в ведении номенклатуры технических жидкостей и комплектующих, планировании занятости технического персонала и накоплении статистики отказов для обоснования инвестиций в обновление парка оборудования.</w:t>
-      </w:r>
-    </w:p>
-    <w:p>
-      <w:pPr>
-        <w:rPr>
-          <w:b/>
-        </w:rPr>
-      </w:pPr>
-      <w:r>
-        <w:t>Специфика кадрового состава боулинг-центра предполагает наличие нескольких функциональных групп сотрудников с различными графиками занятости и принципами мотивации: административный персонал, операторы и инструкторы, работники кухни и бара, официанты, технические специалисты. Процесс начисления заработной платы в таких условиях требует гибкой настройки схем расчетов, учитывающих как фиксированные оклады, так и переменные части, зависящие от выполнения планов продаж или качества обслуживания. Параллельно с этим для собственников и управляющих критически важным является процесс формирования управленческой отчетности, отражающей не только агрегированные финансовые результаты, но и детализированные операционные показатели. Анализу подлежат такие метрики, как загрузка каждой дорожки в разрезе часов и дней недели, удельный доход на одного гостя, доля выручки от дополнительных услуг в общем объеме и структура себестоимости блюд.</w:t>
-      </w:r>
-    </w:p>
-    <w:p/>
-    <w:p>
-      <w:pPr>
-        <w:pStyle w:val="2"/>
-        <w:numPr>
-          <w:ilvl w:val="1"/>
-          <w:numId w:val="1"/>
-        </w:numPr>
-        <w:jc w:val="center"/>
-      </w:pPr>
-      <w:r>
-        <w:lastRenderedPageBreak/>
-        <w:t>Обзор платформы 1С: Предприятие и ее возможностей для автоматизации</w:t>
-      </w:r>
-    </w:p>
-    <w:p/>
-    <w:p>
-      <w:r>
-        <w:t>Платформа «1</w:t>
-      </w:r>
-      <w:proofErr w:type="gramStart"/>
-      <w:r>
-        <w:t>С:Предприятие</w:t>
-      </w:r>
-      <w:proofErr w:type="gramEnd"/>
-      <w:r>
-        <w:t>» представляет собой универсальную и гибкую технологическую среду, предназначенную для комплексной автоматизации управления и учета в организациях любого масштаба и профиля деятельности. В её основе лежит концепция единой платформы, на которой разрабатываются и функционируют специализированные прикладные решения (конфигурации), адаптированные под конкретные отраслевые и индивидуальные потребности бизнеса. Такой подход позволяет объединить в рамках одной системы все ключевые бизнес-процессы предприятия, обеспечивая целостность и непротиворечивость данных. Платформа включает в себя не только готовые типовые конфигурации для решения широкого спектра задач, но и мощные инструменты для разработки и доработки функционала, что делает её особенно ценной для предприятий с уникальной спецификой, таких как боулинг-центры.</w:t>
-      </w:r>
-    </w:p>
-    <w:p>
-      <w:r>
-        <w:t>Ключевой особенностью платформы является её открытость и высокая степень адаптивности. В отличие от многих западных ERP-систем, которые часто функционируют по принципу «черного ящика» с закрытой бизнес-логикой, «1</w:t>
-      </w:r>
-      <w:proofErr w:type="gramStart"/>
-      <w:r>
-        <w:t>С:Предприятие</w:t>
-      </w:r>
-      <w:proofErr w:type="gramEnd"/>
-      <w:r>
-        <w:t>» предоставляет возможность гибкой настройки и модификации любого элемента типовой конфигурации. Благодаря встроенному языку программирования и визуальным средствам разработки, специалисты могут дорабатывать существующие модули, создавать новые документы, справочники, отчёты и алгоритмы обработки данных, идеально подстраивая систему под методологию учёта конкретной организации. Это свойство имеет критическое значение для боулинг-центров, где необходимо интегрировать нетиповые процессы, такие как управление бронированием дорожек, синхронизация с системами подсчёта очков и сложный учёт технического обслуживания оборудования.</w:t>
-      </w:r>
-    </w:p>
-    <w:p>
-      <w:r>
-        <w:lastRenderedPageBreak/>
-        <w:t>Важнейшим преимуществом платформы является её способность автоматизировать рутинные операции, что ведёт к значительному повышению эффективности работы персонала. Система берёт на себя выполнение множества задач, которые ранее требовали ручного труда: автоматическое формирование бухгалтерских и налоговых отчётов, расчёт заработной платы с учётом различных схем мотивации, ведение складского учёта и управление закупками. В контексте боулинга это означает, что информация о каждой транзакции, будь то оплата за игру или продажа блюда из кафе, мгновенно отражается в единой базе данных, формируя актуальную управленческую отчётность в реальном времени.</w:t>
-      </w:r>
-    </w:p>
-    <w:p>
-      <w:r>
-        <w:t>Таким образом, выбор «1</w:t>
-      </w:r>
-      <w:proofErr w:type="gramStart"/>
-      <w:r>
-        <w:t>С:Предприятия</w:t>
-      </w:r>
-      <w:proofErr w:type="gramEnd"/>
-      <w:r>
-        <w:t>» в качестве основы для автоматизации боулинг-центра является стратегически обоснованным решением. Платформа не только обеспечивает надёжную основу для ведения всех видов учёта, но и предоставляет неограниченные возможности для адаптации к меняющимся потребностям бизнеса. Её способность объединить управление игровым процессом, ресторанным обслуживанием, складом и финансами в едином информационном пространстве создаёт прочный фундамент для повышения операционной эффективности, контроля издержек и устойчивого роста развлекательного комплекса.</w:t>
-      </w:r>
-    </w:p>
-    <w:p/>
-    <w:p>
-      <w:pPr>
-        <w:pStyle w:val="2"/>
-        <w:numPr>
-          <w:ilvl w:val="1"/>
-          <w:numId w:val="1"/>
-        </w:numPr>
-        <w:jc w:val="center"/>
-      </w:pPr>
-      <w:r>
-        <w:t xml:space="preserve">Ключевые модули информационной системы для </w:t>
-      </w:r>
-      <w:r>
-        <w:t>боулинга</w:t>
-      </w:r>
-    </w:p>
-    <w:p/>
-    <w:p>
-      <w:r>
-        <w:t>Эффективная автоматизация боулинг-центра на базе платформы «1</w:t>
-      </w:r>
-      <w:proofErr w:type="gramStart"/>
-      <w:r>
-        <w:t>С:Предприятие</w:t>
-      </w:r>
-      <w:proofErr w:type="gramEnd"/>
-      <w:r>
-        <w:t xml:space="preserve">» предполагает не развертывание единой монолитной программы, а внедрение комплекса функционально обособленных, но тесно интегрированных между собой модулей. Каждый такой модуль предназначен для оптимизации строго определенного контура операционной деятельности и в совокупности они образуют целостную информационную систему, обеспечивающую сквозное управление всеми бизнес-процессами. Модульная архитектура позволяет масштабировать решение поэтапно, подключая новые </w:t>
-      </w:r>
-      <w:r>
-        <w:lastRenderedPageBreak/>
-        <w:t>функциональные блоки по мере развития клуба или возникновения новых управленческих потребностей, при этом все они функционируют в единой информационной среде, исключая дублирование ввода и гарантируя актуальность данных в режиме реального времени.</w:t>
-      </w:r>
-    </w:p>
-    <w:p>
-      <w:r>
-        <w:t xml:space="preserve">Центральное место в структуре информационной системы занимает модуль управления игровыми дорожками и бронированием, являющийся специфическим именно для данной отрасли и не имеющий прямых аналогов в типовых решениях для других сфер. Данный компонент реализует визуальное планирование занятости дорожек в форме интуитивно понятной временной сетки, на которой администратор в реальном времени видит статус каждой </w:t>
-      </w:r>
-      <w:r>
-        <w:t>дорожки</w:t>
-      </w:r>
-      <w:r>
-        <w:t>: свободна, забронирована, находится в активной игре, временно выведена на техническое обслуживание или отключена. Функционал модуля позволяет создавать бронирования произвольной длительности с привязкой к конкретному посетителю, компании или мероприятию, а также автоматически рассчитывать стоимость игры по гибким тарифным сеткам, учитывающим время суток, день недели, сезонность и категорию гостя. Ключевой особенностью, реализуемой при глубокой интеграции с оборудованием, является автоматическая фиксация фактического времени начала и окончания игры на основании сигналов от системы подсчета очков, что полностью исключает человеческий фактор при определении длительности сессии и формирует достоверную основу для начисления оплаты. Кроме того, данный модуль отвечает за учет и контроль выдачи прокатного инвентаря, в первую очередь специализированной обуви, обеспечивая отслеживание сроков возврата и минимизацию потерь.</w:t>
-      </w:r>
-    </w:p>
-    <w:p>
-      <w:r>
-        <w:t xml:space="preserve">Неразрывно с игровым контуром функционирует модуль ресторанного обслуживания и кассовых операций, реализующий задачи фронт-офиса в соответствии с принципами индустрии гостеприимства. Он объединяет в себе рабочие места различных категорий сотрудников: администратора на стойке ресепшена, бармена за барной стойкой и официантов, обслуживающих гостей непосредственно в зоне дорожек. Данный модуль обеспечивает открытие </w:t>
-      </w:r>
-      <w:r>
-        <w:lastRenderedPageBreak/>
-        <w:t>гостевых счетов, жестко привязанных к игровой дорожке или посадочному месту, прием заказов блюд и напитков с их мгновенной автоматической передачей на кухонный принтер или дисплей повара, а также ведение учета депозитных платежей и авансов. Завершающим этапом является проведение окончательного расчета с гостем с возможностью гибкого разделения счета, применения скидок и списания бонусов. Принципиально важной является логическая связь этого модуля с модулем управления дорожками: информационная система не позволит официанту принять заказ для дорожки, которая в данный момент не активна или находится в состоянии технической остановки, что предотвращает потерю заказов и конфликтные ситуации.</w:t>
-      </w:r>
-    </w:p>
-    <w:p>
-      <w:r>
-        <w:t>Обеспечивающим фундаментом для коммерческой деятельности служит модуль складского учета и управления производством. В сферу его ответственности входит ведение детализированного количественного и суммового учета товарно-материальных ценностей на всех складах предприятия, от продуктового склада кухни и бара до склада хозяйственных принадлежностей и технических жидкостей. Модуль автоматизирует полный цикл движения товаров: оформление поступлений от поставщиков, внутренние перемещения между подразделениями, проведение инвентаризаций и, что особенно важно, автоматическое списание ингредиентов на основании технологических карт в момент продажи блюда через модуль ресторанного обслуживания. Такой подход обеспечивает актуальный учет остатков в реальном времени, позволяет планировать закупки для предотвращения дефицита или образования излишков, а также жестко контролировать соблюдение рецептуры, выявляя возможные отклонения и нецелевое использование продуктов, что напрямую влияет на управление себестоимость</w:t>
-      </w:r>
-      <w:r>
-        <w:t>ю</w:t>
-      </w:r>
-      <w:r>
-        <w:t>.</w:t>
-      </w:r>
-    </w:p>
-    <w:p>
-      <w:r>
-        <w:t xml:space="preserve">Специфика боулинг-центра как объекта, эксплуатирующего сложное и дорогостоящее электромеханическое оборудование, обуславливает необходимость включения в состав информационной системы модуля технического обслуживания и ремонта. Данный компонент ведет </w:t>
-      </w:r>
-      <w:r>
-        <w:lastRenderedPageBreak/>
-        <w:t xml:space="preserve">паспортизацию каждой единицы оборудования с указанием ее технических характеристик, даты ввода в эксплуатацию, наработки в часах и истории всех проведенных сервисных работ. Он позволяет формировать и контролировать исполнение графиков планово-предупредительных ремонтов, регистрировать факты внеплановых остановок и аварийных ремонтов с детальным указанием причин и выполненных действий, а также вести складской учет запасных частей и расходных материалов, специфичных для </w:t>
-      </w:r>
-      <w:proofErr w:type="spellStart"/>
-      <w:r>
-        <w:t>пинсеттеров</w:t>
-      </w:r>
-      <w:proofErr w:type="spellEnd"/>
-      <w:r>
-        <w:t xml:space="preserve"> и машин ухода за покрытием. Аналитические отчеты модуля предоставляют техническому директору объективные данные для оценки надежности оборудования, планирования бюджета на ремонты и обоснования решений о своевременной замене изношенных узлов, что в конечном итоге минимизирует время простоя дорожек и связанные с этим финансовые потери.</w:t>
-      </w:r>
-    </w:p>
-    <w:p>
-      <w:r>
-        <w:t xml:space="preserve">Замыкает комплекс модулей управления персоналом и расчета заработной платы, выполняющий </w:t>
-      </w:r>
-      <w:r>
-        <w:t>одну из самых важных функций</w:t>
-      </w:r>
-      <w:r>
-        <w:t>. Учитывая многочисленность и разнородность должностей в боулинг-центре, от инструкторов и операторов до официантов и технических специалистов, данный модуль должен обладать исключительной гибкостью настроек для реализации различных схем мотивации. Он автоматизирует ведение кадрового учета, формирование табелей рабочего времени с учетом скользящих сменных графиков, а также расчет всех видов начислений и удержаний. Особенностью применения в развлекательной сфере является возможность настройки расчета переменной части вознаграждения в зависимости от выполнения индивидуальных или коллективных планов продаж, а также учета дополнительных сервисных сборов, распределяемых по заданным алгоритмам. Интеграция с финансовым модулем обеспечивает корректное формирование бухгалтерских проводок и отражение затрат на оплату труда в управленческой отчетности в разрезе центров финансовой ответственности, что позволяет объективно оценивать вклад каждого подразделения в общий результат деятельности боулинг-центра.</w:t>
-      </w:r>
-    </w:p>
-    <w:p>
-      <w:r>
-        <w:lastRenderedPageBreak/>
-        <w:t>Таким образом, именно совокупность описанных функциональных модулей, функционирующих на единой платформе «1</w:t>
-      </w:r>
-      <w:proofErr w:type="gramStart"/>
-      <w:r>
-        <w:t>С:Предприятие</w:t>
-      </w:r>
-      <w:proofErr w:type="gramEnd"/>
-      <w:r>
-        <w:t>», формирует полноценную информационную систему управления боулинг-центром, способную обеспечить прозрачность всех операций, повысить контроль над издержками и создать технологическую основу для устойчивого развития бизнеса.</w:t>
-      </w:r>
-    </w:p>
-    <w:p/>
-    <w:p>
-      <w:pPr>
-        <w:pStyle w:val="2"/>
-        <w:numPr>
-          <w:ilvl w:val="1"/>
-          <w:numId w:val="1"/>
-        </w:numPr>
-        <w:jc w:val="center"/>
-      </w:pPr>
-      <w:r>
-        <w:t>Преимущества внедрения информационной системы на основе 1С</w:t>
-      </w:r>
-    </w:p>
-    <w:p/>
-    <w:p>
-      <w:r>
-        <w:t>Внедрение комплексной информационной системы управления боулинг-центром, построенной на технологической платформе «1</w:t>
-      </w:r>
-      <w:proofErr w:type="gramStart"/>
-      <w:r>
-        <w:t>С:Предприятие</w:t>
-      </w:r>
-      <w:proofErr w:type="gramEnd"/>
-      <w:r>
-        <w:t>», представляет собой стратегическое преобразование бизнеса, результаты которого выходят далеко за рамки простой автоматизации рутинных учетных операций. Совокупность преимуществ, получаемых предприятием в результате такого внедрения, затрагивает все аспекты деятельности: от операционной эффективности и финансовой прозрачности до уровня клиентского сервиса и конкурентоспособности на локальном рынке развлечений. Анализ этих преимуществ позволяет обосновать экономическую целесообразность перехода на единую учетную платформу и дает понимание того, какие качественные изменения происходят в управляемости бизнеса после завершения проекта автоматизации.</w:t>
-      </w:r>
-    </w:p>
-    <w:p>
-      <w:r>
-        <w:t xml:space="preserve">Первостепенным и наиболее очевидным преимуществом является формирование единого информационного пространства, устраняющего фрагментацию данных, характерную для неавтоматизированных или частично автоматизированных объектов. В условиях, когда бронирование дорожек ведется в одной программе или журнале, учет продаж бара и кухни осуществляется в автономной кассовой системе, а финансовая отчетность формируется в электронных таблицах, руководство сталкивается с неизбежными задержками в получении актуальной информации, риском </w:t>
-      </w:r>
-      <w:r>
-        <w:lastRenderedPageBreak/>
-        <w:t>ошибок ручного ввода и невозможностью оперативно оценить реальное положение дел. Информационная система на платформе «1</w:t>
-      </w:r>
-      <w:proofErr w:type="gramStart"/>
-      <w:r>
-        <w:t>С:Предприятие</w:t>
-      </w:r>
-      <w:proofErr w:type="gramEnd"/>
-      <w:r>
-        <w:t>» ликвидирует эти разрывы, объединяя модули управления дорожками, ресторанного обслуживания, складского учета и финансового менеджмента в единую базу данных. Следствием такой консолидации становится сквозная прослеживаемость всех хозяйственных операций: от момента бронирования дорожки и принятия заказа до списания продуктов с кухни и отражения выручки в итоговых финансовых результатах. Руководитель получает доступ к актуальной и непротиворечивой информации в режиме реального времени, что кардинально повышает обоснованность и своевременность управленческих решений.</w:t>
-      </w:r>
-    </w:p>
-    <w:p>
-      <w:r>
-        <w:t xml:space="preserve">Вторым важнейшим преимуществом выступает оптимизация операционных издержек и повышение доходности бизнеса за счет автоматизации ключевых бизнес-процессов. Внедрение системы позволяет выявить и минимизировать скрытые финансовые потери, которые в неавтоматизированном клубе часто остаются незамеченными. Прежде всего, синхронизация модуля управления дорожками с игровым оборудованием исключает возможность неучтенной игры или занижения времени сессии, что напрямую увеличивает выручку от основного вида деятельности. Далее, модуль складского учета и калькуляции блюд, работающий в контуре ресторанного обслуживания, обеспечивает жесткий контроль себестоимости кухни и бара. Автоматическое списание ингредиентов строго по технологическим картам в момент продажи блюда позволяет минимизировать нецелевое расходование продуктов, сократить потери от ошибок персонала и предотвратить злоупотребления. Снижение доли продуктовой составляющей в конечной цене блюда даже на несколько процентных пунктов при сохранении объема продаж дает ощутимый прирост чистой прибыли. Кроме того, автоматизация высвобождает временные ресурсы сотрудников, избавляя их от необходимости многократного ручного ввода и сверки данных, что </w:t>
-      </w:r>
-      <w:r>
-        <w:lastRenderedPageBreak/>
-        <w:t>позволяет переориентировать их усилия на непосредственное обслуживание гостей и повышение качества сервиса.</w:t>
-      </w:r>
-    </w:p>
-    <w:p>
-      <w:r>
-        <w:t>Третье неоспоримое преимущество связано с повышением уровня обслуживания и укреплением лояльности гостевой аудитории. Информационная система на базе «1</w:t>
-      </w:r>
-      <w:proofErr w:type="gramStart"/>
-      <w:r>
-        <w:t>С:Предприятие</w:t>
-      </w:r>
-      <w:proofErr w:type="gramEnd"/>
-      <w:r>
-        <w:t xml:space="preserve">» предоставляет инструментарий для персонализированного взаимодействия с посетителями. Благодаря накоплению истории визитов, предпочтений и структуры потребления каждого гостя, сотрудники клуба получают возможность предлагать адресные привилегии и персональные условия, что повышает удовлетворенность от посещения. Внедрение таких технологических сервисов, как онлайн-бронирование, безналичная оплата и возможность заказа блюд непосредственно к дорожке, сокращает время ожидания и устраняет раздражающие факторы, делая визит максимально комфортным. Как следствие, растет показатель </w:t>
-      </w:r>
-      <w:proofErr w:type="spellStart"/>
-      <w:r>
-        <w:t>возвращаемости</w:t>
-      </w:r>
-      <w:proofErr w:type="spellEnd"/>
-      <w:r>
-        <w:t xml:space="preserve"> клиентов и увеличивается средний чек за счет эффективных кросс-продаж, инициируемых системой на основе анализа предпочтений гостя.</w:t>
-      </w:r>
-    </w:p>
-    <w:p>
-      <w:r>
-        <w:t>Нельзя не отметить и такое стратегическое преимущество, как повышение прозрачности управленческого учета и возможность масштабирования решения. Информационная система на платформе «1</w:t>
-      </w:r>
-      <w:proofErr w:type="gramStart"/>
-      <w:r>
-        <w:t>С:Предприятие</w:t>
-      </w:r>
-      <w:proofErr w:type="gramEnd"/>
-      <w:r>
-        <w:t xml:space="preserve">» позволяет формировать детализированную аналитическую отчетность в произвольных разрезах, необходимых для глубокого анализа эффективности бизнеса. Руководитель может оценить загрузку каждой отдельной дорожки по часам и дням недели, рассчитать рентабельность конкретного мероприятия или банкетного обслуживания, определить вклад каждого официанта в продажи дополнительных услуг, проанализировать оборачиваемость складских запасов и эффективность использования оборудования. Такая глубина аналитики дает возможность выявлять скрытые резервы роста, своевременно корректировать ценовую политику и оптимизировать ассортиментную матрицу. Кроме того, модульная архитектура платформы обеспечивает возможность поэтапного внедрения и </w:t>
-      </w:r>
-      <w:r>
-        <w:lastRenderedPageBreak/>
-        <w:t xml:space="preserve">последующего расширения функционала системы по мере развития бизнеса, будь то открытие новых дорожек, запуск дополнительных направлений деятельности или углубление интеграции с внешними сервисами. В сочетании с полным соответствием требованиям бухгалтерского и налогового законодательства, заложенным в основу типовых решений на платформе «1С», это делает выбор данной системы не только технологически оправданным, но и наиболее экономически эффективным решением для автоматизации боулинг-центра в долгосрочной перспективе. </w:t>
-      </w:r>
-    </w:p>
-    <w:p>
-      <w:pPr>
-        <w:spacing w:after="160" w:line="259" w:lineRule="auto"/>
-        <w:ind w:firstLine="0"/>
-        <w:jc w:val="left"/>
-      </w:pPr>
-      <w:r>
-        <w:br w:type="page"/>
-      </w:r>
-    </w:p>
-    <w:p>
-      <w:pPr>
-        <w:pStyle w:val="1"/>
-      </w:pPr>
-      <w:r>
-        <w:lastRenderedPageBreak/>
-        <w:t xml:space="preserve">ГЛАВА </w:t>
-      </w:r>
-      <w:r>
-        <w:rPr>
-          <w:lang w:val="en-US"/>
-        </w:rPr>
-        <w:t>II</w:t>
-      </w:r>
-      <w:r>
-        <w:t>.</w:t>
-      </w:r>
-      <w:r>
-        <w:t xml:space="preserve"> Практическая часть</w:t>
-      </w:r>
-    </w:p>
-    <w:p/>
-    <w:p>
-      <w:pPr>
-        <w:pStyle w:val="2"/>
-        <w:jc w:val="center"/>
-      </w:pPr>
-      <w:r>
-        <w:t>2.1 Проектирование структуры информационной системы</w:t>
-      </w:r>
-    </w:p>
-    <w:p/>
-    <w:p>
-      <w:r>
-        <w:t>Разработка конфигурации для боулинг-клуба началась с проектирования структуры будущей системы на платформе «1</w:t>
-      </w:r>
-      <w:proofErr w:type="gramStart"/>
-      <w:r>
-        <w:t>С:Предприятие</w:t>
-      </w:r>
-      <w:proofErr w:type="gramEnd"/>
-      <w:r>
-        <w:t xml:space="preserve"> 8.3». Целью данного этапа стало выделение основных объектов метаданных, их логической связи и формирование целостной архитектуры, обеспечивающей учет дорожек, клиентов, персонала и полного цикла обслуживания.</w:t>
-      </w:r>
-    </w:p>
-    <w:p>
-      <w:r>
-        <w:t>Первым шагом стало создание подсистемы «Бронирование и учет игры», объединяющей все элементы конфигурации в единый интерфейсный блок. На рисунке 2.1 представлен вид объектов конфигурации после добавления всех необходимых компонентов.</w:t>
-      </w:r>
-    </w:p>
-    <w:p>
-      <w:pPr>
-        <w:jc w:val="center"/>
-      </w:pPr>
-      <w:r>
-        <w:lastRenderedPageBreak/>
-        <w:br/>
-      </w:r>
-      <w:r>
-        <w:rPr>
-          <w:noProof/>
+          <w:sz w:val="14"/>
+          <w:szCs w:val="12"/>
+          <w:lang w:eastAsia="ru-RU"/>
         </w:rPr>
         <w:drawing>
-          <wp:inline distT="0" distB="0" distL="0" distR="0" wp14:anchorId="2D4470B2" wp14:editId="35A43947">
-            <wp:extent cx="2276793" cy="5915851"/>
-            <wp:effectExtent l="0" t="0" r="9525" b="8890"/>
-            <wp:docPr id="13" name="Рисунок 13"/>
+          <wp:inline distT="0" distB="0" distL="0" distR="0" wp14:anchorId="4FF619F4" wp14:editId="2F4E9429">
+            <wp:extent cx="1356360" cy="1181100"/>
+            <wp:effectExtent l="0" t="0" r="0" b="0"/>
+            <wp:docPr id="2" name="Picture 16" descr="Logo 3"/>
             <wp:cNvGraphicFramePr>
               <a:graphicFrameLocks xmlns:a="http://schemas.openxmlformats.org/drawingml/2006/main" noChangeAspect="1"/>
             </wp:cNvGraphicFramePr>
@@ -560,23 +87,27 @@
               <a:graphicData uri="http://schemas.openxmlformats.org/drawingml/2006/picture">
                 <pic:pic xmlns:pic="http://schemas.openxmlformats.org/drawingml/2006/picture">
                   <pic:nvPicPr>
-                    <pic:cNvPr id="1" name=""/>
-                    <pic:cNvPicPr/>
+                    <pic:cNvPr id="0" name="Рисунок 1" descr="Logo 3"/>
+                    <pic:cNvPicPr>
+                      <a:picLocks noChangeAspect="1"/>
+                    </pic:cNvPicPr>
                   </pic:nvPicPr>
-                  <pic:blipFill>
+                  <pic:blipFill rotWithShape="1">
                     <a:blip r:embed="rId8"/>
-                    <a:stretch>
-                      <a:fillRect/>
-                    </a:stretch>
+                    <a:stretch/>
                   </pic:blipFill>
-                  <pic:spPr>
+                  <pic:spPr bwMode="auto">
                     <a:xfrm>
                       <a:off x="0" y="0"/>
-                      <a:ext cx="2276793" cy="5915851"/>
+                      <a:ext cx="1356360" cy="1181099"/>
                     </a:xfrm>
                     <a:prstGeom prst="rect">
                       <a:avLst/>
                     </a:prstGeom>
+                    <a:noFill/>
+                    <a:ln>
+                      <a:noFill/>
+                    </a:ln>
                   </pic:spPr>
                 </pic:pic>
               </a:graphicData>
@@ -584,119 +115,2206 @@
           </wp:inline>
         </w:drawing>
       </w:r>
-      <w:r>
-        <w:rPr>
+    </w:p>
+    <w:p>
+      <w:pPr>
+        <w:tabs>
+          <w:tab w:val="left" w:pos="2268"/>
+        </w:tabs>
+        <w:ind w:firstLine="0"/>
+        <w:jc w:val="center"/>
+        <w:rPr>
+          <w:rFonts w:eastAsia="Calibri" w:cs="Times New Roman"/>
+          <w:b/>
+          <w:sz w:val="20"/>
+          <w:szCs w:val="12"/>
+        </w:rPr>
+      </w:pPr>
+      <w:r>
+        <w:rPr>
+          <w:rFonts w:eastAsia="Calibri" w:cs="Times New Roman"/>
+          <w:b/>
+          <w:sz w:val="20"/>
+          <w:szCs w:val="12"/>
+        </w:rPr>
+        <w:t>АВТОНОМНАЯ НЕКОММЕРЧЕСКАЯ ПРОФЕССИОНАЛЬНАЯ ОБРАЗОВАТЕЛЬНАЯ ОРГАНИЗАЦИЯ</w:t>
+      </w:r>
+    </w:p>
+    <w:p>
+      <w:pPr>
+        <w:tabs>
+          <w:tab w:val="left" w:pos="2268"/>
+        </w:tabs>
+        <w:spacing w:after="160"/>
+        <w:ind w:firstLine="0"/>
+        <w:jc w:val="center"/>
+        <w:rPr>
+          <w:rFonts w:eastAsia="Calibri" w:cs="Times New Roman"/>
+          <w:b/>
+          <w:sz w:val="20"/>
+          <w:szCs w:val="12"/>
+          <w:shd w:val="clear" w:color="auto" w:fill="FFFFFF"/>
+        </w:rPr>
+      </w:pPr>
+      <w:r>
+        <w:rPr>
+          <w:rFonts w:eastAsia="Calibri" w:cs="Times New Roman"/>
+          <w:b/>
+          <w:sz w:val="20"/>
+          <w:szCs w:val="12"/>
+          <w:shd w:val="clear" w:color="auto" w:fill="FFFFFF"/>
+        </w:rPr>
+        <w:t xml:space="preserve"> «СУРГУТСКИЙ ИНСТИТУТ ЭКОНОМИКИ, УПРАВЛЕНИЯ И ПРАВА»</w:t>
+      </w:r>
+    </w:p>
+    <w:p>
+      <w:pPr>
+        <w:ind w:firstLine="0"/>
+        <w:jc w:val="center"/>
+        <w:rPr>
+          <w:rFonts w:cs="Times New Roman"/>
+          <w:szCs w:val="28"/>
+        </w:rPr>
+      </w:pPr>
+      <w:r>
+        <w:rPr>
+          <w:rFonts w:cs="Times New Roman"/>
+          <w:szCs w:val="28"/>
+        </w:rPr>
+        <w:t>09.02.07 Информационные системы и программирование</w:t>
+      </w:r>
+    </w:p>
+    <w:p>
+      <w:pPr>
+        <w:jc w:val="center"/>
+        <w:rPr>
+          <w:rFonts w:cs="Times New Roman"/>
+          <w:sz w:val="44"/>
+        </w:rPr>
+      </w:pPr>
+    </w:p>
+    <w:p>
+      <w:pPr>
+        <w:jc w:val="center"/>
+        <w:rPr>
+          <w:rFonts w:cs="Times New Roman"/>
+          <w:sz w:val="44"/>
+        </w:rPr>
+      </w:pPr>
+    </w:p>
+    <w:p>
+      <w:pPr>
+        <w:ind w:firstLine="0"/>
+        <w:jc w:val="center"/>
+        <w:rPr>
+          <w:rFonts w:cs="Times New Roman"/>
+          <w:bCs/>
+          <w:szCs w:val="28"/>
+        </w:rPr>
+      </w:pPr>
+      <w:r>
+        <w:rPr>
+          <w:rFonts w:cs="Times New Roman"/>
+          <w:bCs/>
+          <w:szCs w:val="28"/>
+        </w:rPr>
+        <w:t>КУРСОВАЯ РАБОТА</w:t>
+      </w:r>
+    </w:p>
+    <w:p>
+      <w:pPr>
+        <w:tabs>
+          <w:tab w:val="left" w:pos="284"/>
+        </w:tabs>
+        <w:ind w:firstLine="0"/>
+        <w:jc w:val="center"/>
+        <w:rPr>
+          <w:rFonts w:cs="Times New Roman"/>
+          <w:bCs/>
+          <w:szCs w:val="28"/>
+        </w:rPr>
+      </w:pPr>
+      <w:r>
+        <w:rPr>
+          <w:rFonts w:cs="Times New Roman"/>
+          <w:szCs w:val="28"/>
+        </w:rPr>
+        <w:t>по дисциплине «МДК.05.02 Разработка кода информационных систем»</w:t>
+      </w:r>
+    </w:p>
+    <w:p>
+      <w:pPr>
+        <w:tabs>
+          <w:tab w:val="left" w:pos="284"/>
+        </w:tabs>
+        <w:ind w:firstLine="0"/>
+        <w:jc w:val="center"/>
+        <w:rPr>
+          <w:rFonts w:cs="Times New Roman"/>
+          <w:bCs/>
+          <w:szCs w:val="28"/>
+          <w:u w:val="single"/>
+        </w:rPr>
+      </w:pPr>
+      <w:r>
+        <w:rPr>
+          <w:rFonts w:cs="Times New Roman"/>
+          <w:bCs/>
+          <w:szCs w:val="28"/>
+        </w:rPr>
+        <w:t>на тему</w:t>
+      </w:r>
+      <w:r>
+        <w:rPr>
+          <w:rFonts w:cs="Times New Roman"/>
+          <w:szCs w:val="28"/>
+          <w14:ligatures w14:val="standardContextual"/>
+        </w:rPr>
+        <w:t> «</w:t>
+      </w:r>
+      <w:r>
+        <w:rPr>
+          <w:rFonts w:cs="Times New Roman"/>
+          <w:szCs w:val="28"/>
+        </w:rPr>
+        <w:t xml:space="preserve">Разработка информационной системы для оптимизации бизнес-процессов </w:t>
+      </w:r>
+      <w:r>
+        <w:rPr>
+          <w:rFonts w:cs="Times New Roman"/>
+          <w:szCs w:val="28"/>
+        </w:rPr>
+        <w:t>боулинга</w:t>
+      </w:r>
+      <w:r>
+        <w:rPr>
+          <w:rFonts w:cs="Times New Roman"/>
+          <w:szCs w:val="28"/>
+        </w:rPr>
+        <w:t xml:space="preserve"> с использованием платформы 1С Предприятие</w:t>
+      </w:r>
+      <w:r>
+        <w:rPr>
+          <w:rFonts w:eastAsia="Calibri" w:cs="Times New Roman"/>
+          <w:b/>
+          <w:szCs w:val="28"/>
+          <w:shd w:val="clear" w:color="auto" w:fill="FFFFFF"/>
+          <w14:ligatures w14:val="standardContextual"/>
+        </w:rPr>
+        <w:t>»</w:t>
+      </w:r>
+    </w:p>
+    <w:p>
+      <w:pPr>
+        <w:tabs>
+          <w:tab w:val="left" w:pos="284"/>
+        </w:tabs>
+        <w:spacing w:line="240" w:lineRule="auto"/>
+        <w:jc w:val="center"/>
+        <w:rPr>
+          <w:rFonts w:cs="Times New Roman"/>
+          <w:bCs/>
+          <w:szCs w:val="28"/>
+        </w:rPr>
+      </w:pPr>
+    </w:p>
+    <w:p>
+      <w:pPr>
+        <w:tabs>
+          <w:tab w:val="left" w:pos="284"/>
+        </w:tabs>
+        <w:spacing w:line="240" w:lineRule="auto"/>
+        <w:jc w:val="center"/>
+        <w:rPr>
+          <w:rFonts w:cs="Times New Roman"/>
+          <w:bCs/>
+          <w:szCs w:val="28"/>
+        </w:rPr>
+      </w:pPr>
+    </w:p>
+    <w:p>
+      <w:pPr>
+        <w:tabs>
+          <w:tab w:val="left" w:pos="284"/>
+        </w:tabs>
+        <w:spacing w:line="240" w:lineRule="auto"/>
+        <w:jc w:val="center"/>
+        <w:rPr>
+          <w:rFonts w:cs="Times New Roman"/>
+          <w:bCs/>
+          <w:szCs w:val="28"/>
+        </w:rPr>
+      </w:pPr>
+    </w:p>
+    <w:p>
+      <w:pPr>
+        <w:tabs>
+          <w:tab w:val="left" w:pos="284"/>
+        </w:tabs>
+        <w:spacing w:line="240" w:lineRule="auto"/>
+        <w:jc w:val="center"/>
+        <w:rPr>
+          <w:rFonts w:cs="Times New Roman"/>
+          <w:bCs/>
+          <w:szCs w:val="28"/>
+        </w:rPr>
+      </w:pPr>
+    </w:p>
+    <w:p>
+      <w:pPr>
+        <w:tabs>
+          <w:tab w:val="left" w:pos="284"/>
+        </w:tabs>
+        <w:spacing w:line="240" w:lineRule="auto"/>
+        <w:jc w:val="center"/>
+        <w:rPr>
+          <w:rFonts w:cs="Times New Roman"/>
+          <w:bCs/>
+          <w:szCs w:val="28"/>
+        </w:rPr>
+      </w:pPr>
+    </w:p>
+    <w:p>
+      <w:pPr>
+        <w:spacing w:line="247" w:lineRule="auto"/>
+        <w:ind w:left="5528" w:right="57" w:firstLine="0"/>
+        <w:rPr>
+          <w:rFonts w:cs="Times New Roman"/>
+          <w:szCs w:val="28"/>
+        </w:rPr>
+      </w:pPr>
+      <w:r>
+        <w:rPr>
+          <w:rFonts w:cs="Times New Roman"/>
+          <w:szCs w:val="28"/>
+        </w:rPr>
+        <w:t xml:space="preserve">Выполнила: </w:t>
+      </w:r>
+      <w:r>
+        <w:rPr>
+          <w:rFonts w:cs="Times New Roman"/>
+          <w:szCs w:val="28"/>
+        </w:rPr>
+        <w:t>Харченко К.А</w:t>
+      </w:r>
+      <w:r>
+        <w:rPr>
+          <w:rFonts w:cs="Times New Roman"/>
+          <w:szCs w:val="28"/>
+        </w:rPr>
+        <w:t xml:space="preserve">. </w:t>
+      </w:r>
+    </w:p>
+    <w:p>
+      <w:pPr>
+        <w:spacing w:line="259" w:lineRule="auto"/>
+        <w:ind w:left="5528" w:right="57" w:firstLine="0"/>
+        <w:rPr>
+          <w:rFonts w:cs="Times New Roman"/>
+          <w:szCs w:val="28"/>
+        </w:rPr>
+      </w:pPr>
+      <w:r>
+        <w:rPr>
+          <w:rFonts w:cs="Times New Roman"/>
+          <w:szCs w:val="28"/>
+        </w:rPr>
+        <w:t>студентка группы ИС</w:t>
+      </w:r>
+      <w:r>
+        <w:rPr>
+          <w:rFonts w:cs="Times New Roman"/>
+          <w:szCs w:val="28"/>
+        </w:rPr>
+        <w:t xml:space="preserve"> </w:t>
+      </w:r>
+      <w:r>
+        <w:rPr>
+          <w:rFonts w:cs="Times New Roman"/>
+          <w:szCs w:val="28"/>
+        </w:rPr>
+        <w:t xml:space="preserve">23/9-1 </w:t>
+      </w:r>
+    </w:p>
+    <w:p>
+      <w:pPr>
+        <w:spacing w:line="259" w:lineRule="auto"/>
+        <w:ind w:left="5528" w:right="57" w:firstLine="0"/>
+        <w:rPr>
+          <w:rFonts w:cs="Times New Roman"/>
+          <w:szCs w:val="28"/>
+        </w:rPr>
+      </w:pPr>
+      <w:r>
+        <w:rPr>
+          <w:rFonts w:cs="Times New Roman"/>
+          <w:szCs w:val="28"/>
+        </w:rPr>
+        <w:t xml:space="preserve">Руководитель: Преподаватель </w:t>
+      </w:r>
+    </w:p>
+    <w:p>
+      <w:pPr>
+        <w:spacing w:line="259" w:lineRule="auto"/>
+        <w:ind w:left="5528" w:right="57" w:firstLine="0"/>
+        <w:rPr>
+          <w:rFonts w:cs="Times New Roman"/>
+          <w:szCs w:val="28"/>
+        </w:rPr>
+      </w:pPr>
+      <w:r>
+        <w:rPr>
+          <w:rFonts w:cs="Times New Roman"/>
+          <w:szCs w:val="28"/>
+        </w:rPr>
+        <w:t>профессиональных дисциплин</w:t>
+      </w:r>
+    </w:p>
+    <w:p>
+      <w:pPr>
+        <w:spacing w:line="259" w:lineRule="auto"/>
+        <w:ind w:left="5528" w:right="57" w:firstLine="0"/>
+        <w:rPr>
+          <w:rFonts w:cs="Times New Roman"/>
+          <w:szCs w:val="28"/>
+        </w:rPr>
+      </w:pPr>
+      <w:r>
+        <w:rPr>
+          <w:rFonts w:cs="Times New Roman"/>
+          <w:szCs w:val="28"/>
+        </w:rPr>
+        <w:t>Зыков М.М.</w:t>
+      </w:r>
+      <w:bookmarkStart w:id="2" w:name="_Hlk214368631"/>
+      <w:r>
+        <w:rPr>
+          <w:rFonts w:cs="Times New Roman"/>
+          <w:szCs w:val="28"/>
+        </w:rPr>
+        <w:t>_____________</w:t>
+      </w:r>
+      <w:bookmarkEnd w:id="2"/>
+    </w:p>
+    <w:p>
+      <w:pPr>
+        <w:spacing w:line="259" w:lineRule="auto"/>
+        <w:ind w:left="5528" w:right="57" w:firstLine="0"/>
+        <w:rPr>
+          <w:rFonts w:cs="Times New Roman"/>
+          <w:szCs w:val="28"/>
+        </w:rPr>
+      </w:pPr>
+      <w:r>
+        <w:rPr>
+          <w:rFonts w:cs="Times New Roman"/>
+          <w:szCs w:val="28"/>
+        </w:rPr>
+        <w:t>Оценка ____________________</w:t>
+      </w:r>
+    </w:p>
+    <w:p>
+      <w:pPr>
+        <w:spacing w:line="259" w:lineRule="auto"/>
+        <w:ind w:left="5528" w:right="57" w:firstLine="0"/>
+        <w:rPr>
+          <w:rFonts w:cs="Times New Roman"/>
+          <w:szCs w:val="28"/>
+        </w:rPr>
+      </w:pPr>
+      <w:r>
+        <w:rPr>
+          <w:rFonts w:cs="Times New Roman"/>
+          <w:szCs w:val="28"/>
+        </w:rPr>
+        <w:t>Подпись ___________________</w:t>
+      </w:r>
+    </w:p>
+    <w:p>
+      <w:pPr>
+        <w:spacing w:line="259" w:lineRule="auto"/>
+        <w:ind w:left="5528" w:right="57" w:firstLine="0"/>
+        <w:rPr>
+          <w:rFonts w:cs="Times New Roman"/>
+          <w:szCs w:val="28"/>
+        </w:rPr>
+      </w:pPr>
+      <w:r>
+        <w:rPr>
+          <w:rFonts w:cs="Times New Roman"/>
+          <w:szCs w:val="28"/>
+        </w:rPr>
+        <w:t>Дата ______________________</w:t>
+      </w:r>
+    </w:p>
+    <w:p>
+      <w:pPr>
+        <w:tabs>
+          <w:tab w:val="left" w:pos="284"/>
+        </w:tabs>
+        <w:spacing w:line="240" w:lineRule="auto"/>
+        <w:jc w:val="center"/>
+        <w:rPr>
+          <w:rFonts w:cs="Times New Roman"/>
+          <w:bCs/>
+          <w:szCs w:val="28"/>
+        </w:rPr>
+      </w:pPr>
+    </w:p>
+    <w:p>
+      <w:pPr>
+        <w:spacing w:line="240" w:lineRule="auto"/>
+        <w:ind w:firstLine="0"/>
+        <w:rPr>
+          <w:rFonts w:cs="Times New Roman"/>
+          <w:bCs/>
+          <w:szCs w:val="28"/>
+        </w:rPr>
+      </w:pPr>
+    </w:p>
+    <w:p>
+      <w:pPr>
+        <w:spacing w:line="240" w:lineRule="auto"/>
+        <w:ind w:firstLine="0"/>
+        <w:rPr>
+          <w:rFonts w:cs="Times New Roman"/>
+          <w:bCs/>
+          <w:szCs w:val="28"/>
+        </w:rPr>
+      </w:pPr>
+    </w:p>
+    <w:p>
+      <w:pPr>
+        <w:spacing w:line="240" w:lineRule="auto"/>
+        <w:ind w:firstLine="0"/>
+        <w:rPr>
+          <w:rFonts w:cs="Times New Roman"/>
+          <w:bCs/>
+          <w:szCs w:val="28"/>
+        </w:rPr>
+      </w:pPr>
+    </w:p>
+    <w:p>
+      <w:pPr>
+        <w:ind w:firstLine="0"/>
+        <w:jc w:val="center"/>
+      </w:pPr>
+      <w:r>
+        <w:rPr>
+          <w:rFonts w:cs="Times New Roman"/>
+          <w:szCs w:val="20"/>
+        </w:rPr>
+        <w:t>Сургут, 202</w:t>
+      </w:r>
+      <w:bookmarkEnd w:id="1"/>
+      <w:r>
+        <w:rPr>
+          <w:rFonts w:cs="Times New Roman"/>
+          <w:szCs w:val="20"/>
+        </w:rPr>
+        <w:t>6</w:t>
+      </w:r>
+      <w:r>
+        <w:br w:type="page" w:clear="all"/>
+      </w:r>
+    </w:p>
+    <w:p>
+      <w:pPr>
+        <w:pStyle w:val="1"/>
+      </w:pPr>
+      <w:bookmarkStart w:id="3" w:name="_Toc228630194"/>
+      <w:r>
+        <w:lastRenderedPageBreak/>
+        <w:t>СОДЕРЖАНИЕ</w:t>
+      </w:r>
+      <w:bookmarkEnd w:id="0"/>
+      <w:bookmarkEnd w:id="3"/>
+    </w:p>
+    <w:p/>
+    <w:p>
+      <w:pPr>
+        <w:pStyle w:val="11"/>
+        <w:rPr>
+          <w:rFonts w:asciiTheme="minorHAnsi" w:eastAsiaTheme="minorEastAsia" w:hAnsiTheme="minorHAnsi"/>
           <w:noProof/>
-        </w:rPr>
+          <w:sz w:val="22"/>
+          <w:lang w:eastAsia="ru-RU"/>
+        </w:rPr>
+      </w:pPr>
+      <w:r>
+        <w:fldChar w:fldCharType="begin"/>
+      </w:r>
+      <w:r>
+        <w:instrText xml:space="preserve"> TOC \o "1-2" \h \z \u </w:instrText>
+      </w:r>
+      <w:r>
+        <w:fldChar w:fldCharType="separate"/>
+      </w:r>
+      <w:hyperlink w:anchor="_Toc228630195" w:history="1">
+        <w:r>
+          <w:rPr>
+            <w:rStyle w:val="a8"/>
+            <w:noProof/>
+          </w:rPr>
+          <w:t>ВВЕДЕНИЕ</w:t>
+        </w:r>
+        <w:r>
+          <w:rPr>
+            <w:noProof/>
+            <w:webHidden/>
+          </w:rPr>
+          <w:tab/>
+        </w:r>
+        <w:r>
+          <w:rPr>
+            <w:noProof/>
+            <w:webHidden/>
+          </w:rPr>
+          <w:fldChar w:fldCharType="begin"/>
+        </w:r>
+        <w:r>
+          <w:rPr>
+            <w:noProof/>
+            <w:webHidden/>
+          </w:rPr>
+          <w:instrText xml:space="preserve"> PAGEREF _Toc228630195 \h </w:instrText>
+        </w:r>
+        <w:r>
+          <w:rPr>
+            <w:noProof/>
+            <w:webHidden/>
+          </w:rPr>
+        </w:r>
+        <w:r>
+          <w:rPr>
+            <w:noProof/>
+            <w:webHidden/>
+          </w:rPr>
+          <w:fldChar w:fldCharType="separate"/>
+        </w:r>
+        <w:r>
+          <w:rPr>
+            <w:noProof/>
+            <w:webHidden/>
+          </w:rPr>
+          <w:t>3</w:t>
+        </w:r>
+        <w:r>
+          <w:rPr>
+            <w:noProof/>
+            <w:webHidden/>
+          </w:rPr>
+          <w:fldChar w:fldCharType="end"/>
+        </w:r>
+      </w:hyperlink>
+    </w:p>
+    <w:p>
+      <w:pPr>
+        <w:pStyle w:val="11"/>
+        <w:rPr>
+          <w:rFonts w:asciiTheme="minorHAnsi" w:eastAsiaTheme="minorEastAsia" w:hAnsiTheme="minorHAnsi"/>
+          <w:noProof/>
+          <w:sz w:val="22"/>
+          <w:lang w:eastAsia="ru-RU"/>
+        </w:rPr>
+      </w:pPr>
+      <w:hyperlink w:anchor="_Toc228630196" w:history="1">
+        <w:r>
+          <w:rPr>
+            <w:rStyle w:val="a8"/>
+            <w:noProof/>
+          </w:rPr>
+          <w:t xml:space="preserve">ГЛАВА </w:t>
+        </w:r>
+        <w:r>
+          <w:rPr>
+            <w:rStyle w:val="a8"/>
+            <w:noProof/>
+            <w:lang w:val="en-US"/>
+          </w:rPr>
+          <w:t>I</w:t>
+        </w:r>
+        <w:r>
+          <w:rPr>
+            <w:rStyle w:val="a8"/>
+            <w:noProof/>
+          </w:rPr>
+          <w:t>. Теоретическая часть.</w:t>
+        </w:r>
+        <w:r>
+          <w:rPr>
+            <w:noProof/>
+            <w:webHidden/>
+          </w:rPr>
+          <w:tab/>
+        </w:r>
+        <w:r>
+          <w:rPr>
+            <w:noProof/>
+            <w:webHidden/>
+          </w:rPr>
+          <w:fldChar w:fldCharType="begin"/>
+        </w:r>
+        <w:r>
+          <w:rPr>
+            <w:noProof/>
+            <w:webHidden/>
+          </w:rPr>
+          <w:instrText xml:space="preserve"> PAGEREF _Toc228630196 \h </w:instrText>
+        </w:r>
+        <w:r>
+          <w:rPr>
+            <w:noProof/>
+            <w:webHidden/>
+          </w:rPr>
+        </w:r>
+        <w:r>
+          <w:rPr>
+            <w:noProof/>
+            <w:webHidden/>
+          </w:rPr>
+          <w:fldChar w:fldCharType="separate"/>
+        </w:r>
+        <w:r>
+          <w:rPr>
+            <w:noProof/>
+            <w:webHidden/>
+          </w:rPr>
+          <w:t>5</w:t>
+        </w:r>
+        <w:r>
+          <w:rPr>
+            <w:noProof/>
+            <w:webHidden/>
+          </w:rPr>
+          <w:fldChar w:fldCharType="end"/>
+        </w:r>
+      </w:hyperlink>
+    </w:p>
+    <w:p>
+      <w:pPr>
+        <w:pStyle w:val="21"/>
+        <w:rPr>
+          <w:rFonts w:asciiTheme="minorHAnsi" w:eastAsiaTheme="minorEastAsia" w:hAnsiTheme="minorHAnsi"/>
+          <w:noProof/>
+          <w:sz w:val="22"/>
+          <w:lang w:eastAsia="ru-RU"/>
+        </w:rPr>
+      </w:pPr>
+      <w:hyperlink w:anchor="_Toc228630197" w:history="1">
+        <w:r>
+          <w:rPr>
+            <w:rStyle w:val="a8"/>
+            <w:noProof/>
+          </w:rPr>
+          <w:t>1.1</w:t>
+        </w:r>
+        <w:r>
+          <w:rPr>
+            <w:rFonts w:asciiTheme="minorHAnsi" w:eastAsiaTheme="minorEastAsia" w:hAnsiTheme="minorHAnsi"/>
+            <w:noProof/>
+            <w:sz w:val="22"/>
+            <w:lang w:eastAsia="ru-RU"/>
+          </w:rPr>
+          <w:tab/>
+        </w:r>
+        <w:r>
+          <w:rPr>
+            <w:rStyle w:val="a8"/>
+            <w:noProof/>
+          </w:rPr>
+          <w:t>Современные тенденции автоматизации бизнеса боулинга</w:t>
+        </w:r>
+        <w:r>
+          <w:rPr>
+            <w:noProof/>
+            <w:webHidden/>
+          </w:rPr>
+          <w:tab/>
+        </w:r>
+        <w:r>
+          <w:rPr>
+            <w:noProof/>
+            <w:webHidden/>
+          </w:rPr>
+          <w:fldChar w:fldCharType="begin"/>
+        </w:r>
+        <w:r>
+          <w:rPr>
+            <w:noProof/>
+            <w:webHidden/>
+          </w:rPr>
+          <w:instrText xml:space="preserve"> PAGEREF _Toc228630197 \h </w:instrText>
+        </w:r>
+        <w:r>
+          <w:rPr>
+            <w:noProof/>
+            <w:webHidden/>
+          </w:rPr>
+        </w:r>
+        <w:r>
+          <w:rPr>
+            <w:noProof/>
+            <w:webHidden/>
+          </w:rPr>
+          <w:fldChar w:fldCharType="separate"/>
+        </w:r>
+        <w:r>
+          <w:rPr>
+            <w:noProof/>
+            <w:webHidden/>
+          </w:rPr>
+          <w:t>5</w:t>
+        </w:r>
+        <w:r>
+          <w:rPr>
+            <w:noProof/>
+            <w:webHidden/>
+          </w:rPr>
+          <w:fldChar w:fldCharType="end"/>
+        </w:r>
+      </w:hyperlink>
+    </w:p>
+    <w:p>
+      <w:pPr>
+        <w:pStyle w:val="21"/>
+        <w:rPr>
+          <w:rFonts w:asciiTheme="minorHAnsi" w:eastAsiaTheme="minorEastAsia" w:hAnsiTheme="minorHAnsi"/>
+          <w:noProof/>
+          <w:sz w:val="22"/>
+          <w:lang w:eastAsia="ru-RU"/>
+        </w:rPr>
+      </w:pPr>
+      <w:hyperlink w:anchor="_Toc228630198" w:history="1">
+        <w:r>
+          <w:rPr>
+            <w:rStyle w:val="a8"/>
+            <w:noProof/>
+          </w:rPr>
+          <w:t>1.2</w:t>
+        </w:r>
+        <w:r>
+          <w:rPr>
+            <w:rFonts w:asciiTheme="minorHAnsi" w:eastAsiaTheme="minorEastAsia" w:hAnsiTheme="minorHAnsi"/>
+            <w:noProof/>
+            <w:sz w:val="22"/>
+            <w:lang w:eastAsia="ru-RU"/>
+          </w:rPr>
+          <w:tab/>
+        </w:r>
+        <w:r>
+          <w:rPr>
+            <w:rStyle w:val="a8"/>
+            <w:noProof/>
+          </w:rPr>
+          <w:t>Бизнес-процессы боулинга</w:t>
+        </w:r>
+        <w:r>
+          <w:rPr>
+            <w:noProof/>
+            <w:webHidden/>
+          </w:rPr>
+          <w:tab/>
+        </w:r>
+        <w:r>
+          <w:rPr>
+            <w:noProof/>
+            <w:webHidden/>
+          </w:rPr>
+          <w:fldChar w:fldCharType="begin"/>
+        </w:r>
+        <w:r>
+          <w:rPr>
+            <w:noProof/>
+            <w:webHidden/>
+          </w:rPr>
+          <w:instrText xml:space="preserve"> PAGEREF _Toc228630198 \h </w:instrText>
+        </w:r>
+        <w:r>
+          <w:rPr>
+            <w:noProof/>
+            <w:webHidden/>
+          </w:rPr>
+        </w:r>
+        <w:r>
+          <w:rPr>
+            <w:noProof/>
+            <w:webHidden/>
+          </w:rPr>
+          <w:fldChar w:fldCharType="separate"/>
+        </w:r>
+        <w:r>
+          <w:rPr>
+            <w:noProof/>
+            <w:webHidden/>
+          </w:rPr>
+          <w:t>8</w:t>
+        </w:r>
+        <w:r>
+          <w:rPr>
+            <w:noProof/>
+            <w:webHidden/>
+          </w:rPr>
+          <w:fldChar w:fldCharType="end"/>
+        </w:r>
+      </w:hyperlink>
+    </w:p>
+    <w:p>
+      <w:pPr>
+        <w:pStyle w:val="21"/>
+        <w:rPr>
+          <w:rFonts w:asciiTheme="minorHAnsi" w:eastAsiaTheme="minorEastAsia" w:hAnsiTheme="minorHAnsi"/>
+          <w:noProof/>
+          <w:sz w:val="22"/>
+          <w:lang w:eastAsia="ru-RU"/>
+        </w:rPr>
+      </w:pPr>
+      <w:hyperlink w:anchor="_Toc228630199" w:history="1">
+        <w:r>
+          <w:rPr>
+            <w:rStyle w:val="a8"/>
+            <w:noProof/>
+          </w:rPr>
+          <w:t>1.3</w:t>
+        </w:r>
+        <w:r>
+          <w:rPr>
+            <w:rFonts w:asciiTheme="minorHAnsi" w:eastAsiaTheme="minorEastAsia" w:hAnsiTheme="minorHAnsi"/>
+            <w:noProof/>
+            <w:sz w:val="22"/>
+            <w:lang w:eastAsia="ru-RU"/>
+          </w:rPr>
+          <w:tab/>
+        </w:r>
+        <w:r>
+          <w:rPr>
+            <w:rStyle w:val="a8"/>
+            <w:noProof/>
+          </w:rPr>
+          <w:t>Обзор платформы и ее возможностей для автоматизации</w:t>
+        </w:r>
+        <w:r>
+          <w:rPr>
+            <w:noProof/>
+            <w:webHidden/>
+          </w:rPr>
+          <w:tab/>
+        </w:r>
+        <w:r>
+          <w:rPr>
+            <w:noProof/>
+            <w:webHidden/>
+          </w:rPr>
+          <w:fldChar w:fldCharType="begin"/>
+        </w:r>
+        <w:r>
+          <w:rPr>
+            <w:noProof/>
+            <w:webHidden/>
+          </w:rPr>
+          <w:instrText xml:space="preserve"> PAGEREF _Toc228630199 \h </w:instrText>
+        </w:r>
+        <w:r>
+          <w:rPr>
+            <w:noProof/>
+            <w:webHidden/>
+          </w:rPr>
+        </w:r>
+        <w:r>
+          <w:rPr>
+            <w:noProof/>
+            <w:webHidden/>
+          </w:rPr>
+          <w:fldChar w:fldCharType="separate"/>
+        </w:r>
+        <w:r>
+          <w:rPr>
+            <w:noProof/>
+            <w:webHidden/>
+          </w:rPr>
+          <w:t>11</w:t>
+        </w:r>
+        <w:r>
+          <w:rPr>
+            <w:noProof/>
+            <w:webHidden/>
+          </w:rPr>
+          <w:fldChar w:fldCharType="end"/>
+        </w:r>
+      </w:hyperlink>
+    </w:p>
+    <w:p>
+      <w:pPr>
+        <w:pStyle w:val="21"/>
+        <w:rPr>
+          <w:rFonts w:asciiTheme="minorHAnsi" w:eastAsiaTheme="minorEastAsia" w:hAnsiTheme="minorHAnsi"/>
+          <w:noProof/>
+          <w:sz w:val="22"/>
+          <w:lang w:eastAsia="ru-RU"/>
+        </w:rPr>
+      </w:pPr>
+      <w:hyperlink w:anchor="_Toc228630200" w:history="1">
+        <w:r>
+          <w:rPr>
+            <w:rStyle w:val="a8"/>
+            <w:noProof/>
+          </w:rPr>
+          <w:t>1.4</w:t>
+        </w:r>
+        <w:r>
+          <w:rPr>
+            <w:rFonts w:asciiTheme="minorHAnsi" w:eastAsiaTheme="minorEastAsia" w:hAnsiTheme="minorHAnsi"/>
+            <w:noProof/>
+            <w:sz w:val="22"/>
+            <w:lang w:eastAsia="ru-RU"/>
+          </w:rPr>
+          <w:tab/>
+        </w:r>
+        <w:r>
+          <w:rPr>
+            <w:rStyle w:val="a8"/>
+            <w:noProof/>
+          </w:rPr>
+          <w:t>Ключевые модули информационной системы для боулинга</w:t>
+        </w:r>
+        <w:r>
+          <w:rPr>
+            <w:noProof/>
+            <w:webHidden/>
+          </w:rPr>
+          <w:tab/>
+        </w:r>
+        <w:r>
+          <w:rPr>
+            <w:noProof/>
+            <w:webHidden/>
+          </w:rPr>
+          <w:fldChar w:fldCharType="begin"/>
+        </w:r>
+        <w:r>
+          <w:rPr>
+            <w:noProof/>
+            <w:webHidden/>
+          </w:rPr>
+          <w:instrText xml:space="preserve"> PAGEREF _Toc228630200 \h </w:instrText>
+        </w:r>
+        <w:r>
+          <w:rPr>
+            <w:noProof/>
+            <w:webHidden/>
+          </w:rPr>
+        </w:r>
+        <w:r>
+          <w:rPr>
+            <w:noProof/>
+            <w:webHidden/>
+          </w:rPr>
+          <w:fldChar w:fldCharType="separate"/>
+        </w:r>
+        <w:r>
+          <w:rPr>
+            <w:noProof/>
+            <w:webHidden/>
+          </w:rPr>
+          <w:t>13</w:t>
+        </w:r>
+        <w:r>
+          <w:rPr>
+            <w:noProof/>
+            <w:webHidden/>
+          </w:rPr>
+          <w:fldChar w:fldCharType="end"/>
+        </w:r>
+      </w:hyperlink>
+    </w:p>
+    <w:p>
+      <w:pPr>
+        <w:pStyle w:val="21"/>
+        <w:rPr>
+          <w:rFonts w:asciiTheme="minorHAnsi" w:eastAsiaTheme="minorEastAsia" w:hAnsiTheme="minorHAnsi"/>
+          <w:noProof/>
+          <w:sz w:val="22"/>
+          <w:lang w:eastAsia="ru-RU"/>
+        </w:rPr>
+      </w:pPr>
+      <w:hyperlink w:anchor="_Toc228630201" w:history="1">
+        <w:r>
+          <w:rPr>
+            <w:rStyle w:val="a8"/>
+            <w:noProof/>
+          </w:rPr>
+          <w:t>1.5</w:t>
+        </w:r>
+        <w:r>
+          <w:rPr>
+            <w:rFonts w:asciiTheme="minorHAnsi" w:eastAsiaTheme="minorEastAsia" w:hAnsiTheme="minorHAnsi"/>
+            <w:noProof/>
+            <w:sz w:val="22"/>
+            <w:lang w:eastAsia="ru-RU"/>
+          </w:rPr>
+          <w:tab/>
+        </w:r>
+        <w:r>
+          <w:rPr>
+            <w:rStyle w:val="a8"/>
+            <w:noProof/>
+          </w:rPr>
+          <w:t>Преимущества внедрения информационной системы на основе 1С</w:t>
+        </w:r>
+        <w:r>
+          <w:rPr>
+            <w:noProof/>
+            <w:webHidden/>
+          </w:rPr>
+          <w:tab/>
+        </w:r>
+        <w:r>
+          <w:rPr>
+            <w:noProof/>
+            <w:webHidden/>
+          </w:rPr>
+          <w:fldChar w:fldCharType="begin"/>
+        </w:r>
+        <w:r>
+          <w:rPr>
+            <w:noProof/>
+            <w:webHidden/>
+          </w:rPr>
+          <w:instrText xml:space="preserve"> PAGEREF _Toc228630201 \h </w:instrText>
+        </w:r>
+        <w:r>
+          <w:rPr>
+            <w:noProof/>
+            <w:webHidden/>
+          </w:rPr>
+        </w:r>
+        <w:r>
+          <w:rPr>
+            <w:noProof/>
+            <w:webHidden/>
+          </w:rPr>
+          <w:fldChar w:fldCharType="separate"/>
+        </w:r>
+        <w:r>
+          <w:rPr>
+            <w:noProof/>
+            <w:webHidden/>
+          </w:rPr>
+          <w:t>16</w:t>
+        </w:r>
+        <w:r>
+          <w:rPr>
+            <w:noProof/>
+            <w:webHidden/>
+          </w:rPr>
+          <w:fldChar w:fldCharType="end"/>
+        </w:r>
+      </w:hyperlink>
+    </w:p>
+    <w:p>
+      <w:pPr>
+        <w:pStyle w:val="11"/>
+        <w:rPr>
+          <w:rFonts w:asciiTheme="minorHAnsi" w:eastAsiaTheme="minorEastAsia" w:hAnsiTheme="minorHAnsi"/>
+          <w:noProof/>
+          <w:sz w:val="22"/>
+          <w:lang w:eastAsia="ru-RU"/>
+        </w:rPr>
+      </w:pPr>
+      <w:hyperlink w:anchor="_Toc228630202" w:history="1">
+        <w:r>
+          <w:rPr>
+            <w:rStyle w:val="a8"/>
+            <w:noProof/>
+          </w:rPr>
+          <w:t xml:space="preserve">ГЛАВА </w:t>
+        </w:r>
+        <w:r>
+          <w:rPr>
+            <w:rStyle w:val="a8"/>
+            <w:noProof/>
+            <w:lang w:val="en-US"/>
+          </w:rPr>
+          <w:t>II</w:t>
+        </w:r>
+        <w:r>
+          <w:rPr>
+            <w:rStyle w:val="a8"/>
+            <w:noProof/>
+          </w:rPr>
+          <w:t>. Практическая часть</w:t>
+        </w:r>
+        <w:r>
+          <w:rPr>
+            <w:noProof/>
+            <w:webHidden/>
+          </w:rPr>
+          <w:tab/>
+        </w:r>
+        <w:r>
+          <w:rPr>
+            <w:noProof/>
+            <w:webHidden/>
+          </w:rPr>
+          <w:fldChar w:fldCharType="begin"/>
+        </w:r>
+        <w:r>
+          <w:rPr>
+            <w:noProof/>
+            <w:webHidden/>
+          </w:rPr>
+          <w:instrText xml:space="preserve"> PAGEREF _Toc228630202 \h </w:instrText>
+        </w:r>
+        <w:r>
+          <w:rPr>
+            <w:noProof/>
+            <w:webHidden/>
+          </w:rPr>
+        </w:r>
+        <w:r>
+          <w:rPr>
+            <w:noProof/>
+            <w:webHidden/>
+          </w:rPr>
+          <w:fldChar w:fldCharType="separate"/>
+        </w:r>
+        <w:r>
+          <w:rPr>
+            <w:noProof/>
+            <w:webHidden/>
+          </w:rPr>
+          <w:t>20</w:t>
+        </w:r>
+        <w:r>
+          <w:rPr>
+            <w:noProof/>
+            <w:webHidden/>
+          </w:rPr>
+          <w:fldChar w:fldCharType="end"/>
+        </w:r>
+      </w:hyperlink>
+    </w:p>
+    <w:p>
+      <w:pPr>
+        <w:pStyle w:val="21"/>
+        <w:rPr>
+          <w:rFonts w:asciiTheme="minorHAnsi" w:eastAsiaTheme="minorEastAsia" w:hAnsiTheme="minorHAnsi"/>
+          <w:noProof/>
+          <w:sz w:val="22"/>
+          <w:lang w:eastAsia="ru-RU"/>
+        </w:rPr>
+      </w:pPr>
+      <w:hyperlink w:anchor="_Toc228630203" w:history="1">
+        <w:r>
+          <w:rPr>
+            <w:rStyle w:val="a8"/>
+            <w:noProof/>
+          </w:rPr>
+          <w:t>2.1 Проектирование структуры информационной системы</w:t>
+        </w:r>
+        <w:r>
+          <w:rPr>
+            <w:noProof/>
+            <w:webHidden/>
+          </w:rPr>
+          <w:tab/>
+        </w:r>
+        <w:r>
+          <w:rPr>
+            <w:noProof/>
+            <w:webHidden/>
+          </w:rPr>
+          <w:fldChar w:fldCharType="begin"/>
+        </w:r>
+        <w:r>
+          <w:rPr>
+            <w:noProof/>
+            <w:webHidden/>
+          </w:rPr>
+          <w:instrText xml:space="preserve"> PAGEREF _Toc228630203 \h </w:instrText>
+        </w:r>
+        <w:r>
+          <w:rPr>
+            <w:noProof/>
+            <w:webHidden/>
+          </w:rPr>
+        </w:r>
+        <w:r>
+          <w:rPr>
+            <w:noProof/>
+            <w:webHidden/>
+          </w:rPr>
+          <w:fldChar w:fldCharType="separate"/>
+        </w:r>
+        <w:r>
+          <w:rPr>
+            <w:noProof/>
+            <w:webHidden/>
+          </w:rPr>
+          <w:t>20</w:t>
+        </w:r>
+        <w:r>
+          <w:rPr>
+            <w:noProof/>
+            <w:webHidden/>
+          </w:rPr>
+          <w:fldChar w:fldCharType="end"/>
+        </w:r>
+      </w:hyperlink>
+    </w:p>
+    <w:p>
+      <w:pPr>
+        <w:pStyle w:val="21"/>
+        <w:rPr>
+          <w:rFonts w:asciiTheme="minorHAnsi" w:eastAsiaTheme="minorEastAsia" w:hAnsiTheme="minorHAnsi"/>
+          <w:noProof/>
+          <w:sz w:val="22"/>
+          <w:lang w:eastAsia="ru-RU"/>
+        </w:rPr>
+      </w:pPr>
+      <w:hyperlink w:anchor="_Toc228630204" w:history="1">
+        <w:r>
+          <w:rPr>
+            <w:rStyle w:val="a8"/>
+            <w:noProof/>
+          </w:rPr>
+          <w:t>2.2 Настройка справочников и классификаторов</w:t>
+        </w:r>
+        <w:r>
+          <w:rPr>
+            <w:noProof/>
+            <w:webHidden/>
+          </w:rPr>
+          <w:tab/>
+        </w:r>
+        <w:r>
+          <w:rPr>
+            <w:noProof/>
+            <w:webHidden/>
+          </w:rPr>
+          <w:fldChar w:fldCharType="begin"/>
+        </w:r>
+        <w:r>
+          <w:rPr>
+            <w:noProof/>
+            <w:webHidden/>
+          </w:rPr>
+          <w:instrText xml:space="preserve"> PAGEREF _Toc228630204 \h </w:instrText>
+        </w:r>
+        <w:r>
+          <w:rPr>
+            <w:noProof/>
+            <w:webHidden/>
+          </w:rPr>
+        </w:r>
+        <w:r>
+          <w:rPr>
+            <w:noProof/>
+            <w:webHidden/>
+          </w:rPr>
+          <w:fldChar w:fldCharType="separate"/>
+        </w:r>
+        <w:r>
+          <w:rPr>
+            <w:noProof/>
+            <w:webHidden/>
+          </w:rPr>
+          <w:t>22</w:t>
+        </w:r>
+        <w:r>
+          <w:rPr>
+            <w:noProof/>
+            <w:webHidden/>
+          </w:rPr>
+          <w:fldChar w:fldCharType="end"/>
+        </w:r>
+      </w:hyperlink>
+    </w:p>
+    <w:p>
+      <w:pPr>
+        <w:pStyle w:val="21"/>
+        <w:rPr>
+          <w:rFonts w:asciiTheme="minorHAnsi" w:eastAsiaTheme="minorEastAsia" w:hAnsiTheme="minorHAnsi"/>
+          <w:noProof/>
+          <w:sz w:val="22"/>
+          <w:lang w:eastAsia="ru-RU"/>
+        </w:rPr>
+      </w:pPr>
+      <w:hyperlink w:anchor="_Toc228630205" w:history="1">
+        <w:r>
+          <w:rPr>
+            <w:rStyle w:val="a8"/>
+            <w:noProof/>
+          </w:rPr>
+          <w:t>2.3 Разработка документооборота и бизнес-логики</w:t>
+        </w:r>
+        <w:r>
+          <w:rPr>
+            <w:noProof/>
+            <w:webHidden/>
+          </w:rPr>
+          <w:tab/>
+        </w:r>
+        <w:r>
+          <w:rPr>
+            <w:noProof/>
+            <w:webHidden/>
+          </w:rPr>
+          <w:fldChar w:fldCharType="begin"/>
+        </w:r>
+        <w:r>
+          <w:rPr>
+            <w:noProof/>
+            <w:webHidden/>
+          </w:rPr>
+          <w:instrText xml:space="preserve"> PAGEREF _Toc228630205 \h </w:instrText>
+        </w:r>
+        <w:r>
+          <w:rPr>
+            <w:noProof/>
+            <w:webHidden/>
+          </w:rPr>
+        </w:r>
+        <w:r>
+          <w:rPr>
+            <w:noProof/>
+            <w:webHidden/>
+          </w:rPr>
+          <w:fldChar w:fldCharType="separate"/>
+        </w:r>
+        <w:r>
+          <w:rPr>
+            <w:noProof/>
+            <w:webHidden/>
+          </w:rPr>
+          <w:t>26</w:t>
+        </w:r>
+        <w:r>
+          <w:rPr>
+            <w:noProof/>
+            <w:webHidden/>
+          </w:rPr>
+          <w:fldChar w:fldCharType="end"/>
+        </w:r>
+      </w:hyperlink>
+    </w:p>
+    <w:p>
+      <w:pPr>
+        <w:pStyle w:val="11"/>
+        <w:rPr>
+          <w:rFonts w:asciiTheme="minorHAnsi" w:eastAsiaTheme="minorEastAsia" w:hAnsiTheme="minorHAnsi"/>
+          <w:noProof/>
+          <w:sz w:val="22"/>
+          <w:lang w:eastAsia="ru-RU"/>
+        </w:rPr>
+      </w:pPr>
+      <w:hyperlink w:anchor="_Toc228630206" w:history="1">
+        <w:r>
+          <w:rPr>
+            <w:rStyle w:val="a8"/>
+            <w:noProof/>
+          </w:rPr>
+          <w:t>2.4 Мониторинг загрузки дорожек</w:t>
+        </w:r>
+        <w:r>
+          <w:rPr>
+            <w:noProof/>
+            <w:webHidden/>
+          </w:rPr>
+          <w:tab/>
+        </w:r>
+        <w:r>
+          <w:rPr>
+            <w:noProof/>
+            <w:webHidden/>
+          </w:rPr>
+          <w:fldChar w:fldCharType="begin"/>
+        </w:r>
+        <w:r>
+          <w:rPr>
+            <w:noProof/>
+            <w:webHidden/>
+          </w:rPr>
+          <w:instrText xml:space="preserve"> PAGEREF _Toc228630206 \h </w:instrText>
+        </w:r>
+        <w:r>
+          <w:rPr>
+            <w:noProof/>
+            <w:webHidden/>
+          </w:rPr>
+        </w:r>
+        <w:r>
+          <w:rPr>
+            <w:noProof/>
+            <w:webHidden/>
+          </w:rPr>
+          <w:fldChar w:fldCharType="separate"/>
+        </w:r>
+        <w:r>
+          <w:rPr>
+            <w:noProof/>
+            <w:webHidden/>
+          </w:rPr>
+          <w:t>34</w:t>
+        </w:r>
+        <w:r>
+          <w:rPr>
+            <w:noProof/>
+            <w:webHidden/>
+          </w:rPr>
+          <w:fldChar w:fldCharType="end"/>
+        </w:r>
+      </w:hyperlink>
+    </w:p>
+    <w:p>
+      <w:pPr>
+        <w:pStyle w:val="11"/>
+        <w:rPr>
+          <w:rFonts w:asciiTheme="minorHAnsi" w:eastAsiaTheme="minorEastAsia" w:hAnsiTheme="minorHAnsi"/>
+          <w:noProof/>
+          <w:sz w:val="22"/>
+          <w:lang w:eastAsia="ru-RU"/>
+        </w:rPr>
+      </w:pPr>
+      <w:r>
+        <w:rPr>
+          <w:noProof/>
+          <w:color w:val="0563C1" w:themeColor="hyperlink"/>
+          <w:u w:val="single"/>
+        </w:rPr>
+        <mc:AlternateContent>
+          <mc:Choice Requires="wps">
+            <w:drawing>
+              <wp:anchor distT="0" distB="0" distL="114300" distR="114300" simplePos="0" relativeHeight="251659264" behindDoc="0" locked="0" layoutInCell="1" allowOverlap="1" wp14:anchorId="74C8DC17" wp14:editId="043ADA6E">
+                <wp:simplePos x="0" y="0"/>
+                <wp:positionH relativeFrom="column">
+                  <wp:posOffset>2996565</wp:posOffset>
+                </wp:positionH>
+                <wp:positionV relativeFrom="paragraph">
+                  <wp:posOffset>3883025</wp:posOffset>
+                </wp:positionV>
+                <wp:extent cx="400050" cy="342900"/>
+                <wp:effectExtent l="0" t="0" r="0" b="0"/>
+                <wp:wrapNone/>
+                <wp:docPr id="19" name="Прямоугольник 19"/>
+                <wp:cNvGraphicFramePr/>
+                <a:graphic xmlns:a="http://schemas.openxmlformats.org/drawingml/2006/main">
+                  <a:graphicData uri="http://schemas.microsoft.com/office/word/2010/wordprocessingShape">
+                    <wps:wsp>
+                      <wps:cNvSpPr/>
+                      <wps:spPr>
+                        <a:xfrm>
+                          <a:off x="0" y="0"/>
+                          <a:ext cx="400050" cy="342900"/>
+                        </a:xfrm>
+                        <a:prstGeom prst="rect">
+                          <a:avLst/>
+                        </a:prstGeom>
+                        <a:solidFill>
+                          <a:schemeClr val="bg1"/>
+                        </a:solidFill>
+                        <a:ln>
+                          <a:noFill/>
+                        </a:ln>
+                      </wps:spPr>
+                      <wps:style>
+                        <a:lnRef idx="2">
+                          <a:schemeClr val="accent1">
+                            <a:shade val="50000"/>
+                          </a:schemeClr>
+                        </a:lnRef>
+                        <a:fillRef idx="1">
+                          <a:schemeClr val="accent1"/>
+                        </a:fillRef>
+                        <a:effectRef idx="0">
+                          <a:schemeClr val="accent1"/>
+                        </a:effectRef>
+                        <a:fontRef idx="minor">
+                          <a:schemeClr val="lt1"/>
+                        </a:fontRef>
+                      </wps:style>
+                      <wps:bodyPr rot="0" spcFirstLastPara="0" vertOverflow="overflow" horzOverflow="overflow" vert="horz" wrap="square" lIns="91440" tIns="45720" rIns="91440" bIns="45720" numCol="1" spcCol="0" rtlCol="0" fromWordArt="0" anchor="ctr" anchorCtr="0" forceAA="0" compatLnSpc="1">
+                        <a:prstTxWarp prst="textNoShape">
+                          <a:avLst/>
+                        </a:prstTxWarp>
+                        <a:noAutofit/>
+                      </wps:bodyPr>
+                    </wps:wsp>
+                  </a:graphicData>
+                </a:graphic>
+              </wp:anchor>
+            </w:drawing>
+          </mc:Choice>
+          <mc:Fallback>
+            <w:pict>
+              <v:rect w14:anchorId="6AFF9499" id="Прямоугольник 19" o:spid="_x0000_s1026" style="position:absolute;margin-left:235.95pt;margin-top:305.75pt;width:31.5pt;height:27pt;z-index:251659264;visibility:visible;mso-wrap-style:square;mso-wrap-distance-left:9pt;mso-wrap-distance-top:0;mso-wrap-distance-right:9pt;mso-wrap-distance-bottom:0;mso-position-horizontal:absolute;mso-position-horizontal-relative:text;mso-position-vertical:absolute;mso-position-vertical-relative:text;v-text-anchor:middle" o:gfxdata="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" fillcolor="white [3212]" stroked="f" strokeweight="1pt"/>
+            </w:pict>
+          </mc:Fallback>
+        </mc:AlternateContent>
+      </w:r>
+      <w:hyperlink w:anchor="_Toc228630207" w:history="1">
+        <w:r>
+          <w:rPr>
+            <w:rStyle w:val="a8"/>
+            <w:noProof/>
+          </w:rPr>
+          <w:t>ЗАКЛЮЧЕНИЕ</w:t>
+        </w:r>
+        <w:r>
+          <w:rPr>
+            <w:noProof/>
+            <w:webHidden/>
+          </w:rPr>
+          <w:tab/>
+        </w:r>
+        <w:r>
+          <w:rPr>
+            <w:noProof/>
+            <w:webHidden/>
+          </w:rPr>
+          <w:fldChar w:fldCharType="begin"/>
+        </w:r>
+        <w:r>
+          <w:rPr>
+            <w:noProof/>
+            <w:webHidden/>
+          </w:rPr>
+          <w:instrText xml:space="preserve"> PAGEREF _Toc228630207 \h </w:instrText>
+        </w:r>
+        <w:r>
+          <w:rPr>
+            <w:noProof/>
+            <w:webHidden/>
+          </w:rPr>
+        </w:r>
+        <w:r>
+          <w:rPr>
+            <w:noProof/>
+            <w:webHidden/>
+          </w:rPr>
+          <w:fldChar w:fldCharType="separate"/>
+        </w:r>
+        <w:r>
+          <w:rPr>
+            <w:noProof/>
+            <w:webHidden/>
+          </w:rPr>
+          <w:t>36</w:t>
+        </w:r>
+        <w:r>
+          <w:rPr>
+            <w:noProof/>
+            <w:webHidden/>
+          </w:rPr>
+          <w:fldChar w:fldCharType="end"/>
+        </w:r>
+      </w:hyperlink>
+      <w:r>
+        <w:fldChar w:fldCharType="end"/>
+      </w:r>
+      <w:r>
+        <w:br w:type="page"/>
+      </w:r>
+    </w:p>
+    <w:p>
+      <w:pPr>
+        <w:pStyle w:val="1"/>
+      </w:pPr>
+      <w:bookmarkStart w:id="4" w:name="_Toc228630195"/>
+      <w:r>
+        <w:lastRenderedPageBreak/>
+        <w:t>ВВЕДЕНИЕ</w:t>
+      </w:r>
+      <w:bookmarkEnd w:id="4"/>
+    </w:p>
+    <w:p/>
+    <w:p>
+      <w:r>
+        <w:t>Современный рынок развлекательных услуг характеризуется высокой динамикой и постоянно растущими требованиями к качеству и скорости обслуживания. Боулинг-клубы, как один из популярных форматов семейного и корпоративного досуга, сталкиваются с необходимостью эффективно управлять ограниченным временным ресурсом игровых дорожек, синхронизировать работу нескольких служб – от ресепшена до кухни и технического персонала – и одновременно обеспечивать персонализированный подход к каждому гостю. Традиционные методы управления, основанные на разрозненных журналах бронирования, автономных кассовых терминалах и интуитивных решениях администраторов, в таких условиях становятся несостоятельными, приводя к коллизиям двойного бронирования, простоям оборудования, ошибкам в расчетах и, как следствие, к потере доходов и лояльности посетителей. В этой связи комплексная автоматизация бизнес-процессов боулинг-центра на базе гибкой и адаптивной платформы приобретает статус ключевого фактора конкурентоспособности.</w:t>
+      </w:r>
+    </w:p>
+    <w:p>
+      <w:r>
+        <w:t>Отечественный рынок программного обеспечения предлагает различные ин</w:t>
+      </w:r>
+      <w:bookmarkStart w:id="5" w:name="_GoBack"/>
+      <w:bookmarkEnd w:id="5"/>
+      <w:r>
+        <w:t xml:space="preserve">струменты для решения учетных задач, </w:t>
+      </w:r>
+      <w:r>
+        <w:t>и один из них это п</w:t>
+      </w:r>
+      <w:r>
+        <w:t>латформа «1С:Предприятие» представляет собой оптимальное решение для такой задачи благодаря мощным встроенным средствам разработки, позволяющим смоделировать и реализовать бизнес-логику любой сложности, обеспечить целостность данных и сформировать единое информационное пространство организации. Совокупность этих факторов обуславливает актуальность темы настоящей курсовой работы, посвященной разработке автоматизированной системы учета деятельности боулинг-клуба.</w:t>
+      </w:r>
+    </w:p>
+    <w:p>
+      <w:r>
+        <w:lastRenderedPageBreak/>
+        <w:t>Объектом исследования является операционная деятельность боулинг-клуба, включающая процессы бронирования дорожек, обслуживания гостей и расчета стоимости услуг.</w:t>
+      </w:r>
+    </w:p>
+    <w:p>
+      <w:r>
+        <w:t>Предметом исследования выступает информационная система на платформе «1</w:t>
+      </w:r>
+      <w:proofErr w:type="gramStart"/>
+      <w:r>
+        <w:t>С:Предприятие</w:t>
+      </w:r>
+      <w:proofErr w:type="gramEnd"/>
+      <w:r>
+        <w:t>», обеспечивающая автоматизацию ключевых бизнес-процессов указанной предметной области.</w:t>
+      </w:r>
+    </w:p>
+    <w:p>
+      <w:r>
+        <w:t>Целью курсовой работы является проектирование и разработка конфигурации на платформе «1</w:t>
+      </w:r>
+      <w:proofErr w:type="gramStart"/>
+      <w:r>
+        <w:t>С:Предприятие</w:t>
+      </w:r>
+      <w:proofErr w:type="gramEnd"/>
+      <w:r>
+        <w:t>» для автоматизации управления бронированием, игровым процессом и расчетами с клиентами в боулинг-клубе.</w:t>
+      </w:r>
+    </w:p>
+    <w:p>
+      <w:r>
+        <w:t>Для достижения поставленной цели необходимо решить следующие задачи:</w:t>
+      </w:r>
+    </w:p>
+    <w:p>
+      <w:pPr>
+        <w:pStyle w:val="a3"/>
+        <w:numPr>
+          <w:ilvl w:val="0"/>
+          <w:numId w:val="3"/>
+        </w:numPr>
+        <w:ind w:left="0" w:firstLine="709"/>
+      </w:pPr>
+      <w:r>
+        <w:t>Изучить современные тенденции автоматизации бизнеса в сфере боулинга и определить ключевые требования к информационной системе.</w:t>
+      </w:r>
+    </w:p>
+    <w:p>
+      <w:pPr>
+        <w:pStyle w:val="a3"/>
+        <w:numPr>
+          <w:ilvl w:val="0"/>
+          <w:numId w:val="3"/>
+        </w:numPr>
+        <w:ind w:left="0" w:firstLine="709"/>
+      </w:pPr>
+      <w:r>
+        <w:t>Проанализировать и формализовать основные бизнес-процессы боулинг-центра, подлежащие автоматизации.</w:t>
+      </w:r>
+    </w:p>
+    <w:p>
+      <w:pPr>
+        <w:pStyle w:val="a3"/>
+        <w:numPr>
+          <w:ilvl w:val="0"/>
+          <w:numId w:val="3"/>
+        </w:numPr>
+        <w:ind w:left="0" w:firstLine="709"/>
+      </w:pPr>
+      <w:r>
+        <w:t>Обосновать выбор технологической платформы и определить состав функциональных модулей системы.</w:t>
+      </w:r>
+    </w:p>
+    <w:p>
+      <w:pPr>
+        <w:pStyle w:val="a3"/>
+        <w:numPr>
+          <w:ilvl w:val="0"/>
+          <w:numId w:val="3"/>
+        </w:numPr>
+        <w:ind w:left="0" w:firstLine="709"/>
+      </w:pPr>
+      <w:r>
+        <w:t>Спроектировать структуру объектов метаданных конфигурации и разработать необходимые справочники, перечисления и классификаторы.</w:t>
+      </w:r>
+    </w:p>
+    <w:p>
+      <w:pPr>
+        <w:pStyle w:val="a3"/>
+        <w:numPr>
+          <w:ilvl w:val="0"/>
+          <w:numId w:val="3"/>
+        </w:numPr>
+        <w:ind w:left="0" w:firstLine="709"/>
+      </w:pPr>
+      <w:r>
+        <w:t>Реализовать документооборот и бизнес-логику системы.</w:t>
+      </w:r>
+    </w:p>
+    <w:p>
+      <w:r>
+        <w:br w:type="page"/>
+      </w:r>
+    </w:p>
+    <w:p>
+      <w:pPr>
+        <w:pStyle w:val="1"/>
+        <w:ind w:left="709" w:firstLine="0"/>
+      </w:pPr>
+      <w:bookmarkStart w:id="6" w:name="_Toc228630196"/>
+      <w:r>
+        <w:lastRenderedPageBreak/>
+        <w:t xml:space="preserve">ГЛАВА </w:t>
+      </w:r>
+      <w:r>
+        <w:rPr>
+          <w:lang w:val="en-US"/>
+        </w:rPr>
+        <w:t>I</w:t>
+      </w:r>
+      <w:r>
+        <w:t>.</w:t>
+      </w:r>
+      <w:r>
         <w:t xml:space="preserve"> </w:t>
       </w:r>
-    </w:p>
-    <w:p>
-      <w:pPr>
+      <w:r>
+        <w:t>Теоретическая часть.</w:t>
+      </w:r>
+      <w:bookmarkEnd w:id="6"/>
+    </w:p>
+    <w:p/>
+    <w:p>
+      <w:pPr>
+        <w:pStyle w:val="2"/>
+        <w:numPr>
+          <w:ilvl w:val="1"/>
+          <w:numId w:val="1"/>
+        </w:numPr>
         <w:jc w:val="center"/>
       </w:pPr>
-      <w:r>
-        <w:t>Рисунок 2.1 – Объекты конфигурации</w:t>
-      </w:r>
-    </w:p>
-    <w:p>
-      <w:r>
-        <w:t>Каждый объект был выбран исходя из его функционального назначения. Перечисления потребовались для хранения фиксированных наборов состояний, что исключает возможность ввода некорректных значений оператором. Справочники Дорожки, Клиенты и Сотрудники стали центральными элементами, хранящими условно-постоянную информацию о ресурсах клуба, посетителях и персонале. Все справочники участвуют в ссылочных связях с документами, что обеспечивает целостность данных и возможность получения детализированной аналитики.</w:t>
-      </w:r>
-    </w:p>
-    <w:p>
+      <w:bookmarkStart w:id="7" w:name="_Toc228630197"/>
+      <w:r>
+        <w:t>Современные тенденции автоматизации бизнеса боулинга</w:t>
+      </w:r>
+      <w:bookmarkEnd w:id="7"/>
+    </w:p>
+    <w:p/>
+    <w:p>
+      <w:r>
+        <w:t>Современный этап развития боулинг-индустрии характеризуется фундаментальным сдвигом от обособленного оказания услуг к формированию целостной цифровой экосистемы развлекательного центра. Автоматизация перестает восприниматься исключительно как инструмент учета и превращается в стратегический ресурс, определяющий способность бизнеса адаптироваться к изменяющимся запросам аудитории, контролировать операционные издержки и наращивать доходность в условиях высокой конкуренции. Ключевым фактором, обеспечивающим эту трансформацию, становится внедрение комплексных программных платформ, способных объединить управление игровым оборудованием, финансовые потоки, складскую логистику и клиентский сервис в едином информационном контуре. Среди таких решений особое место занимает платформа «1</w:t>
+      </w:r>
+      <w:proofErr w:type="gramStart"/>
+      <w:r>
+        <w:t>С:Предприятие</w:t>
+      </w:r>
+      <w:proofErr w:type="gramEnd"/>
+      <w:r>
+        <w:t>», архитектурная гибкость которой позволяет выстроить адаптивную систему управления, отвечающую специфическим потребностям боулинг-центра.</w:t>
+      </w:r>
+    </w:p>
+    <w:p>
+      <w:r>
+        <w:t xml:space="preserve">Одной из определяющих тенденций последних лет выступает организация разрозненных инструментов управления в централизованные облачные или гибридные экосистемы. Если ранее администраторы использовали отдельные приложения для ведения сетки бронирования, кассовые терминалы работали автономно от складского учета, а финансовая отчетность формировалась вручную путем сведения данных из нескольких источников, то сегодня востребованной становится модель единого цифрового пространства. Такая архитектура обеспечивает сквозную прослеживаемость операций: от момента создания заявки на дорожку до фиксации выручки и списания материалов. Для рынка, ориентированного на высокую загрузку в </w:t>
+      </w:r>
       <w:r>
         <w:lastRenderedPageBreak/>
-        <w:t xml:space="preserve">Для отражения хозяйственных операций спроектированы три документа. Документ Бронирование фиксирует намерение клиента занять дорожку на определенное время. Документ </w:t>
-      </w:r>
-      <w:proofErr w:type="spellStart"/>
-      <w:r>
-        <w:t>НачалоИгры</w:t>
-      </w:r>
-      <w:proofErr w:type="spellEnd"/>
-      <w:r>
-        <w:t xml:space="preserve"> вводится на основании брони и фиксирует фактический запуск дорожки. При проведении он меняет статус дорожки на «Занята» и создает запись в регистре с типом «Игра». Документ </w:t>
-      </w:r>
-      <w:proofErr w:type="spellStart"/>
-      <w:r>
-        <w:t>ОкончаниеИгры</w:t>
-      </w:r>
-      <w:proofErr w:type="spellEnd"/>
-      <w:r>
-        <w:t xml:space="preserve"> завершает сессию: заполняется </w:t>
-      </w:r>
-      <w:proofErr w:type="spellStart"/>
-      <w:r>
-        <w:t>ДокументНачало</w:t>
-      </w:r>
-      <w:proofErr w:type="spellEnd"/>
-      <w:r>
-        <w:t xml:space="preserve"> (ссылка на </w:t>
-      </w:r>
-      <w:proofErr w:type="spellStart"/>
-      <w:r>
-        <w:t>НачалоИгры</w:t>
-      </w:r>
-      <w:proofErr w:type="spellEnd"/>
-      <w:r>
-        <w:t xml:space="preserve">), автоматически подтягивает Дорожку и Клиента, вычисляет </w:t>
-      </w:r>
-      <w:proofErr w:type="spellStart"/>
-      <w:r>
-        <w:t>ДлительностьМинут</w:t>
-      </w:r>
-      <w:proofErr w:type="spellEnd"/>
-      <w:r>
-        <w:t xml:space="preserve">, скидку клиента и итоговую </w:t>
-      </w:r>
-      <w:proofErr w:type="spellStart"/>
-      <w:r>
-        <w:t>СуммуКОплате</w:t>
-      </w:r>
-      <w:proofErr w:type="spellEnd"/>
-      <w:r>
-        <w:t xml:space="preserve">, а также закрывает интервал в регистре, проставляя реальное </w:t>
-      </w:r>
-      <w:proofErr w:type="spellStart"/>
-      <w:r>
-        <w:t>ВремяОкончания</w:t>
-      </w:r>
-      <w:proofErr w:type="spellEnd"/>
-      <w:r>
-        <w:t>. Такая организация документооборота позволяет отслеживать полный жизненный цикл обслуживания и формировать прозрачный расчет с клиентом.</w:t>
-      </w:r>
-    </w:p>
-    <w:p>
-      <w:r>
-        <w:t xml:space="preserve">Регистр сведений </w:t>
-      </w:r>
-      <w:proofErr w:type="spellStart"/>
-      <w:r>
-        <w:t>ГрафикЗанятости</w:t>
-      </w:r>
-      <w:proofErr w:type="spellEnd"/>
-      <w:r>
-        <w:t xml:space="preserve"> является независимым и периодическим. Благодаря этому регистру возможна оперативная проверка занятости дорожек в реальном времени, что реализовано в форме бронирования через кнопку «Забронировать» с выполнением запроса. Обработка </w:t>
-      </w:r>
-      <w:r>
-        <w:t>«</w:t>
-      </w:r>
-      <w:proofErr w:type="spellStart"/>
-      <w:r>
-        <w:t>РабочееМестоАдминистратора</w:t>
-      </w:r>
-      <w:proofErr w:type="spellEnd"/>
-      <w:r>
-        <w:t>»</w:t>
-      </w:r>
-      <w:r>
-        <w:t xml:space="preserve"> дополняет систему сервисным инструментом просмотра графика загрузки дорожек на выбранную дату.</w:t>
-      </w:r>
-    </w:p>
-    <w:p>
-      <w:r>
-        <w:t>Спроектированная структура закладывает основу для последующей реализации бизнес-логики, формирования отчетов и обеспечивает необходимую гибкость для масштабирования системы.</w:t>
-      </w:r>
+        <w:t>вечерние часы и выходные дни, критически важной становится возможность получения актуальной аналитики в реальном времени. Это позволяет управляющему видеть полную картину занятости дорожек, загрузки кухни и состояния склада без временных задержек, характерных для ручного сбора информации.</w:t>
+      </w:r>
+    </w:p>
+    <w:p>
+      <w:r>
+        <w:t>Не менее значимой тенденцией, во многом продиктованной изменением модели потребительского поведения, является повсеместное внедрение бесконтактных сервисов и механизмов персонализированного взаимодействия с гостем. Современный посетитель боулинг-центра ожидает минимизации временных затрат на рутинные процедуры: ему необходима возможность самостоятельно забронировать дорожку через веб-сайт или мобильное приложение, произвести оплату удобным способом без визита к стойке ресепшена, оформить заказ блюд и напитков непосредственно с игрового места. Реализация этих сценариев требует от информационной системы способности обрабатывать транзакции из различных каналов и синхронизировать их с физическим состоянием оборудования. Одновременно с этим возрастает запрос на индивидуализацию сервиса. Автоматизированный сбор и анализ истории посещений, частоты игр позволяют формировать адресные предложения, которые повышают лояльность аудитории и стимулируют повторные визиты. Речь идет не просто о начислении бонусных баллов, а о гибком динамическом ценообразовании, когда стоимость часа игры может корректироваться в зависимости от текущей загрузки, и о формировании персонализированных пакетных предложений, включающих игровое время. Подобный подход напрямую влияет на увеличение среднего чека и коэффициента возвращаемости гостей, что в условиях насыщенного локального рынка развлечений является одним из немногих устойчивых способов удержания конкурентных позиций.</w:t>
+      </w:r>
+    </w:p>
+    <w:p>
+      <w:r>
+        <w:t xml:space="preserve">На операционном уровне все более отчетливо проявляется тенденция к внедрению предсказуемого технического обслуживания оборудования, </w:t>
+      </w:r>
+      <w:r>
+        <w:lastRenderedPageBreak/>
+        <w:t xml:space="preserve">основанного на современных технологиях. Специфика боулинг-центра такова, что простой даже одной дорожки вследствие неисправности </w:t>
+      </w:r>
+      <w:proofErr w:type="spellStart"/>
+      <w:r>
+        <w:t>пинсеттера</w:t>
+      </w:r>
+      <w:proofErr w:type="spellEnd"/>
+      <w:r>
+        <w:t xml:space="preserve"> или механизма возврата шаров оборачивается прямыми финансовыми потерями и ухудшением репутации заведения. Традиционная модель реагирования на уже случившуюся поломку уступает место проактивному подходу, при котором ключевые узлы оборудования оснащаются датчиками, фиксирующими параметры вибрации, температурный режим и энергопотребление. Анализ этих данных в режиме реального времени позволяет выявить отклонения, предшествующие отказу, и спланировать ремонтные работы в технологические окна, когда клуб закрыт или загрузка минимальна. Для бизнеса, работающего в условиях значительного износа импортного оборудования и ограниченной доступности сервисных центров, данная тенденция приобретает особую актуальность, позволяя продлить жизненный цикл дорогостоящих механизмов и минимизировать незапланированные остановки.</w:t>
+      </w:r>
+    </w:p>
+    <w:p>
+      <w:r>
+        <w:t xml:space="preserve">Таким образом, обобщение ключевых тенденций позволяет утверждать, что современная автоматизация боулинг-центра представляет собой многомерный процесс, выходящий далеко за пределы элементарного учета. Формирование единой цифровой экосистемы, внедрение бесконтактных и персонализированных сервисов, переход к предиктивному обслуживанию оборудования на базе Интернета вещей и интеграция </w:t>
+      </w:r>
+      <w:r>
+        <w:t xml:space="preserve">интерактивных </w:t>
+      </w:r>
+      <w:r>
+        <w:t>мультимедийных технологий — все эти направления в совокупности определяют облик конкурентоспособного развлекательного комплекса. Выбор технологической платформы, способной обеспечить реализацию всех перечисленных векторов развития, становится стратегическим решением, от которого зависят операционная эффективность, устойчивость к рыночным колебаниям и перспективы долгосрочного роста бизнеса.</w:t>
+      </w:r>
+    </w:p>
+    <w:p/>
+    <w:p>
+      <w:pPr>
+        <w:pStyle w:val="2"/>
+        <w:numPr>
+          <w:ilvl w:val="1"/>
+          <w:numId w:val="1"/>
+        </w:numPr>
+        <w:jc w:val="center"/>
+      </w:pPr>
+      <w:bookmarkStart w:id="8" w:name="_Toc228630198"/>
+      <w:r>
+        <w:lastRenderedPageBreak/>
+        <w:t>Бизнес-процессы боулинга</w:t>
+      </w:r>
+      <w:bookmarkEnd w:id="8"/>
+    </w:p>
+    <w:p/>
+    <w:p>
+      <w:r>
+        <w:t>Бизнес-процессы боулинг-центра отличаются сложной многослойной структурой, в которой тесно переплетаются принципы управления развлекательным объектом, предприятия общественного питания и технической службы. Специфика оказания услуги, при которой основным товаром выступает временной интервал использования специализированного дорогостоящего оборудования, накладывает особые требования к организации внутренних операций. Эффективность функционирования клуба напрямую зависит от того, насколько точно выстроены и синхронизированы между собой все ключевые процедуры, а прозрачность их исполнения служит фундаментом для принятия взвешенных управленческих решений и устойчивого финансового развития.</w:t>
+      </w:r>
+    </w:p>
+    <w:p>
+      <w:r>
+        <w:t xml:space="preserve">Центральное место в операционной деятельности занимает процесс управления игровым временем и бронированием дорожек, который формирует основную воронку дохода от профильной деятельности. Данный процесс запускается в момент поступления запроса от потенциального гостя через различные каналы коммуникации: телефонный звонок, форму на веб-сайте или личное обращение на ресепшен. Сложность его реализации заключается в необходимости оперативного планирования сетки занятости в условиях переменной длительности игровых сессий, выраженной неравномерности спроса с пиковыми нагрузками в вечерние часы и выходные дни, а также периодического проведения турниров и корпоративных мероприятий, бронирующих значительную часть дорожек на продолжительное время. Отсутствие централизованного контроля на данном этапе неизбежно приводит к коллизиям двойного бронирования, необоснованным простоям оборудования или, напротив, образованию очередей и потере лояльности гостей. Непосредственно в момент визита администратор осуществляет регистрацию гостя, оформляет прокат </w:t>
+      </w:r>
+      <w:r>
+        <w:lastRenderedPageBreak/>
+        <w:t>специализированной обуви, активирует игровую сессию в системе подсчета очков и контролирует своевременность завершения игры. Логика данного процесса требует жесткой временной синхронизации: фактическое время начала и окончания использования дорожки должно фиксироваться автоматически, минуя человеческий фактор, что впоследствии ложится в основу корректного начисления стоимости услуги и формирования достоверной отчетности о загрузке.</w:t>
+      </w:r>
+    </w:p>
+    <w:p>
+      <w:r>
+        <w:t>Неразрывно с игровым контуром связан процесс организации питания и обслуживания гостей в зоне кафе-бара, который в современных экономических реалиях часто выступает драйвером прибыльности всего комплекса, превышая по объему выручки доход от аренды дорожек. С операционной точки зрения данный бизнес-процесс строится по классическим канонам индустрии гостеприимства, однако приобретает ряд принципиальных особенностей, обусловленных спецификой боулинга. Ключевым отличием является необходимость жесткой привязки каждого заказа к конкретной игровой дорожке или столу с возможностью ведения депозитных счетов и консолидированной оплаты в момент завершения визита. Официант или бармен, принимая заказ, должен обладать актуальной информацией о статусе дорожки: активна ли игра, какое время осталось до ее окончания, является ли гость участником акционного предложения. Такая интеграция исключает ситуации, когда кухня готовит блюдо для гостя, уже покинувшего клуб, или когда счет выставляется ошибочно на другую дорожку. Процесс также включает в себя технологический цикл производства кулинарной продукции: от приемки сырья на склад до выдачи готового блюда, что требует ведения точного количественного учета ингредиентов и контроля соблюдения рецептур с целью управления себестоимостью и предотвращения нецелевого расхода продуктов.</w:t>
+      </w:r>
+    </w:p>
+    <w:p>
+      <w:r>
+        <w:t xml:space="preserve">Обеспечивающим процессом, уникальным именно для боулинг-индустрии и напрямую влияющим на способность бизнеса генерировать </w:t>
+      </w:r>
+      <w:r>
+        <w:lastRenderedPageBreak/>
+        <w:t>выручку, является техническое обслуживание и ремонт игрового оборудования. В данную категорию попадают как сложные электромеханические узлы, обеспечивающие установку кеглей и возврат шаров, так и специализированные машины для ухода за покрытием дорожек. Коэффициент технической готовности дорожек является критическим показателем эффективности, поскольку простой даже одного игрового места в пиковые часы оборачивается прямыми финансовыми потерями и репутационным ущербом. Структура данного бизнес-процесса включает два взаимодополняющих направления: планово-предупредительные работы и экстренный ремонт. Плановое обслуживание предполагает строгое соблюдение регламентов по нанесению масла на покрытие, что определяет спортивные характеристики игры и долговечность ламелей, а также регулярный осмотр и замену быстроизнашивающихся деталей. Экстренный ремонт, напротив, требует от технической службы способности в минимальные сроки диагностировать неисправность и восстановить работоспособность оборудования, часто в условиях ограниченного доступа к оригинальным запасным частям. С точки зрения учета данный процесс генерирует потребность в ведении номенклатуры технических жидкостей и комплектующих, планировании занятости технического персонала и накоплении статистики отказов для обоснования инвестиций в обновление парка оборудования.</w:t>
+      </w:r>
+    </w:p>
+    <w:p>
+      <w:pPr>
+        <w:rPr>
+          <w:b/>
+        </w:rPr>
+      </w:pPr>
+      <w:r>
+        <w:t xml:space="preserve">Специфика кадрового состава боулинг-центра предполагает наличие нескольких функциональных групп сотрудников с различными графиками занятости и принципами мотивации: административный персонал, операторы и инструкторы, работники кухни и бара, официанты, технические специалисты. Процесс начисления заработной платы в таких условиях требует гибкой настройки схем расчетов, учитывающих как фиксированные оклады, так и переменные части, зависящие от выполнения планов продаж или качества обслуживания. Параллельно с этим для собственников и </w:t>
+      </w:r>
+      <w:r>
+        <w:lastRenderedPageBreak/>
+        <w:t>управляющих критически важным является процесс формирования управленческой отчетности, отражающей не только агрегированные финансовые результаты, но и детализированные операционные показатели. Анализу подлежат такие метрики, как загрузка каждой дорожки в разрезе часов и дней недели, удельный доход на одного гостя, доля выручки от дополнительных услуг в общем объеме и структура себестоимости блюд.</w:t>
+      </w:r>
+    </w:p>
+    <w:p/>
+    <w:p>
+      <w:pPr>
+        <w:pStyle w:val="2"/>
+        <w:numPr>
+          <w:ilvl w:val="1"/>
+          <w:numId w:val="1"/>
+        </w:numPr>
+        <w:jc w:val="center"/>
+      </w:pPr>
+      <w:bookmarkStart w:id="9" w:name="_Toc228630199"/>
+      <w:r>
+        <w:t>Обзор платформы и ее возможностей для автоматизации</w:t>
+      </w:r>
+      <w:bookmarkEnd w:id="9"/>
+    </w:p>
+    <w:p/>
+    <w:p>
+      <w:r>
+        <w:t>Платформа «1</w:t>
+      </w:r>
+      <w:proofErr w:type="gramStart"/>
+      <w:r>
+        <w:t>С:Предприятие</w:t>
+      </w:r>
+      <w:proofErr w:type="gramEnd"/>
+      <w:r>
+        <w:t>» представляет собой универсальную и гибкую технологическую среду, предназначенную для комплексной автоматизации управления и учета в организациях любого масштаба и профиля деятельности. В её основе лежит концепция единой платформы, на которой разрабатываются и функционируют специализированные прикладные решения (конфигурации), адаптированные под конкретные отраслевые и индивидуальные потребности бизнеса. Такой подход позволяет объединить в рамках одной системы все ключевые бизнес-процессы предприятия, обеспечивая целостность и непротиворечивость данных. Платформа включает в себя не только готовые типовые конфигурации для решения широкого спектра задач, но и мощные инструменты для разработки и доработки функционала, что делает её особенно ценной для предприятий с уникальной спецификой, таких как боулинг-центры.</w:t>
+      </w:r>
+    </w:p>
+    <w:p>
+      <w:r>
+        <w:t>Ключевой особенностью платформы является её открытость и высокая степень адаптивности. В отличие от многих западных ERP-систем, которые часто функционируют по принципу «черного ящика» с закрытой бизнес-логикой, «1</w:t>
+      </w:r>
+      <w:proofErr w:type="gramStart"/>
+      <w:r>
+        <w:t>С:Предприятие</w:t>
+      </w:r>
+      <w:proofErr w:type="gramEnd"/>
+      <w:r>
+        <w:t xml:space="preserve">» предоставляет возможность гибкой настройки и модификации любого элемента типовой конфигурации. Благодаря встроенному языку программирования и визуальным средствам разработки, специалисты могут дорабатывать существующие модули, создавать новые </w:t>
+      </w:r>
+      <w:r>
+        <w:lastRenderedPageBreak/>
+        <w:t>документы, справочники, отчёты и алгоритмы обработки данных, идеально подстраивая систему под методологию учёта конкретной организации. Это свойство имеет критическое значение для боулинг-центров, где необходимо интегрировать нетиповые процессы, такие как управление бронированием дорожек, синхронизация с системами подсчёта очков и сложный учёт технического обслуживания оборудования.</w:t>
+      </w:r>
+    </w:p>
+    <w:p>
+      <w:r>
+        <w:t>Важнейшим преимуществом платформы является её способность автоматизировать рутинные операции, что ведёт к значительному повышению эффективности работы персонала. Система берёт на себя выполнение множества задач, которые ранее требовали ручного труда: автоматическое формирование бухгалтерских и налоговых отчётов, расчёт заработной платы с учётом различных схем мотивации, ведение складского учёта и управление закупками. В контексте боулинга это означает, что информация о каждой транзакции, будь то оплата за игру или продажа блюда из кафе, мгновенно отражается в единой базе данных, формируя актуальную управленческую отчётность в реальном времени.</w:t>
+      </w:r>
+    </w:p>
+    <w:p>
+      <w:r>
+        <w:t>Таким образом, выбор «1</w:t>
+      </w:r>
+      <w:proofErr w:type="gramStart"/>
+      <w:r>
+        <w:t>С:Предприятия</w:t>
+      </w:r>
+      <w:proofErr w:type="gramEnd"/>
+      <w:r>
+        <w:t>» в качестве основы для автоматизации боулинг-центра является стратегически обоснованным решением. Платформа не только обеспечивает надёжную основу для ведения всех видов учёта, но и предоставляет неограниченные возможности для адаптации к меняющимся потребностям бизнеса. Её способность объединить управление игровым процессом, ресторанным обслуживанием, складом и финансами в едином информационном пространстве создаёт прочный фундамент для повышения операционной эффективности, контроля издержек и устойчивого роста развлекательного комплекса.</w:t>
+      </w:r>
+    </w:p>
+    <w:p/>
+    <w:p/>
+    <w:p/>
+    <w:p>
+      <w:pPr>
+        <w:pStyle w:val="2"/>
+        <w:numPr>
+          <w:ilvl w:val="1"/>
+          <w:numId w:val="1"/>
+        </w:numPr>
+        <w:jc w:val="center"/>
+      </w:pPr>
+      <w:bookmarkStart w:id="10" w:name="_Toc228630200"/>
+      <w:r>
+        <w:lastRenderedPageBreak/>
+        <w:t xml:space="preserve">Ключевые модули информационной системы для </w:t>
+      </w:r>
+      <w:r>
+        <w:t>боулинга</w:t>
+      </w:r>
+      <w:bookmarkEnd w:id="10"/>
+    </w:p>
+    <w:p/>
+    <w:p>
+      <w:r>
+        <w:t>Эффективная автоматизация боулинг-центра на базе платформы «1</w:t>
+      </w:r>
+      <w:proofErr w:type="gramStart"/>
+      <w:r>
+        <w:t>С:Предприятие</w:t>
+      </w:r>
+      <w:proofErr w:type="gramEnd"/>
+      <w:r>
+        <w:t>» предполагает не развертывание единой монолитной программы, а внедрение комплекса функционально обособленных, но тесно интегрированных между собой модулей. Каждый такой модуль предназначен для оптимизации строго определенного контура операционной деятельности и в совокупности они образуют целостную информационную систему, обеспечивающую сквозное управление всеми бизнес-процессами. Модульная архитектура позволяет масштабировать решение поэтапно, подключая новые функциональные блоки по мере развития клуба или возникновения новых управленческих потребностей, при этом все они функционируют в единой информационной среде, исключая дублирование ввода и гарантируя актуальность данных в режиме реального времени.</w:t>
+      </w:r>
+    </w:p>
+    <w:p>
+      <w:r>
+        <w:t xml:space="preserve">Центральное место в структуре информационной системы занимает модуль управления игровыми дорожками и бронированием, являющийся специфическим именно для данной отрасли и не имеющий прямых аналогов в типовых решениях для других сфер. Данный компонент реализует визуальное планирование занятости дорожек в форме интуитивно понятной временной сетки, на которой администратор в реальном времени видит статус каждой </w:t>
+      </w:r>
+      <w:r>
+        <w:t>дорожки</w:t>
+      </w:r>
+      <w:r>
+        <w:t xml:space="preserve">: свободна, забронирована, находится в активной игре, временно выведена на техническое обслуживание или отключена. Функционал модуля позволяет создавать бронирования произвольной длительности с привязкой к конкретному посетителю, компании или мероприятию, а также автоматически рассчитывать стоимость игры по гибким тарифным сеткам, учитывающим время суток, день недели, сезонность и категорию гостя. Ключевой особенностью, реализуемой при глубокой интеграции с оборудованием, является автоматическая фиксация фактического времени начала и окончания игры на основании сигналов от системы подсчета очков, что полностью </w:t>
+      </w:r>
+      <w:r>
+        <w:lastRenderedPageBreak/>
+        <w:t>исключает человеческий фактор при определении длительности сессии и формирует достоверную основу для начисления оплаты. Кроме того, данный модуль отвечает за учет и контроль выдачи прокатного инвентаря, в первую очередь специализированной обуви, обеспечивая отслеживание сроков возврата и минимизацию потерь.</w:t>
+      </w:r>
+    </w:p>
+    <w:p>
+      <w:r>
+        <w:t>Неразрывно с игровым контуром функционирует модуль ресторанного обслуживания и кассовых операций, реализующий задачи фронт-офиса в соответствии с принципами индустрии гостеприимства. Он объединяет в себе рабочие места различных категорий сотрудников: администратора на стойке ресепшена, бармена за барной стойкой и официантов, обслуживающих гостей непосредственно в зоне дорожек. Данный модуль обеспечивает открытие гостевых счетов, жестко привязанных к игровой дорожке или посадочному месту, прием заказов блюд и напитков с их мгновенной автоматической передачей на кухонный принтер или дисплей повара, а также ведение учета депозитных платежей и авансов. Завершающим этапом является проведение окончательного расчета с гостем с возможностью гибкого разделения счета, применения скидок и списания бонусов. Принципиально важной является логическая связь этого модуля с модулем управления дорожками: информационная система не позволит официанту принять заказ для дорожки, которая в данный момент не активна или находится в состоянии технической остановки, что предотвращает потерю заказов и конфликтные ситуации.</w:t>
+      </w:r>
+    </w:p>
+    <w:p>
+      <w:r>
+        <w:t xml:space="preserve">Обеспечивающим фундаментом для коммерческой деятельности служит модуль складского учета и управления производством. В сферу его ответственности входит ведение детализированного количественного и суммового учета товарно-материальных ценностей на всех складах предприятия, от продуктового склада кухни и бара до склада хозяйственных принадлежностей и технических жидкостей. Модуль автоматизирует полный цикл движения товаров: оформление поступлений от поставщиков, внутренние перемещения между подразделениями, проведение </w:t>
+      </w:r>
+      <w:r>
+        <w:lastRenderedPageBreak/>
+        <w:t>инвентаризаций и, что особенно важно, автоматическое списание ингредиентов на основании технологических карт в момент продажи блюда через модуль ресторанного обслуживания. Такой подход обеспечивает актуальный учет остатков в реальном времени, позволяет планировать закупки для предотвращения дефицита или образования излишков, а также жестко контролировать соблюдение рецептуры, выявляя возможные отклонения и нецелевое использование продуктов, что напрямую влияет на управление себестоимость</w:t>
+      </w:r>
+      <w:r>
+        <w:t>ю</w:t>
+      </w:r>
+      <w:r>
+        <w:t>.</w:t>
+      </w:r>
+    </w:p>
+    <w:p>
+      <w:r>
+        <w:t xml:space="preserve">Специфика боулинг-центра как объекта, эксплуатирующего сложное и дорогостоящее электромеханическое оборудование, обуславливает необходимость включения в состав информационной системы модуля технического обслуживания и ремонта. Данный компонент ведет паспортизацию каждой единицы оборудования с указанием ее технических характеристик, даты ввода в эксплуатацию, наработки в часах и истории всех проведенных сервисных работ. Он позволяет формировать и контролировать исполнение графиков планово-предупредительных ремонтов, регистрировать факты внеплановых остановок и аварийных ремонтов с детальным указанием причин и выполненных действий, а также вести складской учет запасных частей и расходных материалов, специфичных для </w:t>
+      </w:r>
+      <w:proofErr w:type="spellStart"/>
+      <w:r>
+        <w:t>пинсеттеров</w:t>
+      </w:r>
+      <w:proofErr w:type="spellEnd"/>
+      <w:r>
+        <w:t xml:space="preserve"> и машин ухода за покрытием. Аналитические отчеты модуля предоставляют техническому директору объективные данные для оценки надежности оборудования, планирования бюджета на ремонты и обоснования решений о своевременной замене изношенных узлов, что в конечном итоге минимизирует время простоя дорожек и связанные с этим финансовые потери.</w:t>
+      </w:r>
+    </w:p>
+    <w:p>
+      <w:r>
+        <w:t xml:space="preserve">Замыкает комплекс модулей управления персоналом и расчета заработной платы, выполняющий </w:t>
+      </w:r>
+      <w:r>
+        <w:t>одну из самых важных функций</w:t>
+      </w:r>
+      <w:r>
+        <w:t xml:space="preserve">. Учитывая многочисленность и разнородность должностей в боулинг-центре, от инструкторов и операторов до официантов и технических специалистов, данный модуль должен обладать исключительной гибкостью настроек для </w:t>
+      </w:r>
+      <w:r>
+        <w:lastRenderedPageBreak/>
+        <w:t>реализации различных схем мотивации. Он автоматизирует ведение кадрового учета, формирование табелей рабочего времени с учетом скользящих сменных графиков, а также расчет всех видов начислений и удержаний. Особенностью применения в развлекательной сфере является возможность настройки расчета переменной части вознаграждения в зависимости от выполнения индивидуальных или коллективных планов продаж, а также учета дополнительных сервисных сборов, распределяемых по заданным алгоритмам. Интеграция с финансовым модулем обеспечивает корректное формирование бухгалтерских проводок и отражение затрат на оплату труда в управленческой отчетности в разрезе центров финансовой ответственности, что позволяет объективно оценивать вклад каждого подразделения в общий результат деятельности боулинг-центра.</w:t>
+      </w:r>
+    </w:p>
+    <w:p>
+      <w:r>
+        <w:t>Таким образом, именно совокупность описанных функциональных модулей, функционирующих на единой платформе «1</w:t>
+      </w:r>
+      <w:proofErr w:type="gramStart"/>
+      <w:r>
+        <w:t>С:Предприятие</w:t>
+      </w:r>
+      <w:proofErr w:type="gramEnd"/>
+      <w:r>
+        <w:t>», формирует полноценную информационную систему управления боулинг-центром, способную обеспечить прозрачность всех операций, повысить контроль над издержками и создать технологическую основу для устойчивого развития бизнеса.</w:t>
+      </w:r>
+    </w:p>
+    <w:p/>
+    <w:p>
+      <w:pPr>
+        <w:pStyle w:val="2"/>
+        <w:numPr>
+          <w:ilvl w:val="1"/>
+          <w:numId w:val="1"/>
+        </w:numPr>
+        <w:jc w:val="center"/>
+      </w:pPr>
+      <w:bookmarkStart w:id="11" w:name="_Toc228630201"/>
+      <w:r>
+        <w:t>Преимущества внедрения информационной системы на основе 1С</w:t>
+      </w:r>
+      <w:bookmarkEnd w:id="11"/>
+    </w:p>
+    <w:p/>
+    <w:p>
+      <w:r>
+        <w:t>Внедрение комплексной информационной системы управления боулинг-центром, построенной на технологической платформе «1</w:t>
+      </w:r>
+      <w:proofErr w:type="gramStart"/>
+      <w:r>
+        <w:t>С:Предприятие</w:t>
+      </w:r>
+      <w:proofErr w:type="gramEnd"/>
+      <w:r>
+        <w:t xml:space="preserve">», представляет собой стратегическое преобразование бизнеса, результаты которого выходят далеко за рамки простой автоматизации рутинных учетных операций. Совокупность преимуществ, получаемых предприятием в результате такого внедрения, затрагивает все аспекты деятельности: от операционной эффективности и финансовой прозрачности до </w:t>
+      </w:r>
+      <w:r>
+        <w:lastRenderedPageBreak/>
+        <w:t>уровня клиентского сервиса и конкурентоспособности на локальном рынке развлечений. Анализ этих преимуществ позволяет обосновать экономическую целесообразность перехода на единую учетную платформу и дает понимание того, какие качественные изменения происходят в управляемости бизнеса после завершения проекта автоматизации.</w:t>
+      </w:r>
+    </w:p>
+    <w:p>
+      <w:r>
+        <w:t>Первостепенным и наиболее очевидным преимуществом является формирование единого информационного пространства, устраняющего фрагментацию данных, характерную для неавтоматизированных или частично автоматизированных объектов. В условиях, когда бронирование дорожек ведется в одной программе или журнале, учет продаж бара и кухни осуществляется в автономной кассовой системе, а финансовая отчетность формируется в электронных таблицах, руководство сталкивается с неизбежными задержками в получении актуальной информации, риском ошибок ручного ввода и невозможностью оперативно оценить реальное положение дел. Информационная система на платформе «1</w:t>
+      </w:r>
+      <w:proofErr w:type="gramStart"/>
+      <w:r>
+        <w:t>С:Предприятие</w:t>
+      </w:r>
+      <w:proofErr w:type="gramEnd"/>
+      <w:r>
+        <w:t>» ликвидирует эти разрывы, объединяя модули управления дорожками, ресторанного обслуживания, складского учета и финансового менеджмента в единую базу данных. Следствием такой консолидации становится сквозная прослеживаемость всех хозяйственных операций: от момента бронирования дорожки и принятия заказа до списания продуктов с кухни и отражения выручки в итоговых финансовых результатах. Руководитель получает доступ к актуальной и непротиворечивой информации в режиме реального времени, что кардинально повышает обоснованность и своевременность управленческих решений.</w:t>
+      </w:r>
+    </w:p>
+    <w:p>
+      <w:r>
+        <w:t xml:space="preserve">Вторым важнейшим преимуществом выступает оптимизация операционных издержек и повышение доходности бизнеса за счет автоматизации ключевых бизнес-процессов. Внедрение системы позволяет выявить и минимизировать скрытые финансовые потери, которые в неавтоматизированном клубе часто остаются незамеченными. Прежде всего, </w:t>
+      </w:r>
+      <w:r>
+        <w:lastRenderedPageBreak/>
+        <w:t>синхронизация модуля управления дорожками с игровым оборудованием исключает возможность неучтенной игры или занижения времени сессии, что напрямую увеличивает выручку от основного вида деятельности. Далее, модуль складского учета и калькуляции блюд, работающий в контуре ресторанного обслуживания, обеспечивает жесткий контроль себестоимости кухни и бара. Автоматическое списание ингредиентов строго по технологическим картам в момент продажи блюда позволяет минимизировать нецелевое расходование продуктов, сократить потери от ошибок персонала и предотвратить злоупотребления. Снижение доли продуктовой составляющей в конечной цене блюда даже на несколько процентных пунктов при сохранении объема продаж дает ощутимый прирост чистой прибыли. Кроме того, автоматизация высвобождает временные ресурсы сотрудников, избавляя их от необходимости многократного ручного ввода и сверки данных, что позволяет переориентировать их усилия на непосредственное обслуживание гостей и повышение качества сервиса.</w:t>
+      </w:r>
+    </w:p>
+    <w:p>
+      <w:r>
+        <w:t>Третье неоспоримое преимущество связано с повышением уровня обслуживания и укреплением лояльности гостевой аудитории. Информационная система на базе «1</w:t>
+      </w:r>
+      <w:proofErr w:type="gramStart"/>
+      <w:r>
+        <w:t>С:Предприятие</w:t>
+      </w:r>
+      <w:proofErr w:type="gramEnd"/>
+      <w:r>
+        <w:t xml:space="preserve">» предоставляет инструментарий для персонализированного взаимодействия с посетителями. Благодаря накоплению истории визитов, предпочтений и структуры потребления каждого гостя, сотрудники клуба получают возможность предлагать адресные привилегии и персональные условия, что повышает удовлетворенность от посещения. Внедрение таких технологических сервисов, как онлайн-бронирование, безналичная оплата и возможность заказа блюд непосредственно к дорожке, сокращает время ожидания и устраняет раздражающие факторы, делая визит максимально комфортным. Как следствие, растет показатель </w:t>
+      </w:r>
+      <w:proofErr w:type="spellStart"/>
+      <w:r>
+        <w:t>возвращаемости</w:t>
+      </w:r>
+      <w:proofErr w:type="spellEnd"/>
+      <w:r>
+        <w:t xml:space="preserve"> клиентов и увеличивается средний чек за счет эффективных кросс-продаж, инициируемых системой на основе анализа предпочтений гостя.</w:t>
+      </w:r>
+    </w:p>
+    <w:p>
+      <w:r>
+        <w:lastRenderedPageBreak/>
+        <w:t>Нельзя не отметить и такое стратегическое преимущество, как повышение прозрачности управленческого учета и возможность масштабирования решения. Информационная система на платформе «1</w:t>
+      </w:r>
+      <w:proofErr w:type="gramStart"/>
+      <w:r>
+        <w:t>С:Предприятие</w:t>
+      </w:r>
+      <w:proofErr w:type="gramEnd"/>
+      <w:r>
+        <w:t xml:space="preserve">» позволяет формировать детализированную аналитическую отчетность в произвольных разрезах, необходимых для глубокого анализа эффективности бизнеса. Руководитель может оценить загрузку каждой отдельной дорожки по часам и дням недели, рассчитать рентабельность конкретного мероприятия или банкетного обслуживания, определить вклад каждого официанта в продажи дополнительных услуг, проанализировать оборачиваемость складских запасов и эффективность использования оборудования. Такая глубина аналитики дает возможность выявлять скрытые резервы роста, своевременно корректировать ценовую политику и оптимизировать ассортиментную матрицу. Кроме того, модульная архитектура платформы обеспечивает возможность поэтапного внедрения и последующего расширения функционала системы по мере развития бизнеса, будь то открытие новых дорожек, запуск дополнительных направлений деятельности или углубление интеграции с внешними сервисами. В сочетании с полным соответствием требованиям бухгалтерского и налогового законодательства, заложенным в основу типовых решений на платформе «1С», это делает выбор данной системы не только технологически оправданным, но и наиболее экономически эффективным решением для автоматизации боулинг-центра в долгосрочной перспективе. </w:t>
+      </w:r>
+    </w:p>
+    <w:p>
+      <w:pPr>
+        <w:spacing w:after="160" w:line="259" w:lineRule="auto"/>
+        <w:ind w:firstLine="0"/>
+        <w:jc w:val="left"/>
+      </w:pPr>
+      <w:r>
+        <w:br w:type="page"/>
+      </w:r>
+    </w:p>
+    <w:p>
+      <w:pPr>
+        <w:pStyle w:val="1"/>
+      </w:pPr>
+      <w:bookmarkStart w:id="12" w:name="_Toc228630202"/>
+      <w:r>
+        <w:lastRenderedPageBreak/>
+        <w:t xml:space="preserve">ГЛАВА </w:t>
+      </w:r>
+      <w:r>
+        <w:rPr>
+          <w:lang w:val="en-US"/>
+        </w:rPr>
+        <w:t>II</w:t>
+      </w:r>
+      <w:r>
+        <w:t>.</w:t>
+      </w:r>
+      <w:r>
+        <w:t xml:space="preserve"> Практическая часть</w:t>
+      </w:r>
+      <w:bookmarkEnd w:id="12"/>
     </w:p>
     <w:p/>
     <w:p>
@@ -704,20 +2322,16 @@
         <w:pStyle w:val="2"/>
         <w:jc w:val="center"/>
       </w:pPr>
-      <w:r>
-        <w:t>2.2 Настройка справочников и классификаторов</w:t>
-      </w:r>
+      <w:bookmarkStart w:id="13" w:name="_Toc228630203"/>
+      <w:r>
+        <w:t>2.1 Проектирование структуры информационной системы</w:t>
+      </w:r>
+      <w:bookmarkEnd w:id="13"/>
     </w:p>
     <w:p/>
     <w:p>
       <w:r>
-        <w:t xml:space="preserve">На этапе проектирования были определены базовые объекты, хранящие информацию. К ним относятся три справочника – «Дорожки», «Клиенты», «Сотрудники» </w:t>
-      </w:r>
-      <w:r>
-        <w:t xml:space="preserve">(См. Рисунок 2.2) </w:t>
-      </w:r>
-      <w:r>
-        <w:t>– и ряд перечислений, играющих роль классификаторов и обеспечивающих стандартизацию значений в документах и регистрах. Создание и настройка этих объектов выполнялись в конфигураторе «1</w:t>
+        <w:t>Разработка конфигурации для боулинг-клуба началась с проектирования структуры будущей системы на платформе «1</w:t>
       </w:r>
       <w:proofErr w:type="gramStart"/>
       <w:r>
@@ -725,26 +2339,31 @@
       </w:r>
       <w:proofErr w:type="gramEnd"/>
       <w:r>
-        <w:t xml:space="preserve">» с учетом требований предметной области </w:t>
-      </w:r>
+        <w:t xml:space="preserve"> 8.3». Целью данного этапа стало выделение основных объектов метаданных, их логической связи и формирование целостной архитектуры, обеспечивающей учет дорожек, клиентов, персонала и полного цикла обслуживания.</w:t>
+      </w:r>
+    </w:p>
+    <w:p>
+      <w:r>
+        <w:t>Первым шагом стало создание подсистемы «Бронирование и учет игры», объединяющей все элементы конфигурации в единый интерфейсный блок. На рисунке 2.1 представлен вид объектов конфигурации после добавления всех необходимых компонентов.</w:t>
+      </w:r>
+    </w:p>
+    <w:p>
+      <w:pPr>
+        <w:jc w:val="center"/>
+      </w:pPr>
       <w:r>
         <w:lastRenderedPageBreak/>
-        <w:t>боулинг-клуба – минимальной избыточности, целостности и удобства работы пользователя.</w:t>
-      </w:r>
-    </w:p>
-    <w:p>
-      <w:pPr>
-        <w:jc w:val="center"/>
-      </w:pPr>
+        <w:br/>
+      </w:r>
       <w:r>
         <w:rPr>
           <w:noProof/>
         </w:rPr>
         <w:drawing>
-          <wp:inline distT="0" distB="0" distL="0" distR="0" wp14:anchorId="2261E61B" wp14:editId="1D656A05">
-            <wp:extent cx="2368731" cy="1009403"/>
-            <wp:effectExtent l="0" t="0" r="0" b="635"/>
-            <wp:docPr id="3" name="Рисунок 3"/>
+          <wp:inline distT="0" distB="0" distL="0" distR="0" wp14:anchorId="2D4470B2" wp14:editId="35A43947">
+            <wp:extent cx="2276793" cy="5915851"/>
+            <wp:effectExtent l="0" t="0" r="9525" b="8890"/>
+            <wp:docPr id="13" name="Рисунок 13"/>
             <wp:cNvGraphicFramePr>
               <a:graphicFrameLocks xmlns:a="http://schemas.openxmlformats.org/drawingml/2006/main" noChangeAspect="1"/>
             </wp:cNvGraphicFramePr>
@@ -764,6 +2383,200 @@
                   <pic:spPr>
                     <a:xfrm>
                       <a:off x="0" y="0"/>
+                      <a:ext cx="2276793" cy="5915851"/>
+                    </a:xfrm>
+                    <a:prstGeom prst="rect">
+                      <a:avLst/>
+                    </a:prstGeom>
+                  </pic:spPr>
+                </pic:pic>
+              </a:graphicData>
+            </a:graphic>
+          </wp:inline>
+        </w:drawing>
+      </w:r>
+      <w:r>
+        <w:rPr>
+          <w:noProof/>
+        </w:rPr>
+        <w:t xml:space="preserve"> </w:t>
+      </w:r>
+    </w:p>
+    <w:p>
+      <w:pPr>
+        <w:jc w:val="center"/>
+      </w:pPr>
+      <w:r>
+        <w:t>Рисунок 2.1 – Объекты конфигурации</w:t>
+      </w:r>
+    </w:p>
+    <w:p>
+      <w:r>
+        <w:t>Каждый объект был выбран исходя из его функционального назначения. Перечисления потребовались для хранения фиксированных наборов состояний, что исключает возможность ввода некорректных значений оператором. Справочники Дорожки, Клиенты и Сотрудники стали центральными элементами, хранящими условно-постоянную информацию о ресурсах клуба, посетителях и персонале. Все справочники участвуют в ссылочных связях с документами, что обеспечивает целостность данных и возможность получения детализированной аналитики.</w:t>
+      </w:r>
+    </w:p>
+    <w:p>
+      <w:r>
+        <w:lastRenderedPageBreak/>
+        <w:t xml:space="preserve">Для отражения хозяйственных операций спроектированы три документа. Документ Бронирование фиксирует намерение клиента занять дорожку на определенное время. Документ </w:t>
+      </w:r>
+      <w:proofErr w:type="spellStart"/>
+      <w:r>
+        <w:t>НачалоИгры</w:t>
+      </w:r>
+      <w:proofErr w:type="spellEnd"/>
+      <w:r>
+        <w:t xml:space="preserve"> вводится на основании брони и фиксирует фактический запуск дорожки. При проведении он меняет статус дорожки на «Занята» и создает запись в регистре с типом «Игра». Документ </w:t>
+      </w:r>
+      <w:proofErr w:type="spellStart"/>
+      <w:r>
+        <w:t>ОкончаниеИгры</w:t>
+      </w:r>
+      <w:proofErr w:type="spellEnd"/>
+      <w:r>
+        <w:t xml:space="preserve"> завершает сессию: заполняется </w:t>
+      </w:r>
+      <w:proofErr w:type="spellStart"/>
+      <w:r>
+        <w:t>ДокументНачало</w:t>
+      </w:r>
+      <w:proofErr w:type="spellEnd"/>
+      <w:r>
+        <w:t xml:space="preserve"> (ссылка на </w:t>
+      </w:r>
+      <w:proofErr w:type="spellStart"/>
+      <w:r>
+        <w:t>НачалоИгры</w:t>
+      </w:r>
+      <w:proofErr w:type="spellEnd"/>
+      <w:r>
+        <w:t xml:space="preserve">), автоматически подтягивает Дорожку и Клиента, вычисляет </w:t>
+      </w:r>
+      <w:proofErr w:type="spellStart"/>
+      <w:r>
+        <w:t>ДлительностьМинут</w:t>
+      </w:r>
+      <w:proofErr w:type="spellEnd"/>
+      <w:r>
+        <w:t xml:space="preserve">, скидку клиента и итоговую </w:t>
+      </w:r>
+      <w:proofErr w:type="spellStart"/>
+      <w:r>
+        <w:t>СуммуКОплате</w:t>
+      </w:r>
+      <w:proofErr w:type="spellEnd"/>
+      <w:r>
+        <w:t xml:space="preserve">, а также закрывает интервал в регистре, проставляя реальное </w:t>
+      </w:r>
+      <w:proofErr w:type="spellStart"/>
+      <w:r>
+        <w:t>ВремяОкончания</w:t>
+      </w:r>
+      <w:proofErr w:type="spellEnd"/>
+      <w:r>
+        <w:t>. Такая организация документооборота позволяет отслеживать полный жизненный цикл обслуживания и формировать прозрачный расчет с клиентом.</w:t>
+      </w:r>
+    </w:p>
+    <w:p>
+      <w:r>
+        <w:t xml:space="preserve">Регистр сведений </w:t>
+      </w:r>
+      <w:proofErr w:type="spellStart"/>
+      <w:r>
+        <w:t>ГрафикЗанятости</w:t>
+      </w:r>
+      <w:proofErr w:type="spellEnd"/>
+      <w:r>
+        <w:t xml:space="preserve"> является независимым и периодическим. Благодаря этому регистру возможна оперативная проверка занятости дорожек в реальном времени, что реализовано в форме бронирования через кнопку «Забронировать» с выполнением запроса. Обработка </w:t>
+      </w:r>
+      <w:r>
+        <w:t>«</w:t>
+      </w:r>
+      <w:proofErr w:type="spellStart"/>
+      <w:r>
+        <w:t>РабочееМестоАдминистратора</w:t>
+      </w:r>
+      <w:proofErr w:type="spellEnd"/>
+      <w:r>
+        <w:t>»</w:t>
+      </w:r>
+      <w:r>
+        <w:t xml:space="preserve"> дополняет систему сервисным инструментом просмотра графика загрузки дорожек на выбранную дату.</w:t>
+      </w:r>
+    </w:p>
+    <w:p>
+      <w:r>
+        <w:t>Спроектированная структура закладывает основу для последующей реализации бизнес-логики, формирования отчетов и обеспечивает необходимую гибкость для масштабирования системы.</w:t>
+      </w:r>
+    </w:p>
+    <w:p/>
+    <w:p>
+      <w:pPr>
+        <w:pStyle w:val="2"/>
+        <w:jc w:val="center"/>
+      </w:pPr>
+      <w:bookmarkStart w:id="14" w:name="_Toc228630204"/>
+      <w:r>
+        <w:t>2.2 Настройка справочников и классификаторов</w:t>
+      </w:r>
+      <w:bookmarkEnd w:id="14"/>
+    </w:p>
+    <w:p/>
+    <w:p>
+      <w:r>
+        <w:t xml:space="preserve">На этапе проектирования были определены базовые объекты, хранящие информацию. К ним относятся три справочника – «Дорожки», «Клиенты», «Сотрудники» </w:t>
+      </w:r>
+      <w:r>
+        <w:t xml:space="preserve">(См. Рисунок 2.2) </w:t>
+      </w:r>
+      <w:r>
+        <w:t xml:space="preserve">– и ряд перечислений, играющих роль классификаторов и обеспечивающих стандартизацию значений в документах и регистрах. Создание и настройка этих объектов выполнялись в </w:t>
+      </w:r>
+      <w:r>
+        <w:lastRenderedPageBreak/>
+        <w:t>конфигураторе «1</w:t>
+      </w:r>
+      <w:proofErr w:type="gramStart"/>
+      <w:r>
+        <w:t>С:Предприятие</w:t>
+      </w:r>
+      <w:proofErr w:type="gramEnd"/>
+      <w:r>
+        <w:t>» с учетом требований предметной области боулинг-клуба – минимальной избыточности, целостности и удобства работы пользователя.</w:t>
+      </w:r>
+    </w:p>
+    <w:p>
+      <w:pPr>
+        <w:jc w:val="center"/>
+      </w:pPr>
+      <w:r>
+        <w:rPr>
+          <w:noProof/>
+        </w:rPr>
+        <w:drawing>
+          <wp:inline distT="0" distB="0" distL="0" distR="0" wp14:anchorId="2261E61B" wp14:editId="1D656A05">
+            <wp:extent cx="2368731" cy="1009403"/>
+            <wp:effectExtent l="0" t="0" r="0" b="635"/>
+            <wp:docPr id="3" name="Рисунок 3"/>
+            <wp:cNvGraphicFramePr>
+              <a:graphicFrameLocks xmlns:a="http://schemas.openxmlformats.org/drawingml/2006/main" noChangeAspect="1"/>
+            </wp:cNvGraphicFramePr>
+            <a:graphic xmlns:a="http://schemas.openxmlformats.org/drawingml/2006/main">
+              <a:graphicData uri="http://schemas.openxmlformats.org/drawingml/2006/picture">
+                <pic:pic xmlns:pic="http://schemas.openxmlformats.org/drawingml/2006/picture">
+                  <pic:nvPicPr>
+                    <pic:cNvPr id="1" name=""/>
+                    <pic:cNvPicPr/>
+                  </pic:nvPicPr>
+                  <pic:blipFill>
+                    <a:blip r:embed="rId10"/>
+                    <a:stretch>
+                      <a:fillRect/>
+                    </a:stretch>
+                  </pic:blipFill>
+                  <pic:spPr>
+                    <a:xfrm>
+                      <a:off x="0" y="0"/>
                       <a:ext cx="2395836" cy="1020953"/>
                     </a:xfrm>
                     <a:prstGeom prst="rect">
@@ -822,7 +2635,7 @@
                     </pic:cNvPicPr>
                   </pic:nvPicPr>
                   <pic:blipFill>
-                    <a:blip r:embed="rId10">
+                    <a:blip r:embed="rId11">
                       <a:extLst>
                         <a:ext uri="{28A0092B-C50C-407E-A947-70E740481C1C}">
                           <a14:useLocalDpi xmlns:a14="http://schemas.microsoft.com/office/drawing/2010/main" val="0"/>
@@ -910,7 +2723,11 @@
     </w:p>
     <w:p>
       <w:r>
-        <w:t xml:space="preserve">Центральным справочником учета ресурсов клуба является «Дорожки». В нем хранятся сведения обо всех игровых дорожках. Помимо стандартных реквизитов «Код» и «Наименование», в объект добавлены специальные реквизиты: «Статус» с типом </w:t>
+        <w:t xml:space="preserve">Центральным справочником учета ресурсов клуба является «Дорожки». В нем хранятся сведения обо всех игровых дорожках. Помимо стандартных реквизитов «Код» и «Наименование», в объект добавлены специальные </w:t>
+      </w:r>
+      <w:r>
+        <w:lastRenderedPageBreak/>
+        <w:t xml:space="preserve">реквизиты: «Статус» с типом </w:t>
       </w:r>
       <w:proofErr w:type="spellStart"/>
       <w:r>
@@ -934,11 +2751,7 @@
       </w:r>
       <w:proofErr w:type="spellEnd"/>
       <w:r>
-        <w:t xml:space="preserve">». Реквизит «Статус» </w:t>
-      </w:r>
-      <w:r>
-        <w:lastRenderedPageBreak/>
-        <w:t>позволяет мгновенно определить, свободна дорожка или занята, без обращения к регистру. Для него настроено заполнение значением «Свободна» при создании нового элемента, что соответствует начальному состоянию оборудования. Реквизит «</w:t>
+        <w:t>». Реквизит «Статус» позволяет мгновенно определить, свободна дорожка или занята, без обращения к регистру. Для него настроено заполнение значением «Свободна» при создании нового элемента, что соответствует начальному состоянию оборудования. Реквизит «</w:t>
       </w:r>
       <w:proofErr w:type="spellStart"/>
       <w:r>
@@ -1047,7 +2860,7 @@
                     </pic:cNvPicPr>
                   </pic:nvPicPr>
                   <pic:blipFill rotWithShape="1">
-                    <a:blip r:embed="rId11">
+                    <a:blip r:embed="rId12">
                       <a:extLst>
                         <a:ext uri="{28A0092B-C50C-407E-A947-70E740481C1C}">
                           <a14:useLocalDpi xmlns:a14="http://schemas.microsoft.com/office/drawing/2010/main" val="0"/>
@@ -1161,7 +2974,11 @@
       </w:r>
       <w:proofErr w:type="spellEnd"/>
       <w:r>
-        <w:t>» для автоматического расчета скидки постоянным клиентам. Остальные реквизиты носят информационный характер и могут применяться в отчетах проведения акций. Пол</w:t>
+        <w:t xml:space="preserve">» для автоматического расчета скидки постоянным клиентам. Остальные реквизиты носят информационный </w:t>
+      </w:r>
+      <w:r>
+        <w:lastRenderedPageBreak/>
+        <w:t>характер и могут применяться в отчетах проведения акций. Пол</w:t>
       </w:r>
       <w:r>
         <w:t>е</w:t>
@@ -1181,11 +2998,7 @@
         <w:t>е</w:t>
       </w:r>
       <w:r>
-        <w:t xml:space="preserve">тся обязательными для заполнения, в то время </w:t>
-      </w:r>
-      <w:r>
-        <w:lastRenderedPageBreak/>
-        <w:t xml:space="preserve">как «Наименование» должно быть указано всегда. На рисунке 2.5 </w:t>
+        <w:t xml:space="preserve">тся обязательными для заполнения, в то время как «Наименование» должно быть указано всегда. На рисунке 2.5 </w:t>
       </w:r>
       <w:r>
         <w:t>можно увидеть все реквизиты этого справочника</w:t>
@@ -1218,7 +3031,7 @@
                     <pic:cNvPicPr/>
                   </pic:nvPicPr>
                   <pic:blipFill>
-                    <a:blip r:embed="rId12"/>
+                    <a:blip r:embed="rId13"/>
                     <a:stretch>
                       <a:fillRect/>
                     </a:stretch>
@@ -1320,7 +3133,7 @@
                     </pic:cNvPicPr>
                   </pic:nvPicPr>
                   <pic:blipFill>
-                    <a:blip r:embed="rId13">
+                    <a:blip r:embed="rId14">
                       <a:extLst>
                         <a:ext uri="{28A0092B-C50C-407E-A947-70E740481C1C}">
                           <a14:useLocalDpi xmlns:a14="http://schemas.microsoft.com/office/drawing/2010/main" val="0"/>
@@ -1359,7 +3172,11 @@
     </w:p>
     <w:p>
       <w:r>
-        <w:t>Все три справочника включены в подсистему «Бронирование и учет игры», благодаря чему они автоматически появляются в панели навигации пользовательского интерфейса. Для каждого справочника настроено представление в виде списка с колонками, соответствующими ключевым реквизитам: для дорожек – «Наименование», «Статус», «</w:t>
+        <w:t xml:space="preserve">Все три справочника включены в подсистему «Бронирование и учет игры», благодаря чему они автоматически появляются в панели навигации пользовательского интерфейса. Для каждого справочника настроено </w:t>
+      </w:r>
+      <w:r>
+        <w:lastRenderedPageBreak/>
+        <w:t>представление в виде списка с колонками, соответствующими ключевым реквизитам: для дорожек – «Наименование», «Статус», «</w:t>
       </w:r>
       <w:proofErr w:type="spellStart"/>
       <w:r>
@@ -1375,11 +3192,7 @@
       </w:r>
       <w:proofErr w:type="spellEnd"/>
       <w:r>
-        <w:t xml:space="preserve">»; для </w:t>
-      </w:r>
-      <w:r>
-        <w:lastRenderedPageBreak/>
-        <w:t>сотрудников – «Наименование», «Должность». Такая форма представления ускоряет поиск и визуальный контроль информации.</w:t>
+        <w:t>»; для сотрудников – «Наименование», «Должность». Такая форма представления ускоряет поиск и визуальный контроль информации.</w:t>
       </w:r>
     </w:p>
     <w:p>
@@ -1393,9 +3206,11 @@
         <w:pStyle w:val="2"/>
         <w:jc w:val="center"/>
       </w:pPr>
+      <w:bookmarkStart w:id="15" w:name="_Toc228630205"/>
       <w:r>
         <w:t>2.3 Разработка документооборота и бизнес-логики</w:t>
       </w:r>
+      <w:bookmarkEnd w:id="15"/>
     </w:p>
     <w:p/>
     <w:p>
@@ -1481,131 +3296,6 @@
             <wp:extent cx="2296633" cy="1881053"/>
             <wp:effectExtent l="0" t="0" r="8890" b="5080"/>
             <wp:docPr id="7" name="Рисунок 7"/>
-            <wp:cNvGraphicFramePr>
-              <a:graphicFrameLocks xmlns:a="http://schemas.openxmlformats.org/drawingml/2006/main" noChangeAspect="1"/>
-            </wp:cNvGraphicFramePr>
-            <a:graphic xmlns:a="http://schemas.openxmlformats.org/drawingml/2006/main">
-              <a:graphicData uri="http://schemas.openxmlformats.org/drawingml/2006/picture">
-                <pic:pic xmlns:pic="http://schemas.openxmlformats.org/drawingml/2006/picture">
-                  <pic:nvPicPr>
-                    <pic:cNvPr id="1" name=""/>
-                    <pic:cNvPicPr/>
-                  </pic:nvPicPr>
-                  <pic:blipFill>
-                    <a:blip r:embed="rId14"/>
-                    <a:stretch>
-                      <a:fillRect/>
-                    </a:stretch>
-                  </pic:blipFill>
-                  <pic:spPr>
-                    <a:xfrm>
-                      <a:off x="0" y="0"/>
-                      <a:ext cx="2304693" cy="1887654"/>
-                    </a:xfrm>
-                    <a:prstGeom prst="rect">
-                      <a:avLst/>
-                    </a:prstGeom>
-                  </pic:spPr>
-                </pic:pic>
-              </a:graphicData>
-            </a:graphic>
-          </wp:inline>
-        </w:drawing>
-      </w:r>
-    </w:p>
-    <w:p>
-      <w:pPr>
-        <w:jc w:val="center"/>
-      </w:pPr>
-      <w:r>
-        <w:t>Рисунок 2.7 – График занятости</w:t>
-      </w:r>
-    </w:p>
-    <w:p>
-      <w:r>
-        <w:t>Документ «Бронирование» предназначен для предварительного резервирования дорожек. Помимо стандартных реквизитов даты и номера, в шапку вынесены поля: «Клиент», «Ответственный», «Статус» (перечисление «</w:t>
-      </w:r>
-      <w:proofErr w:type="spellStart"/>
-      <w:r>
-        <w:t>СтатусыБронирования</w:t>
-      </w:r>
-      <w:proofErr w:type="spellEnd"/>
-      <w:r>
-        <w:t>»), «</w:t>
-      </w:r>
-      <w:proofErr w:type="spellStart"/>
-      <w:r>
-        <w:t>ДатаБрони</w:t>
-      </w:r>
-      <w:proofErr w:type="spellEnd"/>
-      <w:r>
-        <w:t>» и «Комментарий». Табличная часть «</w:t>
-      </w:r>
-      <w:proofErr w:type="spellStart"/>
-      <w:r>
-        <w:t>ВремяИгры</w:t>
-      </w:r>
-      <w:proofErr w:type="spellEnd"/>
-      <w:r>
-        <w:t>» содержит колонки «Дорожка», «</w:t>
-      </w:r>
-      <w:proofErr w:type="spellStart"/>
-      <w:r>
-        <w:t>ВремяНачала</w:t>
-      </w:r>
-      <w:proofErr w:type="spellEnd"/>
-      <w:r>
-        <w:t>» (состав даты – Время), «</w:t>
-      </w:r>
-      <w:proofErr w:type="spellStart"/>
-      <w:r>
-        <w:t>ВремяОкончания</w:t>
-      </w:r>
-      <w:proofErr w:type="spellEnd"/>
-      <w:r>
-        <w:t>» и «Стоимость».</w:t>
-      </w:r>
-    </w:p>
-    <w:p>
-      <w:r>
-        <w:t>Чтобы предотвратить двойное бронирование, на форме документа размещена кнопка «Забронировать». При её нажатии вызывается серверная процедура, которая для каждой строки табличной части формирует запрос к регистру «</w:t>
-      </w:r>
-      <w:proofErr w:type="spellStart"/>
-      <w:r>
-        <w:t>ГрафикЗанятости</w:t>
-      </w:r>
-      <w:proofErr w:type="spellEnd"/>
-      <w:r>
-        <w:t>». Запрос отбирает записи с типом «Бронь», где дорожка совпадает, а временной интервал пересекается с заданным: условие пересечения – период существующей записи меньше времени окончания нового интервала, и дата окончания существующей записи больше времени начала нового интервала. Если запрос возвращает хотя бы одну запись, выводится сообщение об ошибке, и процедура прерывается. При отсутствии пересечений статус документа меняется на «Подтверждена», документ проводится, и в регистр «</w:t>
-      </w:r>
-      <w:proofErr w:type="spellStart"/>
-      <w:r>
-        <w:t>ГрафикЗанятости</w:t>
-      </w:r>
-      <w:proofErr w:type="spellEnd"/>
-      <w:r>
-        <w:t>» добавляются записи с типом «Бронь» и интервалами из табличной части. Этот алгоритм не только реализует бизнес-правило уникальности занятости, но и наглядно демонстрирует работу с запросами и регистрами.</w:t>
-      </w:r>
-    </w:p>
-    <w:p>
-      <w:r>
-        <w:t xml:space="preserve">Программный код серверной процедуры, содержащий запрос проверки пересечений и формирование движений документа, приведён на рисунке 2.8. </w:t>
-      </w:r>
-    </w:p>
-    <w:p>
-      <w:pPr>
-        <w:jc w:val="center"/>
-      </w:pPr>
-      <w:r>
-        <w:rPr>
-          <w:noProof/>
-        </w:rPr>
-        <w:lastRenderedPageBreak/>
-        <w:drawing>
-          <wp:inline distT="0" distB="0" distL="0" distR="0" wp14:anchorId="6ED85F0A" wp14:editId="4F81429B">
-            <wp:extent cx="5713889" cy="5029200"/>
-            <wp:effectExtent l="0" t="0" r="1270" b="0"/>
-            <wp:docPr id="9" name="Рисунок 9"/>
             <wp:cNvGraphicFramePr>
               <a:graphicFrameLocks xmlns:a="http://schemas.openxmlformats.org/drawingml/2006/main" noChangeAspect="1"/>
             </wp:cNvGraphicFramePr>
@@ -1625,7 +3315,7 @@
                   <pic:spPr>
                     <a:xfrm>
                       <a:off x="0" y="0"/>
-                      <a:ext cx="5716582" cy="5031570"/>
+                      <a:ext cx="2304693" cy="1887654"/>
                     </a:xfrm>
                     <a:prstGeom prst="rect">
                       <a:avLst/>
@@ -1643,32 +3333,94 @@
         <w:jc w:val="center"/>
       </w:pPr>
       <w:r>
-        <w:t>Рисунок 2.8 – Код документа «Бронирование»</w:t>
-      </w:r>
-    </w:p>
-    <w:p>
-      <w:r>
-        <w:t xml:space="preserve">Работу документа «Бронирование» при </w:t>
-      </w:r>
-      <w:r>
-        <w:t>нажатии на кнопку «Забронировать»</w:t>
-      </w:r>
-      <w:r>
-        <w:t xml:space="preserve"> можно увидеть на рисунке 2.9.</w:t>
-      </w:r>
-    </w:p>
-    <w:p/>
+        <w:t>Рисунок 2.7 – График занятости</w:t>
+      </w:r>
+    </w:p>
+    <w:p>
+      <w:r>
+        <w:t>Документ «Бронирование» предназначен для предварительного резервирования дорожек. Помимо стандартных реквизитов даты и номера, в шапку вынесены поля: «Клиент», «Ответственный», «Статус» (перечисление «</w:t>
+      </w:r>
+      <w:proofErr w:type="spellStart"/>
+      <w:r>
+        <w:t>СтатусыБронирования</w:t>
+      </w:r>
+      <w:proofErr w:type="spellEnd"/>
+      <w:r>
+        <w:t>»), «</w:t>
+      </w:r>
+      <w:proofErr w:type="spellStart"/>
+      <w:r>
+        <w:t>ДатаБрони</w:t>
+      </w:r>
+      <w:proofErr w:type="spellEnd"/>
+      <w:r>
+        <w:t>» и «Комментарий». Табличная часть «</w:t>
+      </w:r>
+      <w:proofErr w:type="spellStart"/>
+      <w:r>
+        <w:t>ВремяИгры</w:t>
+      </w:r>
+      <w:proofErr w:type="spellEnd"/>
+      <w:r>
+        <w:t>» содержит колонки «Дорожка», «</w:t>
+      </w:r>
+      <w:proofErr w:type="spellStart"/>
+      <w:r>
+        <w:t>ВремяНачала</w:t>
+      </w:r>
+      <w:proofErr w:type="spellEnd"/>
+      <w:r>
+        <w:t>» (состав даты – Время), «</w:t>
+      </w:r>
+      <w:proofErr w:type="spellStart"/>
+      <w:r>
+        <w:t>ВремяОкончания</w:t>
+      </w:r>
+      <w:proofErr w:type="spellEnd"/>
+      <w:r>
+        <w:t>» и «Стоимость».</w:t>
+      </w:r>
+    </w:p>
+    <w:p>
+      <w:r>
+        <w:t>Чтобы предотвратить двойное бронирование, на форме документа размещена кнопка «Забронировать». При её нажатии вызывается серверная процедура, которая для каждой строки табличной части формирует запрос к регистру «</w:t>
+      </w:r>
+      <w:proofErr w:type="spellStart"/>
+      <w:r>
+        <w:t>ГрафикЗанятости</w:t>
+      </w:r>
+      <w:proofErr w:type="spellEnd"/>
+      <w:r>
+        <w:t>». Запрос отбирает записи с типом «Бронь», где дорожка совпадает, а временной интервал пересекается с заданным: условие пересечения – период существующей записи меньше времени окончания нового интервала, и дата окончания существующей записи больше времени начала нового интервала. Если запрос возвращает хотя бы одну запись, выводится сообщение об ошибке, и процедура прерывается. При отсутствии пересечений статус документа меняется на «Подтверждена», документ проводится, и в регистр «</w:t>
+      </w:r>
+      <w:proofErr w:type="spellStart"/>
+      <w:r>
+        <w:t>ГрафикЗанятости</w:t>
+      </w:r>
+      <w:proofErr w:type="spellEnd"/>
+      <w:r>
+        <w:t>» добавляются записи с типом «Бронь» и интервалами из табличной части. Этот алгоритм не только реализует бизнес-правило уникальности занятости, но и наглядно демонстрирует работу с запросами и регистрами.</w:t>
+      </w:r>
+    </w:p>
+    <w:p>
+      <w:r>
+        <w:t xml:space="preserve">Программный код серверной процедуры, содержащий запрос проверки пересечений и формирование движений документа, приведён на рисунке 2.8. </w:t>
+      </w:r>
+    </w:p>
     <w:p>
       <w:pPr>
         <w:jc w:val="center"/>
       </w:pPr>
       <w:r>
+        <w:rPr>
+          <w:noProof/>
+        </w:rPr>
         <w:lastRenderedPageBreak/>
         <w:drawing>
-          <wp:inline distT="0" distB="0" distL="0" distR="0" wp14:anchorId="68882302" wp14:editId="3C1ADED3">
-            <wp:extent cx="5146159" cy="2824199"/>
-            <wp:effectExtent l="0" t="0" r="0" b="0"/>
-            <wp:docPr id="14" name="Рисунок 14"/>
+          <wp:inline distT="0" distB="0" distL="0" distR="0" wp14:anchorId="6ED85F0A" wp14:editId="4F81429B">
+            <wp:extent cx="5713889" cy="5029200"/>
+            <wp:effectExtent l="0" t="0" r="1270" b="0"/>
+            <wp:docPr id="9" name="Рисунок 9"/>
             <wp:cNvGraphicFramePr>
               <a:graphicFrameLocks xmlns:a="http://schemas.openxmlformats.org/drawingml/2006/main" noChangeAspect="1"/>
             </wp:cNvGraphicFramePr>
@@ -1688,7 +3440,7 @@
                   <pic:spPr>
                     <a:xfrm>
                       <a:off x="0" y="0"/>
-                      <a:ext cx="5157631" cy="2830495"/>
+                      <a:ext cx="5716582" cy="5031570"/>
                     </a:xfrm>
                     <a:prstGeom prst="rect">
                       <a:avLst/>
@@ -1706,69 +3458,35 @@
         <w:jc w:val="center"/>
       </w:pPr>
       <w:r>
-        <w:t>Рисунок 2.9 – Работа кнопки «Забронировать»</w:t>
-      </w:r>
-    </w:p>
-    <w:p>
-      <w:r>
-        <w:t xml:space="preserve">Документ </w:t>
-      </w:r>
-      <w:r>
-        <w:t>«</w:t>
-      </w:r>
-      <w:proofErr w:type="spellStart"/>
-      <w:r>
-        <w:t>НачалоИгры</w:t>
-      </w:r>
-      <w:proofErr w:type="spellEnd"/>
-      <w:r>
-        <w:t xml:space="preserve">» </w:t>
-      </w:r>
-      <w:r>
-        <w:t>фиксирует фактический запуск дорожки. Он может создаваться как вручную, так и на основании подтверждённого «Бронирования» через механизм «Ввод на основании». В шапке размещены реквизиты «Дорожка» (обязательный), «Клиент» и «</w:t>
-      </w:r>
-      <w:proofErr w:type="spellStart"/>
-      <w:r>
-        <w:t>ВремяНачала</w:t>
-      </w:r>
-      <w:proofErr w:type="spellEnd"/>
-      <w:r>
-        <w:t>» (тип Дата и время, по умолчанию заполняется текущим моментом). Форма документа содержит кнопку «Начать игру». Соответствующая серверная процедура выполняет два ключевых действия: изменяет статус дорожки в справочнике «Дорожки» на «Занята» и создаёт запись в регистре «</w:t>
-      </w:r>
-      <w:proofErr w:type="spellStart"/>
-      <w:r>
-        <w:t>ГрафикЗанятости</w:t>
-      </w:r>
-      <w:proofErr w:type="spellEnd"/>
-      <w:r>
-        <w:t>» с типом «Игра», временем начала из документа и фиктивной датой окончания (3000-01-01). Тем самым дорожка маркируется как занятая до момента завершения игры. После успешной записи документ проводится.</w:t>
-      </w:r>
-    </w:p>
-    <w:p>
-      <w:r>
-        <w:t xml:space="preserve">Код серверной процедуры, реализующей указанные действия, приведён в </w:t>
-      </w:r>
-      <w:r>
-        <w:t>рисунке 2.</w:t>
-      </w:r>
-      <w:r>
-        <w:t>10</w:t>
-      </w:r>
-      <w:r>
-        <w:t xml:space="preserve">. </w:t>
-      </w:r>
-    </w:p>
-    <w:p>
+        <w:t>Рисунок 2.8 – Код документа «Бронирование»</w:t>
+      </w:r>
+    </w:p>
+    <w:p>
+      <w:r>
+        <w:t xml:space="preserve">Работу документа «Бронирование» при </w:t>
+      </w:r>
+      <w:r>
+        <w:t>нажатии на кнопку «Забронировать»</w:t>
+      </w:r>
+      <w:r>
+        <w:t xml:space="preserve"> можно увидеть на рисунке 2.9.</w:t>
+      </w:r>
+    </w:p>
+    <w:p/>
+    <w:p>
+      <w:pPr>
+        <w:jc w:val="center"/>
+      </w:pPr>
       <w:r>
         <w:rPr>
           <w:noProof/>
         </w:rPr>
         <w:lastRenderedPageBreak/>
         <w:drawing>
-          <wp:inline distT="0" distB="0" distL="0" distR="0" wp14:anchorId="37E9952E" wp14:editId="00BCAB51">
-            <wp:extent cx="5219700" cy="4970293"/>
-            <wp:effectExtent l="0" t="0" r="0" b="1905"/>
-            <wp:docPr id="10" name="Рисунок 10"/>
+          <wp:inline distT="0" distB="0" distL="0" distR="0" wp14:anchorId="68882302" wp14:editId="3C1ADED3">
+            <wp:extent cx="5146159" cy="2824199"/>
+            <wp:effectExtent l="0" t="0" r="0" b="0"/>
+            <wp:docPr id="14" name="Рисунок 14"/>
             <wp:cNvGraphicFramePr>
               <a:graphicFrameLocks xmlns:a="http://schemas.openxmlformats.org/drawingml/2006/main" noChangeAspect="1"/>
             </wp:cNvGraphicFramePr>
@@ -1788,7 +3506,7 @@
                   <pic:spPr>
                     <a:xfrm>
                       <a:off x="0" y="0"/>
-                      <a:ext cx="5223242" cy="4973666"/>
+                      <a:ext cx="5157631" cy="2830495"/>
                     </a:xfrm>
                     <a:prstGeom prst="rect">
                       <a:avLst/>
@@ -1806,61 +3524,69 @@
         <w:jc w:val="center"/>
       </w:pPr>
       <w:r>
-        <w:t>Рисунок 2.</w:t>
+        <w:t>Рисунок 2.9 – Работа кнопки «Забронировать»</w:t>
+      </w:r>
+    </w:p>
+    <w:p>
+      <w:r>
+        <w:t xml:space="preserve">Документ </w:t>
+      </w:r>
+      <w:r>
+        <w:t>«</w:t>
+      </w:r>
+      <w:proofErr w:type="spellStart"/>
+      <w:r>
+        <w:t>НачалоИгры</w:t>
+      </w:r>
+      <w:proofErr w:type="spellEnd"/>
+      <w:r>
+        <w:t xml:space="preserve">» </w:t>
+      </w:r>
+      <w:r>
+        <w:t>фиксирует фактический запуск дорожки. Он может создаваться как вручную, так и на основании подтверждённого «Бронирования» через механизм «Ввод на основании». В шапке размещены реквизиты «Дорожка» (обязательный), «Клиент» и «</w:t>
+      </w:r>
+      <w:proofErr w:type="spellStart"/>
+      <w:r>
+        <w:t>ВремяНачала</w:t>
+      </w:r>
+      <w:proofErr w:type="spellEnd"/>
+      <w:r>
+        <w:t>» (тип Дата и время, по умолчанию заполняется текущим моментом). Форма документа содержит кнопку «Начать игру». Соответствующая серверная процедура выполняет два ключевых действия: изменяет статус дорожки в справочнике «Дорожки» на «Занята» и создаёт запись в регистре «</w:t>
+      </w:r>
+      <w:proofErr w:type="spellStart"/>
+      <w:r>
+        <w:t>ГрафикЗанятости</w:t>
+      </w:r>
+      <w:proofErr w:type="spellEnd"/>
+      <w:r>
+        <w:t>» с типом «Игра», временем начала из документа и фиктивной датой окончания (3000-01-01). Тем самым дорожка маркируется как занятая до момента завершения игры. После успешной записи документ проводится.</w:t>
+      </w:r>
+    </w:p>
+    <w:p>
+      <w:r>
+        <w:t xml:space="preserve">Код серверной процедуры, реализующей указанные действия, приведён в </w:t>
+      </w:r>
+      <w:r>
+        <w:t>рисунке 2.</w:t>
       </w:r>
       <w:r>
         <w:t>10</w:t>
       </w:r>
       <w:r>
-        <w:t xml:space="preserve"> – Код документа «</w:t>
-      </w:r>
-      <w:proofErr w:type="spellStart"/>
-      <w:r>
-        <w:t>НачалоИгры</w:t>
-      </w:r>
-      <w:proofErr w:type="spellEnd"/>
-      <w:r>
-        <w:t>»</w:t>
-      </w:r>
-    </w:p>
-    <w:p>
-      <w:r>
-        <w:t xml:space="preserve">Работу </w:t>
-      </w:r>
-      <w:r>
-        <w:t>документа «</w:t>
-      </w:r>
-      <w:proofErr w:type="spellStart"/>
-      <w:r>
-        <w:t>НачалоИгры</w:t>
-      </w:r>
-      <w:proofErr w:type="spellEnd"/>
-      <w:r>
-        <w:t>» при нажатии на кнопку «</w:t>
-      </w:r>
-      <w:r>
-        <w:t>Начать игру</w:t>
-      </w:r>
-      <w:r>
-        <w:t>» можно увидеть на рисунке 2.</w:t>
-      </w:r>
-      <w:r>
-        <w:t>11</w:t>
-      </w:r>
-      <w:r>
-        <w:t>.</w:t>
-      </w:r>
-    </w:p>
-    <w:p>
-      <w:pPr>
-        <w:jc w:val="center"/>
-      </w:pPr>
-      <w:r>
+        <w:t xml:space="preserve">. </w:t>
+      </w:r>
+    </w:p>
+    <w:p>
+      <w:r>
+        <w:rPr>
+          <w:noProof/>
+        </w:rPr>
+        <w:lastRenderedPageBreak/>
         <w:drawing>
-          <wp:inline distT="0" distB="0" distL="0" distR="0" wp14:anchorId="682C9072" wp14:editId="7B184291">
-            <wp:extent cx="5515122" cy="2777311"/>
-            <wp:effectExtent l="0" t="0" r="0" b="4445"/>
-            <wp:docPr id="15" name="Рисунок 15"/>
+          <wp:inline distT="0" distB="0" distL="0" distR="0" wp14:anchorId="37E9952E" wp14:editId="00BCAB51">
+            <wp:extent cx="5219700" cy="4970293"/>
+            <wp:effectExtent l="0" t="0" r="0" b="1905"/>
+            <wp:docPr id="10" name="Рисунок 10"/>
             <wp:cNvGraphicFramePr>
               <a:graphicFrameLocks xmlns:a="http://schemas.openxmlformats.org/drawingml/2006/main" noChangeAspect="1"/>
             </wp:cNvGraphicFramePr>
@@ -1880,7 +3606,7 @@
                   <pic:spPr>
                     <a:xfrm>
                       <a:off x="0" y="0"/>
-                      <a:ext cx="5529350" cy="2784476"/>
+                      <a:ext cx="5223242" cy="4973666"/>
                     </a:xfrm>
                     <a:prstGeom prst="rect">
                       <a:avLst/>
@@ -1898,29 +3624,13 @@
         <w:jc w:val="center"/>
       </w:pPr>
       <w:r>
-        <w:t>Рисунок 2.11 – Работа кнопки «Начать игру»</w:t>
-      </w:r>
-    </w:p>
-    <w:p>
-      <w:r>
-        <w:lastRenderedPageBreak/>
-        <w:t>Завершающим этапом является документ «</w:t>
-      </w:r>
-      <w:proofErr w:type="spellStart"/>
-      <w:r>
-        <w:t>ОкончаниеИгры</w:t>
-      </w:r>
-      <w:proofErr w:type="spellEnd"/>
-      <w:r>
-        <w:t>». Его основные реквизиты: «</w:t>
-      </w:r>
-      <w:proofErr w:type="spellStart"/>
-      <w:r>
-        <w:t>ДокументНачало</w:t>
-      </w:r>
-      <w:proofErr w:type="spellEnd"/>
-      <w:r>
-        <w:t>» (ссылка на «</w:t>
+        <w:t>Рисунок 2.</w:t>
+      </w:r>
+      <w:r>
+        <w:t>10</w:t>
+      </w:r>
+      <w:r>
+        <w:t xml:space="preserve"> – Код документа «</w:t>
       </w:r>
       <w:proofErr w:type="spellStart"/>
       <w:r>
@@ -1928,230 +3638,12 @@
       </w:r>
       <w:proofErr w:type="spellEnd"/>
       <w:r>
-        <w:t>»), «Дорожка», «Клиент», «</w:t>
-      </w:r>
-      <w:proofErr w:type="spellStart"/>
-      <w:r>
-        <w:t>ВремяОкончания</w:t>
-      </w:r>
-      <w:proofErr w:type="spellEnd"/>
-      <w:r>
-        <w:t>», «</w:t>
-      </w:r>
-      <w:proofErr w:type="spellStart"/>
-      <w:r>
-        <w:t>ДлительностьМинут</w:t>
-      </w:r>
-      <w:proofErr w:type="spellEnd"/>
-      <w:r>
-        <w:t>», «Скидка» и «</w:t>
-      </w:r>
-      <w:proofErr w:type="spellStart"/>
-      <w:r>
-        <w:t>СуммаКОплате</w:t>
-      </w:r>
-      <w:proofErr w:type="spellEnd"/>
-      <w:r>
-        <w:t xml:space="preserve">». </w:t>
-      </w:r>
-      <w:r>
-        <w:t>В ф</w:t>
-      </w:r>
-      <w:r>
-        <w:t>орм</w:t>
-      </w:r>
-      <w:r>
-        <w:t>е</w:t>
-      </w:r>
-      <w:r>
-        <w:t xml:space="preserve"> </w:t>
-      </w:r>
-      <w:r>
-        <w:t xml:space="preserve">есть </w:t>
-      </w:r>
-      <w:r>
-        <w:t>кнопк</w:t>
-      </w:r>
-      <w:r>
-        <w:t>а</w:t>
-      </w:r>
-      <w:r>
-        <w:t xml:space="preserve"> «Завершить игру».</w:t>
-      </w:r>
-    </w:p>
-    <w:p>
-      <w:r>
-        <w:t>При нажатии кнопки выполняется серверная процедура, алгоритм которой включает следующие шаги:</w:t>
-      </w:r>
-    </w:p>
-    <w:p>
-      <w:pPr>
-        <w:pStyle w:val="a3"/>
-        <w:numPr>
-          <w:ilvl w:val="0"/>
-          <w:numId w:val="2"/>
-        </w:numPr>
-        <w:ind w:left="0" w:firstLine="709"/>
-      </w:pPr>
-      <w:r>
-        <w:t>Извлечение данных из документа-основания (дорожка, клиент, время начала).</w:t>
-      </w:r>
-    </w:p>
-    <w:p>
-      <w:pPr>
-        <w:pStyle w:val="a3"/>
-        <w:numPr>
-          <w:ilvl w:val="0"/>
-          <w:numId w:val="2"/>
-        </w:numPr>
-        <w:ind w:left="0" w:firstLine="709"/>
-      </w:pPr>
-      <w:r>
-        <w:t>Фиксация текущего времени в качестве «</w:t>
-      </w:r>
-      <w:proofErr w:type="spellStart"/>
-      <w:r>
-        <w:t>ВремяОкончания</w:t>
-      </w:r>
-      <w:proofErr w:type="spellEnd"/>
-      <w:r>
-        <w:t>».</w:t>
-      </w:r>
-    </w:p>
-    <w:p>
-      <w:pPr>
-        <w:pStyle w:val="a3"/>
-        <w:numPr>
-          <w:ilvl w:val="0"/>
-          <w:numId w:val="2"/>
-        </w:numPr>
-        <w:ind w:left="0" w:firstLine="709"/>
-      </w:pPr>
-      <w:r>
-        <w:t>Вычисление длительности игры в минутах как разницы между окончанием и началом, делённой на 60.</w:t>
-      </w:r>
-    </w:p>
-    <w:p>
-      <w:pPr>
-        <w:pStyle w:val="a3"/>
-        <w:numPr>
-          <w:ilvl w:val="0"/>
-          <w:numId w:val="2"/>
-        </w:numPr>
-        <w:ind w:left="0" w:firstLine="709"/>
-      </w:pPr>
-      <w:r>
-        <w:t>Считывание персонального процента скидки из реквизита «</w:t>
-      </w:r>
-      <w:proofErr w:type="spellStart"/>
-      <w:r>
-        <w:t>ПроцентСкидки</w:t>
-      </w:r>
-      <w:proofErr w:type="spellEnd"/>
-      <w:r>
-        <w:t>» справочника «Клиенты» (если клиент указан), иначе скидка принимается равной нулю.</w:t>
-      </w:r>
-    </w:p>
-    <w:p>
-      <w:pPr>
-        <w:pStyle w:val="a3"/>
-        <w:numPr>
-          <w:ilvl w:val="0"/>
-          <w:numId w:val="2"/>
-        </w:numPr>
-        <w:ind w:left="0" w:firstLine="709"/>
-      </w:pPr>
-      <w:r>
-        <w:t>Получение стоимости часа аренды дорожки из реквизита «</w:t>
-      </w:r>
-      <w:proofErr w:type="spellStart"/>
-      <w:r>
-        <w:t>СтоимостьЧаса</w:t>
-      </w:r>
-      <w:proofErr w:type="spellEnd"/>
-      <w:r>
-        <w:t>» справочника «Дорожки».</w:t>
-      </w:r>
-    </w:p>
-    <w:p>
-      <w:pPr>
-        <w:pStyle w:val="a3"/>
-        <w:numPr>
-          <w:ilvl w:val="0"/>
-          <w:numId w:val="2"/>
-        </w:numPr>
-        <w:ind w:left="0" w:firstLine="709"/>
-      </w:pPr>
-      <w:r>
-        <w:t>Расчёт итоговой суммы по формуле:</w:t>
-      </w:r>
-    </w:p>
-    <w:p>
-      <w:pPr>
-        <w:pStyle w:val="a3"/>
-        <w:numPr>
-          <w:ilvl w:val="0"/>
-          <w:numId w:val="2"/>
-        </w:numPr>
-        <w:ind w:left="0" w:firstLine="709"/>
-      </w:pPr>
-      <w:proofErr w:type="spellStart"/>
-      <w:r>
-        <w:t>СуммаКОплате</w:t>
-      </w:r>
-      <w:proofErr w:type="spellEnd"/>
-      <w:r>
-        <w:t xml:space="preserve"> = (</w:t>
-      </w:r>
-      <w:proofErr w:type="spellStart"/>
-      <w:r>
-        <w:t>ДлительностьМинут</w:t>
-      </w:r>
-      <w:proofErr w:type="spellEnd"/>
-      <w:r>
-        <w:t xml:space="preserve"> / 60) × </w:t>
-      </w:r>
-      <w:proofErr w:type="spellStart"/>
-      <w:r>
-        <w:t>СтоимостьЧаса</w:t>
-      </w:r>
-      <w:proofErr w:type="spellEnd"/>
-      <w:r>
-        <w:t xml:space="preserve"> × (1 – Скидка / 100).</w:t>
-      </w:r>
-    </w:p>
-    <w:p>
-      <w:pPr>
-        <w:pStyle w:val="a3"/>
-        <w:numPr>
-          <w:ilvl w:val="0"/>
-          <w:numId w:val="2"/>
-        </w:numPr>
-        <w:ind w:left="0" w:firstLine="709"/>
-      </w:pPr>
-      <w:r>
-        <w:t>Изменение статуса дорожки в справочнике «Дорожки» на «Свободна».</w:t>
-      </w:r>
-    </w:p>
-    <w:p>
-      <w:pPr>
-        <w:pStyle w:val="a3"/>
-        <w:numPr>
-          <w:ilvl w:val="0"/>
-          <w:numId w:val="2"/>
-        </w:numPr>
-        <w:ind w:left="0" w:firstLine="709"/>
-      </w:pPr>
-      <w:r>
-        <w:t>Поиск в регистре «</w:t>
-      </w:r>
-      <w:proofErr w:type="spellStart"/>
-      <w:r>
-        <w:t>ГрафикЗанятости</w:t>
-      </w:r>
-      <w:proofErr w:type="spellEnd"/>
-      <w:r>
-        <w:t>» записи с типом «Игра», созданной документом «</w:t>
+        <w:t>»</w:t>
+      </w:r>
+    </w:p>
+    <w:p>
+      <w:r>
+        <w:t>Работу документа «</w:t>
       </w:r>
       <w:proofErr w:type="spellStart"/>
       <w:r>
@@ -2159,67 +3651,22 @@
       </w:r>
       <w:proofErr w:type="spellEnd"/>
       <w:r>
-        <w:t>», и обновление её ресурса «</w:t>
-      </w:r>
-      <w:proofErr w:type="spellStart"/>
-      <w:r>
-        <w:t>ДатаОкончания</w:t>
-      </w:r>
-      <w:proofErr w:type="spellEnd"/>
-      <w:r>
-        <w:t>» реальным временем окончания – тем самым интервал закрывается.</w:t>
-      </w:r>
-    </w:p>
-    <w:p>
-      <w:pPr>
-        <w:pStyle w:val="a3"/>
-        <w:numPr>
-          <w:ilvl w:val="0"/>
-          <w:numId w:val="2"/>
-        </w:numPr>
-        <w:ind w:left="0" w:firstLine="709"/>
-      </w:pPr>
-      <w:r>
-        <w:t>Проведение документа и вывод пользователю сообщения с итоговой суммой к оплате.</w:t>
-      </w:r>
-    </w:p>
-    <w:p>
-      <w:r>
-        <w:t xml:space="preserve">Полный программный код серверной процедуры, реализующей все перечисленные шаги, содержится в </w:t>
-      </w:r>
-      <w:r>
-        <w:t>рисунк</w:t>
-      </w:r>
-      <w:r>
-        <w:t>ах</w:t>
-      </w:r>
-      <w:r>
-        <w:t xml:space="preserve"> 2.</w:t>
-      </w:r>
-      <w:r>
-        <w:t>1</w:t>
-      </w:r>
-      <w:r>
-        <w:t>2</w:t>
-      </w:r>
-      <w:r>
-        <w:t>, 2.1</w:t>
-      </w:r>
-      <w:r>
-        <w:t>3</w:t>
-      </w:r>
-      <w:r>
-        <w:t>.</w:t>
-      </w:r>
-    </w:p>
-    <w:p>
-      <w:r>
-        <w:lastRenderedPageBreak/>
+        <w:t>» при нажатии на кнопку «Начать игру» можно увидеть на рисунке 2.11.</w:t>
+      </w:r>
+    </w:p>
+    <w:p>
+      <w:pPr>
+        <w:jc w:val="center"/>
+      </w:pPr>
+      <w:r>
+        <w:rPr>
+          <w:noProof/>
+        </w:rPr>
         <w:drawing>
-          <wp:inline distT="0" distB="0" distL="0" distR="0" wp14:anchorId="46517A52" wp14:editId="791BD371">
-            <wp:extent cx="5015720" cy="5730949"/>
-            <wp:effectExtent l="0" t="0" r="0" b="3175"/>
-            <wp:docPr id="8" name="Рисунок 8"/>
+          <wp:inline distT="0" distB="0" distL="0" distR="0" wp14:anchorId="682C9072" wp14:editId="7B184291">
+            <wp:extent cx="5515122" cy="2777311"/>
+            <wp:effectExtent l="0" t="0" r="0" b="4445"/>
+            <wp:docPr id="15" name="Рисунок 15"/>
             <wp:cNvGraphicFramePr>
               <a:graphicFrameLocks xmlns:a="http://schemas.openxmlformats.org/drawingml/2006/main" noChangeAspect="1"/>
             </wp:cNvGraphicFramePr>
@@ -2239,7 +3686,7 @@
                   <pic:spPr>
                     <a:xfrm>
                       <a:off x="0" y="0"/>
-                      <a:ext cx="5027230" cy="5744100"/>
+                      <a:ext cx="5529350" cy="2784476"/>
                     </a:xfrm>
                     <a:prstGeom prst="rect">
                       <a:avLst/>
@@ -2257,34 +3704,331 @@
         <w:jc w:val="center"/>
       </w:pPr>
       <w:r>
-        <w:t>Рисунок 2.1</w:t>
+        <w:lastRenderedPageBreak/>
+        <w:t>Рисунок 2.11 – Работа кнопки «Начать игру»</w:t>
+      </w:r>
+    </w:p>
+    <w:p>
+      <w:r>
+        <w:t>Завершающим этапом является документ «</w:t>
+      </w:r>
+      <w:proofErr w:type="spellStart"/>
+      <w:r>
+        <w:t>ОкончаниеИгры</w:t>
+      </w:r>
+      <w:proofErr w:type="spellEnd"/>
+      <w:r>
+        <w:t>». Его основные реквизиты: «</w:t>
+      </w:r>
+      <w:proofErr w:type="spellStart"/>
+      <w:r>
+        <w:t>ДокументНачало</w:t>
+      </w:r>
+      <w:proofErr w:type="spellEnd"/>
+      <w:r>
+        <w:t>» (ссылка на «</w:t>
+      </w:r>
+      <w:proofErr w:type="spellStart"/>
+      <w:r>
+        <w:t>НачалоИгры</w:t>
+      </w:r>
+      <w:proofErr w:type="spellEnd"/>
+      <w:r>
+        <w:t>»), «Дорожка», «Клиент», «</w:t>
+      </w:r>
+      <w:proofErr w:type="spellStart"/>
+      <w:r>
+        <w:t>ВремяОкончания</w:t>
+      </w:r>
+      <w:proofErr w:type="spellEnd"/>
+      <w:r>
+        <w:t>», «</w:t>
+      </w:r>
+      <w:proofErr w:type="spellStart"/>
+      <w:r>
+        <w:t>ДлительностьМинут</w:t>
+      </w:r>
+      <w:proofErr w:type="spellEnd"/>
+      <w:r>
+        <w:t>», «Скидка» и «</w:t>
+      </w:r>
+      <w:proofErr w:type="spellStart"/>
+      <w:r>
+        <w:t>СуммаКОплате</w:t>
+      </w:r>
+      <w:proofErr w:type="spellEnd"/>
+      <w:r>
+        <w:t xml:space="preserve">». </w:t>
+      </w:r>
+      <w:r>
+        <w:t>В ф</w:t>
+      </w:r>
+      <w:r>
+        <w:t>орм</w:t>
+      </w:r>
+      <w:r>
+        <w:t>е</w:t>
+      </w:r>
+      <w:r>
+        <w:t xml:space="preserve"> </w:t>
+      </w:r>
+      <w:r>
+        <w:t xml:space="preserve">есть </w:t>
+      </w:r>
+      <w:r>
+        <w:t>кнопк</w:t>
+      </w:r>
+      <w:r>
+        <w:t>а</w:t>
+      </w:r>
+      <w:r>
+        <w:t xml:space="preserve"> «Завершить игру».</w:t>
+      </w:r>
+    </w:p>
+    <w:p>
+      <w:r>
+        <w:t>При нажатии кнопки выполняется серверная процедура, алгоритм которой включает следующие шаги:</w:t>
+      </w:r>
+    </w:p>
+    <w:p>
+      <w:pPr>
+        <w:pStyle w:val="a3"/>
+        <w:numPr>
+          <w:ilvl w:val="0"/>
+          <w:numId w:val="2"/>
+        </w:numPr>
+        <w:ind w:left="0" w:firstLine="709"/>
+      </w:pPr>
+      <w:r>
+        <w:t>Извлечение данных из документа-основания (дорожка, клиент, время начала).</w:t>
+      </w:r>
+    </w:p>
+    <w:p>
+      <w:pPr>
+        <w:pStyle w:val="a3"/>
+        <w:numPr>
+          <w:ilvl w:val="0"/>
+          <w:numId w:val="2"/>
+        </w:numPr>
+        <w:ind w:left="0" w:firstLine="709"/>
+      </w:pPr>
+      <w:r>
+        <w:t>Фиксация текущего времени в качестве «</w:t>
+      </w:r>
+      <w:proofErr w:type="spellStart"/>
+      <w:r>
+        <w:t>ВремяОкончания</w:t>
+      </w:r>
+      <w:proofErr w:type="spellEnd"/>
+      <w:r>
+        <w:t>».</w:t>
+      </w:r>
+    </w:p>
+    <w:p>
+      <w:pPr>
+        <w:pStyle w:val="a3"/>
+        <w:numPr>
+          <w:ilvl w:val="0"/>
+          <w:numId w:val="2"/>
+        </w:numPr>
+        <w:ind w:left="0" w:firstLine="709"/>
+      </w:pPr>
+      <w:r>
+        <w:t>Вычисление длительности игры в минутах как разницы между окончанием и началом, делённой на 60.</w:t>
+      </w:r>
+    </w:p>
+    <w:p>
+      <w:pPr>
+        <w:pStyle w:val="a3"/>
+        <w:numPr>
+          <w:ilvl w:val="0"/>
+          <w:numId w:val="2"/>
+        </w:numPr>
+        <w:ind w:left="0" w:firstLine="709"/>
+      </w:pPr>
+      <w:r>
+        <w:t>Считывание персонального процента скидки из реквизита «</w:t>
+      </w:r>
+      <w:proofErr w:type="spellStart"/>
+      <w:r>
+        <w:t>ПроцентСкидки</w:t>
+      </w:r>
+      <w:proofErr w:type="spellEnd"/>
+      <w:r>
+        <w:t>» справочника «Клиенты» (если клиент указан), иначе скидка принимается равной нулю.</w:t>
+      </w:r>
+    </w:p>
+    <w:p>
+      <w:pPr>
+        <w:pStyle w:val="a3"/>
+        <w:numPr>
+          <w:ilvl w:val="0"/>
+          <w:numId w:val="2"/>
+        </w:numPr>
+        <w:ind w:left="0" w:firstLine="709"/>
+      </w:pPr>
+      <w:r>
+        <w:t>Получение стоимости часа аренды дорожки из реквизита «</w:t>
+      </w:r>
+      <w:proofErr w:type="spellStart"/>
+      <w:r>
+        <w:t>СтоимостьЧаса</w:t>
+      </w:r>
+      <w:proofErr w:type="spellEnd"/>
+      <w:r>
+        <w:t>» справочника «Дорожки».</w:t>
+      </w:r>
+    </w:p>
+    <w:p>
+      <w:pPr>
+        <w:pStyle w:val="a3"/>
+        <w:numPr>
+          <w:ilvl w:val="0"/>
+          <w:numId w:val="2"/>
+        </w:numPr>
+        <w:ind w:left="0" w:firstLine="709"/>
+      </w:pPr>
+      <w:r>
+        <w:t>Расчёт итоговой суммы по формуле:</w:t>
+      </w:r>
+    </w:p>
+    <w:p>
+      <w:pPr>
+        <w:pStyle w:val="a3"/>
+        <w:numPr>
+          <w:ilvl w:val="0"/>
+          <w:numId w:val="2"/>
+        </w:numPr>
+        <w:ind w:left="0" w:firstLine="709"/>
+      </w:pPr>
+      <w:proofErr w:type="spellStart"/>
+      <w:r>
+        <w:t>СуммаКОплате</w:t>
+      </w:r>
+      <w:proofErr w:type="spellEnd"/>
+      <w:r>
+        <w:t xml:space="preserve"> = (</w:t>
+      </w:r>
+      <w:proofErr w:type="spellStart"/>
+      <w:r>
+        <w:t>ДлительностьМинут</w:t>
+      </w:r>
+      <w:proofErr w:type="spellEnd"/>
+      <w:r>
+        <w:t xml:space="preserve"> / 60) × </w:t>
+      </w:r>
+      <w:proofErr w:type="spellStart"/>
+      <w:r>
+        <w:t>СтоимостьЧаса</w:t>
+      </w:r>
+      <w:proofErr w:type="spellEnd"/>
+      <w:r>
+        <w:t xml:space="preserve"> × (1 – Скидка / 100).</w:t>
+      </w:r>
+    </w:p>
+    <w:p>
+      <w:pPr>
+        <w:pStyle w:val="a3"/>
+        <w:numPr>
+          <w:ilvl w:val="0"/>
+          <w:numId w:val="2"/>
+        </w:numPr>
+        <w:ind w:left="0" w:firstLine="709"/>
+      </w:pPr>
+      <w:r>
+        <w:t>Изменение статуса дорожки в справочнике «Дорожки» на «Свободна».</w:t>
+      </w:r>
+    </w:p>
+    <w:p>
+      <w:pPr>
+        <w:pStyle w:val="a3"/>
+        <w:numPr>
+          <w:ilvl w:val="0"/>
+          <w:numId w:val="2"/>
+        </w:numPr>
+        <w:ind w:left="0" w:firstLine="709"/>
+      </w:pPr>
+      <w:r>
+        <w:t>Поиск в регистре «</w:t>
+      </w:r>
+      <w:proofErr w:type="spellStart"/>
+      <w:r>
+        <w:t>ГрафикЗанятости</w:t>
+      </w:r>
+      <w:proofErr w:type="spellEnd"/>
+      <w:r>
+        <w:t>» записи с типом «Игра», созданной документом «</w:t>
+      </w:r>
+      <w:proofErr w:type="spellStart"/>
+      <w:r>
+        <w:t>НачалоИгры</w:t>
+      </w:r>
+      <w:proofErr w:type="spellEnd"/>
+      <w:r>
+        <w:t>», и обновление её ресурса «</w:t>
+      </w:r>
+      <w:proofErr w:type="spellStart"/>
+      <w:r>
+        <w:t>ДатаОкончания</w:t>
+      </w:r>
+      <w:proofErr w:type="spellEnd"/>
+      <w:r>
+        <w:t>» реальным временем окончания – тем самым интервал закрывается.</w:t>
+      </w:r>
+    </w:p>
+    <w:p>
+      <w:pPr>
+        <w:pStyle w:val="a3"/>
+        <w:numPr>
+          <w:ilvl w:val="0"/>
+          <w:numId w:val="2"/>
+        </w:numPr>
+        <w:ind w:left="0" w:firstLine="709"/>
+      </w:pPr>
+      <w:r>
+        <w:t>Проведение документа и вывод пользователю сообщения с итоговой суммой к оплате.</w:t>
+      </w:r>
+    </w:p>
+    <w:p>
+      <w:r>
+        <w:lastRenderedPageBreak/>
+        <w:t xml:space="preserve">Полный программный код серверной процедуры, реализующей все перечисленные шаги, содержится в </w:t>
+      </w:r>
+      <w:r>
+        <w:t>рисунк</w:t>
+      </w:r>
+      <w:r>
+        <w:t>ах</w:t>
+      </w:r>
+      <w:r>
+        <w:t xml:space="preserve"> 2.</w:t>
+      </w:r>
+      <w:r>
+        <w:t>1</w:t>
       </w:r>
       <w:r>
         <w:t>2</w:t>
       </w:r>
       <w:r>
-        <w:t xml:space="preserve"> – Код документа «</w:t>
-      </w:r>
-      <w:proofErr w:type="spellStart"/>
-      <w:r>
-        <w:t>ОкончаниеИгры</w:t>
-      </w:r>
-      <w:proofErr w:type="spellEnd"/>
-      <w:r>
-        <w:t>» первая часть</w:t>
-      </w:r>
-    </w:p>
-    <w:p>
-      <w:pPr>
-        <w:jc w:val="center"/>
-      </w:pPr>
-      <w:r>
-        <w:lastRenderedPageBreak/>
+        <w:t>, 2.1</w:t>
+      </w:r>
+      <w:r>
+        <w:t>3</w:t>
+      </w:r>
+      <w:r>
+        <w:t>.</w:t>
+      </w:r>
+    </w:p>
+    <w:p>
+      <w:r>
+        <w:rPr>
+          <w:noProof/>
+        </w:rPr>
         <w:drawing>
-          <wp:inline distT="0" distB="0" distL="0" distR="0" wp14:anchorId="6E3F904C" wp14:editId="733AB243">
-            <wp:extent cx="5419429" cy="4594494"/>
-            <wp:effectExtent l="0" t="0" r="0" b="0"/>
-            <wp:docPr id="11" name="Рисунок 11"/>
+          <wp:inline distT="0" distB="0" distL="0" distR="0" wp14:anchorId="46517A52" wp14:editId="791BD371">
+            <wp:extent cx="5015720" cy="5730949"/>
+            <wp:effectExtent l="0" t="0" r="0" b="3175"/>
+            <wp:docPr id="8" name="Рисунок 8"/>
             <wp:cNvGraphicFramePr>
               <a:graphicFrameLocks xmlns:a="http://schemas.openxmlformats.org/drawingml/2006/main" noChangeAspect="1"/>
             </wp:cNvGraphicFramePr>
@@ -2304,7 +4048,7 @@
                   <pic:spPr>
                     <a:xfrm>
                       <a:off x="0" y="0"/>
-                      <a:ext cx="5437472" cy="4609791"/>
+                      <a:ext cx="5027230" cy="5744100"/>
                     </a:xfrm>
                     <a:prstGeom prst="rect">
                       <a:avLst/>
@@ -2325,13 +4069,10 @@
         <w:t>Рисунок 2.1</w:t>
       </w:r>
       <w:r>
-        <w:t>3</w:t>
-      </w:r>
-      <w:r>
-        <w:t xml:space="preserve"> – Код документа </w:t>
-      </w:r>
-      <w:r>
-        <w:t>«</w:t>
+        <w:t>2</w:t>
+      </w:r>
+      <w:r>
+        <w:t xml:space="preserve"> – Код документа «</w:t>
       </w:r>
       <w:proofErr w:type="spellStart"/>
       <w:r>
@@ -2339,29 +4080,7 @@
       </w:r>
       <w:proofErr w:type="spellEnd"/>
       <w:r>
-        <w:t>»</w:t>
-      </w:r>
-      <w:r>
-        <w:t xml:space="preserve"> вторая часть</w:t>
-      </w:r>
-    </w:p>
-    <w:p>
-      <w:r>
-        <w:t>Работу документа «</w:t>
-      </w:r>
-      <w:proofErr w:type="spellStart"/>
-      <w:r>
-        <w:t>НачалоИгры</w:t>
-      </w:r>
-      <w:proofErr w:type="spellEnd"/>
-      <w:r>
-        <w:t>» при нажатии на кнопку «Начать игру» можно увидеть на рисунке 2.1</w:t>
-      </w:r>
-      <w:r>
-        <w:t>4</w:t>
-      </w:r>
-      <w:r>
-        <w:t>.</w:t>
+        <w:t>» первая часть</w:t>
       </w:r>
     </w:p>
     <w:p>
@@ -2369,11 +4088,15 @@
         <w:jc w:val="center"/>
       </w:pPr>
       <w:r>
+        <w:rPr>
+          <w:noProof/>
+        </w:rPr>
+        <w:lastRenderedPageBreak/>
         <w:drawing>
-          <wp:inline distT="0" distB="0" distL="0" distR="0" wp14:anchorId="7C836CBF" wp14:editId="553640E9">
-            <wp:extent cx="4800655" cy="2821379"/>
+          <wp:inline distT="0" distB="0" distL="0" distR="0" wp14:anchorId="6E3F904C" wp14:editId="733AB243">
+            <wp:extent cx="5419429" cy="4594494"/>
             <wp:effectExtent l="0" t="0" r="0" b="0"/>
-            <wp:docPr id="16" name="Рисунок 16"/>
+            <wp:docPr id="11" name="Рисунок 11"/>
             <wp:cNvGraphicFramePr>
               <a:graphicFrameLocks xmlns:a="http://schemas.openxmlformats.org/drawingml/2006/main" noChangeAspect="1"/>
             </wp:cNvGraphicFramePr>
@@ -2393,7 +4116,7 @@
                   <pic:spPr>
                     <a:xfrm>
                       <a:off x="0" y="0"/>
-                      <a:ext cx="4823694" cy="2834919"/>
+                      <a:ext cx="5437472" cy="4609791"/>
                     </a:xfrm>
                     <a:prstGeom prst="rect">
                       <a:avLst/>
@@ -2411,83 +4134,52 @@
         <w:jc w:val="center"/>
       </w:pPr>
       <w:r>
-        <w:t>Рисунок 2.14</w:t>
-      </w:r>
-      <w:r>
-        <w:t xml:space="preserve"> - </w:t>
-      </w:r>
-      <w:r>
-        <w:t>Работа кнопки «</w:t>
-      </w:r>
-      <w:r>
-        <w:t>Завершить</w:t>
-      </w:r>
-      <w:r>
-        <w:t xml:space="preserve"> игру»</w:t>
-      </w:r>
-    </w:p>
-    <w:p>
-      <w:r>
-        <w:lastRenderedPageBreak/>
-        <w:t>В дополнение к документам создана сервисная обработка</w:t>
-      </w:r>
-      <w:r>
-        <w:t xml:space="preserve"> </w:t>
-      </w:r>
-      <w:r>
-        <w:t>«</w:t>
-      </w:r>
-      <w:proofErr w:type="spellStart"/>
-      <w:r>
-        <w:t>РабочееМестоАдминистратора</w:t>
+        <w:t>Рисунок 2.1</w:t>
+      </w:r>
+      <w:r>
+        <w:t>3</w:t>
+      </w:r>
+      <w:r>
+        <w:t xml:space="preserve"> – Код документа «</w:t>
+      </w:r>
+      <w:proofErr w:type="spellStart"/>
+      <w:r>
+        <w:t>ОкончаниеИгры</w:t>
       </w:r>
       <w:proofErr w:type="spellEnd"/>
       <w:r>
         <w:t>»</w:t>
       </w:r>
       <w:r>
-        <w:t>, облегчающая мониторинг загрузки дорожек. Её форма содержит поле выбора даты и кнопку «Сформировать график». При нажатии на кнопку серверная функция выполняет запрос к табличной части проведённых документов «Бронирование» со статусом «Подтверждена» за указанную дату. Результат выводится в таблицу на форме с колонками «Дорожка», «</w:t>
-      </w:r>
-      <w:proofErr w:type="spellStart"/>
-      <w:r>
-        <w:t>ВремяНачала</w:t>
-      </w:r>
-      <w:proofErr w:type="spellEnd"/>
-      <w:r>
-        <w:t>», «</w:t>
-      </w:r>
-      <w:proofErr w:type="spellStart"/>
-      <w:r>
-        <w:t>ВремяОкончания</w:t>
-      </w:r>
-      <w:proofErr w:type="spellEnd"/>
-      <w:r>
-        <w:t xml:space="preserve">» и «Клиент». При отсутствии бронирований выдаётся информационное сообщение. Такой инструмент позволяет администратору быстро оценить расписание и принимать решения о распределении ресурсов. Код запроса и заполнения таблицы значений представлен в </w:t>
-      </w:r>
-      <w:r>
-        <w:t>рисунке 2.1</w:t>
-      </w:r>
-      <w:r>
-        <w:t>5</w:t>
-      </w:r>
-      <w:r>
-        <w:t>, а работа обработки проиллюстрирована на рисунке 2.1</w:t>
-      </w:r>
-      <w:r>
-        <w:t>6</w:t>
-      </w:r>
-      <w:r>
-        <w:t>.</w:t>
-      </w:r>
-    </w:p>
-    <w:p/>
-    <w:p>
-      <w:r>
+        <w:t xml:space="preserve"> вторая часть</w:t>
+      </w:r>
+    </w:p>
+    <w:p>
+      <w:r>
+        <w:t>Работу документа «</w:t>
+      </w:r>
+      <w:proofErr w:type="spellStart"/>
+      <w:r>
+        <w:t>НачалоИгры</w:t>
+      </w:r>
+      <w:proofErr w:type="spellEnd"/>
+      <w:r>
+        <w:t>» при нажатии на кнопку «Начать игру» можно увидеть на рисунке 2.14.</w:t>
+      </w:r>
+    </w:p>
+    <w:p>
+      <w:pPr>
+        <w:jc w:val="center"/>
+      </w:pPr>
+      <w:r>
+        <w:rPr>
+          <w:noProof/>
+        </w:rPr>
         <w:drawing>
-          <wp:inline distT="0" distB="0" distL="0" distR="0" wp14:anchorId="163AD4D6" wp14:editId="4CE2BC3F">
-            <wp:extent cx="5232882" cy="4325029"/>
-            <wp:effectExtent l="0" t="0" r="6350" b="0"/>
-            <wp:docPr id="12" name="Рисунок 12"/>
+          <wp:inline distT="0" distB="0" distL="0" distR="0" wp14:anchorId="7C836CBF" wp14:editId="553640E9">
+            <wp:extent cx="4800655" cy="2821379"/>
+            <wp:effectExtent l="0" t="0" r="0" b="0"/>
+            <wp:docPr id="16" name="Рисунок 16"/>
             <wp:cNvGraphicFramePr>
               <a:graphicFrameLocks xmlns:a="http://schemas.openxmlformats.org/drawingml/2006/main" noChangeAspect="1"/>
             </wp:cNvGraphicFramePr>
@@ -2507,7 +4199,7 @@
                   <pic:spPr>
                     <a:xfrm>
                       <a:off x="0" y="0"/>
-                      <a:ext cx="5246344" cy="4336156"/>
+                      <a:ext cx="4823694" cy="2834919"/>
                     </a:xfrm>
                     <a:prstGeom prst="rect">
                       <a:avLst/>
@@ -2525,26 +4217,92 @@
         <w:jc w:val="center"/>
       </w:pPr>
       <w:r>
-        <w:t>Рисунок 2.1</w:t>
+        <w:t>Рисунок 2.14</w:t>
+      </w:r>
+      <w:r>
+        <w:t xml:space="preserve"> - Работа кнопки «Завершить игру»</w:t>
+      </w:r>
+    </w:p>
+    <w:p>
+      <w:r>
+        <w:lastRenderedPageBreak/>
+        <w:t>Разработанный документооборот и встроенная бизнес-логика охватывают все ключевые операции предметной области. Благодаря использованию регистра сведений обеспечен строгий контроль пересечений временных интервалов, а интерактивные кнопки на формах документов минимизируют вероятность ошибок персонала и упрощают ввод данных. В совокупности с обработкой для просмотра занятости система предоставляет полный набор инструментов для оперативного управления боулинг-клубом.</w:t>
+      </w:r>
+    </w:p>
+    <w:p/>
+    <w:p>
+      <w:pPr>
+        <w:pStyle w:val="1"/>
+      </w:pPr>
+      <w:bookmarkStart w:id="16" w:name="_Toc228630206"/>
+      <w:r>
+        <w:t>2.4 Мониторинг загрузки дорожек</w:t>
+      </w:r>
+      <w:bookmarkEnd w:id="16"/>
+    </w:p>
+    <w:p/>
+    <w:p>
+      <w:r>
+        <w:t>В дополнение к документам создана сервисная обработка</w:t>
+      </w:r>
+      <w:r>
+        <w:t xml:space="preserve"> «</w:t>
+      </w:r>
+      <w:proofErr w:type="spellStart"/>
+      <w:r>
+        <w:t>РабочееМестоАдминистратора</w:t>
+      </w:r>
+      <w:proofErr w:type="spellEnd"/>
+      <w:r>
+        <w:t>»</w:t>
+      </w:r>
+      <w:r>
+        <w:t>, облегчающая мониторинг загрузки дорожек. Её форма содержит поле выбора даты и кнопку «Сформировать график». При нажатии на кнопку серверная функция выполняет запрос к табличной части проведённых документов «Бронирование» со статусом «Подтверждена» за указанную дату. Результат выводится в таблицу на форме с колонками «Дорожка», «</w:t>
+      </w:r>
+      <w:proofErr w:type="spellStart"/>
+      <w:r>
+        <w:t>ВремяНачала</w:t>
+      </w:r>
+      <w:proofErr w:type="spellEnd"/>
+      <w:r>
+        <w:t>», «</w:t>
+      </w:r>
+      <w:proofErr w:type="spellStart"/>
+      <w:r>
+        <w:t>ВремяОкончания</w:t>
+      </w:r>
+      <w:proofErr w:type="spellEnd"/>
+      <w:r>
+        <w:t xml:space="preserve">» и «Клиент». При отсутствии бронирований выдаётся информационное сообщение. Такой инструмент позволяет администратору быстро оценить расписание и принимать решения о распределении ресурсов. Код запроса и заполнения таблицы значений представлен в </w:t>
+      </w:r>
+      <w:r>
+        <w:t>рисунке 2.1</w:t>
       </w:r>
       <w:r>
         <w:t>5</w:t>
       </w:r>
       <w:r>
-        <w:t xml:space="preserve"> – Код обработки</w:t>
-      </w:r>
-    </w:p>
-    <w:p>
-      <w:pPr>
-        <w:jc w:val="center"/>
-      </w:pPr>
-      <w:r>
+        <w:t>, а работа обработки проиллюстрирована на рисунке 2.1</w:t>
+      </w:r>
+      <w:r>
+        <w:t>6</w:t>
+      </w:r>
+      <w:r>
+        <w:t>.</w:t>
+      </w:r>
+    </w:p>
+    <w:p/>
+    <w:p>
+      <w:r>
+        <w:rPr>
+          <w:noProof/>
+        </w:rPr>
         <w:lastRenderedPageBreak/>
         <w:drawing>
-          <wp:inline distT="0" distB="0" distL="0" distR="0" wp14:anchorId="5D8C6A91" wp14:editId="6FFB60B3">
-            <wp:extent cx="5226664" cy="1090029"/>
-            <wp:effectExtent l="0" t="0" r="0" b="0"/>
-            <wp:docPr id="17" name="Рисунок 17"/>
+          <wp:inline distT="0" distB="0" distL="0" distR="0" wp14:anchorId="163AD4D6" wp14:editId="4CE2BC3F">
+            <wp:extent cx="5232882" cy="4325029"/>
+            <wp:effectExtent l="0" t="0" r="6350" b="0"/>
+            <wp:docPr id="12" name="Рисунок 12"/>
             <wp:cNvGraphicFramePr>
               <a:graphicFrameLocks xmlns:a="http://schemas.openxmlformats.org/drawingml/2006/main" noChangeAspect="1"/>
             </wp:cNvGraphicFramePr>
@@ -2564,6 +4322,65 @@
                   <pic:spPr>
                     <a:xfrm>
                       <a:off x="0" y="0"/>
+                      <a:ext cx="5246344" cy="4336156"/>
+                    </a:xfrm>
+                    <a:prstGeom prst="rect">
+                      <a:avLst/>
+                    </a:prstGeom>
+                  </pic:spPr>
+                </pic:pic>
+              </a:graphicData>
+            </a:graphic>
+          </wp:inline>
+        </w:drawing>
+      </w:r>
+    </w:p>
+    <w:p>
+      <w:pPr>
+        <w:jc w:val="center"/>
+      </w:pPr>
+      <w:r>
+        <w:t>Рисунок 2.1</w:t>
+      </w:r>
+      <w:r>
+        <w:t>5</w:t>
+      </w:r>
+      <w:r>
+        <w:t xml:space="preserve"> – Код обработки</w:t>
+      </w:r>
+    </w:p>
+    <w:p>
+      <w:pPr>
+        <w:jc w:val="center"/>
+      </w:pPr>
+      <w:r>
+        <w:rPr>
+          <w:noProof/>
+        </w:rPr>
+        <w:drawing>
+          <wp:inline distT="0" distB="0" distL="0" distR="0" wp14:anchorId="5D8C6A91" wp14:editId="6FFB60B3">
+            <wp:extent cx="5226664" cy="1090029"/>
+            <wp:effectExtent l="0" t="0" r="0" b="0"/>
+            <wp:docPr id="17" name="Рисунок 17"/>
+            <wp:cNvGraphicFramePr>
+              <a:graphicFrameLocks xmlns:a="http://schemas.openxmlformats.org/drawingml/2006/main" noChangeAspect="1"/>
+            </wp:cNvGraphicFramePr>
+            <a:graphic xmlns:a="http://schemas.openxmlformats.org/drawingml/2006/main">
+              <a:graphicData uri="http://schemas.openxmlformats.org/drawingml/2006/picture">
+                <pic:pic xmlns:pic="http://schemas.openxmlformats.org/drawingml/2006/picture">
+                  <pic:nvPicPr>
+                    <pic:cNvPr id="1" name=""/>
+                    <pic:cNvPicPr/>
+                  </pic:nvPicPr>
+                  <pic:blipFill>
+                    <a:blip r:embed="rId24"/>
+                    <a:stretch>
+                      <a:fillRect/>
+                    </a:stretch>
+                  </pic:blipFill>
+                  <pic:spPr>
+                    <a:xfrm>
+                      <a:off x="0" y="0"/>
                       <a:ext cx="5244742" cy="1093799"/>
                     </a:xfrm>
                     <a:prstGeom prst="rect">
@@ -2587,15 +4404,17 @@
     </w:p>
     <w:p>
       <w:r>
-        <w:t>Разработанный документооборот и встроенная бизнес-логика охватывают все ключевые операции предметной области. Благодаря использованию регистра сведений обеспечен строгий контроль пересечений временных интервалов, а интерактивные кнопки на формах документов минимизируют вероятность ошибок персонала и упрощают ввод данных. В совокупности с обработкой для просмотра занятости система предоставляет полный набор инструментов для оперативного управления боулинг-клубом.</w:t>
-      </w:r>
-    </w:p>
-    <w:p>
-      <w:pPr>
-        <w:spacing w:after="160" w:line="259" w:lineRule="auto"/>
-        <w:ind w:firstLine="0"/>
-        <w:jc w:val="left"/>
-      </w:pPr>
+        <w:t xml:space="preserve">В результате была создана </w:t>
+      </w:r>
+      <w:r>
+        <w:t>обработка,</w:t>
+      </w:r>
+      <w:r>
+        <w:t xml:space="preserve"> облегчающая мониторинг загрузки дорожек</w:t>
+      </w:r>
+      <w:r>
+        <w:t>, которая содержит все необходимые поля данных.</w:t>
+      </w:r>
       <w:r>
         <w:br w:type="page"/>
       </w:r>
@@ -2604,18 +4423,150 @@
       <w:pPr>
         <w:pStyle w:val="1"/>
       </w:pPr>
+      <w:bookmarkStart w:id="17" w:name="_Toc228630207"/>
       <w:r>
         <w:lastRenderedPageBreak/>
         <w:t>ЗАКЛЮЧЕНИЕ</w:t>
       </w:r>
+      <w:bookmarkEnd w:id="17"/>
     </w:p>
     <w:p/>
     <w:p>
-      <w:pPr>
-        <w:spacing w:after="160" w:line="259" w:lineRule="auto"/>
-        <w:ind w:firstLine="0"/>
-        <w:jc w:val="left"/>
-      </w:pPr>
+      <w:r>
+        <w:t>В рамках настоящей курсовой работы была достигнута поставленная цель – спроектирована и разработана конфигурация на платформе «1</w:t>
+      </w:r>
+      <w:proofErr w:type="gramStart"/>
+      <w:r>
+        <w:t>С:Предприяти</w:t>
+      </w:r>
+      <w:r>
+        <w:t>е</w:t>
+      </w:r>
+      <w:proofErr w:type="gramEnd"/>
+      <w:r>
+        <w:t>» для автоматизации управления бронированием, игровым процессом и расчётами с клиентами в боулинг-клубе. Последовательное решение сформулированных задач позволило создать целостную информационную систему, охватывающую ключевые бизнес-процессы предметной области и демонстрирующую практическую применимость выбранной технологической платформы.</w:t>
+      </w:r>
+    </w:p>
+    <w:p>
+      <w:r>
+        <w:t xml:space="preserve">В ходе выполнения теоретической части были изучены современные тенденции автоматизации боулинг-индустрии, которые показывают фундаментальный сдвиг от разрозненных инструментов к единым цифровым экосистемам, внедрению бесконтактных сервисов и </w:t>
+      </w:r>
+      <w:proofErr w:type="spellStart"/>
+      <w:r>
+        <w:t>проактивного</w:t>
+      </w:r>
+      <w:proofErr w:type="spellEnd"/>
+      <w:r>
+        <w:t xml:space="preserve"> обслуживания оборудования. Проведённый анализ позволил формализовать основные бизнес-процессы боулинг-центра, среди которых центральное место занимают управление игровым временем и бронированием дорожек, организация питания гостей, техническое обслуживание оборудования и учёт персонала. Было показано, что их синхронное и прозрачное исполнение является необходимым условием устойчивой доходности клуба.</w:t>
+      </w:r>
+    </w:p>
+    <w:p>
+      <w:r>
+        <w:t>Практическая часть работы полностью отразила результаты проектирования и разработки конфигурации. Был</w:t>
+      </w:r>
+      <w:r>
+        <w:t>и</w:t>
+      </w:r>
+      <w:r>
+        <w:t xml:space="preserve"> создан</w:t>
+      </w:r>
+      <w:r>
+        <w:t>ы</w:t>
+      </w:r>
+      <w:r>
+        <w:t xml:space="preserve"> необходимые объекты метаданных: перечисления «</w:t>
+      </w:r>
+      <w:proofErr w:type="spellStart"/>
+      <w:r>
+        <w:t>СтатусыБронирования</w:t>
+      </w:r>
+      <w:proofErr w:type="spellEnd"/>
+      <w:r>
+        <w:t>», «</w:t>
+      </w:r>
+      <w:proofErr w:type="spellStart"/>
+      <w:r>
+        <w:t>ТипыЗанятости</w:t>
+      </w:r>
+      <w:proofErr w:type="spellEnd"/>
+      <w:r>
+        <w:t>» и «</w:t>
+      </w:r>
+      <w:proofErr w:type="spellStart"/>
+      <w:r>
+        <w:t>СтатусыДорожек</w:t>
+      </w:r>
+      <w:proofErr w:type="spellEnd"/>
+      <w:r>
+        <w:t>», обеспечивающие стандартизацию состояний; справочники «Дорожки», «Клиенты» и «Сотрудники», хранящие условно-постоянную информацию с детализированными реквизитами; независимый периодический регистр сведений «</w:t>
+      </w:r>
+      <w:proofErr w:type="spellStart"/>
+      <w:r>
+        <w:t>ГрафикЗанятости</w:t>
+      </w:r>
+      <w:proofErr w:type="spellEnd"/>
+      <w:r>
+        <w:t xml:space="preserve">», являющийся ядром контроля временных интервалов. Центральным элементом стал документооборот, реализованный тремя документами – «Бронирование», </w:t>
+      </w:r>
+      <w:r>
+        <w:lastRenderedPageBreak/>
+        <w:t>«</w:t>
+      </w:r>
+      <w:proofErr w:type="spellStart"/>
+      <w:r>
+        <w:t>НачалоИгры</w:t>
+      </w:r>
+      <w:proofErr w:type="spellEnd"/>
+      <w:r>
+        <w:t>» и «</w:t>
+      </w:r>
+      <w:proofErr w:type="spellStart"/>
+      <w:r>
+        <w:t>ОкончаниеИгры</w:t>
+      </w:r>
+      <w:proofErr w:type="spellEnd"/>
+      <w:r>
+        <w:t>», – которые в совокупности обеспечивают полный жизненный цикл обслуживания: от предварительного резервирования дорожки с проверкой на коллизии двойного бронирования до автоматического расчёта стоимости сессии с учётом длительности, базовой цены часа аренды и персональной скидки клиента. Бизнес-логика всех проверок и вычислений интегрирована в клиент-серверные процедуры и вызывается интерактивными кнопками на формах документов, что свело к минимуму вероятность ошибок персонала. В дополнение разработана сервисная обработка «</w:t>
+      </w:r>
+      <w:proofErr w:type="spellStart"/>
+      <w:r>
+        <w:t>РабочееМестоАдминистратора</w:t>
+      </w:r>
+      <w:proofErr w:type="spellEnd"/>
+      <w:r>
+        <w:t>», позволяющая в реальном времени формировать график загрузки дорожек на выбранную дату.</w:t>
+      </w:r>
+    </w:p>
+    <w:p>
+      <w:r>
+        <w:t>Разработанная конфигурация подтвердила свою работоспособность в ходе тестирования: бронирование дорожек корректно блокируется при обнаружении пересечений, статусы дорожек изменяются синхронно с началом и окончанием игры, а итоговая сумма к оплате рассчитывается по заданной формуле. Тем самым наглядно продемонстрирована возможность создания отраслевого решения на универсальной платформе «1</w:t>
+      </w:r>
+      <w:proofErr w:type="gramStart"/>
+      <w:r>
+        <w:t>С:Предприятие</w:t>
+      </w:r>
+      <w:proofErr w:type="gramEnd"/>
+      <w:r>
+        <w:t>», способного без привлечения дорогостоящих специализированных программ обеспечить высокий уровень прозрачности учёта и снизить операционные издержки боулинг-центра.</w:t>
+      </w:r>
+    </w:p>
+    <w:p>
+      <w:r>
+        <w:t>Практическая значимость работы заключается в том, что полученная конфигурация может служить фундаментом для реальной автоматизированной системы управления боулинг-клубом после незначительной адаптации к конкретным условиям. Её внедрение позволит сократить время на обработку заявок, исключить ошибки двойного бронирования, вести полный учёт занятости оборудования и прозрачный расчёт с гостями.</w:t>
+      </w:r>
+    </w:p>
+    <w:p>
+      <w:r>
+        <w:t>Таким образом, все поставленные задачи решены в полном объёме, а созданная конфигурация подтвердила обоснованность выбора платформы «1</w:t>
+      </w:r>
+      <w:proofErr w:type="gramStart"/>
+      <w:r>
+        <w:t>С:Предприятие</w:t>
+      </w:r>
+      <w:proofErr w:type="gramEnd"/>
+      <w:r>
+        <w:t>».</w:t>
+      </w:r>
       <w:r>
         <w:br w:type="page"/>
       </w:r>
@@ -2624,21 +4575,369 @@
       <w:pPr>
         <w:pStyle w:val="1"/>
       </w:pPr>
-      <w:bookmarkStart w:id="0" w:name="_GoBack"/>
-      <w:bookmarkEnd w:id="0"/>
+      <w:bookmarkStart w:id="18" w:name="_Toc228629428"/>
+      <w:bookmarkStart w:id="19" w:name="_Toc228629864"/>
+      <w:bookmarkStart w:id="20" w:name="_Toc228630208"/>
       <w:r>
         <w:lastRenderedPageBreak/>
-        <w:t>СПИСОК ЛИТЕРАТУРЫ</w:t>
+        <w:t xml:space="preserve">СПИСОК </w:t>
+      </w:r>
+      <w:bookmarkEnd w:id="18"/>
+      <w:r>
+        <w:t>ИСПОЛЬЗОВАННЫХ ИСТОЧНИКОВ</w:t>
+      </w:r>
+      <w:bookmarkEnd w:id="19"/>
+      <w:bookmarkEnd w:id="20"/>
+    </w:p>
+    <w:p/>
+    <w:p>
+      <w:pPr>
+        <w:pStyle w:val="a3"/>
+        <w:numPr>
+          <w:ilvl w:val="0"/>
+          <w:numId w:val="5"/>
+        </w:numPr>
+        <w:ind w:left="0" w:firstLine="709"/>
+      </w:pPr>
+      <w:r>
+        <w:t>Как открыть боулинг: шаг за шагом руководство для успешного бизнеса // bowlexpert.ru. – URL: https://bowlexpert.ru/blog/bouling-kak-biznes (дата обращения: 20.03.2026)</w:t>
+      </w:r>
+    </w:p>
+    <w:p>
+      <w:pPr>
+        <w:pStyle w:val="a3"/>
+        <w:numPr>
+          <w:ilvl w:val="0"/>
+          <w:numId w:val="5"/>
+        </w:numPr>
+        <w:ind w:left="0" w:firstLine="709"/>
+      </w:pPr>
+      <w:r>
+        <w:t>Как заработать на боулинге // secrets.tbank.ru. – URL: https://secrets.tbank.ru/blogi-kompanij/kak-zarabotat-na-boulinge/ (дата обращения: 20.03.2026)</w:t>
+      </w:r>
+    </w:p>
+    <w:p>
+      <w:pPr>
+        <w:pStyle w:val="a3"/>
+        <w:numPr>
+          <w:ilvl w:val="0"/>
+          <w:numId w:val="5"/>
+        </w:numPr>
+        <w:ind w:left="0" w:firstLine="709"/>
+      </w:pPr>
+      <w:r>
+        <w:t>Бизнес план боулинга - сколько стоит и как открыть боулинг клуб в Москве // qubicaamf.ru. – URL: https://qubicaamf.ru/stati/kak-otkryt-bouling-klub/ (дата обращения: 20.03.2026)</w:t>
+      </w:r>
+    </w:p>
+    <w:p>
+      <w:pPr>
+        <w:pStyle w:val="a3"/>
+        <w:numPr>
+          <w:ilvl w:val="0"/>
+          <w:numId w:val="5"/>
+        </w:numPr>
+        <w:ind w:left="0" w:firstLine="709"/>
+      </w:pPr>
+      <w:r>
+        <w:t xml:space="preserve">Как </w:t>
+      </w:r>
+      <w:proofErr w:type="spellStart"/>
+      <w:r>
+        <w:t>реновировать</w:t>
+      </w:r>
+      <w:proofErr w:type="spellEnd"/>
+      <w:r>
+        <w:t xml:space="preserve"> боулинг-бизнес? // blog.viabowling.ru. – URL: https://blog.viabowling.ru/kak-postroit-biznes/kak-renovirovat-bouling-biznes/ (дата обращения: 20.03.2026)</w:t>
+      </w:r>
+    </w:p>
+    <w:p>
+      <w:pPr>
+        <w:pStyle w:val="a3"/>
+        <w:numPr>
+          <w:ilvl w:val="0"/>
+          <w:numId w:val="5"/>
+        </w:numPr>
+        <w:ind w:left="0" w:firstLine="709"/>
+      </w:pPr>
+      <w:r>
+        <w:t>Обзор системы «1</w:t>
+      </w:r>
+      <w:proofErr w:type="gramStart"/>
+      <w:r>
+        <w:t>С:Предприятие</w:t>
+      </w:r>
+      <w:proofErr w:type="gramEnd"/>
+      <w:r>
+        <w:t xml:space="preserve"> 8» // v8.1c.ru. – URL: https://v8.1c.ru/tekhnologii/overview/ (дата обращения: </w:t>
+      </w:r>
+      <w:r>
+        <w:t>30</w:t>
+      </w:r>
+      <w:r>
+        <w:t>.03.2026)</w:t>
+      </w:r>
+    </w:p>
+    <w:p>
+      <w:pPr>
+        <w:pStyle w:val="a3"/>
+        <w:numPr>
+          <w:ilvl w:val="0"/>
+          <w:numId w:val="5"/>
+        </w:numPr>
+        <w:ind w:left="0" w:firstLine="709"/>
+      </w:pPr>
+      <w:r>
+        <w:t>1</w:t>
+      </w:r>
+      <w:proofErr w:type="gramStart"/>
+      <w:r>
+        <w:t>С:Предприятие</w:t>
+      </w:r>
+      <w:proofErr w:type="gramEnd"/>
+      <w:r>
+        <w:t xml:space="preserve"> 8.3 — Полный обзор возможностей платформы // avtomatizator.ru. – URL: https://avtomatizator.ru/articles/produkty-1s/1s-predpriyatie-8-3-polnyy-obzor-vozmozhnostey-platformy/ (дата обращения: </w:t>
+      </w:r>
+      <w:r>
+        <w:t>3</w:t>
+      </w:r>
+      <w:r>
+        <w:t>0.03.2026)</w:t>
+      </w:r>
+    </w:p>
+    <w:p>
+      <w:pPr>
+        <w:pStyle w:val="a3"/>
+        <w:numPr>
+          <w:ilvl w:val="0"/>
+          <w:numId w:val="5"/>
+        </w:numPr>
+        <w:ind w:left="0" w:firstLine="709"/>
+      </w:pPr>
+      <w:r>
+        <w:t>Преимущества и применение системы 1С в различных сферах бизнеса // oxtron.ru. – URL: https://oxtron.ru/tpost/zox7i7dex1-preimuschestva-i-primenenie-sistemi-1s-v (дата обращения: 0</w:t>
+      </w:r>
+      <w:r>
+        <w:t>9</w:t>
+      </w:r>
+      <w:r>
+        <w:t>.0</w:t>
+      </w:r>
+      <w:r>
+        <w:t>4</w:t>
+      </w:r>
+      <w:r>
+        <w:t>.2026)</w:t>
+      </w:r>
+    </w:p>
+    <w:p>
+      <w:pPr>
+        <w:pStyle w:val="a3"/>
+        <w:numPr>
+          <w:ilvl w:val="0"/>
+          <w:numId w:val="5"/>
+        </w:numPr>
+        <w:ind w:left="0" w:firstLine="709"/>
+      </w:pPr>
+      <w:r>
+        <w:t>Плюсы и преимущества программ 1С // mastersoft.ru. – URL: https://mastersoft.ru/blog/plyusy-i-preimushchestva-programm-1s/ (дата обращения: 09.04.2026)</w:t>
+      </w:r>
+    </w:p>
+    <w:p>
+      <w:pPr>
+        <w:pStyle w:val="a3"/>
+        <w:numPr>
+          <w:ilvl w:val="0"/>
+          <w:numId w:val="5"/>
+        </w:numPr>
+        <w:ind w:left="0" w:firstLine="709"/>
+      </w:pPr>
+      <w:r>
+        <w:t xml:space="preserve">Разработка информационной системы 1С для бизнеса // </w:t>
+      </w:r>
+      <w:proofErr w:type="spellStart"/>
+      <w:r>
+        <w:t>itvolna.tech</w:t>
+      </w:r>
+      <w:proofErr w:type="spellEnd"/>
+      <w:r>
+        <w:t>. – URL: https://itvolna.tech/blog/development-of-information-systems-1s (дата обращения: 09.04.2026)</w:t>
+      </w:r>
+    </w:p>
+    <w:p>
+      <w:pPr>
+        <w:pStyle w:val="a3"/>
+        <w:numPr>
+          <w:ilvl w:val="0"/>
+          <w:numId w:val="5"/>
+        </w:numPr>
+        <w:ind w:left="0" w:firstLine="709"/>
+      </w:pPr>
+      <w:r>
+        <w:lastRenderedPageBreak/>
+        <w:t>Конкурентные преимущества «1</w:t>
+      </w:r>
+      <w:proofErr w:type="gramStart"/>
+      <w:r>
+        <w:t>С:ERP</w:t>
+      </w:r>
+      <w:proofErr w:type="gramEnd"/>
+      <w:r>
+        <w:t xml:space="preserve"> Управление предприятием» // v8.1c.ru. – URL: https://v8.1c.ru/erp/preimushchestva/ (дата обращения: </w:t>
+      </w:r>
+      <w:r>
+        <w:t>15</w:t>
+      </w:r>
+      <w:r>
+        <w:t>.04.2026)</w:t>
+      </w:r>
+    </w:p>
+    <w:p>
+      <w:pPr>
+        <w:pStyle w:val="a3"/>
+        <w:numPr>
+          <w:ilvl w:val="0"/>
+          <w:numId w:val="5"/>
+        </w:numPr>
+        <w:ind w:left="0" w:firstLine="709"/>
+      </w:pPr>
+      <w:r>
+        <w:t xml:space="preserve">Справочники в 1С 8.3: создание, заполнение, перенос данных // syrgyt.1cbit.ru. – URL: https://syrgyt.1cbit.ru/blog/spravochniki-v-1s-8-3-sozdanie-zapolnenie-perenos-dannykh/ (дата обращения: </w:t>
+      </w:r>
+      <w:r>
+        <w:t>17</w:t>
+      </w:r>
+      <w:r>
+        <w:t>.04.2026)</w:t>
+      </w:r>
+    </w:p>
+    <w:p>
+      <w:pPr>
+        <w:pStyle w:val="a3"/>
+        <w:numPr>
+          <w:ilvl w:val="0"/>
+          <w:numId w:val="5"/>
+        </w:numPr>
+        <w:ind w:left="0" w:firstLine="709"/>
+      </w:pPr>
+      <w:r>
+        <w:t xml:space="preserve">Справочники | Самоучитель 1С Предприятие для начинающих | Бесплатный онлайн курс // e-office24.ru. – URL: https://e-office24.ru/support/course/free-samouchitel-1c/chapter/010/ (дата обращения: </w:t>
+      </w:r>
+      <w:r>
+        <w:t>20</w:t>
+      </w:r>
+      <w:r>
+        <w:t>.0</w:t>
+      </w:r>
+      <w:r>
+        <w:t>4</w:t>
+      </w:r>
+      <w:r>
+        <w:t>.2026)</w:t>
+      </w:r>
+    </w:p>
+    <w:p>
+      <w:pPr>
+        <w:pStyle w:val="a3"/>
+        <w:numPr>
+          <w:ilvl w:val="0"/>
+          <w:numId w:val="5"/>
+        </w:numPr>
+        <w:ind w:left="0" w:firstLine="709"/>
+      </w:pPr>
+      <w:r>
+        <w:t xml:space="preserve">Документы в языке 1С 8.3, 8.2 (в примерах) // helpme1s.ru. – URL: https://helpme1s.ru/dokumenty-v-yazyke-1s-8-v-primerax (дата обращения: </w:t>
+      </w:r>
+      <w:r>
+        <w:t>23</w:t>
+      </w:r>
+      <w:r>
+        <w:t>.0</w:t>
+      </w:r>
+      <w:r>
+        <w:t>4</w:t>
+      </w:r>
+      <w:r>
+        <w:t>.2026)</w:t>
+      </w:r>
+    </w:p>
+    <w:p>
+      <w:pPr>
+        <w:pStyle w:val="a3"/>
+        <w:numPr>
+          <w:ilvl w:val="0"/>
+          <w:numId w:val="5"/>
+        </w:numPr>
+        <w:ind w:left="0" w:firstLine="709"/>
+      </w:pPr>
+      <w:r>
+        <w:t>Обработки 1С // stekspb.ru. – URL: https://stekspb.ru/blog/obrabotki-1c/ (дата обращения: 2</w:t>
+      </w:r>
+      <w:r>
+        <w:t>3</w:t>
+      </w:r>
+      <w:r>
+        <w:t>.0</w:t>
+      </w:r>
+      <w:r>
+        <w:t>4</w:t>
+      </w:r>
+      <w:r>
+        <w:t>.2026)</w:t>
+      </w:r>
+    </w:p>
+    <w:p>
+      <w:pPr>
+        <w:pStyle w:val="a3"/>
+        <w:numPr>
+          <w:ilvl w:val="0"/>
+          <w:numId w:val="5"/>
+        </w:numPr>
+        <w:ind w:left="0" w:firstLine="709"/>
+      </w:pPr>
+      <w:r>
+        <w:t xml:space="preserve">Как работают программы 1С | Типы инструментов и механизмы — Образование на vc.ru // vc.ru. – URL: https://vc.ru/education/2789654-kak-rabotayut-programmy-1s-tipy-instrumentov-i-mehanizmy (дата обращения: </w:t>
+      </w:r>
+      <w:r>
+        <w:t>27</w:t>
+      </w:r>
+      <w:r>
+        <w:t>.0</w:t>
+      </w:r>
+      <w:r>
+        <w:t>4</w:t>
+      </w:r>
+      <w:r>
+        <w:t>.2026)</w:t>
+      </w:r>
+    </w:p>
+    <w:p>
+      <w:pPr>
+        <w:pStyle w:val="a3"/>
+        <w:numPr>
+          <w:ilvl w:val="0"/>
+          <w:numId w:val="5"/>
+        </w:numPr>
+        <w:ind w:left="0" w:firstLine="709"/>
+      </w:pPr>
+      <w:r>
+        <w:t xml:space="preserve">Работа в 1С — как работать и пользоваться, основы 1С // buhexpert8.ru. – URL: https://buhexpert8.ru/1s-buhgalteriya/lajfhaki-dlya-buhgaltera/putevoditel-po-interfejsu/znakomstvo-s-interfejsom-taksi/rabota-v-1s-kak-rabotat-i-polzovatsya-osnovy-1s.html (дата обращения: </w:t>
+      </w:r>
+      <w:r>
+        <w:t>29.04</w:t>
+      </w:r>
+      <w:r>
+        <w:t>.2026)</w:t>
       </w:r>
     </w:p>
     <w:p/>
     <w:p/>
     <w:sectPr>
-      <w:footerReference w:type="default" r:id="rId24"/>
+      <w:footerReference w:type="default" r:id="rId25"/>
       <w:pgSz w:w="11906" w:h="16838"/>
       <w:pgMar w:top="1134" w:right="850" w:bottom="1134" w:left="1701" w:header="708" w:footer="708" w:gutter="0"/>
       <w:cols w:space="708"/>
-      <w:docGrid w:linePitch="360"/>
+      <w:titlePg/>
+      <w:docGrid w:linePitch="381"/>
     </w:sectPr>
   </w:body>
 </w:document>
@@ -2673,17 +4972,17 @@
 <w:ftr xmlns:wpc="http://schemas.microsoft.com/office/word/2010/wordprocessingCanvas" xmlns:cx="http://schemas.microsoft.com/office/drawing/2014/chartex" xmlns:cx1="http://schemas.microsoft.com/office/drawing/2015/9/8/chartex" xmlns:cx2="http://schemas.microsoft.com/office/drawing/2015/10/21/chartex" xmlns:cx3="http://schemas.microsoft.com/office/drawing/2016/5/9/chartex" xmlns:cx4="http://schemas.microsoft.com/office/drawing/2016/5/10/chartex" xmlns:cx5="http://schemas.microsoft.com/office/drawing/2016/5/11/chartex" xmlns:cx6="http://schemas.microsoft.com/office/drawing/2016/5/12/chartex" xmlns:cx7="http://schemas.microsoft.com/office/drawing/2016/5/13/chartex" xmlns:cx8="http://schemas.microsoft.com/office/drawing/2016/5/14/chartex" xmlns:mc="http://schemas.openxmlformats.org/markup-compatibility/2006" xmlns:aink="http://schemas.microsoft.com/office/drawing/2016/ink" xmlns:am3d="http://schemas.microsoft.com/office/drawing/2017/model3d" xmlns:o="urn:schemas-microsoft-com:office:office" xmlns:r="http://schemas.openxmlformats.org/officeDocument/2006/relationships" xmlns:m="http://schemas.openxmlformats.org/officeDocument/2006/math" xmlns:v="urn:schemas-microsoft-com:vml" xmlns:wp14="http://schemas.microsoft.com/office/word/2010/wordprocessingDrawing" xmlns:wp="http://schemas.openxmlformats.org/drawingml/2006/wordprocessingDrawing" xmlns:w10="urn:schemas-microsoft-com:office:word" xmlns:w="http://schemas.openxmlformats.org/wordprocessingml/2006/main" xmlns:w14="http://schemas.microsoft.com/office/word/2010/wordml" xmlns:w15="http://schemas.microsoft.com/office/word/2012/wordml" xmlns:w16cex="http://schemas.microsoft.com/office/word/2018/wordml/cex" xmlns:w16cid="http://schemas.microsoft.com/office/word/2016/wordml/cid" xmlns:w16="http://schemas.microsoft.com/office/word/2018/wordml" xmlns:w16se="http://schemas.microsoft.com/office/word/2015/wordml/symex" xmlns:wpg="http://schemas.microsoft.com/office/word/2010/wordprocessingGroup" xmlns:wpi="http://schemas.microsoft.com/office/word/2010/wordprocessingInk" xmlns:wne="http://schemas.microsoft.com/office/word/2006/wordml" xmlns:wps="http://schemas.microsoft.com/office/word/2010/wordprocessingShape" mc:Ignorable="w14 w15 w16se w16cid w16 w16cex wp14">
   <w:sdt>
     <w:sdtPr>
-      <w:id w:val="-1652829449"/>
+      <w:id w:val="-682199576"/>
       <w:docPartObj>
         <w:docPartGallery w:val="Page Numbers (Bottom of Page)"/>
         <w:docPartUnique/>
       </w:docPartObj>
     </w:sdtPr>
-    <w:sdtEndPr/>
     <w:sdtContent>
       <w:p>
         <w:pPr>
           <w:pStyle w:val="a6"/>
+          <w:spacing w:line="360" w:lineRule="auto"/>
           <w:jc w:val="center"/>
         </w:pPr>
         <w:r>
@@ -2740,9 +5039,9 @@
 <file path=word/numbering.xml><?xml version="1.0" encoding="utf-8"?>
 <w:numbering xmlns:wpc="http://schemas.microsoft.com/office/word/2010/wordprocessingCanvas" xmlns:cx="http://schemas.microsoft.com/office/drawing/2014/chartex" xmlns:cx1="http://schemas.microsoft.com/office/drawing/2015/9/8/chartex" xmlns:cx2="http://schemas.microsoft.com/office/drawing/2015/10/21/chartex" xmlns:cx3="http://schemas.microsoft.com/office/drawing/2016/5/9/chartex" xmlns:cx4="http://schemas.microsoft.com/office/drawing/2016/5/10/chartex" xmlns:cx5="http://schemas.microsoft.com/office/drawing/2016/5/11/chartex" xmlns:cx6="http://schemas.microsoft.com/office/drawing/2016/5/12/chartex" xmlns:cx7="http://schemas.microsoft.com/office/drawing/2016/5/13/chartex" xmlns:cx8="http://schemas.microsoft.com/office/drawing/2016/5/14/chartex" xmlns:mc="http://schemas.openxmlformats.org/markup-compatibility/2006" xmlns:aink="http://schemas.microsoft.com/office/drawing/2016/ink" xmlns:am3d="http://schemas.microsoft.com/office/drawing/2017/model3d" xmlns:o="urn:schemas-microsoft-com:office:office" xmlns:r="http://schemas.openxmlformats.org/officeDocument/2006/relationships" xmlns:m="http://schemas.openxmlformats.org/officeDocument/2006/math" xmlns:v="urn:schemas-microsoft-com:vml" xmlns:wp14="http://schemas.microsoft.com/office/word/2010/wordprocessingDrawing" xmlns:wp="http://schemas.openxmlformats.org/drawingml/2006/wordprocessingDrawing" xmlns:w10="urn:schemas-microsoft-com:office:word" xmlns:w="http://schemas.openxmlformats.org/wordprocessingml/2006/main" xmlns:w14="http://schemas.microsoft.com/office/word/2010/wordml" xmlns:w15="http://schemas.microsoft.com/office/word/2012/wordml" xmlns:w16cex="http://schemas.microsoft.com/office/word/2018/wordml/cex" xmlns:w16cid="http://schemas.microsoft.com/office/word/2016/wordml/cid" xmlns:w16="http://schemas.microsoft.com/office/word/2018/wordml" xmlns:w16se="http://schemas.microsoft.com/office/word/2015/wordml/symex" xmlns:wpg="http://schemas.microsoft.com/office/word/2010/wordprocessingGroup" xmlns:wpi="http://schemas.microsoft.com/office/word/2010/wordprocessingInk" xmlns:wne="http://schemas.microsoft.com/office/word/2006/wordml" xmlns:wps="http://schemas.microsoft.com/office/word/2010/wordprocessingShape" mc:Ignorable="w14 w15 w16se w16cid w16 w16cex wp14">
   <w:abstractNum w:abstractNumId="0" w15:restartNumberingAfterBreak="0">
-    <w:nsid w:val="64E443FF"/>
+    <w:nsid w:val="1FB5128A"/>
     <w:multiLevelType w:val="hybridMultilevel"/>
-    <w:tmpl w:val="925A072E"/>
+    <w:tmpl w:val="ED3C94AA"/>
     <w:lvl w:ilvl="0" w:tplc="0419000F">
       <w:start w:val="1"/>
       <w:numFmt w:val="decimal"/>
@@ -2826,6 +5125,181 @@
     </w:lvl>
   </w:abstractNum>
   <w:abstractNum w:abstractNumId="1" w15:restartNumberingAfterBreak="0">
+    <w:nsid w:val="24E64E17"/>
+    <w:multiLevelType w:val="hybridMultilevel"/>
+    <w:tmpl w:val="1B0275B2"/>
+    <w:lvl w:ilvl="0" w:tplc="642C5EF4">
+      <w:start w:val="1"/>
+      <w:numFmt w:val="decimal"/>
+      <w:lvlText w:val="%1."/>
+      <w:lvlJc w:val="left"/>
+      <w:pPr>
+        <w:ind w:left="1789" w:hanging="360"/>
+      </w:pPr>
+      <w:rPr>
+        <w:rFonts w:hint="default"/>
+      </w:rPr>
+    </w:lvl>
+    <w:lvl w:ilvl="1" w:tplc="04190019" w:tentative="1">
+      <w:start w:val="1"/>
+      <w:numFmt w:val="lowerLetter"/>
+      <w:lvlText w:val="%2."/>
+      <w:lvlJc w:val="left"/>
+      <w:pPr>
+        <w:ind w:left="2509" w:hanging="360"/>
+      </w:pPr>
+    </w:lvl>
+    <w:lvl w:ilvl="2" w:tplc="0419001B" w:tentative="1">
+      <w:start w:val="1"/>
+      <w:numFmt w:val="lowerRoman"/>
+      <w:lvlText w:val="%3."/>
+      <w:lvlJc w:val="right"/>
+      <w:pPr>
+        <w:ind w:left="3229" w:hanging="180"/>
+      </w:pPr>
+    </w:lvl>
+    <w:lvl w:ilvl="3" w:tplc="0419000F" w:tentative="1">
+      <w:start w:val="1"/>
+      <w:numFmt w:val="decimal"/>
+      <w:lvlText w:val="%4."/>
+      <w:lvlJc w:val="left"/>
+      <w:pPr>
+        <w:ind w:left="3949" w:hanging="360"/>
+      </w:pPr>
+    </w:lvl>
+    <w:lvl w:ilvl="4" w:tplc="04190019" w:tentative="1">
+      <w:start w:val="1"/>
+      <w:numFmt w:val="lowerLetter"/>
+      <w:lvlText w:val="%5."/>
+      <w:lvlJc w:val="left"/>
+      <w:pPr>
+        <w:ind w:left="4669" w:hanging="360"/>
+      </w:pPr>
+    </w:lvl>
+    <w:lvl w:ilvl="5" w:tplc="0419001B" w:tentative="1">
+      <w:start w:val="1"/>
+      <w:numFmt w:val="lowerRoman"/>
+      <w:lvlText w:val="%6."/>
+      <w:lvlJc w:val="right"/>
+      <w:pPr>
+        <w:ind w:left="5389" w:hanging="180"/>
+      </w:pPr>
+    </w:lvl>
+    <w:lvl w:ilvl="6" w:tplc="0419000F" w:tentative="1">
+      <w:start w:val="1"/>
+      <w:numFmt w:val="decimal"/>
+      <w:lvlText w:val="%7."/>
+      <w:lvlJc w:val="left"/>
+      <w:pPr>
+        <w:ind w:left="6109" w:hanging="360"/>
+      </w:pPr>
+    </w:lvl>
+    <w:lvl w:ilvl="7" w:tplc="04190019" w:tentative="1">
+      <w:start w:val="1"/>
+      <w:numFmt w:val="lowerLetter"/>
+      <w:lvlText w:val="%8."/>
+      <w:lvlJc w:val="left"/>
+      <w:pPr>
+        <w:ind w:left="6829" w:hanging="360"/>
+      </w:pPr>
+    </w:lvl>
+    <w:lvl w:ilvl="8" w:tplc="0419001B" w:tentative="1">
+      <w:start w:val="1"/>
+      <w:numFmt w:val="lowerRoman"/>
+      <w:lvlText w:val="%9."/>
+      <w:lvlJc w:val="right"/>
+      <w:pPr>
+        <w:ind w:left="7549" w:hanging="180"/>
+      </w:pPr>
+    </w:lvl>
+  </w:abstractNum>
+  <w:abstractNum w:abstractNumId="2" w15:restartNumberingAfterBreak="0">
+    <w:nsid w:val="64E443FF"/>
+    <w:multiLevelType w:val="hybridMultilevel"/>
+    <w:tmpl w:val="0700E64A"/>
+    <w:lvl w:ilvl="0" w:tplc="0419000F">
+      <w:start w:val="1"/>
+      <w:numFmt w:val="decimal"/>
+      <w:lvlText w:val="%1."/>
+      <w:lvlJc w:val="left"/>
+      <w:pPr>
+        <w:ind w:left="1429" w:hanging="360"/>
+      </w:pPr>
+    </w:lvl>
+    <w:lvl w:ilvl="1" w:tplc="04190019" w:tentative="1">
+      <w:start w:val="1"/>
+      <w:numFmt w:val="lowerLetter"/>
+      <w:lvlText w:val="%2."/>
+      <w:lvlJc w:val="left"/>
+      <w:pPr>
+        <w:ind w:left="2149" w:hanging="360"/>
+      </w:pPr>
+    </w:lvl>
+    <w:lvl w:ilvl="2" w:tplc="0419001B" w:tentative="1">
+      <w:start w:val="1"/>
+      <w:numFmt w:val="lowerRoman"/>
+      <w:lvlText w:val="%3."/>
+      <w:lvlJc w:val="right"/>
+      <w:pPr>
+        <w:ind w:left="2869" w:hanging="180"/>
+      </w:pPr>
+    </w:lvl>
+    <w:lvl w:ilvl="3" w:tplc="0419000F" w:tentative="1">
+      <w:start w:val="1"/>
+      <w:numFmt w:val="decimal"/>
+      <w:lvlText w:val="%4."/>
+      <w:lvlJc w:val="left"/>
+      <w:pPr>
+        <w:ind w:left="3589" w:hanging="360"/>
+      </w:pPr>
+    </w:lvl>
+    <w:lvl w:ilvl="4" w:tplc="04190019" w:tentative="1">
+      <w:start w:val="1"/>
+      <w:numFmt w:val="lowerLetter"/>
+      <w:lvlText w:val="%5."/>
+      <w:lvlJc w:val="left"/>
+      <w:pPr>
+        <w:ind w:left="4309" w:hanging="360"/>
+      </w:pPr>
+    </w:lvl>
+    <w:lvl w:ilvl="5" w:tplc="0419001B" w:tentative="1">
+      <w:start w:val="1"/>
+      <w:numFmt w:val="lowerRoman"/>
+      <w:lvlText w:val="%6."/>
+      <w:lvlJc w:val="right"/>
+      <w:pPr>
+        <w:ind w:left="5029" w:hanging="180"/>
+      </w:pPr>
+    </w:lvl>
+    <w:lvl w:ilvl="6" w:tplc="0419000F" w:tentative="1">
+      <w:start w:val="1"/>
+      <w:numFmt w:val="decimal"/>
+      <w:lvlText w:val="%7."/>
+      <w:lvlJc w:val="left"/>
+      <w:pPr>
+        <w:ind w:left="5749" w:hanging="360"/>
+      </w:pPr>
+    </w:lvl>
+    <w:lvl w:ilvl="7" w:tplc="04190019" w:tentative="1">
+      <w:start w:val="1"/>
+      <w:numFmt w:val="lowerLetter"/>
+      <w:lvlText w:val="%8."/>
+      <w:lvlJc w:val="left"/>
+      <w:pPr>
+        <w:ind w:left="6469" w:hanging="360"/>
+      </w:pPr>
+    </w:lvl>
+    <w:lvl w:ilvl="8" w:tplc="0419001B" w:tentative="1">
+      <w:start w:val="1"/>
+      <w:numFmt w:val="lowerRoman"/>
+      <w:lvlText w:val="%9."/>
+      <w:lvlJc w:val="right"/>
+      <w:pPr>
+        <w:ind w:left="7189" w:hanging="180"/>
+      </w:pPr>
+    </w:lvl>
+  </w:abstractNum>
+  <w:abstractNum w:abstractNumId="3" w15:restartNumberingAfterBreak="0">
     <w:nsid w:val="7BC32D89"/>
     <w:multiLevelType w:val="multilevel"/>
     <w:tmpl w:val="4CFE214E"/>
@@ -2946,11 +5420,109 @@
       </w:rPr>
     </w:lvl>
   </w:abstractNum>
+  <w:abstractNum w:abstractNumId="4" w15:restartNumberingAfterBreak="0">
+    <w:nsid w:val="7F135158"/>
+    <w:multiLevelType w:val="hybridMultilevel"/>
+    <w:tmpl w:val="BB7E595A"/>
+    <w:lvl w:ilvl="0" w:tplc="873EDF32">
+      <w:start w:val="1"/>
+      <w:numFmt w:val="decimal"/>
+      <w:lvlText w:val="%1."/>
+      <w:lvlJc w:val="left"/>
+      <w:pPr>
+        <w:ind w:left="1069" w:hanging="360"/>
+      </w:pPr>
+      <w:rPr>
+        <w:rFonts w:hint="default"/>
+      </w:rPr>
+    </w:lvl>
+    <w:lvl w:ilvl="1" w:tplc="04190019" w:tentative="1">
+      <w:start w:val="1"/>
+      <w:numFmt w:val="lowerLetter"/>
+      <w:lvlText w:val="%2."/>
+      <w:lvlJc w:val="left"/>
+      <w:pPr>
+        <w:ind w:left="1789" w:hanging="360"/>
+      </w:pPr>
+    </w:lvl>
+    <w:lvl w:ilvl="2" w:tplc="0419001B" w:tentative="1">
+      <w:start w:val="1"/>
+      <w:numFmt w:val="lowerRoman"/>
+      <w:lvlText w:val="%3."/>
+      <w:lvlJc w:val="right"/>
+      <w:pPr>
+        <w:ind w:left="2509" w:hanging="180"/>
+      </w:pPr>
+    </w:lvl>
+    <w:lvl w:ilvl="3" w:tplc="0419000F" w:tentative="1">
+      <w:start w:val="1"/>
+      <w:numFmt w:val="decimal"/>
+      <w:lvlText w:val="%4."/>
+      <w:lvlJc w:val="left"/>
+      <w:pPr>
+        <w:ind w:left="3229" w:hanging="360"/>
+      </w:pPr>
+    </w:lvl>
+    <w:lvl w:ilvl="4" w:tplc="04190019" w:tentative="1">
+      <w:start w:val="1"/>
+      <w:numFmt w:val="lowerLetter"/>
+      <w:lvlText w:val="%5."/>
+      <w:lvlJc w:val="left"/>
+      <w:pPr>
+        <w:ind w:left="3949" w:hanging="360"/>
+      </w:pPr>
+    </w:lvl>
+    <w:lvl w:ilvl="5" w:tplc="0419001B" w:tentative="1">
+      <w:start w:val="1"/>
+      <w:numFmt w:val="lowerRoman"/>
+      <w:lvlText w:val="%6."/>
+      <w:lvlJc w:val="right"/>
+      <w:pPr>
+        <w:ind w:left="4669" w:hanging="180"/>
+      </w:pPr>
+    </w:lvl>
+    <w:lvl w:ilvl="6" w:tplc="0419000F" w:tentative="1">
+      <w:start w:val="1"/>
+      <w:numFmt w:val="decimal"/>
+      <w:lvlText w:val="%7."/>
+      <w:lvlJc w:val="left"/>
+      <w:pPr>
+        <w:ind w:left="5389" w:hanging="360"/>
+      </w:pPr>
+    </w:lvl>
+    <w:lvl w:ilvl="7" w:tplc="04190019" w:tentative="1">
+      <w:start w:val="1"/>
+      <w:numFmt w:val="lowerLetter"/>
+      <w:lvlText w:val="%8."/>
+      <w:lvlJc w:val="left"/>
+      <w:pPr>
+        <w:ind w:left="6109" w:hanging="360"/>
+      </w:pPr>
+    </w:lvl>
+    <w:lvl w:ilvl="8" w:tplc="0419001B" w:tentative="1">
+      <w:start w:val="1"/>
+      <w:numFmt w:val="lowerRoman"/>
+      <w:lvlText w:val="%9."/>
+      <w:lvlJc w:val="right"/>
+      <w:pPr>
+        <w:ind w:left="6829" w:hanging="180"/>
+      </w:pPr>
+    </w:lvl>
+  </w:abstractNum>
   <w:num w:numId="1">
+    <w:abstractNumId w:val="3"/>
+  </w:num>
+  <w:num w:numId="2">
+    <w:abstractNumId w:val="2"/>
+  </w:num>
+  <w:num w:numId="3">
+    <w:abstractNumId w:val="0"/>
+  </w:num>
+  <w:num w:numId="4">
     <w:abstractNumId w:val="1"/>
   </w:num>
-  <w:num w:numId="2">
-    <w:abstractNumId w:val="0"/>
+  <w:num w:numId="5">
+    <w:abstractNumId w:val="4"/>
   </w:num>
 </w:numbering>
 </file>
@@ -3353,7 +5925,7 @@
   <w:style w:type="paragraph" w:default="1" w:styleId="a">
     <w:name w:val="Normal"/>
     <w:qFormat/>
-    <w:rsid w:val="00B5081B"/>
+    <w:rsid w:val="00DD330B"/>
     <w:pPr>
       <w:spacing w:after="0" w:line="360" w:lineRule="auto"/>
       <w:ind w:firstLine="709"/>
@@ -3519,6 +6091,62 @@
       <w:rFonts w:ascii="Times New Roman" w:hAnsi="Times New Roman"/>
       <w:sz w:val="28"/>
     </w:rPr>
+  </w:style>
+  <w:style w:type="character" w:styleId="a8">
+    <w:name w:val="Hyperlink"/>
+    <w:basedOn w:val="a0"/>
+    <w:uiPriority w:val="99"/>
+    <w:unhideWhenUsed/>
+    <w:rsid w:val="00153D8A"/>
+    <w:rPr>
+      <w:color w:val="0563C1" w:themeColor="hyperlink"/>
+      <w:u w:val="single"/>
+    </w:rPr>
+  </w:style>
+  <w:style w:type="character" w:styleId="a9">
+    <w:name w:val="Unresolved Mention"/>
+    <w:basedOn w:val="a0"/>
+    <w:uiPriority w:val="99"/>
+    <w:semiHidden/>
+    <w:unhideWhenUsed/>
+    <w:rsid w:val="00153D8A"/>
+    <w:rPr>
+      <w:color w:val="605E5C"/>
+      <w:shd w:val="clear" w:color="auto" w:fill="E1DFDD"/>
+    </w:rPr>
+  </w:style>
+  <w:style w:type="paragraph" w:styleId="11">
+    <w:name w:val="toc 1"/>
+    <w:basedOn w:val="a"/>
+    <w:next w:val="a"/>
+    <w:autoRedefine/>
+    <w:uiPriority w:val="39"/>
+    <w:unhideWhenUsed/>
+    <w:rsid w:val="003F745E"/>
+    <w:pPr>
+      <w:tabs>
+        <w:tab w:val="right" w:pos="9345"/>
+      </w:tabs>
+      <w:spacing w:after="100"/>
+      <w:ind w:firstLine="0"/>
+    </w:pPr>
+  </w:style>
+  <w:style w:type="paragraph" w:styleId="21">
+    <w:name w:val="toc 2"/>
+    <w:basedOn w:val="a"/>
+    <w:next w:val="a"/>
+    <w:autoRedefine/>
+    <w:uiPriority w:val="39"/>
+    <w:unhideWhenUsed/>
+    <w:rsid w:val="005B1304"/>
+    <w:pPr>
+      <w:tabs>
+        <w:tab w:val="left" w:pos="426"/>
+        <w:tab w:val="right" w:pos="9345"/>
+      </w:tabs>
+      <w:spacing w:after="100"/>
+      <w:ind w:firstLine="0"/>
+    </w:pPr>
   </w:style>
 </w:styles>
 </file>
@@ -3823,7 +6451,7 @@
 </file>
 
 <file path=customXml/itemProps1.xml><?xml version="1.0" encoding="utf-8"?>
-<ds:datastoreItem xmlns:ds="http://schemas.openxmlformats.org/officeDocument/2006/customXml" ds:itemID="{3C4D06DC-37F9-4CD7-8399-D33EA50743A4}">
+<ds:datastoreItem xmlns:ds="http://schemas.openxmlformats.org/officeDocument/2006/customXml" ds:itemID="{E794F7F0-ADE8-42F8-9191-235F6AF19C58}">
   <ds:schemaRefs>
     <ds:schemaRef ds:uri="http://schemas.openxmlformats.org/officeDocument/2006/bibliography"/>
   </ds:schemaRefs>

--- a/Зыков/Для курсовой/Курсовая_работа_Харченко.К.А_ИС_23-9-1.docx
+++ b/Зыков/Для курсовой/Курсовая_работа_Харченко.К.А_ИС_23-9-1.docx
@@ -1,6 +1,6 @@
 
 <file path=word/document.xml><?xml version="1.0" encoding="utf-8"?>
-<w:document xmlns:wpc="http://schemas.microsoft.com/office/word/2010/wordprocessingCanvas" xmlns:cx="http://schemas.microsoft.com/office/drawing/2014/chartex" xmlns:cx1="http://schemas.microsoft.com/office/drawing/2015/9/8/chartex" xmlns:cx2="http://schemas.microsoft.com/office/drawing/2015/10/21/chartex" xmlns:cx3="http://schemas.microsoft.com/office/drawing/2016/5/9/chartex" xmlns:cx4="http://schemas.microsoft.com/office/drawing/2016/5/10/chartex" xmlns:cx5="http://schemas.microsoft.com/office/drawing/2016/5/11/chartex" xmlns:cx6="http://schemas.microsoft.com/office/drawing/2016/5/12/chartex" xmlns:cx7="http://schemas.microsoft.com/office/drawing/2016/5/13/chartex" xmlns:cx8="http://schemas.microsoft.com/office/drawing/2016/5/14/chartex" xmlns:mc="http://schemas.openxmlformats.org/markup-compatibility/2006" xmlns:aink="http://schemas.microsoft.com/office/drawing/2016/ink" xmlns:am3d="http://schemas.microsoft.com/office/drawing/2017/model3d" xmlns:o="urn:schemas-microsoft-com:office:office" xmlns:r="http://schemas.openxmlformats.org/officeDocument/2006/relationships" xmlns:m="http://schemas.openxmlformats.org/officeDocument/2006/math" xmlns:v="urn:schemas-microsoft-com:vml" xmlns:wp14="http://schemas.microsoft.com/office/word/2010/wordprocessingDrawing" xmlns:wp="http://schemas.openxmlformats.org/drawingml/2006/wordprocessingDrawing" xmlns:w10="urn:schemas-microsoft-com:office:word" xmlns:w="http://schemas.openxmlformats.org/wordprocessingml/2006/main" xmlns:w14="http://schemas.microsoft.com/office/word/2010/wordml" xmlns:w15="http://schemas.microsoft.com/office/word/2012/wordml" xmlns:w16cex="http://schemas.microsoft.com/office/word/2018/wordml/cex" xmlns:w16cid="http://schemas.microsoft.com/office/word/2016/wordml/cid" xmlns:w16="http://schemas.microsoft.com/office/word/2018/wordml" xmlns:w16se="http://schemas.microsoft.com/office/word/2015/wordml/symex" xmlns:wpg="http://schemas.microsoft.com/office/word/2010/wordprocessingGroup" xmlns:wpi="http://schemas.microsoft.com/office/word/2010/wordprocessingInk" xmlns:wne="http://schemas.microsoft.com/office/word/2006/wordml" xmlns:wps="http://schemas.microsoft.com/office/word/2010/wordprocessingShape" mc:Ignorable="w14 w15 w16se w16cid w16 w16cex wp14">
+<w:document xmlns:wpc="http://schemas.microsoft.com/office/word/2010/wordprocessingCanvas" xmlns:cx="http://schemas.microsoft.com/office/drawing/2014/chartex" xmlns:cx1="http://schemas.microsoft.com/office/drawing/2015/9/8/chartex" xmlns:cx2="http://schemas.microsoft.com/office/drawing/2015/10/21/chartex" xmlns:cx3="http://schemas.microsoft.com/office/drawing/2016/5/9/chartex" xmlns:cx4="http://schemas.microsoft.com/office/drawing/2016/5/10/chartex" xmlns:cx5="http://schemas.microsoft.com/office/drawing/2016/5/11/chartex" xmlns:cx6="http://schemas.microsoft.com/office/drawing/2016/5/12/chartex" xmlns:cx7="http://schemas.microsoft.com/office/drawing/2016/5/13/chartex" xmlns:cx8="http://schemas.microsoft.com/office/drawing/2016/5/14/chartex" xmlns:mc="http://schemas.openxmlformats.org/markup-compatibility/2006" xmlns:aink="http://schemas.microsoft.com/office/drawing/2016/ink" xmlns:am3d="http://schemas.microsoft.com/office/drawing/2017/model3d" xmlns:o="urn:schemas-microsoft-com:office:office" xmlns:r="http://schemas.openxmlformats.org/officeDocument/2006/relationships" xmlns:m="http://schemas.openxmlformats.org/officeDocument/2006/math" xmlns:v="urn:schemas-microsoft-com:vml" xmlns:wp14="http://schemas.microsoft.com/office/word/2010/wordprocessingDrawing" xmlns:wp="http://schemas.openxmlformats.org/drawingml/2006/wordprocessingDrawing" xmlns:w10="urn:schemas-microsoft-com:office:word" xmlns:w="http://schemas.openxmlformats.org/wordprocessingml/2006/main" xmlns:w14="http://schemas.microsoft.com/office/word/2010/wordml" xmlns:w15="http://schemas.microsoft.com/office/word/2012/wordml" xmlns:w16cex="http://schemas.microsoft.com/office/word/2018/wordml/cex" xmlns:w16cid="http://schemas.microsoft.com/office/word/2016/wordml/cid" xmlns:w16="http://schemas.microsoft.com/office/word/2018/wordml" xmlns:w16sdtdh="http://schemas.microsoft.com/office/word/2020/wordml/sdtdatahash" xmlns:w16se="http://schemas.microsoft.com/office/word/2015/wordml/symex" xmlns:wpg="http://schemas.microsoft.com/office/word/2010/wordprocessingGroup" xmlns:wpi="http://schemas.microsoft.com/office/word/2010/wordprocessingInk" xmlns:wne="http://schemas.microsoft.com/office/word/2006/wordml" xmlns:wps="http://schemas.microsoft.com/office/word/2010/wordprocessingShape" mc:Ignorable="w14 w15 w16se w16cid w16 w16cex w16sdtdh wp14">
   <w:body>
     <w:p>
       <w:pPr>
@@ -16,8 +16,8 @@
           <w:szCs w:val="12"/>
         </w:rPr>
       </w:pPr>
-      <w:bookmarkStart w:id="0" w:name="_Toc228629414"/>
-      <w:bookmarkStart w:id="1" w:name="_Hlk213920727"/>
+      <w:bookmarkStart w:id="0" w:name="_Hlk213920727"/>
+      <w:bookmarkStart w:id="1" w:name="_Toc228629414"/>
       <w:r>
         <w:rPr>
           <w:rFonts w:eastAsia="Calibri" w:cs="Times New Roman"/>
@@ -277,21 +277,7 @@
           <w:rFonts w:cs="Times New Roman"/>
           <w:szCs w:val="28"/>
         </w:rPr>
-        <w:t xml:space="preserve">Разработка информационной системы для оптимизации бизнес-процессов </w:t>
-      </w:r>
-      <w:r>
-        <w:rPr>
-          <w:rFonts w:cs="Times New Roman"/>
-          <w:szCs w:val="28"/>
-        </w:rPr>
-        <w:t>боулинга</w:t>
-      </w:r>
-      <w:r>
-        <w:rPr>
-          <w:rFonts w:cs="Times New Roman"/>
-          <w:szCs w:val="28"/>
-        </w:rPr>
-        <w:t xml:space="preserve"> с использованием платформы 1С Предприятие</w:t>
+        <w:t>Разработка информационной системы для оптимизации бизнес-процессов боулинга с использованием платформы 1С Предприятие</w:t>
       </w:r>
       <w:r>
         <w:rPr>
@@ -388,52 +374,24 @@
           <w:rFonts w:cs="Times New Roman"/>
           <w:szCs w:val="28"/>
         </w:rPr>
-        <w:t xml:space="preserve">Выполнила: </w:t>
-      </w:r>
-      <w:r>
+        <w:t xml:space="preserve">Выполнила: Харченко К.А. </w:t>
+      </w:r>
+    </w:p>
+    <w:p>
+      <w:pPr>
+        <w:spacing w:line="259" w:lineRule="auto"/>
+        <w:ind w:left="5528" w:right="57" w:firstLine="0"/>
         <w:rPr>
           <w:rFonts w:cs="Times New Roman"/>
           <w:szCs w:val="28"/>
         </w:rPr>
-        <w:t>Харченко К.А</w:t>
-      </w:r>
+      </w:pPr>
       <w:r>
         <w:rPr>
           <w:rFonts w:cs="Times New Roman"/>
           <w:szCs w:val="28"/>
         </w:rPr>
-        <w:t xml:space="preserve">. </w:t>
-      </w:r>
-    </w:p>
-    <w:p>
-      <w:pPr>
-        <w:spacing w:line="259" w:lineRule="auto"/>
-        <w:ind w:left="5528" w:right="57" w:firstLine="0"/>
-        <w:rPr>
-          <w:rFonts w:cs="Times New Roman"/>
-          <w:szCs w:val="28"/>
-        </w:rPr>
-      </w:pPr>
-      <w:r>
-        <w:rPr>
-          <w:rFonts w:cs="Times New Roman"/>
-          <w:szCs w:val="28"/>
-        </w:rPr>
-        <w:t>студентка группы ИС</w:t>
-      </w:r>
-      <w:r>
-        <w:rPr>
-          <w:rFonts w:cs="Times New Roman"/>
-          <w:szCs w:val="28"/>
-        </w:rPr>
-        <w:t xml:space="preserve"> </w:t>
-      </w:r>
-      <w:r>
-        <w:rPr>
-          <w:rFonts w:cs="Times New Roman"/>
-          <w:szCs w:val="28"/>
-        </w:rPr>
-        <w:t xml:space="preserve">23/9-1 </w:t>
+        <w:t xml:space="preserve">студентка группы ИС 23/9-1 </w:t>
       </w:r>
     </w:p>
     <w:p>
@@ -606,7 +564,7 @@
         </w:rPr>
         <w:t>Сургут, 202</w:t>
       </w:r>
-      <w:bookmarkEnd w:id="1"/>
+      <w:bookmarkEnd w:id="0"/>
       <w:r>
         <w:rPr>
           <w:rFonts w:cs="Times New Roman"/>
@@ -623,12 +581,14 @@
         <w:pStyle w:val="1"/>
       </w:pPr>
       <w:bookmarkStart w:id="3" w:name="_Toc228630194"/>
+      <w:bookmarkStart w:id="4" w:name="_Toc228803305"/>
       <w:r>
         <w:lastRenderedPageBreak/>
         <w:t>СОДЕРЖАНИЕ</w:t>
       </w:r>
-      <w:bookmarkEnd w:id="0"/>
+      <w:bookmarkEnd w:id="1"/>
       <w:bookmarkEnd w:id="3"/>
+      <w:bookmarkEnd w:id="4"/>
     </w:p>
     <w:p/>
     <w:p>
@@ -650,7 +610,7 @@
       <w:r>
         <w:fldChar w:fldCharType="separate"/>
       </w:r>
-      <w:hyperlink w:anchor="_Toc228630195" w:history="1">
+      <w:hyperlink w:anchor="_Toc228803306" w:history="1">
         <w:r>
           <w:rPr>
             <w:rStyle w:val="a8"/>
@@ -677,7 +637,7 @@
             <w:noProof/>
             <w:webHidden/>
           </w:rPr>
-          <w:instrText xml:space="preserve"> PAGEREF _Toc228630195 \h </w:instrText>
+          <w:instrText xml:space="preserve"> PAGEREF _Toc228803306 \h </w:instrText>
         </w:r>
         <w:r>
           <w:rPr>
@@ -718,7 +678,7 @@
           <w:lang w:eastAsia="ru-RU"/>
         </w:rPr>
       </w:pPr>
-      <w:hyperlink w:anchor="_Toc228630196" w:history="1">
+      <w:hyperlink w:anchor="_Toc228803307" w:history="1">
         <w:r>
           <w:rPr>
             <w:rStyle w:val="a8"/>
@@ -760,7 +720,7 @@
             <w:noProof/>
             <w:webHidden/>
           </w:rPr>
-          <w:instrText xml:space="preserve"> PAGEREF _Toc228630196 \h </w:instrText>
+          <w:instrText xml:space="preserve"> PAGEREF _Toc228803307 \h </w:instrText>
         </w:r>
         <w:r>
           <w:rPr>
@@ -801,7 +761,7 @@
           <w:lang w:eastAsia="ru-RU"/>
         </w:rPr>
       </w:pPr>
-      <w:hyperlink w:anchor="_Toc228630197" w:history="1">
+      <w:hyperlink w:anchor="_Toc228803308" w:history="1">
         <w:r>
           <w:rPr>
             <w:rStyle w:val="a8"/>
@@ -844,7 +804,7 @@
             <w:noProof/>
             <w:webHidden/>
           </w:rPr>
-          <w:instrText xml:space="preserve"> PAGEREF _Toc228630197 \h </w:instrText>
+          <w:instrText xml:space="preserve"> PAGEREF _Toc228803308 \h </w:instrText>
         </w:r>
         <w:r>
           <w:rPr>
@@ -885,7 +845,7 @@
           <w:lang w:eastAsia="ru-RU"/>
         </w:rPr>
       </w:pPr>
-      <w:hyperlink w:anchor="_Toc228630198" w:history="1">
+      <w:hyperlink w:anchor="_Toc228803309" w:history="1">
         <w:r>
           <w:rPr>
             <w:rStyle w:val="a8"/>
@@ -928,7 +888,7 @@
             <w:noProof/>
             <w:webHidden/>
           </w:rPr>
-          <w:instrText xml:space="preserve"> PAGEREF _Toc228630198 \h </w:instrText>
+          <w:instrText xml:space="preserve"> PAGEREF _Toc228803309 \h </w:instrText>
         </w:r>
         <w:r>
           <w:rPr>
@@ -969,7 +929,7 @@
           <w:lang w:eastAsia="ru-RU"/>
         </w:rPr>
       </w:pPr>
-      <w:hyperlink w:anchor="_Toc228630199" w:history="1">
+      <w:hyperlink w:anchor="_Toc228803310" w:history="1">
         <w:r>
           <w:rPr>
             <w:rStyle w:val="a8"/>
@@ -1012,7 +972,7 @@
             <w:noProof/>
             <w:webHidden/>
           </w:rPr>
-          <w:instrText xml:space="preserve"> PAGEREF _Toc228630199 \h </w:instrText>
+          <w:instrText xml:space="preserve"> PAGEREF _Toc228803310 \h </w:instrText>
         </w:r>
         <w:r>
           <w:rPr>
@@ -1053,7 +1013,7 @@
           <w:lang w:eastAsia="ru-RU"/>
         </w:rPr>
       </w:pPr>
-      <w:hyperlink w:anchor="_Toc228630200" w:history="1">
+      <w:hyperlink w:anchor="_Toc228803311" w:history="1">
         <w:r>
           <w:rPr>
             <w:rStyle w:val="a8"/>
@@ -1096,7 +1056,7 @@
             <w:noProof/>
             <w:webHidden/>
           </w:rPr>
-          <w:instrText xml:space="preserve"> PAGEREF _Toc228630200 \h </w:instrText>
+          <w:instrText xml:space="preserve"> PAGEREF _Toc228803311 \h </w:instrText>
         </w:r>
         <w:r>
           <w:rPr>
@@ -1137,7 +1097,7 @@
           <w:lang w:eastAsia="ru-RU"/>
         </w:rPr>
       </w:pPr>
-      <w:hyperlink w:anchor="_Toc228630201" w:history="1">
+      <w:hyperlink w:anchor="_Toc228803312" w:history="1">
         <w:r>
           <w:rPr>
             <w:rStyle w:val="a8"/>
@@ -1180,7 +1140,7 @@
             <w:noProof/>
             <w:webHidden/>
           </w:rPr>
-          <w:instrText xml:space="preserve"> PAGEREF _Toc228630201 \h </w:instrText>
+          <w:instrText xml:space="preserve"> PAGEREF _Toc228803312 \h </w:instrText>
         </w:r>
         <w:r>
           <w:rPr>
@@ -1221,7 +1181,7 @@
           <w:lang w:eastAsia="ru-RU"/>
         </w:rPr>
       </w:pPr>
-      <w:hyperlink w:anchor="_Toc228630202" w:history="1">
+      <w:hyperlink w:anchor="_Toc228803313" w:history="1">
         <w:r>
           <w:rPr>
             <w:rStyle w:val="a8"/>
@@ -1263,7 +1223,7 @@
             <w:noProof/>
             <w:webHidden/>
           </w:rPr>
-          <w:instrText xml:space="preserve"> PAGEREF _Toc228630202 \h </w:instrText>
+          <w:instrText xml:space="preserve"> PAGEREF _Toc228803313 \h </w:instrText>
         </w:r>
         <w:r>
           <w:rPr>
@@ -1304,7 +1264,7 @@
           <w:lang w:eastAsia="ru-RU"/>
         </w:rPr>
       </w:pPr>
-      <w:hyperlink w:anchor="_Toc228630203" w:history="1">
+      <w:hyperlink w:anchor="_Toc228803314" w:history="1">
         <w:r>
           <w:rPr>
             <w:rStyle w:val="a8"/>
@@ -1331,7 +1291,7 @@
             <w:noProof/>
             <w:webHidden/>
           </w:rPr>
-          <w:instrText xml:space="preserve"> PAGEREF _Toc228630203 \h </w:instrText>
+          <w:instrText xml:space="preserve"> PAGEREF _Toc228803314 \h </w:instrText>
         </w:r>
         <w:r>
           <w:rPr>
@@ -1372,7 +1332,7 @@
           <w:lang w:eastAsia="ru-RU"/>
         </w:rPr>
       </w:pPr>
-      <w:hyperlink w:anchor="_Toc228630204" w:history="1">
+      <w:hyperlink w:anchor="_Toc228803315" w:history="1">
         <w:r>
           <w:rPr>
             <w:rStyle w:val="a8"/>
@@ -1399,7 +1359,7 @@
             <w:noProof/>
             <w:webHidden/>
           </w:rPr>
-          <w:instrText xml:space="preserve"> PAGEREF _Toc228630204 \h </w:instrText>
+          <w:instrText xml:space="preserve"> PAGEREF _Toc228803315 \h </w:instrText>
         </w:r>
         <w:r>
           <w:rPr>
@@ -1440,7 +1400,7 @@
           <w:lang w:eastAsia="ru-RU"/>
         </w:rPr>
       </w:pPr>
-      <w:hyperlink w:anchor="_Toc228630205" w:history="1">
+      <w:hyperlink w:anchor="_Toc228803316" w:history="1">
         <w:r>
           <w:rPr>
             <w:rStyle w:val="a8"/>
@@ -1467,7 +1427,7 @@
             <w:noProof/>
             <w:webHidden/>
           </w:rPr>
-          <w:instrText xml:space="preserve"> PAGEREF _Toc228630205 \h </w:instrText>
+          <w:instrText xml:space="preserve"> PAGEREF _Toc228803316 \h </w:instrText>
         </w:r>
         <w:r>
           <w:rPr>
@@ -1508,7 +1468,7 @@
           <w:lang w:eastAsia="ru-RU"/>
         </w:rPr>
       </w:pPr>
-      <w:hyperlink w:anchor="_Toc228630206" w:history="1">
+      <w:hyperlink w:anchor="_Toc228803317" w:history="1">
         <w:r>
           <w:rPr>
             <w:rStyle w:val="a8"/>
@@ -1535,7 +1495,7 @@
             <w:noProof/>
             <w:webHidden/>
           </w:rPr>
-          <w:instrText xml:space="preserve"> PAGEREF _Toc228630206 \h </w:instrText>
+          <w:instrText xml:space="preserve"> PAGEREF _Toc228803317 \h </w:instrText>
         </w:r>
         <w:r>
           <w:rPr>
@@ -1576,89 +1536,81 @@
           <w:lang w:eastAsia="ru-RU"/>
         </w:rPr>
       </w:pPr>
-      <w:r>
-        <w:rPr>
+      <w:hyperlink w:anchor="_Toc228803318" w:history="1">
+        <w:r>
+          <w:rPr>
+            <w:rStyle w:val="a8"/>
+            <w:noProof/>
+          </w:rPr>
+          <w:t>ЗАКЛЮЧЕНИЕ</w:t>
+        </w:r>
+        <w:r>
+          <w:rPr>
+            <w:noProof/>
+            <w:webHidden/>
+          </w:rPr>
+          <w:tab/>
+        </w:r>
+        <w:r>
+          <w:rPr>
+            <w:noProof/>
+            <w:webHidden/>
+          </w:rPr>
+          <w:fldChar w:fldCharType="begin"/>
+        </w:r>
+        <w:r>
+          <w:rPr>
+            <w:noProof/>
+            <w:webHidden/>
+          </w:rPr>
+          <w:instrText xml:space="preserve"> PAGEREF _Toc228803318 \h </w:instrText>
+        </w:r>
+        <w:r>
+          <w:rPr>
+            <w:noProof/>
+            <w:webHidden/>
+          </w:rPr>
+        </w:r>
+        <w:r>
+          <w:rPr>
+            <w:noProof/>
+            <w:webHidden/>
+          </w:rPr>
+          <w:fldChar w:fldCharType="separate"/>
+        </w:r>
+        <w:r>
+          <w:rPr>
+            <w:noProof/>
+            <w:webHidden/>
+          </w:rPr>
+          <w:t>36</w:t>
+        </w:r>
+        <w:r>
+          <w:rPr>
+            <w:noProof/>
+            <w:webHidden/>
+          </w:rPr>
+          <w:fldChar w:fldCharType="end"/>
+        </w:r>
+      </w:hyperlink>
+    </w:p>
+    <w:p>
+      <w:pPr>
+        <w:pStyle w:val="11"/>
+        <w:rPr>
+          <w:rFonts w:asciiTheme="minorHAnsi" w:eastAsiaTheme="minorEastAsia" w:hAnsiTheme="minorHAnsi"/>
           <w:noProof/>
-          <w:color w:val="0563C1" w:themeColor="hyperlink"/>
-          <w:u w:val="single"/>
-        </w:rPr>
-        <mc:AlternateContent>
-          <mc:Choice Requires="wps">
-            <w:drawing>
-              <wp:anchor distT="0" distB="0" distL="114300" distR="114300" simplePos="0" relativeHeight="251659264" behindDoc="0" locked="0" layoutInCell="1" allowOverlap="1" wp14:anchorId="74C8DC17" wp14:editId="043ADA6E">
-                <wp:simplePos x="0" y="0"/>
-                <wp:positionH relativeFrom="column">
-                  <wp:posOffset>2996565</wp:posOffset>
-                </wp:positionH>
-                <wp:positionV relativeFrom="paragraph">
-                  <wp:posOffset>3883025</wp:posOffset>
-                </wp:positionV>
-                <wp:extent cx="400050" cy="342900"/>
-                <wp:effectExtent l="0" t="0" r="0" b="0"/>
-                <wp:wrapNone/>
-                <wp:docPr id="19" name="Прямоугольник 19"/>
-                <wp:cNvGraphicFramePr/>
-                <a:graphic xmlns:a="http://schemas.openxmlformats.org/drawingml/2006/main">
-                  <a:graphicData uri="http://schemas.microsoft.com/office/word/2010/wordprocessingShape">
-                    <wps:wsp>
-                      <wps:cNvSpPr/>
-                      <wps:spPr>
-                        <a:xfrm>
-                          <a:off x="0" y="0"/>
-                          <a:ext cx="400050" cy="342900"/>
-                        </a:xfrm>
-                        <a:prstGeom prst="rect">
-                          <a:avLst/>
-                        </a:prstGeom>
-                        <a:solidFill>
-                          <a:schemeClr val="bg1"/>
-                        </a:solidFill>
-                        <a:ln>
-                          <a:noFill/>
-                        </a:ln>
-                      </wps:spPr>
-                      <wps:style>
-                        <a:lnRef idx="2">
-                          <a:schemeClr val="accent1">
-                            <a:shade val="50000"/>
-                          </a:schemeClr>
-                        </a:lnRef>
-                        <a:fillRef idx="1">
-                          <a:schemeClr val="accent1"/>
-                        </a:fillRef>
-                        <a:effectRef idx="0">
-                          <a:schemeClr val="accent1"/>
-                        </a:effectRef>
-                        <a:fontRef idx="minor">
-                          <a:schemeClr val="lt1"/>
-                        </a:fontRef>
-                      </wps:style>
-                      <wps:bodyPr rot="0" spcFirstLastPara="0" vertOverflow="overflow" horzOverflow="overflow" vert="horz" wrap="square" lIns="91440" tIns="45720" rIns="91440" bIns="45720" numCol="1" spcCol="0" rtlCol="0" fromWordArt="0" anchor="ctr" anchorCtr="0" forceAA="0" compatLnSpc="1">
-                        <a:prstTxWarp prst="textNoShape">
-                          <a:avLst/>
-                        </a:prstTxWarp>
-                        <a:noAutofit/>
-                      </wps:bodyPr>
-                    </wps:wsp>
-                  </a:graphicData>
-                </a:graphic>
-              </wp:anchor>
-            </w:drawing>
-          </mc:Choice>
-          <mc:Fallback>
-            <w:pict>
-              <v:rect w14:anchorId="6AFF9499" id="Прямоугольник 19" o:spid="_x0000_s1026" style="position:absolute;margin-left:235.95pt;margin-top:305.75pt;width:31.5pt;height:27pt;z-index:251659264;visibility:visible;mso-wrap-style:square;mso-wrap-distance-left:9pt;mso-wrap-distance-top:0;mso-wrap-distance-right:9pt;mso-wrap-distance-bottom:0;mso-position-horizontal:absolute;mso-position-horizontal-relative:text;mso-position-vertical:absolute;mso-position-vertical-relative:text;v-text-anchor:middle" o:gfxdata="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" fillcolor="white [3212]" stroked="f" strokeweight="1pt"/>
-            </w:pict>
-          </mc:Fallback>
-        </mc:AlternateContent>
-      </w:r>
-      <w:hyperlink w:anchor="_Toc228630207" w:history="1">
+          <w:sz w:val="22"/>
+          <w:lang w:eastAsia="ru-RU"/>
+        </w:rPr>
+      </w:pPr>
+      <w:hyperlink w:anchor="_Toc228803319" w:history="1">
         <w:r>
           <w:rPr>
             <w:rStyle w:val="a8"/>
             <w:noProof/>
           </w:rPr>
-          <w:t>ЗАКЛЮЧЕНИЕ</w:t>
+          <w:t>СПИСОК ИСПОЛЬЗОВАННЫХ ИСТОЧНИКОВ</w:t>
         </w:r>
         <w:r>
           <w:rPr>
@@ -1679,7 +1631,7 @@
             <w:noProof/>
             <w:webHidden/>
           </w:rPr>
-          <w:instrText xml:space="preserve"> PAGEREF _Toc228630207 \h </w:instrText>
+          <w:instrText xml:space="preserve"> PAGEREF _Toc228803319 \h </w:instrText>
         </w:r>
         <w:r>
           <w:rPr>
@@ -1699,7 +1651,7 @@
             <w:noProof/>
             <w:webHidden/>
           </w:rPr>
-          <w:t>36</w:t>
+          <w:t>38</w:t>
         </w:r>
         <w:r>
           <w:rPr>
@@ -1709,6 +1661,17 @@
           <w:fldChar w:fldCharType="end"/>
         </w:r>
       </w:hyperlink>
+    </w:p>
+    <w:p>
+      <w:pPr>
+        <w:pStyle w:val="11"/>
+        <w:rPr>
+          <w:rFonts w:asciiTheme="minorHAnsi" w:eastAsiaTheme="minorEastAsia" w:hAnsiTheme="minorHAnsi"/>
+          <w:noProof/>
+          <w:sz w:val="22"/>
+          <w:lang w:eastAsia="ru-RU"/>
+        </w:rPr>
+      </w:pPr>
       <w:r>
         <w:fldChar w:fldCharType="end"/>
       </w:r>
@@ -1720,12 +1683,12 @@
       <w:pPr>
         <w:pStyle w:val="1"/>
       </w:pPr>
-      <w:bookmarkStart w:id="4" w:name="_Toc228630195"/>
+      <w:bookmarkStart w:id="5" w:name="_Toc228803306"/>
       <w:r>
         <w:lastRenderedPageBreak/>
         <w:t>ВВЕДЕНИЕ</w:t>
       </w:r>
-      <w:bookmarkEnd w:id="4"/>
+      <w:bookmarkEnd w:id="5"/>
     </w:p>
     <w:p/>
     <w:p>
@@ -1735,18 +1698,7 @@
     </w:p>
     <w:p>
       <w:r>
-        <w:t>Отечественный рынок программного обеспечения предлагает различные ин</w:t>
-      </w:r>
-      <w:bookmarkStart w:id="5" w:name="_GoBack"/>
-      <w:bookmarkEnd w:id="5"/>
-      <w:r>
-        <w:t xml:space="preserve">струменты для решения учетных задач, </w:t>
-      </w:r>
-      <w:r>
-        <w:t>и один из них это п</w:t>
-      </w:r>
-      <w:r>
-        <w:t>латформа «1С:Предприятие» представляет собой оптимальное решение для такой задачи благодаря мощным встроенным средствам разработки, позволяющим смоделировать и реализовать бизнес-логику любой сложности, обеспечить целостность данных и сформировать единое информационное пространство организации. Совокупность этих факторов обуславливает актуальность темы настоящей курсовой работы, посвященной разработке автоматизированной системы учета деятельности боулинг-клуба.</w:t>
+        <w:t>Отечественный рынок программного обеспечения предлагает различные инструменты для решения учетных задач, и один из них это платформа «1С:Предприятие» представляет собой оптимальное решение для такой задачи благодаря мощным встроенным средствам разработки, позволяющим смоделировать и реализовать бизнес-логику любой сложности, обеспечить целостность данных и сформировать единое информационное пространство организации. Совокупность этих факторов обуславливает актуальность темы настоящей курсовой работы, посвященной разработке автоматизированной системы учета деятельности боулинг-клуба.</w:t>
       </w:r>
     </w:p>
     <w:p>
@@ -1861,7 +1813,7 @@
         <w:pStyle w:val="1"/>
         <w:ind w:left="709" w:firstLine="0"/>
       </w:pPr>
-      <w:bookmarkStart w:id="6" w:name="_Toc228630196"/>
+      <w:bookmarkStart w:id="6" w:name="_Toc228803307"/>
       <w:r>
         <w:lastRenderedPageBreak/>
         <w:t xml:space="preserve">ГЛАВА </w:t>
@@ -1893,7 +1845,7 @@
         </w:numPr>
         <w:jc w:val="center"/>
       </w:pPr>
-      <w:bookmarkStart w:id="7" w:name="_Toc228630197"/>
+      <w:bookmarkStart w:id="7" w:name="_Toc228803308"/>
       <w:r>
         <w:t>Современные тенденции автоматизации бизнеса боулинга</w:t>
       </w:r>
@@ -1965,7 +1917,7 @@
         </w:numPr>
         <w:jc w:val="center"/>
       </w:pPr>
-      <w:bookmarkStart w:id="8" w:name="_Toc228630198"/>
+      <w:bookmarkStart w:id="8" w:name="_Toc228803309"/>
       <w:r>
         <w:lastRenderedPageBreak/>
         <w:t>Бизнес-процессы боулинга</w:t>
@@ -2025,7 +1977,7 @@
         </w:numPr>
         <w:jc w:val="center"/>
       </w:pPr>
-      <w:bookmarkStart w:id="9" w:name="_Toc228630199"/>
+      <w:bookmarkStart w:id="9" w:name="_Toc228803310"/>
       <w:r>
         <w:t>Обзор платформы и ее возможностей для автоматизации</w:t>
       </w:r>
@@ -2092,7 +2044,7 @@
         </w:numPr>
         <w:jc w:val="center"/>
       </w:pPr>
-      <w:bookmarkStart w:id="10" w:name="_Toc228630200"/>
+      <w:bookmarkStart w:id="10" w:name="_Toc228803311"/>
       <w:r>
         <w:lastRenderedPageBreak/>
         <w:t xml:space="preserve">Ключевые модули информационной системы для </w:t>
@@ -2202,7 +2154,7 @@
         </w:numPr>
         <w:jc w:val="center"/>
       </w:pPr>
-      <w:bookmarkStart w:id="11" w:name="_Toc228630201"/>
+      <w:bookmarkStart w:id="11" w:name="_Toc228803312"/>
       <w:r>
         <w:t>Преимущества внедрения информационной системы на основе 1С</w:t>
       </w:r>
@@ -2297,7 +2249,7 @@
       <w:pPr>
         <w:pStyle w:val="1"/>
       </w:pPr>
-      <w:bookmarkStart w:id="12" w:name="_Toc228630202"/>
+      <w:bookmarkStart w:id="12" w:name="_Toc228803313"/>
       <w:r>
         <w:lastRenderedPageBreak/>
         <w:t xml:space="preserve">ГЛАВА </w:t>
@@ -2322,7 +2274,7 @@
         <w:pStyle w:val="2"/>
         <w:jc w:val="center"/>
       </w:pPr>
-      <w:bookmarkStart w:id="13" w:name="_Toc228630203"/>
+      <w:bookmarkStart w:id="13" w:name="_Toc228803314"/>
       <w:r>
         <w:t>2.1 Проектирование структуры информационной системы</w:t>
       </w:r>
@@ -2515,7 +2467,7 @@
         <w:pStyle w:val="2"/>
         <w:jc w:val="center"/>
       </w:pPr>
-      <w:bookmarkStart w:id="14" w:name="_Toc228630204"/>
+      <w:bookmarkStart w:id="14" w:name="_Toc228803315"/>
       <w:r>
         <w:t>2.2 Настройка справочников и классификаторов</w:t>
       </w:r>
@@ -3206,7 +3158,7 @@
         <w:pStyle w:val="2"/>
         <w:jc w:val="center"/>
       </w:pPr>
-      <w:bookmarkStart w:id="15" w:name="_Toc228630205"/>
+      <w:bookmarkStart w:id="15" w:name="_Toc228803316"/>
       <w:r>
         <w:t>2.3 Разработка документооборота и бизнес-логики</w:t>
       </w:r>
@@ -4234,7 +4186,7 @@
       <w:pPr>
         <w:pStyle w:val="1"/>
       </w:pPr>
-      <w:bookmarkStart w:id="16" w:name="_Toc228630206"/>
+      <w:bookmarkStart w:id="16" w:name="_Toc228803317"/>
       <w:r>
         <w:t>2.4 Мониторинг загрузки дорожек</w:t>
       </w:r>
@@ -4423,7 +4375,7 @@
       <w:pPr>
         <w:pStyle w:val="1"/>
       </w:pPr>
-      <w:bookmarkStart w:id="17" w:name="_Toc228630207"/>
+      <w:bookmarkStart w:id="17" w:name="_Toc228803318"/>
       <w:r>
         <w:lastRenderedPageBreak/>
         <w:t>ЗАКЛЮЧЕНИЕ</w:t>
@@ -4437,10 +4389,7 @@
       </w:r>
       <w:proofErr w:type="gramStart"/>
       <w:r>
-        <w:t>С:Предприяти</w:t>
-      </w:r>
-      <w:r>
-        <w:t>е</w:t>
+        <w:t>С:Предприятие</w:t>
       </w:r>
       <w:proofErr w:type="gramEnd"/>
       <w:r>
@@ -4578,6 +4527,7 @@
       <w:bookmarkStart w:id="18" w:name="_Toc228629428"/>
       <w:bookmarkStart w:id="19" w:name="_Toc228629864"/>
       <w:bookmarkStart w:id="20" w:name="_Toc228630208"/>
+      <w:bookmarkStart w:id="21" w:name="_Toc228803319"/>
       <w:r>
         <w:lastRenderedPageBreak/>
         <w:t xml:space="preserve">СПИСОК </w:t>
@@ -4588,6 +4538,7 @@
       </w:r>
       <w:bookmarkEnd w:id="19"/>
       <w:bookmarkEnd w:id="20"/>
+      <w:bookmarkEnd w:id="21"/>
     </w:p>
     <w:p/>
     <w:p>
@@ -4668,13 +4619,7 @@
       </w:r>
       <w:proofErr w:type="gramEnd"/>
       <w:r>
-        <w:t xml:space="preserve"> 8» // v8.1c.ru. – URL: https://v8.1c.ru/tekhnologii/overview/ (дата обращения: </w:t>
-      </w:r>
-      <w:r>
-        <w:t>30</w:t>
-      </w:r>
-      <w:r>
-        <w:t>.03.2026)</w:t>
+        <w:t xml:space="preserve"> 8» // v8.1c.ru. – URL: https://v8.1c.ru/tekhnologii/overview/ (дата обращения: 30.03.2026)</w:t>
       </w:r>
     </w:p>
     <w:p>
@@ -4695,13 +4640,7 @@
       </w:r>
       <w:proofErr w:type="gramEnd"/>
       <w:r>
-        <w:t xml:space="preserve"> 8.3 — Полный обзор возможностей платформы // avtomatizator.ru. – URL: https://avtomatizator.ru/articles/produkty-1s/1s-predpriyatie-8-3-polnyy-obzor-vozmozhnostey-platformy/ (дата обращения: </w:t>
-      </w:r>
-      <w:r>
-        <w:t>3</w:t>
-      </w:r>
-      <w:r>
-        <w:t>0.03.2026)</w:t>
+        <w:t xml:space="preserve"> 8.3 — Полный обзор возможностей платформы // avtomatizator.ru. – URL: https://avtomatizator.ru/articles/produkty-1s/1s-predpriyatie-8-3-polnyy-obzor-vozmozhnostey-platformy/ (дата обращения: 30.03.2026)</w:t>
       </w:r>
     </w:p>
     <w:p>
@@ -4714,19 +4653,7 @@
         <w:ind w:left="0" w:firstLine="709"/>
       </w:pPr>
       <w:r>
-        <w:t>Преимущества и применение системы 1С в различных сферах бизнеса // oxtron.ru. – URL: https://oxtron.ru/tpost/zox7i7dex1-preimuschestva-i-primenenie-sistemi-1s-v (дата обращения: 0</w:t>
-      </w:r>
-      <w:r>
-        <w:t>9</w:t>
-      </w:r>
-      <w:r>
-        <w:t>.0</w:t>
-      </w:r>
-      <w:r>
-        <w:t>4</w:t>
-      </w:r>
-      <w:r>
-        <w:t>.2026)</w:t>
+        <w:t>Преимущества и применение системы 1С в различных сферах бизнеса // oxtron.ru. – URL: https://oxtron.ru/tpost/zox7i7dex1-preimuschestva-i-primenenie-sistemi-1s-v (дата обращения: 09.04.2026)</w:t>
       </w:r>
     </w:p>
     <w:p>
@@ -4782,13 +4709,7 @@
       </w:r>
       <w:proofErr w:type="gramEnd"/>
       <w:r>
-        <w:t xml:space="preserve"> Управление предприятием» // v8.1c.ru. – URL: https://v8.1c.ru/erp/preimushchestva/ (дата обращения: </w:t>
-      </w:r>
-      <w:r>
-        <w:t>15</w:t>
-      </w:r>
-      <w:r>
-        <w:t>.04.2026)</w:t>
+        <w:t xml:space="preserve"> Управление предприятием» // v8.1c.ru. – URL: https://v8.1c.ru/erp/preimushchestva/ (дата обращения: 15.04.2026)</w:t>
       </w:r>
     </w:p>
     <w:p>
@@ -4801,13 +4722,7 @@
         <w:ind w:left="0" w:firstLine="709"/>
       </w:pPr>
       <w:r>
-        <w:t xml:space="preserve">Справочники в 1С 8.3: создание, заполнение, перенос данных // syrgyt.1cbit.ru. – URL: https://syrgyt.1cbit.ru/blog/spravochniki-v-1s-8-3-sozdanie-zapolnenie-perenos-dannykh/ (дата обращения: </w:t>
-      </w:r>
-      <w:r>
-        <w:t>17</w:t>
-      </w:r>
-      <w:r>
-        <w:t>.04.2026)</w:t>
+        <w:t>Справочники в 1С 8.3: создание, заполнение, перенос данных // syrgyt.1cbit.ru. – URL: https://syrgyt.1cbit.ru/blog/spravochniki-v-1s-8-3-sozdanie-zapolnenie-perenos-dannykh/ (дата обращения: 17.04.2026)</w:t>
       </w:r>
     </w:p>
     <w:p>
@@ -4944,7 +4859,7 @@
 </file>
 
 <file path=word/endnotes.xml><?xml version="1.0" encoding="utf-8"?>
-<w:endnotes xmlns:wpc="http://schemas.microsoft.com/office/word/2010/wordprocessingCanvas" xmlns:cx="http://schemas.microsoft.com/office/drawing/2014/chartex" xmlns:cx1="http://schemas.microsoft.com/office/drawing/2015/9/8/chartex" xmlns:cx2="http://schemas.microsoft.com/office/drawing/2015/10/21/chartex" xmlns:cx3="http://schemas.microsoft.com/office/drawing/2016/5/9/chartex" xmlns:cx4="http://schemas.microsoft.com/office/drawing/2016/5/10/chartex" xmlns:cx5="http://schemas.microsoft.com/office/drawing/2016/5/11/chartex" xmlns:cx6="http://schemas.microsoft.com/office/drawing/2016/5/12/chartex" xmlns:cx7="http://schemas.microsoft.com/office/drawing/2016/5/13/chartex" xmlns:cx8="http://schemas.microsoft.com/office/drawing/2016/5/14/chartex" xmlns:mc="http://schemas.openxmlformats.org/markup-compatibility/2006" xmlns:aink="http://schemas.microsoft.com/office/drawing/2016/ink" xmlns:am3d="http://schemas.microsoft.com/office/drawing/2017/model3d" xmlns:o="urn:schemas-microsoft-com:office:office" xmlns:r="http://schemas.openxmlformats.org/officeDocument/2006/relationships" xmlns:m="http://schemas.openxmlformats.org/officeDocument/2006/math" xmlns:v="urn:schemas-microsoft-com:vml" xmlns:wp14="http://schemas.microsoft.com/office/word/2010/wordprocessingDrawing" xmlns:wp="http://schemas.openxmlformats.org/drawingml/2006/wordprocessingDrawing" xmlns:w10="urn:schemas-microsoft-com:office:word" xmlns:w="http://schemas.openxmlformats.org/wordprocessingml/2006/main" xmlns:w14="http://schemas.microsoft.com/office/word/2010/wordml" xmlns:w15="http://schemas.microsoft.com/office/word/2012/wordml" xmlns:w16cex="http://schemas.microsoft.com/office/word/2018/wordml/cex" xmlns:w16cid="http://schemas.microsoft.com/office/word/2016/wordml/cid" xmlns:w16="http://schemas.microsoft.com/office/word/2018/wordml" xmlns:w16se="http://schemas.microsoft.com/office/word/2015/wordml/symex" xmlns:wpg="http://schemas.microsoft.com/office/word/2010/wordprocessingGroup" xmlns:wpi="http://schemas.microsoft.com/office/word/2010/wordprocessingInk" xmlns:wne="http://schemas.microsoft.com/office/word/2006/wordml" xmlns:wps="http://schemas.microsoft.com/office/word/2010/wordprocessingShape" mc:Ignorable="w14 w15 w16se w16cid w16 w16cex wp14">
+<w:endnotes xmlns:wpc="http://schemas.microsoft.com/office/word/2010/wordprocessingCanvas" xmlns:cx="http://schemas.microsoft.com/office/drawing/2014/chartex" xmlns:cx1="http://schemas.microsoft.com/office/drawing/2015/9/8/chartex" xmlns:cx2="http://schemas.microsoft.com/office/drawing/2015/10/21/chartex" xmlns:cx3="http://schemas.microsoft.com/office/drawing/2016/5/9/chartex" xmlns:cx4="http://schemas.microsoft.com/office/drawing/2016/5/10/chartex" xmlns:cx5="http://schemas.microsoft.com/office/drawing/2016/5/11/chartex" xmlns:cx6="http://schemas.microsoft.com/office/drawing/2016/5/12/chartex" xmlns:cx7="http://schemas.microsoft.com/office/drawing/2016/5/13/chartex" xmlns:cx8="http://schemas.microsoft.com/office/drawing/2016/5/14/chartex" xmlns:mc="http://schemas.openxmlformats.org/markup-compatibility/2006" xmlns:aink="http://schemas.microsoft.com/office/drawing/2016/ink" xmlns:am3d="http://schemas.microsoft.com/office/drawing/2017/model3d" xmlns:o="urn:schemas-microsoft-com:office:office" xmlns:r="http://schemas.openxmlformats.org/officeDocument/2006/relationships" xmlns:m="http://schemas.openxmlformats.org/officeDocument/2006/math" xmlns:v="urn:schemas-microsoft-com:vml" xmlns:wp14="http://schemas.microsoft.com/office/word/2010/wordprocessingDrawing" xmlns:wp="http://schemas.openxmlformats.org/drawingml/2006/wordprocessingDrawing" xmlns:w10="urn:schemas-microsoft-com:office:word" xmlns:w="http://schemas.openxmlformats.org/wordprocessingml/2006/main" xmlns:w14="http://schemas.microsoft.com/office/word/2010/wordml" xmlns:w15="http://schemas.microsoft.com/office/word/2012/wordml" xmlns:w16cex="http://schemas.microsoft.com/office/word/2018/wordml/cex" xmlns:w16cid="http://schemas.microsoft.com/office/word/2016/wordml/cid" xmlns:w16="http://schemas.microsoft.com/office/word/2018/wordml" xmlns:w16sdtdh="http://schemas.microsoft.com/office/word/2020/wordml/sdtdatahash" xmlns:w16se="http://schemas.microsoft.com/office/word/2015/wordml/symex" xmlns:wpg="http://schemas.microsoft.com/office/word/2010/wordprocessingGroup" xmlns:wpi="http://schemas.microsoft.com/office/word/2010/wordprocessingInk" xmlns:wne="http://schemas.microsoft.com/office/word/2006/wordml" xmlns:wps="http://schemas.microsoft.com/office/word/2010/wordprocessingShape" mc:Ignorable="w14 w15 w16se w16cid w16 w16cex w16sdtdh wp14">
   <w:endnote w:type="separator" w:id="-1">
     <w:p>
       <w:pPr>
@@ -4969,7 +4884,7 @@
 </file>
 
 <file path=word/footer1.xml><?xml version="1.0" encoding="utf-8"?>
-<w:ftr xmlns:wpc="http://schemas.microsoft.com/office/word/2010/wordprocessingCanvas" xmlns:cx="http://schemas.microsoft.com/office/drawing/2014/chartex" xmlns:cx1="http://schemas.microsoft.com/office/drawing/2015/9/8/chartex" xmlns:cx2="http://schemas.microsoft.com/office/drawing/2015/10/21/chartex" xmlns:cx3="http://schemas.microsoft.com/office/drawing/2016/5/9/chartex" xmlns:cx4="http://schemas.microsoft.com/office/drawing/2016/5/10/chartex" xmlns:cx5="http://schemas.microsoft.com/office/drawing/2016/5/11/chartex" xmlns:cx6="http://schemas.microsoft.com/office/drawing/2016/5/12/chartex" xmlns:cx7="http://schemas.microsoft.com/office/drawing/2016/5/13/chartex" xmlns:cx8="http://schemas.microsoft.com/office/drawing/2016/5/14/chartex" xmlns:mc="http://schemas.openxmlformats.org/markup-compatibility/2006" xmlns:aink="http://schemas.microsoft.com/office/drawing/2016/ink" xmlns:am3d="http://schemas.microsoft.com/office/drawing/2017/model3d" xmlns:o="urn:schemas-microsoft-com:office:office" xmlns:r="http://schemas.openxmlformats.org/officeDocument/2006/relationships" xmlns:m="http://schemas.openxmlformats.org/officeDocument/2006/math" xmlns:v="urn:schemas-microsoft-com:vml" xmlns:wp14="http://schemas.microsoft.com/office/word/2010/wordprocessingDrawing" xmlns:wp="http://schemas.openxmlformats.org/drawingml/2006/wordprocessingDrawing" xmlns:w10="urn:schemas-microsoft-com:office:word" xmlns:w="http://schemas.openxmlformats.org/wordprocessingml/2006/main" xmlns:w14="http://schemas.microsoft.com/office/word/2010/wordml" xmlns:w15="http://schemas.microsoft.com/office/word/2012/wordml" xmlns:w16cex="http://schemas.microsoft.com/office/word/2018/wordml/cex" xmlns:w16cid="http://schemas.microsoft.com/office/word/2016/wordml/cid" xmlns:w16="http://schemas.microsoft.com/office/word/2018/wordml" xmlns:w16se="http://schemas.microsoft.com/office/word/2015/wordml/symex" xmlns:wpg="http://schemas.microsoft.com/office/word/2010/wordprocessingGroup" xmlns:wpi="http://schemas.microsoft.com/office/word/2010/wordprocessingInk" xmlns:wne="http://schemas.microsoft.com/office/word/2006/wordml" xmlns:wps="http://schemas.microsoft.com/office/word/2010/wordprocessingShape" mc:Ignorable="w14 w15 w16se w16cid w16 w16cex wp14">
+<w:ftr xmlns:wpc="http://schemas.microsoft.com/office/word/2010/wordprocessingCanvas" xmlns:cx="http://schemas.microsoft.com/office/drawing/2014/chartex" xmlns:cx1="http://schemas.microsoft.com/office/drawing/2015/9/8/chartex" xmlns:cx2="http://schemas.microsoft.com/office/drawing/2015/10/21/chartex" xmlns:cx3="http://schemas.microsoft.com/office/drawing/2016/5/9/chartex" xmlns:cx4="http://schemas.microsoft.com/office/drawing/2016/5/10/chartex" xmlns:cx5="http://schemas.microsoft.com/office/drawing/2016/5/11/chartex" xmlns:cx6="http://schemas.microsoft.com/office/drawing/2016/5/12/chartex" xmlns:cx7="http://schemas.microsoft.com/office/drawing/2016/5/13/chartex" xmlns:cx8="http://schemas.microsoft.com/office/drawing/2016/5/14/chartex" xmlns:mc="http://schemas.openxmlformats.org/markup-compatibility/2006" xmlns:aink="http://schemas.microsoft.com/office/drawing/2016/ink" xmlns:am3d="http://schemas.microsoft.com/office/drawing/2017/model3d" xmlns:o="urn:schemas-microsoft-com:office:office" xmlns:r="http://schemas.openxmlformats.org/officeDocument/2006/relationships" xmlns:m="http://schemas.openxmlformats.org/officeDocument/2006/math" xmlns:v="urn:schemas-microsoft-com:vml" xmlns:wp14="http://schemas.microsoft.com/office/word/2010/wordprocessingDrawing" xmlns:wp="http://schemas.openxmlformats.org/drawingml/2006/wordprocessingDrawing" xmlns:w10="urn:schemas-microsoft-com:office:word" xmlns:w="http://schemas.openxmlformats.org/wordprocessingml/2006/main" xmlns:w14="http://schemas.microsoft.com/office/word/2010/wordml" xmlns:w15="http://schemas.microsoft.com/office/word/2012/wordml" xmlns:w16cex="http://schemas.microsoft.com/office/word/2018/wordml/cex" xmlns:w16cid="http://schemas.microsoft.com/office/word/2016/wordml/cid" xmlns:w16="http://schemas.microsoft.com/office/word/2018/wordml" xmlns:w16sdtdh="http://schemas.microsoft.com/office/word/2020/wordml/sdtdatahash" xmlns:w16se="http://schemas.microsoft.com/office/word/2015/wordml/symex" xmlns:wpg="http://schemas.microsoft.com/office/word/2010/wordprocessingGroup" xmlns:wpi="http://schemas.microsoft.com/office/word/2010/wordprocessingInk" xmlns:wne="http://schemas.microsoft.com/office/word/2006/wordml" xmlns:wps="http://schemas.microsoft.com/office/word/2010/wordprocessingShape" mc:Ignorable="w14 w15 w16se w16cid w16 w16cex w16sdtdh wp14">
   <w:sdt>
     <w:sdtPr>
       <w:id w:val="-682199576"/>
@@ -4978,6 +4893,7 @@
         <w:docPartUnique/>
       </w:docPartObj>
     </w:sdtPr>
+    <w:sdtEndPr/>
     <w:sdtContent>
       <w:p>
         <w:pPr>
@@ -5012,7 +4928,7 @@
 </file>
 
 <file path=word/footnotes.xml><?xml version="1.0" encoding="utf-8"?>
-<w:footnotes xmlns:wpc="http://schemas.microsoft.com/office/word/2010/wordprocessingCanvas" xmlns:cx="http://schemas.microsoft.com/office/drawing/2014/chartex" xmlns:cx1="http://schemas.microsoft.com/office/drawing/2015/9/8/chartex" xmlns:cx2="http://schemas.microsoft.com/office/drawing/2015/10/21/chartex" xmlns:cx3="http://schemas.microsoft.com/office/drawing/2016/5/9/chartex" xmlns:cx4="http://schemas.microsoft.com/office/drawing/2016/5/10/chartex" xmlns:cx5="http://schemas.microsoft.com/office/drawing/2016/5/11/chartex" xmlns:cx6="http://schemas.microsoft.com/office/drawing/2016/5/12/chartex" xmlns:cx7="http://schemas.microsoft.com/office/drawing/2016/5/13/chartex" xmlns:cx8="http://schemas.microsoft.com/office/drawing/2016/5/14/chartex" xmlns:mc="http://schemas.openxmlformats.org/markup-compatibility/2006" xmlns:aink="http://schemas.microsoft.com/office/drawing/2016/ink" xmlns:am3d="http://schemas.microsoft.com/office/drawing/2017/model3d" xmlns:o="urn:schemas-microsoft-com:office:office" xmlns:r="http://schemas.openxmlformats.org/officeDocument/2006/relationships" xmlns:m="http://schemas.openxmlformats.org/officeDocument/2006/math" xmlns:v="urn:schemas-microsoft-com:vml" xmlns:wp14="http://schemas.microsoft.com/office/word/2010/wordprocessingDrawing" xmlns:wp="http://schemas.openxmlformats.org/drawingml/2006/wordprocessingDrawing" xmlns:w10="urn:schemas-microsoft-com:office:word" xmlns:w="http://schemas.openxmlformats.org/wordprocessingml/2006/main" xmlns:w14="http://schemas.microsoft.com/office/word/2010/wordml" xmlns:w15="http://schemas.microsoft.com/office/word/2012/wordml" xmlns:w16cex="http://schemas.microsoft.com/office/word/2018/wordml/cex" xmlns:w16cid="http://schemas.microsoft.com/office/word/2016/wordml/cid" xmlns:w16="http://schemas.microsoft.com/office/word/2018/wordml" xmlns:w16se="http://schemas.microsoft.com/office/word/2015/wordml/symex" xmlns:wpg="http://schemas.microsoft.com/office/word/2010/wordprocessingGroup" xmlns:wpi="http://schemas.microsoft.com/office/word/2010/wordprocessingInk" xmlns:wne="http://schemas.microsoft.com/office/word/2006/wordml" xmlns:wps="http://schemas.microsoft.com/office/word/2010/wordprocessingShape" mc:Ignorable="w14 w15 w16se w16cid w16 w16cex wp14">
+<w:footnotes xmlns:wpc="http://schemas.microsoft.com/office/word/2010/wordprocessingCanvas" xmlns:cx="http://schemas.microsoft.com/office/drawing/2014/chartex" xmlns:cx1="http://schemas.microsoft.com/office/drawing/2015/9/8/chartex" xmlns:cx2="http://schemas.microsoft.com/office/drawing/2015/10/21/chartex" xmlns:cx3="http://schemas.microsoft.com/office/drawing/2016/5/9/chartex" xmlns:cx4="http://schemas.microsoft.com/office/drawing/2016/5/10/chartex" xmlns:cx5="http://schemas.microsoft.com/office/drawing/2016/5/11/chartex" xmlns:cx6="http://schemas.microsoft.com/office/drawing/2016/5/12/chartex" xmlns:cx7="http://schemas.microsoft.com/office/drawing/2016/5/13/chartex" xmlns:cx8="http://schemas.microsoft.com/office/drawing/2016/5/14/chartex" xmlns:mc="http://schemas.openxmlformats.org/markup-compatibility/2006" xmlns:aink="http://schemas.microsoft.com/office/drawing/2016/ink" xmlns:am3d="http://schemas.microsoft.com/office/drawing/2017/model3d" xmlns:o="urn:schemas-microsoft-com:office:office" xmlns:r="http://schemas.openxmlformats.org/officeDocument/2006/relationships" xmlns:m="http://schemas.openxmlformats.org/officeDocument/2006/math" xmlns:v="urn:schemas-microsoft-com:vml" xmlns:wp14="http://schemas.microsoft.com/office/word/2010/wordprocessingDrawing" xmlns:wp="http://schemas.openxmlformats.org/drawingml/2006/wordprocessingDrawing" xmlns:w10="urn:schemas-microsoft-com:office:word" xmlns:w="http://schemas.openxmlformats.org/wordprocessingml/2006/main" xmlns:w14="http://schemas.microsoft.com/office/word/2010/wordml" xmlns:w15="http://schemas.microsoft.com/office/word/2012/wordml" xmlns:w16cex="http://schemas.microsoft.com/office/word/2018/wordml/cex" xmlns:w16cid="http://schemas.microsoft.com/office/word/2016/wordml/cid" xmlns:w16="http://schemas.microsoft.com/office/word/2018/wordml" xmlns:w16sdtdh="http://schemas.microsoft.com/office/word/2020/wordml/sdtdatahash" xmlns:w16se="http://schemas.microsoft.com/office/word/2015/wordml/symex" xmlns:wpg="http://schemas.microsoft.com/office/word/2010/wordprocessingGroup" xmlns:wpi="http://schemas.microsoft.com/office/word/2010/wordprocessingInk" xmlns:wne="http://schemas.microsoft.com/office/word/2006/wordml" xmlns:wps="http://schemas.microsoft.com/office/word/2010/wordprocessingShape" mc:Ignorable="w14 w15 w16se w16cid w16 w16cex w16sdtdh wp14">
   <w:footnote w:type="separator" w:id="-1">
     <w:p>
       <w:pPr>
@@ -5037,7 +4953,7 @@
 </file>
 
 <file path=word/numbering.xml><?xml version="1.0" encoding="utf-8"?>
-<w:numbering xmlns:wpc="http://schemas.microsoft.com/office/word/2010/wordprocessingCanvas" xmlns:cx="http://schemas.microsoft.com/office/drawing/2014/chartex" xmlns:cx1="http://schemas.microsoft.com/office/drawing/2015/9/8/chartex" xmlns:cx2="http://schemas.microsoft.com/office/drawing/2015/10/21/chartex" xmlns:cx3="http://schemas.microsoft.com/office/drawing/2016/5/9/chartex" xmlns:cx4="http://schemas.microsoft.com/office/drawing/2016/5/10/chartex" xmlns:cx5="http://schemas.microsoft.com/office/drawing/2016/5/11/chartex" xmlns:cx6="http://schemas.microsoft.com/office/drawing/2016/5/12/chartex" xmlns:cx7="http://schemas.microsoft.com/office/drawing/2016/5/13/chartex" xmlns:cx8="http://schemas.microsoft.com/office/drawing/2016/5/14/chartex" xmlns:mc="http://schemas.openxmlformats.org/markup-compatibility/2006" xmlns:aink="http://schemas.microsoft.com/office/drawing/2016/ink" xmlns:am3d="http://schemas.microsoft.com/office/drawing/2017/model3d" xmlns:o="urn:schemas-microsoft-com:office:office" xmlns:r="http://schemas.openxmlformats.org/officeDocument/2006/relationships" xmlns:m="http://schemas.openxmlformats.org/officeDocument/2006/math" xmlns:v="urn:schemas-microsoft-com:vml" xmlns:wp14="http://schemas.microsoft.com/office/word/2010/wordprocessingDrawing" xmlns:wp="http://schemas.openxmlformats.org/drawingml/2006/wordprocessingDrawing" xmlns:w10="urn:schemas-microsoft-com:office:word" xmlns:w="http://schemas.openxmlformats.org/wordprocessingml/2006/main" xmlns:w14="http://schemas.microsoft.com/office/word/2010/wordml" xmlns:w15="http://schemas.microsoft.com/office/word/2012/wordml" xmlns:w16cex="http://schemas.microsoft.com/office/word/2018/wordml/cex" xmlns:w16cid="http://schemas.microsoft.com/office/word/2016/wordml/cid" xmlns:w16="http://schemas.microsoft.com/office/word/2018/wordml" xmlns:w16se="http://schemas.microsoft.com/office/word/2015/wordml/symex" xmlns:wpg="http://schemas.microsoft.com/office/word/2010/wordprocessingGroup" xmlns:wpi="http://schemas.microsoft.com/office/word/2010/wordprocessingInk" xmlns:wne="http://schemas.microsoft.com/office/word/2006/wordml" xmlns:wps="http://schemas.microsoft.com/office/word/2010/wordprocessingShape" mc:Ignorable="w14 w15 w16se w16cid w16 w16cex wp14">
+<w:numbering xmlns:wpc="http://schemas.microsoft.com/office/word/2010/wordprocessingCanvas" xmlns:cx="http://schemas.microsoft.com/office/drawing/2014/chartex" xmlns:cx1="http://schemas.microsoft.com/office/drawing/2015/9/8/chartex" xmlns:cx2="http://schemas.microsoft.com/office/drawing/2015/10/21/chartex" xmlns:cx3="http://schemas.microsoft.com/office/drawing/2016/5/9/chartex" xmlns:cx4="http://schemas.microsoft.com/office/drawing/2016/5/10/chartex" xmlns:cx5="http://schemas.microsoft.com/office/drawing/2016/5/11/chartex" xmlns:cx6="http://schemas.microsoft.com/office/drawing/2016/5/12/chartex" xmlns:cx7="http://schemas.microsoft.com/office/drawing/2016/5/13/chartex" xmlns:cx8="http://schemas.microsoft.com/office/drawing/2016/5/14/chartex" xmlns:mc="http://schemas.openxmlformats.org/markup-compatibility/2006" xmlns:aink="http://schemas.microsoft.com/office/drawing/2016/ink" xmlns:am3d="http://schemas.microsoft.com/office/drawing/2017/model3d" xmlns:o="urn:schemas-microsoft-com:office:office" xmlns:r="http://schemas.openxmlformats.org/officeDocument/2006/relationships" xmlns:m="http://schemas.openxmlformats.org/officeDocument/2006/math" xmlns:v="urn:schemas-microsoft-com:vml" xmlns:wp14="http://schemas.microsoft.com/office/word/2010/wordprocessingDrawing" xmlns:wp="http://schemas.openxmlformats.org/drawingml/2006/wordprocessingDrawing" xmlns:w10="urn:schemas-microsoft-com:office:word" xmlns:w="http://schemas.openxmlformats.org/wordprocessingml/2006/main" xmlns:w14="http://schemas.microsoft.com/office/word/2010/wordml" xmlns:w15="http://schemas.microsoft.com/office/word/2012/wordml" xmlns:w16cex="http://schemas.microsoft.com/office/word/2018/wordml/cex" xmlns:w16cid="http://schemas.microsoft.com/office/word/2016/wordml/cid" xmlns:w16="http://schemas.microsoft.com/office/word/2018/wordml" xmlns:w16sdtdh="http://schemas.microsoft.com/office/word/2020/wordml/sdtdatahash" xmlns:w16se="http://schemas.microsoft.com/office/word/2015/wordml/symex" xmlns:wpg="http://schemas.microsoft.com/office/word/2010/wordprocessingGroup" xmlns:wpi="http://schemas.microsoft.com/office/word/2010/wordprocessingInk" xmlns:wne="http://schemas.microsoft.com/office/word/2006/wordml" xmlns:wps="http://schemas.microsoft.com/office/word/2010/wordprocessingShape" mc:Ignorable="w14 w15 w16se w16cid w16 w16cex w16sdtdh wp14">
   <w:abstractNum w:abstractNumId="0" w15:restartNumberingAfterBreak="0">
     <w:nsid w:val="1FB5128A"/>
     <w:multiLevelType w:val="hybridMultilevel"/>
@@ -5528,7 +5444,7 @@
 </file>
 
 <file path=word/styles.xml><?xml version="1.0" encoding="utf-8"?>
-<w:styles xmlns:mc="http://schemas.openxmlformats.org/markup-compatibility/2006" xmlns:r="http://schemas.openxmlformats.org/officeDocument/2006/relationships" xmlns:w="http://schemas.openxmlformats.org/wordprocessingml/2006/main" xmlns:w14="http://schemas.microsoft.com/office/word/2010/wordml" xmlns:w15="http://schemas.microsoft.com/office/word/2012/wordml" xmlns:w16cex="http://schemas.microsoft.com/office/word/2018/wordml/cex" xmlns:w16cid="http://schemas.microsoft.com/office/word/2016/wordml/cid" xmlns:w16="http://schemas.microsoft.com/office/word/2018/wordml" xmlns:w16se="http://schemas.microsoft.com/office/word/2015/wordml/symex" mc:Ignorable="w14 w15 w16se w16cid w16 w16cex">
+<w:styles xmlns:mc="http://schemas.openxmlformats.org/markup-compatibility/2006" xmlns:r="http://schemas.openxmlformats.org/officeDocument/2006/relationships" xmlns:w="http://schemas.openxmlformats.org/wordprocessingml/2006/main" xmlns:w14="http://schemas.microsoft.com/office/word/2010/wordml" xmlns:w15="http://schemas.microsoft.com/office/word/2012/wordml" xmlns:w16cex="http://schemas.microsoft.com/office/word/2018/wordml/cex" xmlns:w16cid="http://schemas.microsoft.com/office/word/2016/wordml/cid" xmlns:w16="http://schemas.microsoft.com/office/word/2018/wordml" xmlns:w16sdtdh="http://schemas.microsoft.com/office/word/2020/wordml/sdtdatahash" xmlns:w16se="http://schemas.microsoft.com/office/word/2015/wordml/symex" mc:Ignorable="w14 w15 w16se w16cid w16 w16cex w16sdtdh">
   <w:docDefaults>
     <w:rPrDefault>
       <w:rPr>
@@ -6122,7 +6038,7 @@
     <w:autoRedefine/>
     <w:uiPriority w:val="39"/>
     <w:unhideWhenUsed/>
-    <w:rsid w:val="003F745E"/>
+    <w:rsid w:val="00C6428B"/>
     <w:pPr>
       <w:tabs>
         <w:tab w:val="right" w:pos="9345"/>
